--- a/TPFinal - Nivel 3 - Web/Documentación_desarrollo_tpFinal.docx
+++ b/TPFinal - Nivel 3 - Web/Documentación_desarrollo_tpFinal.docx
@@ -3098,7 +3098,1353 @@
       </w:r>
     </w:p>
     <w:p/>
-    <w:p/>
+    <w:p>
+      <w:pPr>
+        <w:rPr>
+          <w:b/>
+          <w:bCs/>
+        </w:rPr>
+      </w:pPr>
+      <w:r>
+        <w:rPr>
+          <w:rFonts w:ascii="Segoe UI Emoji" w:hAnsi="Segoe UI Emoji" w:cs="Segoe UI Emoji"/>
+          <w:b/>
+          <w:bCs/>
+        </w:rPr>
+        <w:t>🚀</w:t>
+      </w:r>
+      <w:r>
+        <w:rPr>
+          <w:b/>
+          <w:bCs/>
+        </w:rPr>
+        <w:t xml:space="preserve"> Fase 3: ¡A darle vida al Catálogo! (El </w:t>
+      </w:r>
+      <w:proofErr w:type="spellStart"/>
+      <w:r>
+        <w:rPr>
+          <w:b/>
+          <w:bCs/>
+        </w:rPr>
+        <w:t>Code-Behind</w:t>
+      </w:r>
+      <w:proofErr w:type="spellEnd"/>
+      <w:r>
+        <w:rPr>
+          <w:b/>
+          <w:bCs/>
+        </w:rPr>
+        <w:t>)</w:t>
+      </w:r>
+    </w:p>
+    <w:p>
+      <w:r>
+        <w:t xml:space="preserve">Ahora que hiciste el </w:t>
+      </w:r>
+      <w:proofErr w:type="spellStart"/>
+      <w:r>
+        <w:t>commit</w:t>
+      </w:r>
+      <w:proofErr w:type="spellEnd"/>
+      <w:r>
+        <w:t xml:space="preserve"> y salvamos nuestro progreso visual, estamos listos para meterle el motor de base de datos a la página de inicio.</w:t>
+      </w:r>
+    </w:p>
+    <w:p>
+      <w:pPr>
+        <w:numPr>
+          <w:ilvl w:val="0"/>
+          <w:numId w:val="14"/>
+        </w:numPr>
+      </w:pPr>
+      <w:proofErr w:type="spellStart"/>
+      <w:r>
+        <w:t>Desplegá</w:t>
+      </w:r>
+      <w:proofErr w:type="spellEnd"/>
+      <w:r>
+        <w:t xml:space="preserve"> tu archivo Default.aspx en el Explorador de Soluciones y abrí el archivo de código C# (</w:t>
+      </w:r>
+      <w:proofErr w:type="spellStart"/>
+      <w:r>
+        <w:rPr>
+          <w:b/>
+          <w:bCs/>
+        </w:rPr>
+        <w:t>Default.aspx.cs</w:t>
+      </w:r>
+      <w:proofErr w:type="spellEnd"/>
+      <w:r>
+        <w:t>).</w:t>
+      </w:r>
+    </w:p>
+    <w:p>
+      <w:pPr>
+        <w:numPr>
+          <w:ilvl w:val="0"/>
+          <w:numId w:val="14"/>
+        </w:numPr>
+      </w:pPr>
+      <w:r>
+        <w:t xml:space="preserve">Arriba de todo, </w:t>
+      </w:r>
+      <w:proofErr w:type="spellStart"/>
+      <w:r>
+        <w:t>agregá</w:t>
+      </w:r>
+      <w:proofErr w:type="spellEnd"/>
+      <w:r>
+        <w:t xml:space="preserve"> los </w:t>
+      </w:r>
+      <w:proofErr w:type="spellStart"/>
+      <w:r>
+        <w:t>using</w:t>
+      </w:r>
+      <w:proofErr w:type="spellEnd"/>
+      <w:r>
+        <w:t xml:space="preserve"> para conectar las capas:</w:t>
+      </w:r>
+    </w:p>
+    <w:p>
+      <w:proofErr w:type="spellStart"/>
+      <w:r>
+        <w:t>using</w:t>
+      </w:r>
+      <w:proofErr w:type="spellEnd"/>
+      <w:r>
+        <w:t xml:space="preserve"> Dominio;</w:t>
+      </w:r>
+    </w:p>
+    <w:p>
+      <w:proofErr w:type="spellStart"/>
+      <w:r>
+        <w:t>using</w:t>
+      </w:r>
+      <w:proofErr w:type="spellEnd"/>
+      <w:r>
+        <w:t xml:space="preserve"> Negocio;</w:t>
+      </w:r>
+    </w:p>
+    <w:p>
+      <w:pPr>
+        <w:pStyle w:val="Prrafodelista"/>
+        <w:numPr>
+          <w:ilvl w:val="0"/>
+          <w:numId w:val="14"/>
+        </w:numPr>
+      </w:pPr>
+      <w:proofErr w:type="spellStart"/>
+      <w:r>
+        <w:t>Reemplazá</w:t>
+      </w:r>
+      <w:proofErr w:type="spellEnd"/>
+      <w:r>
+        <w:t xml:space="preserve"> la clase Default con este código. Vamos a instanciar </w:t>
+      </w:r>
+      <w:proofErr w:type="spellStart"/>
+      <w:r>
+        <w:t>ArticuloNegocio</w:t>
+      </w:r>
+      <w:proofErr w:type="spellEnd"/>
+      <w:r>
+        <w:t xml:space="preserve"> y guardar los artículos en una propiedad pública:</w:t>
+      </w:r>
+    </w:p>
+    <w:p>
+      <w:pPr>
+        <w:pStyle w:val="Prrafodelista"/>
+        <w:rPr>
+          <w:lang w:val="en-US"/>
+        </w:rPr>
+      </w:pPr>
+      <w:r>
+        <w:rPr>
+          <w:lang w:val="en-US"/>
+        </w:rPr>
+        <w:t xml:space="preserve">namespace </w:t>
+      </w:r>
+      <w:proofErr w:type="spellStart"/>
+      <w:r>
+        <w:rPr>
+          <w:lang w:val="en-US"/>
+        </w:rPr>
+        <w:t>e_commerce</w:t>
+      </w:r>
+      <w:proofErr w:type="spellEnd"/>
+    </w:p>
+    <w:p>
+      <w:pPr>
+        <w:pStyle w:val="Prrafodelista"/>
+        <w:rPr>
+          <w:lang w:val="en-US"/>
+        </w:rPr>
+      </w:pPr>
+      <w:r>
+        <w:rPr>
+          <w:lang w:val="en-US"/>
+        </w:rPr>
+        <w:t>{</w:t>
+      </w:r>
+    </w:p>
+    <w:p>
+      <w:pPr>
+        <w:pStyle w:val="Prrafodelista"/>
+        <w:rPr>
+          <w:lang w:val="en-US"/>
+        </w:rPr>
+      </w:pPr>
+      <w:r>
+        <w:rPr>
+          <w:lang w:val="en-US"/>
+        </w:rPr>
+        <w:t xml:space="preserve">    public partial class </w:t>
+      </w:r>
+      <w:proofErr w:type="gramStart"/>
+      <w:r>
+        <w:rPr>
+          <w:lang w:val="en-US"/>
+        </w:rPr>
+        <w:t>Default :</w:t>
+      </w:r>
+      <w:proofErr w:type="gramEnd"/>
+      <w:r>
+        <w:rPr>
+          <w:lang w:val="en-US"/>
+        </w:rPr>
+        <w:t xml:space="preserve"> </w:t>
+      </w:r>
+      <w:proofErr w:type="spellStart"/>
+      <w:r>
+        <w:rPr>
+          <w:lang w:val="en-US"/>
+        </w:rPr>
+        <w:t>System.Web.UI.Page</w:t>
+      </w:r>
+      <w:proofErr w:type="spellEnd"/>
+    </w:p>
+    <w:p>
+      <w:pPr>
+        <w:pStyle w:val="Prrafodelista"/>
+      </w:pPr>
+      <w:r>
+        <w:rPr>
+          <w:lang w:val="en-US"/>
+        </w:rPr>
+        <w:t xml:space="preserve">    </w:t>
+      </w:r>
+      <w:r>
+        <w:t>{</w:t>
+      </w:r>
+    </w:p>
+    <w:p>
+      <w:pPr>
+        <w:pStyle w:val="Prrafodelista"/>
+      </w:pPr>
+      <w:r>
+        <w:t xml:space="preserve">        // Propiedad pública para que el Front-</w:t>
+      </w:r>
+      <w:proofErr w:type="spellStart"/>
+      <w:r>
+        <w:t>End</w:t>
+      </w:r>
+      <w:proofErr w:type="spellEnd"/>
+      <w:r>
+        <w:t xml:space="preserve"> (HTML) pueda leer la lista</w:t>
+      </w:r>
+    </w:p>
+    <w:p>
+      <w:pPr>
+        <w:pStyle w:val="Prrafodelista"/>
+        <w:rPr>
+          <w:lang w:val="en-US"/>
+        </w:rPr>
+      </w:pPr>
+      <w:r>
+        <w:t xml:space="preserve">        </w:t>
+      </w:r>
+      <w:r>
+        <w:rPr>
+          <w:lang w:val="en-US"/>
+        </w:rPr>
+        <w:t>public List&lt;</w:t>
+      </w:r>
+      <w:proofErr w:type="spellStart"/>
+      <w:r>
+        <w:rPr>
+          <w:lang w:val="en-US"/>
+        </w:rPr>
+        <w:t>Articulo</w:t>
+      </w:r>
+      <w:proofErr w:type="spellEnd"/>
+      <w:r>
+        <w:rPr>
+          <w:lang w:val="en-US"/>
+        </w:rPr>
+        <w:t xml:space="preserve">&gt; </w:t>
+      </w:r>
+      <w:proofErr w:type="spellStart"/>
+      <w:r>
+        <w:rPr>
+          <w:lang w:val="en-US"/>
+        </w:rPr>
+        <w:t>ListaArticulos</w:t>
+      </w:r>
+      <w:proofErr w:type="spellEnd"/>
+      <w:r>
+        <w:rPr>
+          <w:lang w:val="en-US"/>
+        </w:rPr>
+        <w:t xml:space="preserve"> </w:t>
+      </w:r>
+      <w:proofErr w:type="gramStart"/>
+      <w:r>
+        <w:rPr>
+          <w:lang w:val="en-US"/>
+        </w:rPr>
+        <w:t>{ get</w:t>
+      </w:r>
+      <w:proofErr w:type="gramEnd"/>
+      <w:r>
+        <w:rPr>
+          <w:lang w:val="en-US"/>
+        </w:rPr>
+        <w:t>; set; }</w:t>
+      </w:r>
+    </w:p>
+    <w:p>
+      <w:pPr>
+        <w:pStyle w:val="Prrafodelista"/>
+        <w:rPr>
+          <w:lang w:val="en-US"/>
+        </w:rPr>
+      </w:pPr>
+    </w:p>
+    <w:p>
+      <w:pPr>
+        <w:pStyle w:val="Prrafodelista"/>
+        <w:rPr>
+          <w:lang w:val="en-US"/>
+        </w:rPr>
+      </w:pPr>
+      <w:r>
+        <w:rPr>
+          <w:lang w:val="en-US"/>
+        </w:rPr>
+        <w:t xml:space="preserve">        protected void </w:t>
+      </w:r>
+      <w:proofErr w:type="spellStart"/>
+      <w:r>
+        <w:rPr>
+          <w:lang w:val="en-US"/>
+        </w:rPr>
+        <w:t>Page_</w:t>
+      </w:r>
+      <w:proofErr w:type="gramStart"/>
+      <w:r>
+        <w:rPr>
+          <w:lang w:val="en-US"/>
+        </w:rPr>
+        <w:t>Load</w:t>
+      </w:r>
+      <w:proofErr w:type="spellEnd"/>
+      <w:r>
+        <w:rPr>
+          <w:lang w:val="en-US"/>
+        </w:rPr>
+        <w:t>(</w:t>
+      </w:r>
+      <w:proofErr w:type="gramEnd"/>
+      <w:r>
+        <w:rPr>
+          <w:lang w:val="en-US"/>
+        </w:rPr>
+        <w:t xml:space="preserve">object sender, </w:t>
+      </w:r>
+      <w:proofErr w:type="spellStart"/>
+      <w:r>
+        <w:rPr>
+          <w:lang w:val="en-US"/>
+        </w:rPr>
+        <w:t>EventArgs</w:t>
+      </w:r>
+      <w:proofErr w:type="spellEnd"/>
+      <w:r>
+        <w:rPr>
+          <w:lang w:val="en-US"/>
+        </w:rPr>
+        <w:t xml:space="preserve"> e)</w:t>
+      </w:r>
+    </w:p>
+    <w:p>
+      <w:pPr>
+        <w:pStyle w:val="Prrafodelista"/>
+      </w:pPr>
+      <w:r>
+        <w:rPr>
+          <w:lang w:val="en-US"/>
+        </w:rPr>
+        <w:t xml:space="preserve">        </w:t>
+      </w:r>
+      <w:r>
+        <w:t>{</w:t>
+      </w:r>
+    </w:p>
+    <w:p>
+      <w:pPr>
+        <w:pStyle w:val="Prrafodelista"/>
+      </w:pPr>
+      <w:r>
+        <w:t xml:space="preserve">            // Instanciamos el negocio que trajimos de tu Nivel 2</w:t>
+      </w:r>
+    </w:p>
+    <w:p>
+      <w:pPr>
+        <w:pStyle w:val="Prrafodelista"/>
+      </w:pPr>
+      <w:r>
+        <w:t xml:space="preserve">            </w:t>
+      </w:r>
+      <w:proofErr w:type="spellStart"/>
+      <w:r>
+        <w:t>ArticuloNegocio</w:t>
+      </w:r>
+      <w:proofErr w:type="spellEnd"/>
+      <w:r>
+        <w:t xml:space="preserve"> negocio = new </w:t>
+      </w:r>
+      <w:proofErr w:type="spellStart"/>
+      <w:proofErr w:type="gramStart"/>
+      <w:r>
+        <w:t>ArticuloNegocio</w:t>
+      </w:r>
+      <w:proofErr w:type="spellEnd"/>
+      <w:r>
+        <w:t>(</w:t>
+      </w:r>
+      <w:proofErr w:type="gramEnd"/>
+      <w:r>
+        <w:t>);</w:t>
+      </w:r>
+    </w:p>
+    <w:p>
+      <w:pPr>
+        <w:pStyle w:val="Prrafodelista"/>
+      </w:pPr>
+      <w:r>
+        <w:t xml:space="preserve">            </w:t>
+      </w:r>
+    </w:p>
+    <w:p>
+      <w:pPr>
+        <w:pStyle w:val="Prrafodelista"/>
+      </w:pPr>
+      <w:r>
+        <w:t xml:space="preserve">            // Llenamos la lista con el método </w:t>
+      </w:r>
+      <w:proofErr w:type="gramStart"/>
+      <w:r>
+        <w:t>listar(</w:t>
+      </w:r>
+      <w:proofErr w:type="gramEnd"/>
+      <w:r>
+        <w:t>)</w:t>
+      </w:r>
+    </w:p>
+    <w:p>
+      <w:pPr>
+        <w:pStyle w:val="Prrafodelista"/>
+      </w:pPr>
+      <w:r>
+        <w:t xml:space="preserve">            </w:t>
+      </w:r>
+      <w:proofErr w:type="spellStart"/>
+      <w:r>
+        <w:t>ListaArticulos</w:t>
+      </w:r>
+      <w:proofErr w:type="spellEnd"/>
+      <w:r>
+        <w:t xml:space="preserve"> = </w:t>
+      </w:r>
+      <w:proofErr w:type="spellStart"/>
+      <w:proofErr w:type="gramStart"/>
+      <w:r>
+        <w:t>negocio.listar</w:t>
+      </w:r>
+      <w:proofErr w:type="spellEnd"/>
+      <w:proofErr w:type="gramEnd"/>
+      <w:r>
+        <w:t xml:space="preserve">(); </w:t>
+      </w:r>
+    </w:p>
+    <w:p>
+      <w:pPr>
+        <w:pStyle w:val="Prrafodelista"/>
+      </w:pPr>
+      <w:r>
+        <w:t xml:space="preserve">        }</w:t>
+      </w:r>
+    </w:p>
+    <w:p>
+      <w:pPr>
+        <w:pStyle w:val="Prrafodelista"/>
+      </w:pPr>
+      <w:r>
+        <w:t xml:space="preserve">    }</w:t>
+      </w:r>
+    </w:p>
+    <w:p>
+      <w:pPr>
+        <w:pStyle w:val="Prrafodelista"/>
+      </w:pPr>
+      <w:r>
+        <w:t>}</w:t>
+      </w:r>
+    </w:p>
+    <w:p>
+      <w:pPr>
+        <w:pStyle w:val="Prrafodelista"/>
+      </w:pPr>
+    </w:p>
+    <w:p>
+      <w:pPr>
+        <w:pStyle w:val="Prrafodelista"/>
+        <w:rPr>
+          <w:b/>
+          <w:bCs/>
+        </w:rPr>
+      </w:pPr>
+      <w:r>
+        <w:rPr>
+          <w:rFonts w:ascii="Segoe UI Emoji" w:hAnsi="Segoe UI Emoji" w:cs="Segoe UI Emoji"/>
+          <w:b/>
+          <w:bCs/>
+        </w:rPr>
+        <w:t>🚀</w:t>
+      </w:r>
+      <w:r>
+        <w:rPr>
+          <w:b/>
+          <w:bCs/>
+        </w:rPr>
+        <w:t xml:space="preserve"> Fase 3: Dibujando las Tarjetas (Default.aspx)</w:t>
+      </w:r>
+    </w:p>
+    <w:p>
+      <w:pPr>
+        <w:pStyle w:val="Prrafodelista"/>
+      </w:pPr>
+      <w:r>
+        <w:t>Con la lista ya cargada en la memoria del servidor, vamos a decirle al HTML que dibuje una "</w:t>
+      </w:r>
+      <w:proofErr w:type="spellStart"/>
+      <w:r>
+        <w:t>Card</w:t>
+      </w:r>
+      <w:proofErr w:type="spellEnd"/>
+      <w:r>
+        <w:t>" (tarjeta) de Bootstrap por cada artículo.</w:t>
+      </w:r>
+    </w:p>
+    <w:p>
+      <w:pPr>
+        <w:pStyle w:val="Prrafodelista"/>
+        <w:numPr>
+          <w:ilvl w:val="0"/>
+          <w:numId w:val="15"/>
+        </w:numPr>
+      </w:pPr>
+      <w:proofErr w:type="spellStart"/>
+      <w:r>
+        <w:t>Volvé</w:t>
+      </w:r>
+      <w:proofErr w:type="spellEnd"/>
+      <w:r>
+        <w:t xml:space="preserve"> a tu archivo visual </w:t>
+      </w:r>
+      <w:r>
+        <w:rPr>
+          <w:b/>
+          <w:bCs/>
+        </w:rPr>
+        <w:t>Default.aspx</w:t>
+      </w:r>
+      <w:r>
+        <w:t>.</w:t>
+      </w:r>
+    </w:p>
+    <w:p>
+      <w:pPr>
+        <w:pStyle w:val="Prrafodelista"/>
+        <w:numPr>
+          <w:ilvl w:val="0"/>
+          <w:numId w:val="15"/>
+        </w:numPr>
+      </w:pPr>
+      <w:proofErr w:type="spellStart"/>
+      <w:r>
+        <w:t>Reemplazá</w:t>
+      </w:r>
+      <w:proofErr w:type="spellEnd"/>
+      <w:r>
+        <w:t xml:space="preserve"> todo el contenido que está adentro de tu &lt;</w:t>
+      </w:r>
+      <w:proofErr w:type="spellStart"/>
+      <w:proofErr w:type="gramStart"/>
+      <w:r>
+        <w:t>asp:Content</w:t>
+      </w:r>
+      <w:proofErr w:type="spellEnd"/>
+      <w:proofErr w:type="gramEnd"/>
+      <w:r>
+        <w:t xml:space="preserve"> ...&gt; por esto:</w:t>
+      </w:r>
+    </w:p>
+    <w:p>
+      <w:pPr>
+        <w:pStyle w:val="Prrafodelista"/>
+      </w:pPr>
+    </w:p>
+    <w:p>
+      <w:pPr>
+        <w:pStyle w:val="Prrafodelista"/>
+        <w:rPr>
+          <w:lang w:val="en-US"/>
+        </w:rPr>
+      </w:pPr>
+      <w:r>
+        <w:rPr>
+          <w:lang w:val="en-US"/>
+        </w:rPr>
+        <w:t>&lt;</w:t>
+      </w:r>
+      <w:proofErr w:type="spellStart"/>
+      <w:proofErr w:type="gramStart"/>
+      <w:r>
+        <w:rPr>
+          <w:lang w:val="en-US"/>
+        </w:rPr>
+        <w:t>asp:Content</w:t>
+      </w:r>
+      <w:proofErr w:type="spellEnd"/>
+      <w:proofErr w:type="gramEnd"/>
+      <w:r>
+        <w:rPr>
+          <w:lang w:val="en-US"/>
+        </w:rPr>
+        <w:t xml:space="preserve"> ID="Content2" </w:t>
+      </w:r>
+      <w:proofErr w:type="spellStart"/>
+      <w:r>
+        <w:rPr>
+          <w:lang w:val="en-US"/>
+        </w:rPr>
+        <w:t>ContentPlaceHolderID</w:t>
+      </w:r>
+      <w:proofErr w:type="spellEnd"/>
+      <w:r>
+        <w:rPr>
+          <w:lang w:val="en-US"/>
+        </w:rPr>
+        <w:t>="</w:t>
+      </w:r>
+      <w:proofErr w:type="spellStart"/>
+      <w:r>
+        <w:rPr>
+          <w:lang w:val="en-US"/>
+        </w:rPr>
+        <w:t>MainContent</w:t>
+      </w:r>
+      <w:proofErr w:type="spellEnd"/>
+      <w:r>
+        <w:rPr>
+          <w:lang w:val="en-US"/>
+        </w:rPr>
+        <w:t xml:space="preserve">" </w:t>
+      </w:r>
+      <w:proofErr w:type="spellStart"/>
+      <w:r>
+        <w:rPr>
+          <w:lang w:val="en-US"/>
+        </w:rPr>
+        <w:t>runat</w:t>
+      </w:r>
+      <w:proofErr w:type="spellEnd"/>
+      <w:r>
+        <w:rPr>
+          <w:lang w:val="en-US"/>
+        </w:rPr>
+        <w:t>="server"&gt;</w:t>
+      </w:r>
+    </w:p>
+    <w:p>
+      <w:pPr>
+        <w:pStyle w:val="Prrafodelista"/>
+        <w:rPr>
+          <w:lang w:val="en-US"/>
+        </w:rPr>
+      </w:pPr>
+      <w:r>
+        <w:rPr>
+          <w:lang w:val="en-US"/>
+        </w:rPr>
+        <w:t xml:space="preserve">    </w:t>
+      </w:r>
+    </w:p>
+    <w:p>
+      <w:pPr>
+        <w:pStyle w:val="Prrafodelista"/>
+      </w:pPr>
+      <w:r>
+        <w:rPr>
+          <w:lang w:val="en-US"/>
+        </w:rPr>
+        <w:t xml:space="preserve">    </w:t>
+      </w:r>
+      <w:r>
+        <w:t xml:space="preserve">&lt;h1 </w:t>
+      </w:r>
+      <w:proofErr w:type="spellStart"/>
+      <w:r>
+        <w:t>class</w:t>
+      </w:r>
+      <w:proofErr w:type="spellEnd"/>
+      <w:r>
+        <w:t>="mb-4"</w:t>
+      </w:r>
+      <w:proofErr w:type="gramStart"/>
+      <w:r>
+        <w:t>&gt;¡</w:t>
+      </w:r>
+      <w:proofErr w:type="gramEnd"/>
+      <w:r>
+        <w:t>Bienvenido a mi Tienda Virtual!&lt;/h1&gt;</w:t>
+      </w:r>
+    </w:p>
+    <w:p>
+      <w:pPr>
+        <w:pStyle w:val="Prrafodelista"/>
+      </w:pPr>
+    </w:p>
+    <w:p>
+      <w:pPr>
+        <w:pStyle w:val="Prrafodelista"/>
+      </w:pPr>
+      <w:r>
+        <w:t xml:space="preserve">    &lt;%-- Grilla de Bootstrap: 1 columna en celulares, 3 columnas en pantallas medianas --%&gt;</w:t>
+      </w:r>
+    </w:p>
+    <w:p>
+      <w:pPr>
+        <w:pStyle w:val="Prrafodelista"/>
+        <w:rPr>
+          <w:lang w:val="en-US"/>
+        </w:rPr>
+      </w:pPr>
+      <w:r>
+        <w:t xml:space="preserve">    </w:t>
+      </w:r>
+      <w:r>
+        <w:rPr>
+          <w:lang w:val="en-US"/>
+        </w:rPr>
+        <w:t>&lt;div class="row row-cols-1 row-cols-md-3 g-4"&gt;</w:t>
+      </w:r>
+    </w:p>
+    <w:p>
+      <w:pPr>
+        <w:pStyle w:val="Prrafodelista"/>
+        <w:rPr>
+          <w:lang w:val="en-US"/>
+        </w:rPr>
+      </w:pPr>
+      <w:r>
+        <w:rPr>
+          <w:lang w:val="en-US"/>
+        </w:rPr>
+        <w:t xml:space="preserve">        </w:t>
+      </w:r>
+    </w:p>
+    <w:p>
+      <w:pPr>
+        <w:pStyle w:val="Prrafodelista"/>
+      </w:pPr>
+      <w:r>
+        <w:rPr>
+          <w:lang w:val="en-US"/>
+        </w:rPr>
+        <w:t xml:space="preserve">        </w:t>
+      </w:r>
+      <w:r>
+        <w:t xml:space="preserve">&lt;%-- Bucle </w:t>
+      </w:r>
+      <w:proofErr w:type="spellStart"/>
+      <w:r>
+        <w:t>foreach</w:t>
+      </w:r>
+      <w:proofErr w:type="spellEnd"/>
+      <w:r>
+        <w:t xml:space="preserve"> nativo de C# incrustado en HTML --%&gt;</w:t>
+      </w:r>
+    </w:p>
+    <w:p>
+      <w:pPr>
+        <w:pStyle w:val="Prrafodelista"/>
+        <w:rPr>
+          <w:lang w:val="en-US"/>
+        </w:rPr>
+      </w:pPr>
+      <w:r>
+        <w:t xml:space="preserve">        </w:t>
+      </w:r>
+      <w:r>
+        <w:rPr>
+          <w:lang w:val="en-US"/>
+        </w:rPr>
+        <w:t>&lt;% foreach (</w:t>
+      </w:r>
+      <w:proofErr w:type="spellStart"/>
+      <w:r>
+        <w:rPr>
+          <w:lang w:val="en-US"/>
+        </w:rPr>
+        <w:t>Dominio.Articulo</w:t>
+      </w:r>
+      <w:proofErr w:type="spellEnd"/>
+      <w:r>
+        <w:rPr>
+          <w:lang w:val="en-US"/>
+        </w:rPr>
+        <w:t xml:space="preserve"> art in </w:t>
+      </w:r>
+      <w:proofErr w:type="spellStart"/>
+      <w:r>
+        <w:rPr>
+          <w:lang w:val="en-US"/>
+        </w:rPr>
+        <w:t>ListaArticulos</w:t>
+      </w:r>
+      <w:proofErr w:type="spellEnd"/>
+      <w:r>
+        <w:rPr>
+          <w:lang w:val="en-US"/>
+        </w:rPr>
+        <w:t>)</w:t>
+      </w:r>
+    </w:p>
+    <w:p>
+      <w:pPr>
+        <w:pStyle w:val="Prrafodelista"/>
+        <w:rPr>
+          <w:lang w:val="en-US"/>
+        </w:rPr>
+      </w:pPr>
+      <w:r>
+        <w:rPr>
+          <w:lang w:val="en-US"/>
+        </w:rPr>
+        <w:t xml:space="preserve">           { %&gt;</w:t>
+      </w:r>
+    </w:p>
+    <w:p>
+      <w:pPr>
+        <w:pStyle w:val="Prrafodelista"/>
+        <w:rPr>
+          <w:lang w:val="en-US"/>
+        </w:rPr>
+      </w:pPr>
+      <w:r>
+        <w:rPr>
+          <w:lang w:val="en-US"/>
+        </w:rPr>
+        <w:t xml:space="preserve">            </w:t>
+      </w:r>
+    </w:p>
+    <w:p>
+      <w:pPr>
+        <w:pStyle w:val="Prrafodelista"/>
+        <w:rPr>
+          <w:lang w:val="en-US"/>
+        </w:rPr>
+      </w:pPr>
+      <w:r>
+        <w:rPr>
+          <w:lang w:val="en-US"/>
+        </w:rPr>
+        <w:t xml:space="preserve">            &lt;div class="col"&gt;</w:t>
+      </w:r>
+    </w:p>
+    <w:p>
+      <w:pPr>
+        <w:pStyle w:val="Prrafodelista"/>
+        <w:rPr>
+          <w:lang w:val="en-US"/>
+        </w:rPr>
+      </w:pPr>
+      <w:r>
+        <w:rPr>
+          <w:lang w:val="en-US"/>
+        </w:rPr>
+        <w:t xml:space="preserve">                &lt;div class="card h-100"&gt;</w:t>
+      </w:r>
+    </w:p>
+    <w:p>
+      <w:pPr>
+        <w:pStyle w:val="Prrafodelista"/>
+      </w:pPr>
+      <w:r>
+        <w:rPr>
+          <w:lang w:val="en-US"/>
+        </w:rPr>
+        <w:t xml:space="preserve">                    </w:t>
+      </w:r>
+      <w:r>
+        <w:t>&lt;%-- Imagen del artículo. Si la URL está rota, el '</w:t>
+      </w:r>
+      <w:proofErr w:type="spellStart"/>
+      <w:r>
+        <w:t>onerror</w:t>
+      </w:r>
+      <w:proofErr w:type="spellEnd"/>
+      <w:r>
+        <w:t>' carga una imagen por defecto --%&gt;</w:t>
+      </w:r>
+    </w:p>
+    <w:p>
+      <w:pPr>
+        <w:pStyle w:val="Prrafodelista"/>
+        <w:rPr>
+          <w:lang w:val="en-US"/>
+        </w:rPr>
+      </w:pPr>
+      <w:r>
+        <w:t xml:space="preserve">                    </w:t>
+      </w:r>
+      <w:r>
+        <w:rPr>
+          <w:lang w:val="en-US"/>
+        </w:rPr>
+        <w:t>&lt;</w:t>
+      </w:r>
+      <w:proofErr w:type="spellStart"/>
+      <w:r>
+        <w:rPr>
+          <w:lang w:val="en-US"/>
+        </w:rPr>
+        <w:t>img</w:t>
+      </w:r>
+      <w:proofErr w:type="spellEnd"/>
+      <w:r>
+        <w:rPr>
+          <w:lang w:val="en-US"/>
+        </w:rPr>
+        <w:t xml:space="preserve"> </w:t>
+      </w:r>
+      <w:proofErr w:type="spellStart"/>
+      <w:r>
+        <w:rPr>
+          <w:lang w:val="en-US"/>
+        </w:rPr>
+        <w:t>src</w:t>
+      </w:r>
+      <w:proofErr w:type="spellEnd"/>
+      <w:r>
+        <w:rPr>
+          <w:lang w:val="en-US"/>
+        </w:rPr>
+        <w:t xml:space="preserve">="&lt;%: </w:t>
+      </w:r>
+      <w:proofErr w:type="spellStart"/>
+      <w:proofErr w:type="gramStart"/>
+      <w:r>
+        <w:rPr>
+          <w:lang w:val="en-US"/>
+        </w:rPr>
+        <w:t>art.ImagenUrl</w:t>
+      </w:r>
+      <w:proofErr w:type="spellEnd"/>
+      <w:proofErr w:type="gramEnd"/>
+      <w:r>
+        <w:rPr>
+          <w:lang w:val="en-US"/>
+        </w:rPr>
+        <w:t xml:space="preserve"> %&gt;" class="card-</w:t>
+      </w:r>
+      <w:proofErr w:type="spellStart"/>
+      <w:r>
+        <w:rPr>
+          <w:lang w:val="en-US"/>
+        </w:rPr>
+        <w:t>img</w:t>
+      </w:r>
+      <w:proofErr w:type="spellEnd"/>
+      <w:r>
+        <w:rPr>
+          <w:lang w:val="en-US"/>
+        </w:rPr>
+        <w:t xml:space="preserve">-top" alt="&lt;%: </w:t>
+      </w:r>
+      <w:proofErr w:type="spellStart"/>
+      <w:r>
+        <w:rPr>
+          <w:lang w:val="en-US"/>
+        </w:rPr>
+        <w:t>art.Nombre</w:t>
+      </w:r>
+      <w:proofErr w:type="spellEnd"/>
+      <w:r>
+        <w:rPr>
+          <w:lang w:val="en-US"/>
+        </w:rPr>
+        <w:t xml:space="preserve"> %&gt;" </w:t>
+      </w:r>
+    </w:p>
+    <w:p>
+      <w:pPr>
+        <w:pStyle w:val="Prrafodelista"/>
+        <w:rPr>
+          <w:lang w:val="en-US"/>
+        </w:rPr>
+      </w:pPr>
+      <w:r>
+        <w:rPr>
+          <w:lang w:val="en-US"/>
+        </w:rPr>
+        <w:t xml:space="preserve">                         onerror="this.src='https://cdn.pixabay.com/photo/2015/10/05/22/37/blank-profile-picture-973460_960_720.png'"&gt;</w:t>
+      </w:r>
+    </w:p>
+    <w:p>
+      <w:pPr>
+        <w:pStyle w:val="Prrafodelista"/>
+        <w:rPr>
+          <w:lang w:val="en-US"/>
+        </w:rPr>
+      </w:pPr>
+      <w:r>
+        <w:rPr>
+          <w:lang w:val="en-US"/>
+        </w:rPr>
+        <w:t xml:space="preserve">                    </w:t>
+      </w:r>
+    </w:p>
+    <w:p>
+      <w:pPr>
+        <w:pStyle w:val="Prrafodelista"/>
+        <w:rPr>
+          <w:lang w:val="en-US"/>
+        </w:rPr>
+      </w:pPr>
+      <w:r>
+        <w:rPr>
+          <w:lang w:val="en-US"/>
+        </w:rPr>
+        <w:t xml:space="preserve">                    &lt;div class="card-body"&gt;</w:t>
+      </w:r>
+    </w:p>
+    <w:p>
+      <w:pPr>
+        <w:pStyle w:val="Prrafodelista"/>
+        <w:rPr>
+          <w:lang w:val="en-US"/>
+        </w:rPr>
+      </w:pPr>
+      <w:r>
+        <w:rPr>
+          <w:lang w:val="en-US"/>
+        </w:rPr>
+        <w:t xml:space="preserve">                        &lt;h5 class="card-title"&gt;&lt;%: </w:t>
+      </w:r>
+      <w:proofErr w:type="spellStart"/>
+      <w:proofErr w:type="gramStart"/>
+      <w:r>
+        <w:rPr>
+          <w:lang w:val="en-US"/>
+        </w:rPr>
+        <w:t>art.Nombre</w:t>
+      </w:r>
+      <w:proofErr w:type="spellEnd"/>
+      <w:proofErr w:type="gramEnd"/>
+      <w:r>
+        <w:rPr>
+          <w:lang w:val="en-US"/>
+        </w:rPr>
+        <w:t xml:space="preserve"> %&gt;&lt;/h5&gt;</w:t>
+      </w:r>
+    </w:p>
+    <w:p>
+      <w:pPr>
+        <w:pStyle w:val="Prrafodelista"/>
+        <w:rPr>
+          <w:lang w:val="en-US"/>
+        </w:rPr>
+      </w:pPr>
+      <w:r>
+        <w:rPr>
+          <w:lang w:val="en-US"/>
+        </w:rPr>
+        <w:t xml:space="preserve">                        &lt;p class="card-text"&gt;&lt;%: </w:t>
+      </w:r>
+      <w:proofErr w:type="spellStart"/>
+      <w:proofErr w:type="gramStart"/>
+      <w:r>
+        <w:rPr>
+          <w:lang w:val="en-US"/>
+        </w:rPr>
+        <w:t>art.Descripcion</w:t>
+      </w:r>
+      <w:proofErr w:type="spellEnd"/>
+      <w:proofErr w:type="gramEnd"/>
+      <w:r>
+        <w:rPr>
+          <w:lang w:val="en-US"/>
+        </w:rPr>
+        <w:t xml:space="preserve"> %&gt;&lt;/p&gt;</w:t>
+      </w:r>
+    </w:p>
+    <w:p>
+      <w:pPr>
+        <w:pStyle w:val="Prrafodelista"/>
+        <w:rPr>
+          <w:lang w:val="en-US"/>
+        </w:rPr>
+      </w:pPr>
+      <w:r>
+        <w:rPr>
+          <w:lang w:val="en-US"/>
+        </w:rPr>
+        <w:t xml:space="preserve">                        &lt;p class="card-text fs-5 text-success </w:t>
+      </w:r>
+      <w:proofErr w:type="spellStart"/>
+      <w:r>
+        <w:rPr>
+          <w:lang w:val="en-US"/>
+        </w:rPr>
+        <w:t>fw</w:t>
+      </w:r>
+      <w:proofErr w:type="spellEnd"/>
+      <w:r>
+        <w:rPr>
+          <w:lang w:val="en-US"/>
+        </w:rPr>
+        <w:t xml:space="preserve">-bold"&gt;$ &lt;%: </w:t>
+      </w:r>
+      <w:proofErr w:type="spellStart"/>
+      <w:proofErr w:type="gramStart"/>
+      <w:r>
+        <w:rPr>
+          <w:lang w:val="en-US"/>
+        </w:rPr>
+        <w:t>art.Precio</w:t>
+      </w:r>
+      <w:proofErr w:type="spellEnd"/>
+      <w:proofErr w:type="gramEnd"/>
+      <w:r>
+        <w:rPr>
+          <w:lang w:val="en-US"/>
+        </w:rPr>
+        <w:t xml:space="preserve"> %&gt;&lt;/p&gt;</w:t>
+      </w:r>
+    </w:p>
+    <w:p>
+      <w:pPr>
+        <w:pStyle w:val="Prrafodelista"/>
+        <w:rPr>
+          <w:lang w:val="en-US"/>
+        </w:rPr>
+      </w:pPr>
+      <w:r>
+        <w:rPr>
+          <w:lang w:val="en-US"/>
+        </w:rPr>
+        <w:t xml:space="preserve">                        </w:t>
+      </w:r>
+    </w:p>
+    <w:p>
+      <w:pPr>
+        <w:pStyle w:val="Prrafodelista"/>
+      </w:pPr>
+      <w:r>
+        <w:rPr>
+          <w:lang w:val="en-US"/>
+        </w:rPr>
+        <w:t xml:space="preserve">                        </w:t>
+      </w:r>
+      <w:r>
+        <w:t>&lt;%-- Botón que nos llevará a la futura pantalla de detalle --%&gt;</w:t>
+      </w:r>
+    </w:p>
+    <w:p>
+      <w:pPr>
+        <w:pStyle w:val="Prrafodelista"/>
+      </w:pPr>
+      <w:r>
+        <w:t xml:space="preserve">                        &lt;a </w:t>
+      </w:r>
+      <w:proofErr w:type="spellStart"/>
+      <w:r>
+        <w:t>href</w:t>
+      </w:r>
+      <w:proofErr w:type="spellEnd"/>
+      <w:r>
+        <w:t>="</w:t>
+      </w:r>
+      <w:proofErr w:type="spellStart"/>
+      <w:r>
+        <w:t>Detalle.aspx?id</w:t>
+      </w:r>
+      <w:proofErr w:type="spellEnd"/>
+      <w:r>
+        <w:t xml:space="preserve">=&lt;%: </w:t>
+      </w:r>
+      <w:proofErr w:type="spellStart"/>
+      <w:proofErr w:type="gramStart"/>
+      <w:r>
+        <w:t>art.Id</w:t>
+      </w:r>
+      <w:proofErr w:type="spellEnd"/>
+      <w:proofErr w:type="gramEnd"/>
+      <w:r>
+        <w:t xml:space="preserve"> %&gt;" </w:t>
+      </w:r>
+      <w:proofErr w:type="spellStart"/>
+      <w:r>
+        <w:t>class</w:t>
+      </w:r>
+      <w:proofErr w:type="spellEnd"/>
+      <w:r>
+        <w:t>="</w:t>
+      </w:r>
+      <w:proofErr w:type="spellStart"/>
+      <w:r>
+        <w:t>btn</w:t>
+      </w:r>
+      <w:proofErr w:type="spellEnd"/>
+      <w:r>
+        <w:t xml:space="preserve"> </w:t>
+      </w:r>
+      <w:proofErr w:type="spellStart"/>
+      <w:r>
+        <w:t>btn-primary</w:t>
+      </w:r>
+      <w:proofErr w:type="spellEnd"/>
+      <w:r>
+        <w:t>"&gt;Ver Detalles&lt;/a&gt;</w:t>
+      </w:r>
+    </w:p>
+    <w:p>
+      <w:pPr>
+        <w:pStyle w:val="Prrafodelista"/>
+      </w:pPr>
+      <w:r>
+        <w:t xml:space="preserve">                    &lt;/</w:t>
+      </w:r>
+      <w:proofErr w:type="spellStart"/>
+      <w:r>
+        <w:t>div</w:t>
+      </w:r>
+      <w:proofErr w:type="spellEnd"/>
+      <w:r>
+        <w:t>&gt;</w:t>
+      </w:r>
+    </w:p>
+    <w:p>
+      <w:pPr>
+        <w:pStyle w:val="Prrafodelista"/>
+      </w:pPr>
+      <w:r>
+        <w:t xml:space="preserve">                &lt;/</w:t>
+      </w:r>
+      <w:proofErr w:type="spellStart"/>
+      <w:r>
+        <w:t>div</w:t>
+      </w:r>
+      <w:proofErr w:type="spellEnd"/>
+      <w:r>
+        <w:t>&gt;</w:t>
+      </w:r>
+    </w:p>
+    <w:p>
+      <w:pPr>
+        <w:pStyle w:val="Prrafodelista"/>
+      </w:pPr>
+      <w:r>
+        <w:t xml:space="preserve">            &lt;/</w:t>
+      </w:r>
+      <w:proofErr w:type="spellStart"/>
+      <w:r>
+        <w:t>div</w:t>
+      </w:r>
+      <w:proofErr w:type="spellEnd"/>
+      <w:r>
+        <w:t>&gt;</w:t>
+      </w:r>
+    </w:p>
+    <w:p>
+      <w:pPr>
+        <w:pStyle w:val="Prrafodelista"/>
+      </w:pPr>
+    </w:p>
+    <w:p>
+      <w:pPr>
+        <w:pStyle w:val="Prrafodelista"/>
+      </w:pPr>
+      <w:r>
+        <w:t xml:space="preserve">        &lt;% } %&gt;</w:t>
+      </w:r>
+    </w:p>
+    <w:p>
+      <w:pPr>
+        <w:pStyle w:val="Prrafodelista"/>
+      </w:pPr>
+    </w:p>
+    <w:p>
+      <w:pPr>
+        <w:pStyle w:val="Prrafodelista"/>
+      </w:pPr>
+      <w:r>
+        <w:t xml:space="preserve">    &lt;/</w:t>
+      </w:r>
+      <w:proofErr w:type="spellStart"/>
+      <w:r>
+        <w:t>div</w:t>
+      </w:r>
+      <w:proofErr w:type="spellEnd"/>
+      <w:r>
+        <w:t>&gt;</w:t>
+      </w:r>
+    </w:p>
+    <w:p>
+      <w:pPr>
+        <w:pStyle w:val="Prrafodelista"/>
+      </w:pPr>
+    </w:p>
+    <w:p>
+      <w:pPr>
+        <w:pStyle w:val="Prrafodelista"/>
+      </w:pPr>
+      <w:r>
+        <w:t>&lt;/</w:t>
+      </w:r>
+      <w:proofErr w:type="spellStart"/>
+      <w:proofErr w:type="gramStart"/>
+      <w:r>
+        <w:t>asp:Content</w:t>
+      </w:r>
+      <w:proofErr w:type="spellEnd"/>
+      <w:proofErr w:type="gramEnd"/>
+      <w:r>
+        <w:t>&gt;</w:t>
+      </w:r>
+    </w:p>
+    <w:p>
+      <w:pPr>
+        <w:pStyle w:val="Prrafodelista"/>
+      </w:pPr>
+    </w:p>
+    <w:p>
+      <w:pPr>
+        <w:pStyle w:val="Prrafodelista"/>
+      </w:pPr>
+    </w:p>
     <w:sectPr>
       <w:pgSz w:w="11906" w:h="16838"/>
       <w:pgMar w:top="720" w:right="720" w:bottom="720" w:left="720" w:header="708" w:footer="708" w:gutter="0"/>
@@ -3753,6 +5099,232 @@
     </w:lvl>
   </w:abstractNum>
   <w:abstractNum w:abstractNumId="5" w15:restartNumberingAfterBreak="0">
+    <w:nsid w:val="30A43877"/>
+    <w:multiLevelType w:val="multilevel"/>
+    <w:tmpl w:val="B2F4EBF4"/>
+    <w:lvl w:ilvl="0">
+      <w:start w:val="1"/>
+      <w:numFmt w:val="decimal"/>
+      <w:lvlText w:val="%1."/>
+      <w:lvlJc w:val="left"/>
+      <w:pPr>
+        <w:tabs>
+          <w:tab w:val="num" w:pos="720"/>
+        </w:tabs>
+        <w:ind w:left="720" w:hanging="360"/>
+      </w:pPr>
+    </w:lvl>
+    <w:lvl w:ilvl="1" w:tentative="1">
+      <w:start w:val="1"/>
+      <w:numFmt w:val="decimal"/>
+      <w:lvlText w:val="%2."/>
+      <w:lvlJc w:val="left"/>
+      <w:pPr>
+        <w:tabs>
+          <w:tab w:val="num" w:pos="1440"/>
+        </w:tabs>
+        <w:ind w:left="1440" w:hanging="360"/>
+      </w:pPr>
+    </w:lvl>
+    <w:lvl w:ilvl="2" w:tentative="1">
+      <w:start w:val="1"/>
+      <w:numFmt w:val="decimal"/>
+      <w:lvlText w:val="%3."/>
+      <w:lvlJc w:val="left"/>
+      <w:pPr>
+        <w:tabs>
+          <w:tab w:val="num" w:pos="2160"/>
+        </w:tabs>
+        <w:ind w:left="2160" w:hanging="360"/>
+      </w:pPr>
+    </w:lvl>
+    <w:lvl w:ilvl="3" w:tentative="1">
+      <w:start w:val="1"/>
+      <w:numFmt w:val="decimal"/>
+      <w:lvlText w:val="%4."/>
+      <w:lvlJc w:val="left"/>
+      <w:pPr>
+        <w:tabs>
+          <w:tab w:val="num" w:pos="2880"/>
+        </w:tabs>
+        <w:ind w:left="2880" w:hanging="360"/>
+      </w:pPr>
+    </w:lvl>
+    <w:lvl w:ilvl="4" w:tentative="1">
+      <w:start w:val="1"/>
+      <w:numFmt w:val="decimal"/>
+      <w:lvlText w:val="%5."/>
+      <w:lvlJc w:val="left"/>
+      <w:pPr>
+        <w:tabs>
+          <w:tab w:val="num" w:pos="3600"/>
+        </w:tabs>
+        <w:ind w:left="3600" w:hanging="360"/>
+      </w:pPr>
+    </w:lvl>
+    <w:lvl w:ilvl="5" w:tentative="1">
+      <w:start w:val="1"/>
+      <w:numFmt w:val="decimal"/>
+      <w:lvlText w:val="%6."/>
+      <w:lvlJc w:val="left"/>
+      <w:pPr>
+        <w:tabs>
+          <w:tab w:val="num" w:pos="4320"/>
+        </w:tabs>
+        <w:ind w:left="4320" w:hanging="360"/>
+      </w:pPr>
+    </w:lvl>
+    <w:lvl w:ilvl="6" w:tentative="1">
+      <w:start w:val="1"/>
+      <w:numFmt w:val="decimal"/>
+      <w:lvlText w:val="%7."/>
+      <w:lvlJc w:val="left"/>
+      <w:pPr>
+        <w:tabs>
+          <w:tab w:val="num" w:pos="5040"/>
+        </w:tabs>
+        <w:ind w:left="5040" w:hanging="360"/>
+      </w:pPr>
+    </w:lvl>
+    <w:lvl w:ilvl="7" w:tentative="1">
+      <w:start w:val="1"/>
+      <w:numFmt w:val="decimal"/>
+      <w:lvlText w:val="%8."/>
+      <w:lvlJc w:val="left"/>
+      <w:pPr>
+        <w:tabs>
+          <w:tab w:val="num" w:pos="5760"/>
+        </w:tabs>
+        <w:ind w:left="5760" w:hanging="360"/>
+      </w:pPr>
+    </w:lvl>
+    <w:lvl w:ilvl="8" w:tentative="1">
+      <w:start w:val="1"/>
+      <w:numFmt w:val="decimal"/>
+      <w:lvlText w:val="%9."/>
+      <w:lvlJc w:val="left"/>
+      <w:pPr>
+        <w:tabs>
+          <w:tab w:val="num" w:pos="6480"/>
+        </w:tabs>
+        <w:ind w:left="6480" w:hanging="360"/>
+      </w:pPr>
+    </w:lvl>
+  </w:abstractNum>
+  <w:abstractNum w:abstractNumId="6" w15:restartNumberingAfterBreak="0">
+    <w:nsid w:val="3FFF5BF2"/>
+    <w:multiLevelType w:val="multilevel"/>
+    <w:tmpl w:val="35F09196"/>
+    <w:lvl w:ilvl="0">
+      <w:start w:val="1"/>
+      <w:numFmt w:val="decimal"/>
+      <w:lvlText w:val="%1."/>
+      <w:lvlJc w:val="left"/>
+      <w:pPr>
+        <w:tabs>
+          <w:tab w:val="num" w:pos="720"/>
+        </w:tabs>
+        <w:ind w:left="720" w:hanging="360"/>
+      </w:pPr>
+    </w:lvl>
+    <w:lvl w:ilvl="1" w:tentative="1">
+      <w:start w:val="1"/>
+      <w:numFmt w:val="decimal"/>
+      <w:lvlText w:val="%2."/>
+      <w:lvlJc w:val="left"/>
+      <w:pPr>
+        <w:tabs>
+          <w:tab w:val="num" w:pos="1440"/>
+        </w:tabs>
+        <w:ind w:left="1440" w:hanging="360"/>
+      </w:pPr>
+    </w:lvl>
+    <w:lvl w:ilvl="2" w:tentative="1">
+      <w:start w:val="1"/>
+      <w:numFmt w:val="decimal"/>
+      <w:lvlText w:val="%3."/>
+      <w:lvlJc w:val="left"/>
+      <w:pPr>
+        <w:tabs>
+          <w:tab w:val="num" w:pos="2160"/>
+        </w:tabs>
+        <w:ind w:left="2160" w:hanging="360"/>
+      </w:pPr>
+    </w:lvl>
+    <w:lvl w:ilvl="3" w:tentative="1">
+      <w:start w:val="1"/>
+      <w:numFmt w:val="decimal"/>
+      <w:lvlText w:val="%4."/>
+      <w:lvlJc w:val="left"/>
+      <w:pPr>
+        <w:tabs>
+          <w:tab w:val="num" w:pos="2880"/>
+        </w:tabs>
+        <w:ind w:left="2880" w:hanging="360"/>
+      </w:pPr>
+    </w:lvl>
+    <w:lvl w:ilvl="4" w:tentative="1">
+      <w:start w:val="1"/>
+      <w:numFmt w:val="decimal"/>
+      <w:lvlText w:val="%5."/>
+      <w:lvlJc w:val="left"/>
+      <w:pPr>
+        <w:tabs>
+          <w:tab w:val="num" w:pos="3600"/>
+        </w:tabs>
+        <w:ind w:left="3600" w:hanging="360"/>
+      </w:pPr>
+    </w:lvl>
+    <w:lvl w:ilvl="5" w:tentative="1">
+      <w:start w:val="1"/>
+      <w:numFmt w:val="decimal"/>
+      <w:lvlText w:val="%6."/>
+      <w:lvlJc w:val="left"/>
+      <w:pPr>
+        <w:tabs>
+          <w:tab w:val="num" w:pos="4320"/>
+        </w:tabs>
+        <w:ind w:left="4320" w:hanging="360"/>
+      </w:pPr>
+    </w:lvl>
+    <w:lvl w:ilvl="6" w:tentative="1">
+      <w:start w:val="1"/>
+      <w:numFmt w:val="decimal"/>
+      <w:lvlText w:val="%7."/>
+      <w:lvlJc w:val="left"/>
+      <w:pPr>
+        <w:tabs>
+          <w:tab w:val="num" w:pos="5040"/>
+        </w:tabs>
+        <w:ind w:left="5040" w:hanging="360"/>
+      </w:pPr>
+    </w:lvl>
+    <w:lvl w:ilvl="7" w:tentative="1">
+      <w:start w:val="1"/>
+      <w:numFmt w:val="decimal"/>
+      <w:lvlText w:val="%8."/>
+      <w:lvlJc w:val="left"/>
+      <w:pPr>
+        <w:tabs>
+          <w:tab w:val="num" w:pos="5760"/>
+        </w:tabs>
+        <w:ind w:left="5760" w:hanging="360"/>
+      </w:pPr>
+    </w:lvl>
+    <w:lvl w:ilvl="8" w:tentative="1">
+      <w:start w:val="1"/>
+      <w:numFmt w:val="decimal"/>
+      <w:lvlText w:val="%9."/>
+      <w:lvlJc w:val="left"/>
+      <w:pPr>
+        <w:tabs>
+          <w:tab w:val="num" w:pos="6480"/>
+        </w:tabs>
+        <w:ind w:left="6480" w:hanging="360"/>
+      </w:pPr>
+    </w:lvl>
+  </w:abstractNum>
+  <w:abstractNum w:abstractNumId="7" w15:restartNumberingAfterBreak="0">
     <w:nsid w:val="41297B1F"/>
     <w:multiLevelType w:val="multilevel"/>
     <w:tmpl w:val="32F8B298"/>
@@ -3865,7 +5437,7 @@
       </w:pPr>
     </w:lvl>
   </w:abstractNum>
-  <w:abstractNum w:abstractNumId="6" w15:restartNumberingAfterBreak="0">
+  <w:abstractNum w:abstractNumId="8" w15:restartNumberingAfterBreak="0">
     <w:nsid w:val="543B2945"/>
     <w:multiLevelType w:val="multilevel"/>
     <w:tmpl w:val="FC4C8AB6"/>
@@ -3978,7 +5550,7 @@
       </w:pPr>
     </w:lvl>
   </w:abstractNum>
-  <w:abstractNum w:abstractNumId="7" w15:restartNumberingAfterBreak="0">
+  <w:abstractNum w:abstractNumId="9" w15:restartNumberingAfterBreak="0">
     <w:nsid w:val="5B156D54"/>
     <w:multiLevelType w:val="multilevel"/>
     <w:tmpl w:val="233C2D02"/>
@@ -4091,7 +5663,7 @@
       </w:pPr>
     </w:lvl>
   </w:abstractNum>
-  <w:abstractNum w:abstractNumId="8" w15:restartNumberingAfterBreak="0">
+  <w:abstractNum w:abstractNumId="10" w15:restartNumberingAfterBreak="0">
     <w:nsid w:val="5C707315"/>
     <w:multiLevelType w:val="multilevel"/>
     <w:tmpl w:val="940AF25C"/>
@@ -4208,7 +5780,7 @@
       </w:pPr>
     </w:lvl>
   </w:abstractNum>
-  <w:abstractNum w:abstractNumId="9" w15:restartNumberingAfterBreak="0">
+  <w:abstractNum w:abstractNumId="11" w15:restartNumberingAfterBreak="0">
     <w:nsid w:val="68D04A78"/>
     <w:multiLevelType w:val="multilevel"/>
     <w:tmpl w:val="361A074E"/>
@@ -4321,7 +5893,7 @@
       </w:pPr>
     </w:lvl>
   </w:abstractNum>
-  <w:abstractNum w:abstractNumId="10" w15:restartNumberingAfterBreak="0">
+  <w:abstractNum w:abstractNumId="12" w15:restartNumberingAfterBreak="0">
     <w:nsid w:val="690D65AF"/>
     <w:multiLevelType w:val="multilevel"/>
     <w:tmpl w:val="580E7FCE"/>
@@ -4434,7 +6006,7 @@
       </w:pPr>
     </w:lvl>
   </w:abstractNum>
-  <w:abstractNum w:abstractNumId="11" w15:restartNumberingAfterBreak="0">
+  <w:abstractNum w:abstractNumId="13" w15:restartNumberingAfterBreak="0">
     <w:nsid w:val="6CF300B4"/>
     <w:multiLevelType w:val="multilevel"/>
     <w:tmpl w:val="45424236"/>
@@ -4547,7 +6119,7 @@
       </w:pPr>
     </w:lvl>
   </w:abstractNum>
-  <w:abstractNum w:abstractNumId="12" w15:restartNumberingAfterBreak="0">
+  <w:abstractNum w:abstractNumId="14" w15:restartNumberingAfterBreak="0">
     <w:nsid w:val="76322DC1"/>
     <w:multiLevelType w:val="multilevel"/>
     <w:tmpl w:val="2786C7E4"/>
@@ -4664,10 +6236,10 @@
     <w:abstractNumId w:val="0"/>
   </w:num>
   <w:num w:numId="2" w16cid:durableId="2145997930">
-    <w:abstractNumId w:val="12"/>
+    <w:abstractNumId w:val="14"/>
   </w:num>
   <w:num w:numId="3" w16cid:durableId="2117168069">
-    <w:abstractNumId w:val="5"/>
+    <w:abstractNumId w:val="7"/>
   </w:num>
   <w:num w:numId="4" w16cid:durableId="1348411223">
     <w:abstractNumId w:val="4"/>
@@ -4676,28 +6248,34 @@
     <w:abstractNumId w:val="1"/>
   </w:num>
   <w:num w:numId="6" w16cid:durableId="2083327884">
-    <w:abstractNumId w:val="7"/>
+    <w:abstractNumId w:val="9"/>
   </w:num>
   <w:num w:numId="7" w16cid:durableId="902758567">
-    <w:abstractNumId w:val="8"/>
+    <w:abstractNumId w:val="10"/>
   </w:num>
   <w:num w:numId="8" w16cid:durableId="981883762">
     <w:abstractNumId w:val="3"/>
   </w:num>
   <w:num w:numId="9" w16cid:durableId="1405031395">
-    <w:abstractNumId w:val="10"/>
+    <w:abstractNumId w:val="12"/>
   </w:num>
   <w:num w:numId="10" w16cid:durableId="110052222">
-    <w:abstractNumId w:val="6"/>
+    <w:abstractNumId w:val="8"/>
   </w:num>
   <w:num w:numId="11" w16cid:durableId="1464351474">
-    <w:abstractNumId w:val="9"/>
+    <w:abstractNumId w:val="11"/>
   </w:num>
   <w:num w:numId="12" w16cid:durableId="1373191211">
     <w:abstractNumId w:val="2"/>
   </w:num>
   <w:num w:numId="13" w16cid:durableId="780151543">
-    <w:abstractNumId w:val="11"/>
+    <w:abstractNumId w:val="13"/>
+  </w:num>
+  <w:num w:numId="14" w16cid:durableId="1349329982">
+    <w:abstractNumId w:val="6"/>
+  </w:num>
+  <w:num w:numId="15" w16cid:durableId="1046835972">
+    <w:abstractNumId w:val="5"/>
   </w:num>
 </w:numbering>
 </file>

--- a/TPFinal - Nivel 3 - Web/Documentación_desarrollo_tpFinal.docx
+++ b/TPFinal - Nivel 3 - Web/Documentación_desarrollo_tpFinal.docx
@@ -1559,7 +1559,7 @@
     <w:p>
       <w:r>
         <w:pict w14:anchorId="52A9D0B9">
-          <v:rect id="_x0000_i1031" style="width:0;height:1.5pt" o:hralign="center" o:hrstd="t" o:hr="t" fillcolor="#a0a0a0" stroked="f"/>
+          <v:rect id="_x0000_i1025" style="width:0;height:1.5pt" o:hralign="center" o:hrstd="t" o:hr="t" fillcolor="#a0a0a0" stroked="f"/>
         </w:pict>
       </w:r>
     </w:p>
@@ -3914,526 +3914,2515 @@
         <w:rPr>
           <w:lang w:val="en-US"/>
         </w:rPr>
-        <w:t xml:space="preserve"> art in </w:t>
-      </w:r>
-      <w:proofErr w:type="spellStart"/>
-      <w:r>
-        <w:rPr>
-          <w:lang w:val="en-US"/>
-        </w:rPr>
-        <w:t>ListaArticulos</w:t>
-      </w:r>
-      <w:proofErr w:type="spellEnd"/>
-      <w:r>
-        <w:rPr>
-          <w:lang w:val="en-US"/>
+        <w:t xml:space="preserve"> art in ListaArticulos)</w:t>
+      </w:r>
+    </w:p>
+    <w:p>
+      <w:pPr>
+        <w:pStyle w:val="Prrafodelista"/>
+        <w:rPr>
+          <w:lang w:val="en-US"/>
+        </w:rPr>
+      </w:pPr>
+      <w:r>
+        <w:rPr>
+          <w:lang w:val="en-US"/>
+        </w:rPr>
+        <w:t xml:space="preserve">           { %&gt;</w:t>
+      </w:r>
+    </w:p>
+    <w:p>
+      <w:pPr>
+        <w:pStyle w:val="Prrafodelista"/>
+        <w:rPr>
+          <w:lang w:val="en-US"/>
+        </w:rPr>
+      </w:pPr>
+      <w:r>
+        <w:rPr>
+          <w:lang w:val="en-US"/>
+        </w:rPr>
+        <w:t xml:space="preserve">            </w:t>
+      </w:r>
+    </w:p>
+    <w:p>
+      <w:pPr>
+        <w:pStyle w:val="Prrafodelista"/>
+        <w:rPr>
+          <w:lang w:val="en-US"/>
+        </w:rPr>
+      </w:pPr>
+      <w:r>
+        <w:rPr>
+          <w:lang w:val="en-US"/>
+        </w:rPr>
+        <w:t xml:space="preserve">            &lt;div class="col"&gt;</w:t>
+      </w:r>
+    </w:p>
+    <w:p>
+      <w:pPr>
+        <w:pStyle w:val="Prrafodelista"/>
+        <w:rPr>
+          <w:lang w:val="en-US"/>
+        </w:rPr>
+      </w:pPr>
+      <w:r>
+        <w:rPr>
+          <w:lang w:val="en-US"/>
+        </w:rPr>
+        <w:t xml:space="preserve">                &lt;div class="card h-100"&gt;</w:t>
+      </w:r>
+    </w:p>
+    <w:p>
+      <w:pPr>
+        <w:pStyle w:val="Prrafodelista"/>
+      </w:pPr>
+      <w:r>
+        <w:rPr>
+          <w:lang w:val="en-US"/>
+        </w:rPr>
+        <w:t xml:space="preserve">                    </w:t>
+      </w:r>
+      <w:r>
+        <w:t>&lt;%-- Imagen del artículo. Si la URL está rota, el '</w:t>
+      </w:r>
+      <w:proofErr w:type="spellStart"/>
+      <w:r>
+        <w:t>onerror</w:t>
+      </w:r>
+      <w:proofErr w:type="spellEnd"/>
+      <w:r>
+        <w:t>' carga una imagen por defecto --%&gt;</w:t>
+      </w:r>
+    </w:p>
+    <w:p>
+      <w:pPr>
+        <w:pStyle w:val="Prrafodelista"/>
+        <w:rPr>
+          <w:lang w:val="en-US"/>
+        </w:rPr>
+      </w:pPr>
+      <w:r>
+        <w:t xml:space="preserve">                    </w:t>
+      </w:r>
+      <w:r>
+        <w:rPr>
+          <w:lang w:val="en-US"/>
+        </w:rPr>
+        <w:t>&lt;</w:t>
+      </w:r>
+      <w:proofErr w:type="spellStart"/>
+      <w:r>
+        <w:rPr>
+          <w:lang w:val="en-US"/>
+        </w:rPr>
+        <w:t>img</w:t>
+      </w:r>
+      <w:proofErr w:type="spellEnd"/>
+      <w:r>
+        <w:rPr>
+          <w:lang w:val="en-US"/>
+        </w:rPr>
+        <w:t xml:space="preserve"> </w:t>
+      </w:r>
+      <w:proofErr w:type="spellStart"/>
+      <w:r>
+        <w:rPr>
+          <w:lang w:val="en-US"/>
+        </w:rPr>
+        <w:t>src</w:t>
+      </w:r>
+      <w:proofErr w:type="spellEnd"/>
+      <w:r>
+        <w:rPr>
+          <w:lang w:val="en-US"/>
+        </w:rPr>
+        <w:t xml:space="preserve">="&lt;%: </w:t>
+      </w:r>
+      <w:proofErr w:type="spellStart"/>
+      <w:proofErr w:type="gramStart"/>
+      <w:r>
+        <w:rPr>
+          <w:lang w:val="en-US"/>
+        </w:rPr>
+        <w:t>art.ImagenUrl</w:t>
+      </w:r>
+      <w:proofErr w:type="spellEnd"/>
+      <w:proofErr w:type="gramEnd"/>
+      <w:r>
+        <w:rPr>
+          <w:lang w:val="en-US"/>
+        </w:rPr>
+        <w:t xml:space="preserve"> %&gt;" class="card-</w:t>
+      </w:r>
+      <w:proofErr w:type="spellStart"/>
+      <w:r>
+        <w:rPr>
+          <w:lang w:val="en-US"/>
+        </w:rPr>
+        <w:t>img</w:t>
+      </w:r>
+      <w:proofErr w:type="spellEnd"/>
+      <w:r>
+        <w:rPr>
+          <w:lang w:val="en-US"/>
+        </w:rPr>
+        <w:t xml:space="preserve">-top" alt="&lt;%: </w:t>
+      </w:r>
+      <w:proofErr w:type="spellStart"/>
+      <w:r>
+        <w:rPr>
+          <w:lang w:val="en-US"/>
+        </w:rPr>
+        <w:t>art.Nombre</w:t>
+      </w:r>
+      <w:proofErr w:type="spellEnd"/>
+      <w:r>
+        <w:rPr>
+          <w:lang w:val="en-US"/>
+        </w:rPr>
+        <w:t xml:space="preserve"> %&gt;" </w:t>
+      </w:r>
+    </w:p>
+    <w:p>
+      <w:pPr>
+        <w:pStyle w:val="Prrafodelista"/>
+        <w:rPr>
+          <w:lang w:val="en-US"/>
+        </w:rPr>
+      </w:pPr>
+      <w:r>
+        <w:rPr>
+          <w:lang w:val="en-US"/>
+        </w:rPr>
+        <w:t xml:space="preserve">                         onerror="this.src='https://cdn.pixabay.com/photo/2015/10/05/22/37/blank-profile-picture-973460_960_720.png'"&gt;</w:t>
+      </w:r>
+    </w:p>
+    <w:p>
+      <w:pPr>
+        <w:pStyle w:val="Prrafodelista"/>
+        <w:rPr>
+          <w:lang w:val="en-US"/>
+        </w:rPr>
+      </w:pPr>
+      <w:r>
+        <w:rPr>
+          <w:lang w:val="en-US"/>
+        </w:rPr>
+        <w:t xml:space="preserve">                    </w:t>
+      </w:r>
+    </w:p>
+    <w:p>
+      <w:pPr>
+        <w:pStyle w:val="Prrafodelista"/>
+        <w:rPr>
+          <w:lang w:val="en-US"/>
+        </w:rPr>
+      </w:pPr>
+      <w:r>
+        <w:rPr>
+          <w:lang w:val="en-US"/>
+        </w:rPr>
+        <w:t xml:space="preserve">                    &lt;div class="card-body"&gt;</w:t>
+      </w:r>
+    </w:p>
+    <w:p>
+      <w:pPr>
+        <w:pStyle w:val="Prrafodelista"/>
+        <w:rPr>
+          <w:lang w:val="en-US"/>
+        </w:rPr>
+      </w:pPr>
+      <w:r>
+        <w:rPr>
+          <w:lang w:val="en-US"/>
+        </w:rPr>
+        <w:t xml:space="preserve">                        &lt;h5 class="card-title"&gt;&lt;%: </w:t>
+      </w:r>
+      <w:proofErr w:type="spellStart"/>
+      <w:proofErr w:type="gramStart"/>
+      <w:r>
+        <w:rPr>
+          <w:lang w:val="en-US"/>
+        </w:rPr>
+        <w:t>art.Nombre</w:t>
+      </w:r>
+      <w:proofErr w:type="spellEnd"/>
+      <w:proofErr w:type="gramEnd"/>
+      <w:r>
+        <w:rPr>
+          <w:lang w:val="en-US"/>
+        </w:rPr>
+        <w:t xml:space="preserve"> %&gt;&lt;/h5&gt;</w:t>
+      </w:r>
+    </w:p>
+    <w:p>
+      <w:pPr>
+        <w:pStyle w:val="Prrafodelista"/>
+        <w:rPr>
+          <w:lang w:val="en-US"/>
+        </w:rPr>
+      </w:pPr>
+      <w:r>
+        <w:rPr>
+          <w:lang w:val="en-US"/>
+        </w:rPr>
+        <w:t xml:space="preserve">                        &lt;p class="card-text"&gt;&lt;%: </w:t>
+      </w:r>
+      <w:proofErr w:type="spellStart"/>
+      <w:proofErr w:type="gramStart"/>
+      <w:r>
+        <w:rPr>
+          <w:lang w:val="en-US"/>
+        </w:rPr>
+        <w:t>art.Descripcion</w:t>
+      </w:r>
+      <w:proofErr w:type="spellEnd"/>
+      <w:proofErr w:type="gramEnd"/>
+      <w:r>
+        <w:rPr>
+          <w:lang w:val="en-US"/>
+        </w:rPr>
+        <w:t xml:space="preserve"> %&gt;&lt;/p&gt;</w:t>
+      </w:r>
+    </w:p>
+    <w:p>
+      <w:pPr>
+        <w:pStyle w:val="Prrafodelista"/>
+        <w:rPr>
+          <w:lang w:val="en-US"/>
+        </w:rPr>
+      </w:pPr>
+      <w:r>
+        <w:rPr>
+          <w:lang w:val="en-US"/>
+        </w:rPr>
+        <w:t xml:space="preserve">                        &lt;p class="card-text fs-5 text-success </w:t>
+      </w:r>
+      <w:proofErr w:type="spellStart"/>
+      <w:r>
+        <w:rPr>
+          <w:lang w:val="en-US"/>
+        </w:rPr>
+        <w:t>fw</w:t>
+      </w:r>
+      <w:proofErr w:type="spellEnd"/>
+      <w:r>
+        <w:rPr>
+          <w:lang w:val="en-US"/>
+        </w:rPr>
+        <w:t xml:space="preserve">-bold"&gt;$ &lt;%: </w:t>
+      </w:r>
+      <w:proofErr w:type="gramStart"/>
+      <w:r>
+        <w:rPr>
+          <w:lang w:val="en-US"/>
+        </w:rPr>
+        <w:t>art.Precio</w:t>
+      </w:r>
+      <w:proofErr w:type="gramEnd"/>
+      <w:r>
+        <w:rPr>
+          <w:lang w:val="en-US"/>
+        </w:rPr>
+        <w:t xml:space="preserve"> %&gt;&lt;/p&gt;</w:t>
+      </w:r>
+    </w:p>
+    <w:p>
+      <w:pPr>
+        <w:pStyle w:val="Prrafodelista"/>
+        <w:rPr>
+          <w:lang w:val="en-US"/>
+        </w:rPr>
+      </w:pPr>
+      <w:r>
+        <w:rPr>
+          <w:lang w:val="en-US"/>
+        </w:rPr>
+        <w:t xml:space="preserve">                        </w:t>
+      </w:r>
+    </w:p>
+    <w:p>
+      <w:pPr>
+        <w:pStyle w:val="Prrafodelista"/>
+      </w:pPr>
+      <w:r>
+        <w:rPr>
+          <w:lang w:val="en-US"/>
+        </w:rPr>
+        <w:t xml:space="preserve">                        </w:t>
+      </w:r>
+      <w:r>
+        <w:t>&lt;%-- Botón que nos llevará a la futura pantalla de detalle --%&gt;</w:t>
+      </w:r>
+    </w:p>
+    <w:p>
+      <w:pPr>
+        <w:pStyle w:val="Prrafodelista"/>
+      </w:pPr>
+      <w:r>
+        <w:t xml:space="preserve">                        &lt;a </w:t>
+      </w:r>
+      <w:proofErr w:type="spellStart"/>
+      <w:r>
+        <w:t>href</w:t>
+      </w:r>
+      <w:proofErr w:type="spellEnd"/>
+      <w:r>
+        <w:t>="</w:t>
+      </w:r>
+      <w:proofErr w:type="spellStart"/>
+      <w:r>
+        <w:t>Detalle.aspx?id</w:t>
+      </w:r>
+      <w:proofErr w:type="spellEnd"/>
+      <w:r>
+        <w:t xml:space="preserve">=&lt;%: </w:t>
+      </w:r>
+      <w:proofErr w:type="spellStart"/>
+      <w:proofErr w:type="gramStart"/>
+      <w:r>
+        <w:t>art.Id</w:t>
+      </w:r>
+      <w:proofErr w:type="spellEnd"/>
+      <w:proofErr w:type="gramEnd"/>
+      <w:r>
+        <w:t xml:space="preserve"> %&gt;" </w:t>
+      </w:r>
+      <w:proofErr w:type="spellStart"/>
+      <w:r>
+        <w:t>class</w:t>
+      </w:r>
+      <w:proofErr w:type="spellEnd"/>
+      <w:r>
+        <w:t>="</w:t>
+      </w:r>
+      <w:proofErr w:type="spellStart"/>
+      <w:r>
+        <w:t>btn</w:t>
+      </w:r>
+      <w:proofErr w:type="spellEnd"/>
+      <w:r>
+        <w:t xml:space="preserve"> </w:t>
+      </w:r>
+      <w:proofErr w:type="spellStart"/>
+      <w:r>
+        <w:t>btn-primary</w:t>
+      </w:r>
+      <w:proofErr w:type="spellEnd"/>
+      <w:r>
+        <w:t>"&gt;Ver Detalles&lt;/a&gt;</w:t>
+      </w:r>
+    </w:p>
+    <w:p>
+      <w:pPr>
+        <w:pStyle w:val="Prrafodelista"/>
+      </w:pPr>
+      <w:r>
+        <w:t xml:space="preserve">                    &lt;/</w:t>
+      </w:r>
+      <w:proofErr w:type="spellStart"/>
+      <w:r>
+        <w:t>div</w:t>
+      </w:r>
+      <w:proofErr w:type="spellEnd"/>
+      <w:r>
+        <w:t>&gt;</w:t>
+      </w:r>
+    </w:p>
+    <w:p>
+      <w:pPr>
+        <w:pStyle w:val="Prrafodelista"/>
+      </w:pPr>
+      <w:r>
+        <w:t xml:space="preserve">                &lt;/</w:t>
+      </w:r>
+      <w:proofErr w:type="spellStart"/>
+      <w:r>
+        <w:t>div</w:t>
+      </w:r>
+      <w:proofErr w:type="spellEnd"/>
+      <w:r>
+        <w:t>&gt;</w:t>
+      </w:r>
+    </w:p>
+    <w:p>
+      <w:pPr>
+        <w:pStyle w:val="Prrafodelista"/>
+      </w:pPr>
+      <w:r>
+        <w:t xml:space="preserve">            &lt;/</w:t>
+      </w:r>
+      <w:proofErr w:type="spellStart"/>
+      <w:r>
+        <w:t>div</w:t>
+      </w:r>
+      <w:proofErr w:type="spellEnd"/>
+      <w:r>
+        <w:t>&gt;</w:t>
+      </w:r>
+    </w:p>
+    <w:p>
+      <w:pPr>
+        <w:pStyle w:val="Prrafodelista"/>
+      </w:pPr>
+    </w:p>
+    <w:p>
+      <w:pPr>
+        <w:pStyle w:val="Prrafodelista"/>
+      </w:pPr>
+      <w:r>
+        <w:t xml:space="preserve">        &lt;% } %&gt;</w:t>
+      </w:r>
+    </w:p>
+    <w:p>
+      <w:pPr>
+        <w:pStyle w:val="Prrafodelista"/>
+      </w:pPr>
+    </w:p>
+    <w:p>
+      <w:pPr>
+        <w:pStyle w:val="Prrafodelista"/>
+      </w:pPr>
+      <w:r>
+        <w:t xml:space="preserve">    &lt;/</w:t>
+      </w:r>
+      <w:proofErr w:type="spellStart"/>
+      <w:r>
+        <w:t>div</w:t>
+      </w:r>
+      <w:proofErr w:type="spellEnd"/>
+      <w:r>
+        <w:t>&gt;</w:t>
+      </w:r>
+    </w:p>
+    <w:p>
+      <w:pPr>
+        <w:pStyle w:val="Prrafodelista"/>
+      </w:pPr>
+    </w:p>
+    <w:p>
+      <w:pPr>
+        <w:pStyle w:val="Prrafodelista"/>
+      </w:pPr>
+      <w:r>
+        <w:t>&lt;/</w:t>
+      </w:r>
+      <w:proofErr w:type="spellStart"/>
+      <w:proofErr w:type="gramStart"/>
+      <w:r>
+        <w:t>asp:Content</w:t>
+      </w:r>
+      <w:proofErr w:type="spellEnd"/>
+      <w:proofErr w:type="gramEnd"/>
+      <w:r>
+        <w:t>&gt;</w:t>
+      </w:r>
+    </w:p>
+    <w:p>
+      <w:pPr>
+        <w:pStyle w:val="Prrafodelista"/>
+      </w:pPr>
+    </w:p>
+    <w:p>
+      <w:pPr>
+        <w:pStyle w:val="Prrafodelista"/>
+      </w:pPr>
+    </w:p>
+    <w:p>
+      <w:pPr>
+        <w:pStyle w:val="Prrafodelista"/>
+      </w:pPr>
+    </w:p>
+    <w:p>
+      <w:pPr>
+        <w:pStyle w:val="Prrafodelista"/>
+        <w:rPr>
+          <w:b/>
+          <w:bCs/>
+        </w:rPr>
+      </w:pPr>
+      <w:r>
+        <w:rPr>
+          <w:b/>
+          <w:bCs/>
+        </w:rPr>
+        <w:lastRenderedPageBreak/>
+        <w:t>Crear la pantalla de Detalles</w:t>
+      </w:r>
+    </w:p>
+    <w:p>
+      <w:pPr>
+        <w:pStyle w:val="Prrafodelista"/>
+      </w:pPr>
+      <w:r>
+        <w:t>Vamos a armar el lienzo en blanco para esta nueva sección.</w:t>
+      </w:r>
+    </w:p>
+    <w:p>
+      <w:pPr>
+        <w:pStyle w:val="Prrafodelista"/>
+        <w:numPr>
+          <w:ilvl w:val="0"/>
+          <w:numId w:val="16"/>
+        </w:numPr>
+      </w:pPr>
+      <w:r>
+        <w:t xml:space="preserve">En tu </w:t>
+      </w:r>
+      <w:r>
+        <w:rPr>
+          <w:b/>
+          <w:bCs/>
+        </w:rPr>
+        <w:t>Explorador de Soluciones</w:t>
+      </w:r>
+      <w:r>
+        <w:t xml:space="preserve">, </w:t>
+      </w:r>
+      <w:proofErr w:type="spellStart"/>
+      <w:r>
+        <w:t>hacé</w:t>
+      </w:r>
+      <w:proofErr w:type="spellEnd"/>
+      <w:r>
+        <w:t xml:space="preserve"> clic derecho sobre tu proyecto web </w:t>
+      </w:r>
+      <w:r>
+        <w:rPr>
+          <w:b/>
+          <w:bCs/>
+        </w:rPr>
+        <w:t>e-</w:t>
+      </w:r>
+      <w:proofErr w:type="spellStart"/>
+      <w:r>
+        <w:rPr>
+          <w:b/>
+          <w:bCs/>
+        </w:rPr>
+        <w:t>commerce</w:t>
+      </w:r>
+      <w:proofErr w:type="spellEnd"/>
+      <w:r>
+        <w:t>.</w:t>
+      </w:r>
+    </w:p>
+    <w:p>
+      <w:pPr>
+        <w:pStyle w:val="Prrafodelista"/>
+        <w:numPr>
+          <w:ilvl w:val="0"/>
+          <w:numId w:val="16"/>
+        </w:numPr>
+      </w:pPr>
+      <w:r>
+        <w:t xml:space="preserve">Elegí </w:t>
+      </w:r>
+      <w:r>
+        <w:rPr>
+          <w:b/>
+          <w:bCs/>
+        </w:rPr>
+        <w:t>Agregar -&gt; Nuevo elemento...</w:t>
+      </w:r>
+      <w:r>
+        <w:t xml:space="preserve"> (</w:t>
+      </w:r>
+      <w:proofErr w:type="spellStart"/>
+      <w:r>
+        <w:t>Add</w:t>
+      </w:r>
+      <w:proofErr w:type="spellEnd"/>
+      <w:r>
+        <w:t xml:space="preserve"> -&gt; New </w:t>
+      </w:r>
+      <w:proofErr w:type="spellStart"/>
+      <w:r>
+        <w:t>Item</w:t>
+      </w:r>
+      <w:proofErr w:type="spellEnd"/>
+      <w:r>
+        <w:t>...).</w:t>
+      </w:r>
+    </w:p>
+    <w:p>
+      <w:pPr>
+        <w:pStyle w:val="Prrafodelista"/>
+        <w:numPr>
+          <w:ilvl w:val="0"/>
+          <w:numId w:val="16"/>
+        </w:numPr>
+      </w:pPr>
+      <w:proofErr w:type="spellStart"/>
+      <w:r>
+        <w:t>Buscá</w:t>
+      </w:r>
+      <w:proofErr w:type="spellEnd"/>
+      <w:r>
+        <w:t xml:space="preserve"> y </w:t>
+      </w:r>
+      <w:proofErr w:type="spellStart"/>
+      <w:r>
+        <w:t>seleccioná</w:t>
+      </w:r>
+      <w:proofErr w:type="spellEnd"/>
+      <w:r>
+        <w:t xml:space="preserve"> </w:t>
+      </w:r>
+      <w:r>
+        <w:rPr>
+          <w:b/>
+          <w:bCs/>
+        </w:rPr>
+        <w:t xml:space="preserve">Formulario Web </w:t>
+      </w:r>
+      <w:proofErr w:type="spellStart"/>
+      <w:r>
+        <w:rPr>
+          <w:b/>
+          <w:bCs/>
+        </w:rPr>
+        <w:t>Forms</w:t>
+      </w:r>
+      <w:proofErr w:type="spellEnd"/>
+      <w:r>
+        <w:rPr>
+          <w:b/>
+          <w:bCs/>
+        </w:rPr>
+        <w:t xml:space="preserve"> con página maestra</w:t>
+      </w:r>
+      <w:r>
+        <w:t xml:space="preserve"> (Web </w:t>
+      </w:r>
+      <w:proofErr w:type="spellStart"/>
+      <w:r>
+        <w:t>Form</w:t>
+      </w:r>
+      <w:proofErr w:type="spellEnd"/>
+      <w:r>
+        <w:t xml:space="preserve"> </w:t>
+      </w:r>
+      <w:proofErr w:type="spellStart"/>
+      <w:r>
+        <w:t>with</w:t>
+      </w:r>
+      <w:proofErr w:type="spellEnd"/>
+      <w:r>
+        <w:t xml:space="preserve"> Master Page).</w:t>
+      </w:r>
+    </w:p>
+    <w:p>
+      <w:pPr>
+        <w:pStyle w:val="Prrafodelista"/>
+        <w:numPr>
+          <w:ilvl w:val="0"/>
+          <w:numId w:val="16"/>
+        </w:numPr>
+      </w:pPr>
+      <w:r>
+        <w:t xml:space="preserve">En la parte inferior, </w:t>
+      </w:r>
+      <w:proofErr w:type="spellStart"/>
+      <w:r>
+        <w:t>ponele</w:t>
+      </w:r>
+      <w:proofErr w:type="spellEnd"/>
+      <w:r>
+        <w:t xml:space="preserve"> </w:t>
+      </w:r>
+      <w:r>
+        <w:rPr>
+          <w:b/>
+          <w:bCs/>
+        </w:rPr>
+        <w:t>exactamente</w:t>
+      </w:r>
+      <w:r>
+        <w:t xml:space="preserve"> este nombre: </w:t>
+      </w:r>
+      <w:r>
+        <w:rPr>
+          <w:b/>
+          <w:bCs/>
+        </w:rPr>
+        <w:t>Detalle.aspx</w:t>
+      </w:r>
+      <w:r>
+        <w:t>.</w:t>
+      </w:r>
+    </w:p>
+    <w:p>
+      <w:pPr>
+        <w:pStyle w:val="Prrafodelista"/>
+        <w:numPr>
+          <w:ilvl w:val="0"/>
+          <w:numId w:val="16"/>
+        </w:numPr>
+      </w:pPr>
+      <w:r>
+        <w:t xml:space="preserve">Dale a Agregar, y en la ventanita que te salta, </w:t>
+      </w:r>
+      <w:proofErr w:type="spellStart"/>
+      <w:r>
+        <w:t>seleccioná</w:t>
+      </w:r>
+      <w:proofErr w:type="spellEnd"/>
+      <w:r>
+        <w:t xml:space="preserve"> tu </w:t>
+      </w:r>
+      <w:proofErr w:type="spellStart"/>
+      <w:r>
+        <w:t>MasterPage.Master</w:t>
+      </w:r>
+      <w:proofErr w:type="spellEnd"/>
+      <w:r>
+        <w:t xml:space="preserve"> y dale Aceptar.</w:t>
+      </w:r>
+    </w:p>
+    <w:p>
+      <w:r>
+        <w:rPr>
+          <w:b/>
+          <w:bCs/>
+        </w:rPr>
+        <w:t>TEMA: Envío y Recepción de Parámetros por URL (</w:t>
+      </w:r>
+      <w:proofErr w:type="spellStart"/>
+      <w:r>
+        <w:rPr>
+          <w:b/>
+          <w:bCs/>
+        </w:rPr>
+        <w:t>QueryString</w:t>
+      </w:r>
+      <w:proofErr w:type="spellEnd"/>
+      <w:r>
+        <w:rPr>
+          <w:b/>
+          <w:bCs/>
         </w:rPr>
         <w:t>)</w:t>
       </w:r>
     </w:p>
     <w:p>
       <w:pPr>
-        <w:pStyle w:val="Prrafodelista"/>
-        <w:rPr>
-          <w:lang w:val="en-US"/>
-        </w:rPr>
-      </w:pPr>
-      <w:r>
-        <w:rPr>
-          <w:lang w:val="en-US"/>
-        </w:rPr>
-        <w:t xml:space="preserve">           { %&gt;</w:t>
-      </w:r>
-    </w:p>
-    <w:p>
-      <w:pPr>
-        <w:pStyle w:val="Prrafodelista"/>
-        <w:rPr>
-          <w:lang w:val="en-US"/>
-        </w:rPr>
-      </w:pPr>
-      <w:r>
-        <w:rPr>
-          <w:lang w:val="en-US"/>
+        <w:numPr>
+          <w:ilvl w:val="0"/>
+          <w:numId w:val="17"/>
+        </w:numPr>
+      </w:pPr>
+      <w:r>
+        <w:rPr>
+          <w:b/>
+          <w:bCs/>
+        </w:rPr>
+        <w:t xml:space="preserve">¿Qué es el </w:t>
+      </w:r>
+      <w:proofErr w:type="spellStart"/>
+      <w:r>
+        <w:rPr>
+          <w:b/>
+          <w:bCs/>
+        </w:rPr>
+        <w:t>QueryString</w:t>
+      </w:r>
+      <w:proofErr w:type="spellEnd"/>
+      <w:r>
+        <w:rPr>
+          <w:b/>
+          <w:bCs/>
+        </w:rPr>
+        <w:t>?</w:t>
+      </w:r>
+      <w:r>
+        <w:t xml:space="preserve"> Es la parte de una URL que contiene datos a pasar a la aplicación web. Comienza después del signo de </w:t>
+      </w:r>
+      <w:proofErr w:type="gramStart"/>
+      <w:r>
+        <w:t>interrogación ?</w:t>
+      </w:r>
+      <w:proofErr w:type="gramEnd"/>
+      <w:r>
+        <w:t xml:space="preserve"> y se estructura en formato clave-valor (</w:t>
+      </w:r>
+      <w:proofErr w:type="spellStart"/>
+      <w:r>
+        <w:t>ej</w:t>
+      </w:r>
+      <w:proofErr w:type="spellEnd"/>
+      <w:r>
+        <w:t>: ?id=5&amp;nombre=juan).</w:t>
+      </w:r>
+    </w:p>
+    <w:p>
+      <w:pPr>
+        <w:numPr>
+          <w:ilvl w:val="0"/>
+          <w:numId w:val="17"/>
+        </w:numPr>
+      </w:pPr>
+      <w:r>
+        <w:rPr>
+          <w:b/>
+          <w:bCs/>
+        </w:rPr>
+        <w:t>¿Cómo se envían?</w:t>
+      </w:r>
+      <w:r>
+        <w:t xml:space="preserve"> En HTML, simplemente armamos el enlace de forma dinámica: &lt;a </w:t>
+      </w:r>
+      <w:proofErr w:type="spellStart"/>
+      <w:r>
+        <w:t>href</w:t>
+      </w:r>
+      <w:proofErr w:type="spellEnd"/>
+      <w:r>
+        <w:t>="</w:t>
+      </w:r>
+      <w:proofErr w:type="spellStart"/>
+      <w:r>
+        <w:t>Detalle.aspx?id</w:t>
+      </w:r>
+      <w:proofErr w:type="spellEnd"/>
+      <w:r>
+        <w:t>=5"&gt;Ver&lt;/a&gt;.</w:t>
+      </w:r>
+    </w:p>
+    <w:p>
+      <w:pPr>
+        <w:numPr>
+          <w:ilvl w:val="0"/>
+          <w:numId w:val="17"/>
+        </w:numPr>
+      </w:pPr>
+      <w:r>
+        <w:rPr>
+          <w:b/>
+          <w:bCs/>
+        </w:rPr>
+        <w:t>¿Cómo se reciben en C#?</w:t>
+      </w:r>
+      <w:r>
+        <w:t xml:space="preserve"> Utilizamos la colección </w:t>
+      </w:r>
+      <w:proofErr w:type="spellStart"/>
+      <w:r>
+        <w:t>Request.QueryString</w:t>
+      </w:r>
+      <w:proofErr w:type="spellEnd"/>
+      <w:r>
+        <w:t>.</w:t>
+      </w:r>
+    </w:p>
+    <w:p>
+      <w:pPr>
+        <w:numPr>
+          <w:ilvl w:val="1"/>
+          <w:numId w:val="17"/>
+        </w:numPr>
+      </w:pPr>
+      <w:proofErr w:type="spellStart"/>
+      <w:r>
+        <w:t>Request.QueryString</w:t>
+      </w:r>
+      <w:proofErr w:type="spellEnd"/>
+      <w:r>
+        <w:t xml:space="preserve">["id"] busca en la URL si existe la palabra "id" y nos devuelve su valor en formato </w:t>
+      </w:r>
+      <w:proofErr w:type="spellStart"/>
+      <w:r>
+        <w:t>string</w:t>
+      </w:r>
+      <w:proofErr w:type="spellEnd"/>
+      <w:r>
+        <w:t>.</w:t>
+      </w:r>
+    </w:p>
+    <w:p>
+      <w:pPr>
+        <w:numPr>
+          <w:ilvl w:val="1"/>
+          <w:numId w:val="17"/>
+        </w:numPr>
+      </w:pPr>
+      <w:r>
+        <w:t>Si la palabra no existe en la URL, devuelve nulo (</w:t>
+      </w:r>
+      <w:proofErr w:type="spellStart"/>
+      <w:r>
+        <w:t>null</w:t>
+      </w:r>
+      <w:proofErr w:type="spellEnd"/>
+      <w:r>
+        <w:t xml:space="preserve">), por lo que siempre debemos validar esto antes de intentar transformar el dato a número con </w:t>
+      </w:r>
+      <w:proofErr w:type="spellStart"/>
+      <w:proofErr w:type="gramStart"/>
+      <w:r>
+        <w:t>int.Parse</w:t>
+      </w:r>
+      <w:proofErr w:type="spellEnd"/>
+      <w:proofErr w:type="gramEnd"/>
+      <w:r>
+        <w:t>() para que la aplicación no explote.</w:t>
+      </w:r>
+    </w:p>
+    <w:p>
+      <w:r>
+        <w:t xml:space="preserve">Tu instinto de usar </w:t>
+      </w:r>
+      <w:proofErr w:type="spellStart"/>
+      <w:r>
+        <w:t>Session</w:t>
+      </w:r>
+      <w:proofErr w:type="spellEnd"/>
+      <w:r>
+        <w:t xml:space="preserve"> es súper lógico porque lo usamos mucho para proteger datos. Sin embargo, para </w:t>
+      </w:r>
+      <w:r>
+        <w:rPr>
+          <w:b/>
+          <w:bCs/>
+        </w:rPr>
+        <w:t>Catálogos de E-Commerce</w:t>
+      </w:r>
+      <w:r>
+        <w:t>, usar la URL (</w:t>
+      </w:r>
+      <w:proofErr w:type="spellStart"/>
+      <w:r>
+        <w:t>QueryString</w:t>
+      </w:r>
+      <w:proofErr w:type="spellEnd"/>
+      <w:r>
+        <w:t xml:space="preserve">) no solo es mejor, sino que es el </w:t>
+      </w:r>
+      <w:r>
+        <w:rPr>
+          <w:b/>
+          <w:bCs/>
+        </w:rPr>
+        <w:t>Estándar de la Industria</w:t>
+      </w:r>
+      <w:r>
+        <w:t>. Te explico por qué con casos reales:</w:t>
+      </w:r>
+    </w:p>
+    <w:p>
+      <w:pPr>
+        <w:numPr>
+          <w:ilvl w:val="0"/>
+          <w:numId w:val="18"/>
+        </w:numPr>
+      </w:pPr>
+      <w:r>
+        <w:rPr>
+          <w:b/>
+          <w:bCs/>
+        </w:rPr>
+        <w:t>La prueba de WhatsApp (Compartir enlaces):</w:t>
+      </w:r>
+      <w:r>
+        <w:t xml:space="preserve"> </w:t>
+      </w:r>
+      <w:proofErr w:type="spellStart"/>
+      <w:r>
+        <w:t>Imaginate</w:t>
+      </w:r>
+      <w:proofErr w:type="spellEnd"/>
+      <w:r>
+        <w:t xml:space="preserve"> que estás navegando por tu tienda, ves el Galaxy S10 y le querés mandar el link a tu mamá por WhatsApp para que lo vea.</w:t>
+      </w:r>
+    </w:p>
+    <w:p>
+      <w:pPr>
+        <w:numPr>
+          <w:ilvl w:val="1"/>
+          <w:numId w:val="18"/>
+        </w:numPr>
+      </w:pPr>
+      <w:proofErr w:type="gramStart"/>
+      <w:r>
+        <w:t xml:space="preserve">Si </w:t>
+      </w:r>
+      <w:proofErr w:type="spellStart"/>
+      <w:r>
+        <w:t>usás</w:t>
+      </w:r>
+      <w:proofErr w:type="spellEnd"/>
+      <w:r>
+        <w:t xml:space="preserve"> </w:t>
+      </w:r>
+      <w:r>
+        <w:rPr>
+          <w:b/>
+          <w:bCs/>
+        </w:rPr>
+        <w:t>URL</w:t>
+      </w:r>
+      <w:r>
+        <w:t xml:space="preserve"> (</w:t>
+      </w:r>
+      <w:proofErr w:type="spellStart"/>
+      <w:r>
+        <w:t>Detalle.aspx?</w:t>
+      </w:r>
+      <w:proofErr w:type="gramEnd"/>
+      <w:r>
+        <w:t>id</w:t>
+      </w:r>
+      <w:proofErr w:type="spellEnd"/>
+      <w:r>
+        <w:t>=5), ella hace clic y su navegador lee el "5", va a la base de datos y le muestra el celular perfecto.</w:t>
+      </w:r>
+    </w:p>
+    <w:p>
+      <w:pPr>
+        <w:numPr>
+          <w:ilvl w:val="1"/>
+          <w:numId w:val="18"/>
+        </w:numPr>
+      </w:pPr>
+      <w:r>
+        <w:t xml:space="preserve">Si </w:t>
+      </w:r>
+      <w:proofErr w:type="spellStart"/>
+      <w:r>
+        <w:t>usás</w:t>
+      </w:r>
+      <w:proofErr w:type="spellEnd"/>
+      <w:r>
+        <w:t xml:space="preserve"> </w:t>
+      </w:r>
+      <w:proofErr w:type="spellStart"/>
+      <w:r>
+        <w:rPr>
+          <w:b/>
+          <w:bCs/>
+        </w:rPr>
+        <w:t>Session</w:t>
+      </w:r>
+      <w:proofErr w:type="spellEnd"/>
+      <w:r>
+        <w:t>, la URL que le mandarías sería solo Detalle.aspx. Al hacer clic, como ella recién entra, su "</w:t>
+      </w:r>
+      <w:proofErr w:type="spellStart"/>
+      <w:r>
+        <w:t>Session</w:t>
+      </w:r>
+      <w:proofErr w:type="spellEnd"/>
+      <w:r>
+        <w:t>" está vacía y la página le tiraría un error o se vería en blanco.</w:t>
+      </w:r>
+    </w:p>
+    <w:p>
+      <w:pPr>
+        <w:numPr>
+          <w:ilvl w:val="0"/>
+          <w:numId w:val="18"/>
+        </w:numPr>
+      </w:pPr>
+      <w:r>
+        <w:rPr>
+          <w:b/>
+          <w:bCs/>
+        </w:rPr>
+        <w:t>La prueba de las Pestañas Múltiples:</w:t>
+      </w:r>
+      <w:r>
+        <w:t xml:space="preserve"> ¿Qué pasa si abrís el catálogo, </w:t>
+      </w:r>
+      <w:proofErr w:type="spellStart"/>
+      <w:r>
+        <w:t>hacés</w:t>
+      </w:r>
+      <w:proofErr w:type="spellEnd"/>
+      <w:r>
+        <w:t xml:space="preserve"> clic derecho en la Play 4 y </w:t>
+      </w:r>
+      <w:proofErr w:type="spellStart"/>
+      <w:r>
+        <w:t>ponés</w:t>
+      </w:r>
+      <w:proofErr w:type="spellEnd"/>
+      <w:r>
+        <w:t xml:space="preserve"> </w:t>
+      </w:r>
+      <w:r>
+        <w:rPr>
+          <w:i/>
+          <w:iCs/>
+        </w:rPr>
+        <w:t>"</w:t>
+      </w:r>
+      <w:proofErr w:type="gramStart"/>
+      <w:r>
+        <w:rPr>
+          <w:i/>
+          <w:iCs/>
+        </w:rPr>
+        <w:t>Abrir en pestaña nueva"</w:t>
+      </w:r>
+      <w:r>
+        <w:t xml:space="preserve">, y luego </w:t>
+      </w:r>
+      <w:proofErr w:type="spellStart"/>
+      <w:r>
+        <w:t>hacés</w:t>
+      </w:r>
+      <w:proofErr w:type="spellEnd"/>
+      <w:r>
+        <w:t xml:space="preserve"> lo mismo con el Apple TV?</w:t>
+      </w:r>
+      <w:proofErr w:type="gramEnd"/>
+    </w:p>
+    <w:p>
+      <w:pPr>
+        <w:numPr>
+          <w:ilvl w:val="1"/>
+          <w:numId w:val="18"/>
+        </w:numPr>
+      </w:pPr>
+      <w:r>
+        <w:t xml:space="preserve">Con </w:t>
+      </w:r>
+      <w:proofErr w:type="spellStart"/>
+      <w:r>
+        <w:rPr>
+          <w:b/>
+          <w:bCs/>
+        </w:rPr>
+        <w:t>Session</w:t>
+      </w:r>
+      <w:proofErr w:type="spellEnd"/>
+      <w:r>
+        <w:t>, el servidor se confunde. La variable "</w:t>
+      </w:r>
+      <w:proofErr w:type="spellStart"/>
+      <w:r>
+        <w:t>ArticuloSeleccionado</w:t>
+      </w:r>
+      <w:proofErr w:type="spellEnd"/>
+      <w:r>
+        <w:t xml:space="preserve">" se </w:t>
+      </w:r>
+      <w:proofErr w:type="spellStart"/>
+      <w:r>
+        <w:t>sobreescribe</w:t>
+      </w:r>
+      <w:proofErr w:type="spellEnd"/>
+      <w:r>
+        <w:t xml:space="preserve"> con el último clic. ¡De repente ambas pestañas mostrarían el Apple TV!</w:t>
+      </w:r>
+    </w:p>
+    <w:p>
+      <w:pPr>
+        <w:numPr>
+          <w:ilvl w:val="1"/>
+          <w:numId w:val="18"/>
+        </w:numPr>
+      </w:pPr>
+      <w:r>
+        <w:t xml:space="preserve">Con </w:t>
+      </w:r>
+      <w:r>
+        <w:rPr>
+          <w:b/>
+          <w:bCs/>
+        </w:rPr>
+        <w:t>URL</w:t>
+      </w:r>
+      <w:r>
+        <w:t xml:space="preserve">, cada pestaña tiene su propio ID independiente en la barra de direcciones (?id=3 </w:t>
+      </w:r>
+      <w:proofErr w:type="gramStart"/>
+      <w:r>
+        <w:t>y ?id</w:t>
+      </w:r>
+      <w:proofErr w:type="gramEnd"/>
+      <w:r>
+        <w:t>=5). Cero conflictos.</w:t>
+      </w:r>
+    </w:p>
+    <w:p>
+      <w:pPr>
+        <w:numPr>
+          <w:ilvl w:val="0"/>
+          <w:numId w:val="18"/>
+        </w:numPr>
+      </w:pPr>
+      <w:r>
+        <w:rPr>
+          <w:b/>
+          <w:bCs/>
+        </w:rPr>
+        <w:t>SEO (Google):</w:t>
+      </w:r>
+      <w:r>
+        <w:t xml:space="preserve"> Google indexa los productos leyendo las </w:t>
+      </w:r>
+      <w:proofErr w:type="spellStart"/>
+      <w:r>
+        <w:t>URLs</w:t>
+      </w:r>
+      <w:proofErr w:type="spellEnd"/>
+      <w:r>
+        <w:t>. Si no hay parámetros en la URL, Google piensa que tu e-</w:t>
+      </w:r>
+      <w:proofErr w:type="spellStart"/>
+      <w:r>
+        <w:t>commerce</w:t>
+      </w:r>
+      <w:proofErr w:type="spellEnd"/>
+      <w:r>
+        <w:t xml:space="preserve"> tiene una sola página vacía.</w:t>
+      </w:r>
+    </w:p>
+    <w:p>
+      <w:r>
+        <w:rPr>
+          <w:b/>
+          <w:bCs/>
+        </w:rPr>
+        <w:lastRenderedPageBreak/>
+        <w:t xml:space="preserve">¿Cuándo usamos </w:t>
+      </w:r>
+      <w:proofErr w:type="spellStart"/>
+      <w:r>
+        <w:rPr>
+          <w:b/>
+          <w:bCs/>
+        </w:rPr>
+        <w:t>Session</w:t>
+      </w:r>
+      <w:proofErr w:type="spellEnd"/>
+      <w:r>
+        <w:rPr>
+          <w:b/>
+          <w:bCs/>
+        </w:rPr>
+        <w:t xml:space="preserve"> entonces?</w:t>
+      </w:r>
+      <w:r>
+        <w:t xml:space="preserve"> Para datos privados y únicos de cada computadora: El carrito de compras, o saber quién es el usuario que hizo </w:t>
+      </w:r>
+      <w:proofErr w:type="spellStart"/>
+      <w:r>
+        <w:t>Login</w:t>
+      </w:r>
+      <w:proofErr w:type="spellEnd"/>
+      <w:r>
+        <w:t>. ¡Esas cosas no se pueden pasar por URL!</w:t>
+      </w:r>
+    </w:p>
+    <w:p/>
+    <w:p>
+      <w:pPr>
+        <w:pStyle w:val="Prrafodelista"/>
+        <w:spacing w:before="100" w:beforeAutospacing="1" w:after="100" w:afterAutospacing="1" w:line="240" w:lineRule="auto"/>
+        <w:outlineLvl w:val="1"/>
+        <w:rPr>
+          <w:rFonts w:eastAsia="Times New Roman" w:cs="Times New Roman"/>
+          <w:b/>
+          <w:bCs/>
+          <w:kern w:val="0"/>
+          <w:sz w:val="28"/>
+          <w:szCs w:val="28"/>
+          <w:lang w:eastAsia="es-AR"/>
+          <w14:ligatures w14:val="none"/>
+        </w:rPr>
+      </w:pPr>
+      <w:r>
+        <w:rPr>
+          <w:rFonts w:ascii="Segoe UI Emoji" w:eastAsia="Times New Roman" w:hAnsi="Segoe UI Emoji" w:cs="Segoe UI Emoji"/>
+          <w:b/>
+          <w:bCs/>
+          <w:kern w:val="0"/>
+          <w:sz w:val="28"/>
+          <w:szCs w:val="28"/>
+          <w:lang w:eastAsia="es-AR"/>
+          <w14:ligatures w14:val="none"/>
+        </w:rPr>
+        <w:t>🚀</w:t>
+      </w:r>
+      <w:r>
+        <w:rPr>
+          <w:rFonts w:eastAsia="Times New Roman" w:cs="Times New Roman"/>
+          <w:b/>
+          <w:bCs/>
+          <w:kern w:val="0"/>
+          <w:sz w:val="28"/>
+          <w:szCs w:val="28"/>
+          <w:lang w:eastAsia="es-AR"/>
+          <w14:ligatures w14:val="none"/>
+        </w:rPr>
+        <w:t xml:space="preserve">Atrapar el ID en el </w:t>
+      </w:r>
+      <w:proofErr w:type="spellStart"/>
+      <w:r>
+        <w:rPr>
+          <w:rFonts w:eastAsia="Times New Roman" w:cs="Times New Roman"/>
+          <w:b/>
+          <w:bCs/>
+          <w:kern w:val="0"/>
+          <w:sz w:val="28"/>
+          <w:szCs w:val="28"/>
+          <w:lang w:eastAsia="es-AR"/>
+          <w14:ligatures w14:val="none"/>
+        </w:rPr>
+        <w:t>Code-Behind</w:t>
+      </w:r>
+      <w:proofErr w:type="spellEnd"/>
+      <w:r>
+        <w:rPr>
+          <w:rFonts w:eastAsia="Times New Roman" w:cs="Times New Roman"/>
+          <w:b/>
+          <w:bCs/>
+          <w:kern w:val="0"/>
+          <w:sz w:val="28"/>
+          <w:szCs w:val="28"/>
+          <w:lang w:eastAsia="es-AR"/>
+          <w14:ligatures w14:val="none"/>
+        </w:rPr>
+        <w:t xml:space="preserve"> (</w:t>
+      </w:r>
+      <w:proofErr w:type="spellStart"/>
+      <w:r>
+        <w:rPr>
+          <w:rFonts w:eastAsia="Times New Roman" w:cs="Courier New"/>
+          <w:b/>
+          <w:bCs/>
+          <w:kern w:val="0"/>
+          <w:sz w:val="28"/>
+          <w:szCs w:val="28"/>
+          <w:lang w:eastAsia="es-AR"/>
+          <w14:ligatures w14:val="none"/>
+        </w:rPr>
+        <w:t>Detalle.aspx.cs</w:t>
+      </w:r>
+      <w:proofErr w:type="spellEnd"/>
+      <w:r>
+        <w:rPr>
+          <w:rFonts w:eastAsia="Times New Roman" w:cs="Times New Roman"/>
+          <w:b/>
+          <w:bCs/>
+          <w:kern w:val="0"/>
+          <w:sz w:val="28"/>
+          <w:szCs w:val="28"/>
+          <w:lang w:eastAsia="es-AR"/>
+          <w14:ligatures w14:val="none"/>
+        </w:rPr>
+        <w:t>)</w:t>
+      </w:r>
+    </w:p>
+    <w:p>
+      <w:pPr>
+        <w:pStyle w:val="Prrafodelista"/>
+        <w:spacing w:before="100" w:beforeAutospacing="1" w:after="100" w:afterAutospacing="1" w:line="240" w:lineRule="auto"/>
+        <w:rPr>
+          <w:rFonts w:eastAsia="Times New Roman" w:cs="Times New Roman"/>
+          <w:kern w:val="0"/>
+          <w:lang w:eastAsia="es-AR"/>
+          <w14:ligatures w14:val="none"/>
+        </w:rPr>
+      </w:pPr>
+      <w:r>
+        <w:rPr>
+          <w:rFonts w:eastAsia="Times New Roman" w:cs="Times New Roman"/>
+          <w:kern w:val="0"/>
+          <w:lang w:eastAsia="es-AR"/>
+          <w14:ligatures w14:val="none"/>
+        </w:rPr>
+        <w:t>Vamos a escribir el código del servidor para recibir ese ID y buscar el artículo.</w:t>
+      </w:r>
+    </w:p>
+    <w:p>
+      <w:pPr>
+        <w:pStyle w:val="Prrafodelista"/>
+        <w:spacing w:before="100" w:beforeAutospacing="1" w:after="100" w:afterAutospacing="1" w:line="240" w:lineRule="auto"/>
+        <w:rPr>
+          <w:rFonts w:eastAsia="Times New Roman" w:cs="Times New Roman"/>
+          <w:kern w:val="0"/>
+          <w:lang w:val="en-US" w:eastAsia="es-AR"/>
+          <w14:ligatures w14:val="none"/>
+        </w:rPr>
+      </w:pPr>
+      <w:r>
+        <w:rPr>
+          <w:rFonts w:eastAsia="Times New Roman" w:cs="Times New Roman"/>
+          <w:kern w:val="0"/>
+          <w:lang w:val="en-US" w:eastAsia="es-AR"/>
+          <w14:ligatures w14:val="none"/>
+        </w:rPr>
+        <w:t xml:space="preserve">namespace </w:t>
+      </w:r>
+      <w:proofErr w:type="spellStart"/>
+      <w:r>
+        <w:rPr>
+          <w:rFonts w:eastAsia="Times New Roman" w:cs="Times New Roman"/>
+          <w:kern w:val="0"/>
+          <w:lang w:val="en-US" w:eastAsia="es-AR"/>
+          <w14:ligatures w14:val="none"/>
+        </w:rPr>
+        <w:t>e_commerce</w:t>
+      </w:r>
+      <w:proofErr w:type="spellEnd"/>
+    </w:p>
+    <w:p>
+      <w:pPr>
+        <w:pStyle w:val="Prrafodelista"/>
+        <w:spacing w:before="100" w:beforeAutospacing="1" w:after="100" w:afterAutospacing="1" w:line="240" w:lineRule="auto"/>
+        <w:rPr>
+          <w:rFonts w:eastAsia="Times New Roman" w:cs="Times New Roman"/>
+          <w:kern w:val="0"/>
+          <w:lang w:val="en-US" w:eastAsia="es-AR"/>
+          <w14:ligatures w14:val="none"/>
+        </w:rPr>
+      </w:pPr>
+      <w:r>
+        <w:rPr>
+          <w:rFonts w:eastAsia="Times New Roman" w:cs="Times New Roman"/>
+          <w:kern w:val="0"/>
+          <w:lang w:val="en-US" w:eastAsia="es-AR"/>
+          <w14:ligatures w14:val="none"/>
+        </w:rPr>
+        <w:t>{</w:t>
+      </w:r>
+    </w:p>
+    <w:p>
+      <w:pPr>
+        <w:pStyle w:val="Prrafodelista"/>
+        <w:spacing w:before="100" w:beforeAutospacing="1" w:after="100" w:afterAutospacing="1" w:line="240" w:lineRule="auto"/>
+        <w:rPr>
+          <w:rFonts w:eastAsia="Times New Roman" w:cs="Times New Roman"/>
+          <w:kern w:val="0"/>
+          <w:lang w:val="en-US" w:eastAsia="es-AR"/>
+          <w14:ligatures w14:val="none"/>
+        </w:rPr>
+      </w:pPr>
+      <w:r>
+        <w:rPr>
+          <w:rFonts w:eastAsia="Times New Roman" w:cs="Times New Roman"/>
+          <w:kern w:val="0"/>
+          <w:lang w:val="en-US" w:eastAsia="es-AR"/>
+          <w14:ligatures w14:val="none"/>
+        </w:rPr>
+        <w:t xml:space="preserve">    public partial class </w:t>
+      </w:r>
+      <w:proofErr w:type="spellStart"/>
+      <w:proofErr w:type="gramStart"/>
+      <w:r>
+        <w:rPr>
+          <w:rFonts w:eastAsia="Times New Roman" w:cs="Times New Roman"/>
+          <w:kern w:val="0"/>
+          <w:lang w:val="en-US" w:eastAsia="es-AR"/>
+          <w14:ligatures w14:val="none"/>
+        </w:rPr>
+        <w:t>Detalle</w:t>
+      </w:r>
+      <w:proofErr w:type="spellEnd"/>
+      <w:r>
+        <w:rPr>
+          <w:rFonts w:eastAsia="Times New Roman" w:cs="Times New Roman"/>
+          <w:kern w:val="0"/>
+          <w:lang w:val="en-US" w:eastAsia="es-AR"/>
+          <w14:ligatures w14:val="none"/>
+        </w:rPr>
+        <w:t xml:space="preserve"> :</w:t>
+      </w:r>
+      <w:proofErr w:type="gramEnd"/>
+      <w:r>
+        <w:rPr>
+          <w:rFonts w:eastAsia="Times New Roman" w:cs="Times New Roman"/>
+          <w:kern w:val="0"/>
+          <w:lang w:val="en-US" w:eastAsia="es-AR"/>
+          <w14:ligatures w14:val="none"/>
+        </w:rPr>
+        <w:t xml:space="preserve"> </w:t>
+      </w:r>
+      <w:proofErr w:type="spellStart"/>
+      <w:r>
+        <w:rPr>
+          <w:rFonts w:eastAsia="Times New Roman" w:cs="Times New Roman"/>
+          <w:kern w:val="0"/>
+          <w:lang w:val="en-US" w:eastAsia="es-AR"/>
+          <w14:ligatures w14:val="none"/>
+        </w:rPr>
+        <w:t>System.Web.UI.Page</w:t>
+      </w:r>
+      <w:proofErr w:type="spellEnd"/>
+    </w:p>
+    <w:p>
+      <w:pPr>
+        <w:pStyle w:val="Prrafodelista"/>
+        <w:spacing w:before="100" w:beforeAutospacing="1" w:after="100" w:afterAutospacing="1" w:line="240" w:lineRule="auto"/>
+        <w:rPr>
+          <w:rFonts w:eastAsia="Times New Roman" w:cs="Times New Roman"/>
+          <w:kern w:val="0"/>
+          <w:lang w:eastAsia="es-AR"/>
+          <w14:ligatures w14:val="none"/>
+        </w:rPr>
+      </w:pPr>
+      <w:r>
+        <w:rPr>
+          <w:rFonts w:eastAsia="Times New Roman" w:cs="Times New Roman"/>
+          <w:kern w:val="0"/>
+          <w:lang w:val="en-US" w:eastAsia="es-AR"/>
+          <w14:ligatures w14:val="none"/>
+        </w:rPr>
+        <w:t xml:space="preserve">    </w:t>
+      </w:r>
+      <w:r>
+        <w:rPr>
+          <w:rFonts w:eastAsia="Times New Roman" w:cs="Times New Roman"/>
+          <w:kern w:val="0"/>
+          <w:lang w:eastAsia="es-AR"/>
+          <w14:ligatures w14:val="none"/>
+        </w:rPr>
+        <w:t>{</w:t>
+      </w:r>
+    </w:p>
+    <w:p>
+      <w:pPr>
+        <w:pStyle w:val="Prrafodelista"/>
+        <w:spacing w:before="100" w:beforeAutospacing="1" w:after="100" w:afterAutospacing="1" w:line="240" w:lineRule="auto"/>
+        <w:rPr>
+          <w:rFonts w:eastAsia="Times New Roman" w:cs="Times New Roman"/>
+          <w:kern w:val="0"/>
+          <w:lang w:eastAsia="es-AR"/>
+          <w14:ligatures w14:val="none"/>
+        </w:rPr>
+      </w:pPr>
+      <w:r>
+        <w:rPr>
+          <w:rFonts w:eastAsia="Times New Roman" w:cs="Times New Roman"/>
+          <w:kern w:val="0"/>
+          <w:lang w:eastAsia="es-AR"/>
+          <w14:ligatures w14:val="none"/>
+        </w:rPr>
+        <w:t xml:space="preserve">        // 1. Creamos una propiedad pública para guardar el artículo y que el HTML lo pueda leer</w:t>
+      </w:r>
+    </w:p>
+    <w:p>
+      <w:pPr>
+        <w:pStyle w:val="Prrafodelista"/>
+        <w:spacing w:before="100" w:beforeAutospacing="1" w:after="100" w:afterAutospacing="1" w:line="240" w:lineRule="auto"/>
+        <w:rPr>
+          <w:rFonts w:eastAsia="Times New Roman" w:cs="Times New Roman"/>
+          <w:kern w:val="0"/>
+          <w:lang w:val="en-US" w:eastAsia="es-AR"/>
+          <w14:ligatures w14:val="none"/>
+        </w:rPr>
+      </w:pPr>
+      <w:r>
+        <w:rPr>
+          <w:rFonts w:eastAsia="Times New Roman" w:cs="Times New Roman"/>
+          <w:kern w:val="0"/>
+          <w:lang w:eastAsia="es-AR"/>
+          <w14:ligatures w14:val="none"/>
+        </w:rPr>
+        <w:t xml:space="preserve">        </w:t>
+      </w:r>
+      <w:r>
+        <w:rPr>
+          <w:rFonts w:eastAsia="Times New Roman" w:cs="Times New Roman"/>
+          <w:kern w:val="0"/>
+          <w:lang w:val="en-US" w:eastAsia="es-AR"/>
+          <w14:ligatures w14:val="none"/>
+        </w:rPr>
+        <w:t xml:space="preserve">public </w:t>
+      </w:r>
+      <w:proofErr w:type="spellStart"/>
+      <w:r>
+        <w:rPr>
+          <w:rFonts w:eastAsia="Times New Roman" w:cs="Times New Roman"/>
+          <w:kern w:val="0"/>
+          <w:lang w:val="en-US" w:eastAsia="es-AR"/>
+          <w14:ligatures w14:val="none"/>
+        </w:rPr>
+        <w:t>Articulo</w:t>
+      </w:r>
+      <w:proofErr w:type="spellEnd"/>
+      <w:r>
+        <w:rPr>
+          <w:rFonts w:eastAsia="Times New Roman" w:cs="Times New Roman"/>
+          <w:kern w:val="0"/>
+          <w:lang w:val="en-US" w:eastAsia="es-AR"/>
+          <w14:ligatures w14:val="none"/>
+        </w:rPr>
+        <w:t xml:space="preserve"> </w:t>
+      </w:r>
+      <w:proofErr w:type="spellStart"/>
+      <w:r>
+        <w:rPr>
+          <w:rFonts w:eastAsia="Times New Roman" w:cs="Times New Roman"/>
+          <w:kern w:val="0"/>
+          <w:lang w:val="en-US" w:eastAsia="es-AR"/>
+          <w14:ligatures w14:val="none"/>
+        </w:rPr>
+        <w:t>ArticuloSeleccionado</w:t>
+      </w:r>
+      <w:proofErr w:type="spellEnd"/>
+      <w:r>
+        <w:rPr>
+          <w:rFonts w:eastAsia="Times New Roman" w:cs="Times New Roman"/>
+          <w:kern w:val="0"/>
+          <w:lang w:val="en-US" w:eastAsia="es-AR"/>
+          <w14:ligatures w14:val="none"/>
+        </w:rPr>
+        <w:t xml:space="preserve"> </w:t>
+      </w:r>
+      <w:proofErr w:type="gramStart"/>
+      <w:r>
+        <w:rPr>
+          <w:rFonts w:eastAsia="Times New Roman" w:cs="Times New Roman"/>
+          <w:kern w:val="0"/>
+          <w:lang w:val="en-US" w:eastAsia="es-AR"/>
+          <w14:ligatures w14:val="none"/>
+        </w:rPr>
+        <w:t>{ get</w:t>
+      </w:r>
+      <w:proofErr w:type="gramEnd"/>
+      <w:r>
+        <w:rPr>
+          <w:rFonts w:eastAsia="Times New Roman" w:cs="Times New Roman"/>
+          <w:kern w:val="0"/>
+          <w:lang w:val="en-US" w:eastAsia="es-AR"/>
+          <w14:ligatures w14:val="none"/>
+        </w:rPr>
+        <w:t>; set; }</w:t>
+      </w:r>
+    </w:p>
+    <w:p>
+      <w:pPr>
+        <w:pStyle w:val="Prrafodelista"/>
+        <w:spacing w:before="100" w:beforeAutospacing="1" w:after="100" w:afterAutospacing="1" w:line="240" w:lineRule="auto"/>
+        <w:rPr>
+          <w:rFonts w:eastAsia="Times New Roman" w:cs="Times New Roman"/>
+          <w:kern w:val="0"/>
+          <w:lang w:val="en-US" w:eastAsia="es-AR"/>
+          <w14:ligatures w14:val="none"/>
+        </w:rPr>
+      </w:pPr>
+    </w:p>
+    <w:p>
+      <w:pPr>
+        <w:pStyle w:val="Prrafodelista"/>
+        <w:spacing w:before="100" w:beforeAutospacing="1" w:after="100" w:afterAutospacing="1" w:line="240" w:lineRule="auto"/>
+        <w:rPr>
+          <w:rFonts w:eastAsia="Times New Roman" w:cs="Times New Roman"/>
+          <w:kern w:val="0"/>
+          <w:lang w:val="en-US" w:eastAsia="es-AR"/>
+          <w14:ligatures w14:val="none"/>
+        </w:rPr>
+      </w:pPr>
+      <w:r>
+        <w:rPr>
+          <w:rFonts w:eastAsia="Times New Roman" w:cs="Times New Roman"/>
+          <w:kern w:val="0"/>
+          <w:lang w:val="en-US" w:eastAsia="es-AR"/>
+          <w14:ligatures w14:val="none"/>
+        </w:rPr>
+        <w:t xml:space="preserve">        protected void </w:t>
+      </w:r>
+      <w:proofErr w:type="spellStart"/>
+      <w:r>
+        <w:rPr>
+          <w:rFonts w:eastAsia="Times New Roman" w:cs="Times New Roman"/>
+          <w:kern w:val="0"/>
+          <w:lang w:val="en-US" w:eastAsia="es-AR"/>
+          <w14:ligatures w14:val="none"/>
+        </w:rPr>
+        <w:t>Page_</w:t>
+      </w:r>
+      <w:proofErr w:type="gramStart"/>
+      <w:r>
+        <w:rPr>
+          <w:rFonts w:eastAsia="Times New Roman" w:cs="Times New Roman"/>
+          <w:kern w:val="0"/>
+          <w:lang w:val="en-US" w:eastAsia="es-AR"/>
+          <w14:ligatures w14:val="none"/>
+        </w:rPr>
+        <w:t>Load</w:t>
+      </w:r>
+      <w:proofErr w:type="spellEnd"/>
+      <w:r>
+        <w:rPr>
+          <w:rFonts w:eastAsia="Times New Roman" w:cs="Times New Roman"/>
+          <w:kern w:val="0"/>
+          <w:lang w:val="en-US" w:eastAsia="es-AR"/>
+          <w14:ligatures w14:val="none"/>
+        </w:rPr>
+        <w:t>(</w:t>
+      </w:r>
+      <w:proofErr w:type="gramEnd"/>
+      <w:r>
+        <w:rPr>
+          <w:rFonts w:eastAsia="Times New Roman" w:cs="Times New Roman"/>
+          <w:kern w:val="0"/>
+          <w:lang w:val="en-US" w:eastAsia="es-AR"/>
+          <w14:ligatures w14:val="none"/>
+        </w:rPr>
+        <w:t xml:space="preserve">object sender, </w:t>
+      </w:r>
+      <w:proofErr w:type="spellStart"/>
+      <w:r>
+        <w:rPr>
+          <w:rFonts w:eastAsia="Times New Roman" w:cs="Times New Roman"/>
+          <w:kern w:val="0"/>
+          <w:lang w:val="en-US" w:eastAsia="es-AR"/>
+          <w14:ligatures w14:val="none"/>
+        </w:rPr>
+        <w:t>EventArgs</w:t>
+      </w:r>
+      <w:proofErr w:type="spellEnd"/>
+      <w:r>
+        <w:rPr>
+          <w:rFonts w:eastAsia="Times New Roman" w:cs="Times New Roman"/>
+          <w:kern w:val="0"/>
+          <w:lang w:val="en-US" w:eastAsia="es-AR"/>
+          <w14:ligatures w14:val="none"/>
+        </w:rPr>
+        <w:t xml:space="preserve"> e)</w:t>
+      </w:r>
+    </w:p>
+    <w:p>
+      <w:pPr>
+        <w:pStyle w:val="Prrafodelista"/>
+        <w:spacing w:before="100" w:beforeAutospacing="1" w:after="100" w:afterAutospacing="1" w:line="240" w:lineRule="auto"/>
+        <w:rPr>
+          <w:rFonts w:eastAsia="Times New Roman" w:cs="Times New Roman"/>
+          <w:kern w:val="0"/>
+          <w:lang w:eastAsia="es-AR"/>
+          <w14:ligatures w14:val="none"/>
+        </w:rPr>
+      </w:pPr>
+      <w:r>
+        <w:rPr>
+          <w:rFonts w:eastAsia="Times New Roman" w:cs="Times New Roman"/>
+          <w:kern w:val="0"/>
+          <w:lang w:val="en-US" w:eastAsia="es-AR"/>
+          <w14:ligatures w14:val="none"/>
+        </w:rPr>
+        <w:t xml:space="preserve">        </w:t>
+      </w:r>
+      <w:r>
+        <w:rPr>
+          <w:rFonts w:eastAsia="Times New Roman" w:cs="Times New Roman"/>
+          <w:kern w:val="0"/>
+          <w:lang w:eastAsia="es-AR"/>
+          <w14:ligatures w14:val="none"/>
+        </w:rPr>
+        <w:t>{</w:t>
+      </w:r>
+    </w:p>
+    <w:p>
+      <w:pPr>
+        <w:pStyle w:val="Prrafodelista"/>
+        <w:spacing w:before="100" w:beforeAutospacing="1" w:after="100" w:afterAutospacing="1" w:line="240" w:lineRule="auto"/>
+        <w:rPr>
+          <w:rFonts w:eastAsia="Times New Roman" w:cs="Times New Roman"/>
+          <w:kern w:val="0"/>
+          <w:lang w:eastAsia="es-AR"/>
+          <w14:ligatures w14:val="none"/>
+        </w:rPr>
+      </w:pPr>
+      <w:r>
+        <w:rPr>
+          <w:rFonts w:eastAsia="Times New Roman" w:cs="Times New Roman"/>
+          <w:kern w:val="0"/>
+          <w:lang w:eastAsia="es-AR"/>
+          <w14:ligatures w14:val="none"/>
+        </w:rPr>
+        <w:t xml:space="preserve">            // 2. Revisamos si en la URL viene el famoso parámetro "id"</w:t>
+      </w:r>
+    </w:p>
+    <w:p>
+      <w:pPr>
+        <w:pStyle w:val="Prrafodelista"/>
+        <w:spacing w:before="100" w:beforeAutospacing="1" w:after="100" w:afterAutospacing="1" w:line="240" w:lineRule="auto"/>
+        <w:rPr>
+          <w:rFonts w:eastAsia="Times New Roman" w:cs="Times New Roman"/>
+          <w:kern w:val="0"/>
+          <w:lang w:val="en-US" w:eastAsia="es-AR"/>
+          <w14:ligatures w14:val="none"/>
+        </w:rPr>
+      </w:pPr>
+      <w:r>
+        <w:rPr>
+          <w:rFonts w:eastAsia="Times New Roman" w:cs="Times New Roman"/>
+          <w:kern w:val="0"/>
+          <w:lang w:eastAsia="es-AR"/>
+          <w14:ligatures w14:val="none"/>
         </w:rPr>
         <w:t xml:space="preserve">            </w:t>
       </w:r>
-    </w:p>
-    <w:p>
-      <w:pPr>
-        <w:pStyle w:val="Prrafodelista"/>
-        <w:rPr>
-          <w:lang w:val="en-US"/>
-        </w:rPr>
-      </w:pPr>
-      <w:r>
-        <w:rPr>
-          <w:lang w:val="en-US"/>
-        </w:rPr>
-        <w:t xml:space="preserve">            &lt;div class="col"&gt;</w:t>
-      </w:r>
-    </w:p>
-    <w:p>
-      <w:pPr>
-        <w:pStyle w:val="Prrafodelista"/>
-        <w:rPr>
-          <w:lang w:val="en-US"/>
-        </w:rPr>
-      </w:pPr>
-      <w:r>
-        <w:rPr>
-          <w:lang w:val="en-US"/>
-        </w:rPr>
-        <w:t xml:space="preserve">                &lt;div class="card h-100"&gt;</w:t>
-      </w:r>
-    </w:p>
-    <w:p>
-      <w:pPr>
-        <w:pStyle w:val="Prrafodelista"/>
-      </w:pPr>
-      <w:r>
-        <w:rPr>
-          <w:lang w:val="en-US"/>
-        </w:rPr>
-        <w:t xml:space="preserve">                    </w:t>
-      </w:r>
-      <w:r>
-        <w:t>&lt;%-- Imagen del artículo. Si la URL está rota, el '</w:t>
-      </w:r>
-      <w:proofErr w:type="spellStart"/>
-      <w:r>
-        <w:t>onerror</w:t>
-      </w:r>
-      <w:proofErr w:type="spellEnd"/>
-      <w:r>
-        <w:t>' carga una imagen por defecto --%&gt;</w:t>
-      </w:r>
-    </w:p>
-    <w:p>
-      <w:pPr>
-        <w:pStyle w:val="Prrafodelista"/>
-        <w:rPr>
-          <w:lang w:val="en-US"/>
-        </w:rPr>
-      </w:pPr>
-      <w:r>
-        <w:t xml:space="preserve">                    </w:t>
-      </w:r>
-      <w:r>
-        <w:rPr>
-          <w:lang w:val="en-US"/>
-        </w:rPr>
-        <w:t>&lt;</w:t>
-      </w:r>
-      <w:proofErr w:type="spellStart"/>
-      <w:r>
-        <w:rPr>
-          <w:lang w:val="en-US"/>
-        </w:rPr>
-        <w:t>img</w:t>
-      </w:r>
-      <w:proofErr w:type="spellEnd"/>
-      <w:r>
-        <w:rPr>
-          <w:lang w:val="en-US"/>
-        </w:rPr>
-        <w:t xml:space="preserve"> </w:t>
-      </w:r>
-      <w:proofErr w:type="spellStart"/>
-      <w:r>
-        <w:rPr>
-          <w:lang w:val="en-US"/>
-        </w:rPr>
-        <w:t>src</w:t>
-      </w:r>
-      <w:proofErr w:type="spellEnd"/>
-      <w:r>
-        <w:rPr>
-          <w:lang w:val="en-US"/>
-        </w:rPr>
-        <w:t xml:space="preserve">="&lt;%: </w:t>
-      </w:r>
-      <w:proofErr w:type="spellStart"/>
+      <w:r>
+        <w:rPr>
+          <w:rFonts w:eastAsia="Times New Roman" w:cs="Times New Roman"/>
+          <w:kern w:val="0"/>
+          <w:lang w:val="en-US" w:eastAsia="es-AR"/>
+          <w14:ligatures w14:val="none"/>
+        </w:rPr>
+        <w:t>if (</w:t>
+      </w:r>
+      <w:proofErr w:type="spellStart"/>
+      <w:r>
+        <w:rPr>
+          <w:rFonts w:eastAsia="Times New Roman" w:cs="Times New Roman"/>
+          <w:kern w:val="0"/>
+          <w:lang w:val="en-US" w:eastAsia="es-AR"/>
+          <w14:ligatures w14:val="none"/>
+        </w:rPr>
+        <w:t>Request.QueryString</w:t>
+      </w:r>
+      <w:proofErr w:type="spellEnd"/>
+      <w:r>
+        <w:rPr>
+          <w:rFonts w:eastAsia="Times New Roman" w:cs="Times New Roman"/>
+          <w:kern w:val="0"/>
+          <w:lang w:val="en-US" w:eastAsia="es-AR"/>
+          <w14:ligatures w14:val="none"/>
+        </w:rPr>
+        <w:t>["id"</w:t>
+      </w:r>
       <w:proofErr w:type="gramStart"/>
       <w:r>
         <w:rPr>
-          <w:lang w:val="en-US"/>
-        </w:rPr>
-        <w:t>art.ImagenUrl</w:t>
-      </w:r>
-      <w:proofErr w:type="spellEnd"/>
+          <w:rFonts w:eastAsia="Times New Roman" w:cs="Times New Roman"/>
+          <w:kern w:val="0"/>
+          <w:lang w:val="en-US" w:eastAsia="es-AR"/>
+          <w14:ligatures w14:val="none"/>
+        </w:rPr>
+        <w:t>] !</w:t>
+      </w:r>
       <w:proofErr w:type="gramEnd"/>
       <w:r>
         <w:rPr>
-          <w:lang w:val="en-US"/>
-        </w:rPr>
-        <w:t xml:space="preserve"> %&gt;" class="card-</w:t>
-      </w:r>
-      <w:proofErr w:type="spellStart"/>
-      <w:r>
-        <w:rPr>
-          <w:lang w:val="en-US"/>
-        </w:rPr>
-        <w:t>img</w:t>
-      </w:r>
-      <w:proofErr w:type="spellEnd"/>
-      <w:r>
-        <w:rPr>
-          <w:lang w:val="en-US"/>
-        </w:rPr>
-        <w:t xml:space="preserve">-top" alt="&lt;%: </w:t>
-      </w:r>
-      <w:proofErr w:type="spellStart"/>
-      <w:r>
-        <w:rPr>
-          <w:lang w:val="en-US"/>
-        </w:rPr>
-        <w:t>art.Nombre</w:t>
-      </w:r>
-      <w:proofErr w:type="spellEnd"/>
-      <w:r>
-        <w:rPr>
-          <w:lang w:val="en-US"/>
-        </w:rPr>
-        <w:t xml:space="preserve"> %&gt;" </w:t>
-      </w:r>
-    </w:p>
-    <w:p>
-      <w:pPr>
-        <w:pStyle w:val="Prrafodelista"/>
-        <w:rPr>
-          <w:lang w:val="en-US"/>
-        </w:rPr>
-      </w:pPr>
-      <w:r>
-        <w:rPr>
-          <w:lang w:val="en-US"/>
-        </w:rPr>
-        <w:t xml:space="preserve">                         onerror="this.src='https://cdn.pixabay.com/photo/2015/10/05/22/37/blank-profile-picture-973460_960_720.png'"&gt;</w:t>
-      </w:r>
-    </w:p>
-    <w:p>
-      <w:pPr>
-        <w:pStyle w:val="Prrafodelista"/>
-        <w:rPr>
-          <w:lang w:val="en-US"/>
-        </w:rPr>
-      </w:pPr>
-      <w:r>
-        <w:rPr>
-          <w:lang w:val="en-US"/>
-        </w:rPr>
-        <w:t xml:space="preserve">                    </w:t>
-      </w:r>
-    </w:p>
-    <w:p>
-      <w:pPr>
-        <w:pStyle w:val="Prrafodelista"/>
-        <w:rPr>
-          <w:lang w:val="en-US"/>
-        </w:rPr>
-      </w:pPr>
-      <w:r>
-        <w:rPr>
-          <w:lang w:val="en-US"/>
-        </w:rPr>
-        <w:t xml:space="preserve">                    &lt;div class="card-body"&gt;</w:t>
-      </w:r>
-    </w:p>
-    <w:p>
-      <w:pPr>
-        <w:pStyle w:val="Prrafodelista"/>
-        <w:rPr>
-          <w:lang w:val="en-US"/>
-        </w:rPr>
-      </w:pPr>
-      <w:r>
-        <w:rPr>
-          <w:lang w:val="en-US"/>
-        </w:rPr>
-        <w:t xml:space="preserve">                        &lt;h5 class="card-title"&gt;&lt;%: </w:t>
+          <w:rFonts w:eastAsia="Times New Roman" w:cs="Times New Roman"/>
+          <w:kern w:val="0"/>
+          <w:lang w:val="en-US" w:eastAsia="es-AR"/>
+          <w14:ligatures w14:val="none"/>
+        </w:rPr>
+        <w:t>= null)</w:t>
+      </w:r>
+    </w:p>
+    <w:p>
+      <w:pPr>
+        <w:pStyle w:val="Prrafodelista"/>
+        <w:spacing w:before="100" w:beforeAutospacing="1" w:after="100" w:afterAutospacing="1" w:line="240" w:lineRule="auto"/>
+        <w:rPr>
+          <w:rFonts w:eastAsia="Times New Roman" w:cs="Times New Roman"/>
+          <w:kern w:val="0"/>
+          <w:lang w:eastAsia="es-AR"/>
+          <w14:ligatures w14:val="none"/>
+        </w:rPr>
+      </w:pPr>
+      <w:r>
+        <w:rPr>
+          <w:rFonts w:eastAsia="Times New Roman" w:cs="Times New Roman"/>
+          <w:kern w:val="0"/>
+          <w:lang w:val="en-US" w:eastAsia="es-AR"/>
+          <w14:ligatures w14:val="none"/>
+        </w:rPr>
+        <w:t xml:space="preserve">            </w:t>
+      </w:r>
+      <w:r>
+        <w:rPr>
+          <w:rFonts w:eastAsia="Times New Roman" w:cs="Times New Roman"/>
+          <w:kern w:val="0"/>
+          <w:lang w:eastAsia="es-AR"/>
+          <w14:ligatures w14:val="none"/>
+        </w:rPr>
+        <w:t>{</w:t>
+      </w:r>
+    </w:p>
+    <w:p>
+      <w:pPr>
+        <w:pStyle w:val="Prrafodelista"/>
+        <w:spacing w:before="100" w:beforeAutospacing="1" w:after="100" w:afterAutospacing="1" w:line="240" w:lineRule="auto"/>
+        <w:rPr>
+          <w:rFonts w:eastAsia="Times New Roman" w:cs="Times New Roman"/>
+          <w:kern w:val="0"/>
+          <w:lang w:eastAsia="es-AR"/>
+          <w14:ligatures w14:val="none"/>
+        </w:rPr>
+      </w:pPr>
+      <w:r>
+        <w:rPr>
+          <w:rFonts w:eastAsia="Times New Roman" w:cs="Times New Roman"/>
+          <w:kern w:val="0"/>
+          <w:lang w:eastAsia="es-AR"/>
+          <w14:ligatures w14:val="none"/>
+        </w:rPr>
+        <w:t xml:space="preserve">                // 3. Lo extraemos de la URL (viene como texto) y lo convertimos a número entero</w:t>
+      </w:r>
+    </w:p>
+    <w:p>
+      <w:pPr>
+        <w:pStyle w:val="Prrafodelista"/>
+        <w:spacing w:before="100" w:beforeAutospacing="1" w:after="100" w:afterAutospacing="1" w:line="240" w:lineRule="auto"/>
+        <w:rPr>
+          <w:rFonts w:eastAsia="Times New Roman" w:cs="Times New Roman"/>
+          <w:kern w:val="0"/>
+          <w:lang w:val="en-US" w:eastAsia="es-AR"/>
+          <w14:ligatures w14:val="none"/>
+        </w:rPr>
+      </w:pPr>
+      <w:r>
+        <w:rPr>
+          <w:rFonts w:eastAsia="Times New Roman" w:cs="Times New Roman"/>
+          <w:kern w:val="0"/>
+          <w:lang w:eastAsia="es-AR"/>
+          <w14:ligatures w14:val="none"/>
+        </w:rPr>
+        <w:t xml:space="preserve">                </w:t>
+      </w:r>
+      <w:r>
+        <w:rPr>
+          <w:rFonts w:eastAsia="Times New Roman" w:cs="Times New Roman"/>
+          <w:kern w:val="0"/>
+          <w:lang w:val="en-US" w:eastAsia="es-AR"/>
+          <w14:ligatures w14:val="none"/>
+        </w:rPr>
+        <w:t xml:space="preserve">int id = </w:t>
       </w:r>
       <w:proofErr w:type="spellStart"/>
       <w:proofErr w:type="gramStart"/>
       <w:r>
         <w:rPr>
-          <w:lang w:val="en-US"/>
-        </w:rPr>
-        <w:t>art.Nombre</w:t>
+          <w:rFonts w:eastAsia="Times New Roman" w:cs="Times New Roman"/>
+          <w:kern w:val="0"/>
+          <w:lang w:val="en-US" w:eastAsia="es-AR"/>
+          <w14:ligatures w14:val="none"/>
+        </w:rPr>
+        <w:t>int.Parse</w:t>
       </w:r>
       <w:proofErr w:type="spellEnd"/>
       <w:proofErr w:type="gramEnd"/>
       <w:r>
         <w:rPr>
-          <w:lang w:val="en-US"/>
-        </w:rPr>
-        <w:t xml:space="preserve"> %&gt;&lt;/h5&gt;</w:t>
-      </w:r>
-    </w:p>
-    <w:p>
-      <w:pPr>
-        <w:pStyle w:val="Prrafodelista"/>
-        <w:rPr>
-          <w:lang w:val="en-US"/>
-        </w:rPr>
-      </w:pPr>
-      <w:r>
-        <w:rPr>
-          <w:lang w:val="en-US"/>
-        </w:rPr>
-        <w:t xml:space="preserve">                        &lt;p class="card-text"&gt;&lt;%: </w:t>
+          <w:rFonts w:eastAsia="Times New Roman" w:cs="Times New Roman"/>
+          <w:kern w:val="0"/>
+          <w:lang w:val="en-US" w:eastAsia="es-AR"/>
+          <w14:ligatures w14:val="none"/>
+        </w:rPr>
+        <w:t>(</w:t>
+      </w:r>
+      <w:proofErr w:type="spellStart"/>
+      <w:r>
+        <w:rPr>
+          <w:rFonts w:eastAsia="Times New Roman" w:cs="Times New Roman"/>
+          <w:kern w:val="0"/>
+          <w:lang w:val="en-US" w:eastAsia="es-AR"/>
+          <w14:ligatures w14:val="none"/>
+        </w:rPr>
+        <w:t>Request.QueryString</w:t>
+      </w:r>
+      <w:proofErr w:type="spellEnd"/>
+      <w:r>
+        <w:rPr>
+          <w:rFonts w:eastAsia="Times New Roman" w:cs="Times New Roman"/>
+          <w:kern w:val="0"/>
+          <w:lang w:val="en-US" w:eastAsia="es-AR"/>
+          <w14:ligatures w14:val="none"/>
+        </w:rPr>
+        <w:t>["id"]);</w:t>
+      </w:r>
+    </w:p>
+    <w:p>
+      <w:pPr>
+        <w:pStyle w:val="Prrafodelista"/>
+        <w:spacing w:before="100" w:beforeAutospacing="1" w:after="100" w:afterAutospacing="1" w:line="240" w:lineRule="auto"/>
+        <w:rPr>
+          <w:rFonts w:eastAsia="Times New Roman" w:cs="Times New Roman"/>
+          <w:kern w:val="0"/>
+          <w:lang w:val="en-US" w:eastAsia="es-AR"/>
+          <w14:ligatures w14:val="none"/>
+        </w:rPr>
+      </w:pPr>
+    </w:p>
+    <w:p>
+      <w:pPr>
+        <w:pStyle w:val="Prrafodelista"/>
+        <w:spacing w:before="100" w:beforeAutospacing="1" w:after="100" w:afterAutospacing="1" w:line="240" w:lineRule="auto"/>
+        <w:rPr>
+          <w:rFonts w:eastAsia="Times New Roman" w:cs="Times New Roman"/>
+          <w:kern w:val="0"/>
+          <w:lang w:eastAsia="es-AR"/>
+          <w14:ligatures w14:val="none"/>
+        </w:rPr>
+      </w:pPr>
+      <w:r>
+        <w:rPr>
+          <w:rFonts w:eastAsia="Times New Roman" w:cs="Times New Roman"/>
+          <w:kern w:val="0"/>
+          <w:lang w:val="en-US" w:eastAsia="es-AR"/>
+          <w14:ligatures w14:val="none"/>
+        </w:rPr>
+        <w:t xml:space="preserve">                </w:t>
+      </w:r>
+      <w:r>
+        <w:rPr>
+          <w:rFonts w:eastAsia="Times New Roman" w:cs="Times New Roman"/>
+          <w:kern w:val="0"/>
+          <w:lang w:eastAsia="es-AR"/>
+          <w14:ligatures w14:val="none"/>
+        </w:rPr>
+        <w:t>// 4. Instanciamos el negocio para ir a buscar a la base de datos</w:t>
+      </w:r>
+    </w:p>
+    <w:p>
+      <w:pPr>
+        <w:pStyle w:val="Prrafodelista"/>
+        <w:spacing w:before="100" w:beforeAutospacing="1" w:after="100" w:afterAutospacing="1" w:line="240" w:lineRule="auto"/>
+        <w:rPr>
+          <w:rFonts w:eastAsia="Times New Roman" w:cs="Times New Roman"/>
+          <w:kern w:val="0"/>
+          <w:lang w:eastAsia="es-AR"/>
+          <w14:ligatures w14:val="none"/>
+        </w:rPr>
+      </w:pPr>
+      <w:r>
+        <w:rPr>
+          <w:rFonts w:eastAsia="Times New Roman" w:cs="Times New Roman"/>
+          <w:kern w:val="0"/>
+          <w:lang w:eastAsia="es-AR"/>
+          <w14:ligatures w14:val="none"/>
+        </w:rPr>
+        <w:t xml:space="preserve">                </w:t>
+      </w:r>
+      <w:proofErr w:type="spellStart"/>
+      <w:r>
+        <w:rPr>
+          <w:rFonts w:eastAsia="Times New Roman" w:cs="Times New Roman"/>
+          <w:kern w:val="0"/>
+          <w:lang w:eastAsia="es-AR"/>
+          <w14:ligatures w14:val="none"/>
+        </w:rPr>
+        <w:t>ArticuloNegocio</w:t>
+      </w:r>
+      <w:proofErr w:type="spellEnd"/>
+      <w:r>
+        <w:rPr>
+          <w:rFonts w:eastAsia="Times New Roman" w:cs="Times New Roman"/>
+          <w:kern w:val="0"/>
+          <w:lang w:eastAsia="es-AR"/>
+          <w14:ligatures w14:val="none"/>
+        </w:rPr>
+        <w:t xml:space="preserve"> negocio = new </w:t>
       </w:r>
       <w:proofErr w:type="spellStart"/>
       <w:proofErr w:type="gramStart"/>
       <w:r>
         <w:rPr>
-          <w:lang w:val="en-US"/>
-        </w:rPr>
-        <w:t>art.Descripcion</w:t>
-      </w:r>
-      <w:proofErr w:type="spellEnd"/>
+          <w:rFonts w:eastAsia="Times New Roman" w:cs="Times New Roman"/>
+          <w:kern w:val="0"/>
+          <w:lang w:eastAsia="es-AR"/>
+          <w14:ligatures w14:val="none"/>
+        </w:rPr>
+        <w:t>ArticuloNegocio</w:t>
+      </w:r>
+      <w:proofErr w:type="spellEnd"/>
+      <w:r>
+        <w:rPr>
+          <w:rFonts w:eastAsia="Times New Roman" w:cs="Times New Roman"/>
+          <w:kern w:val="0"/>
+          <w:lang w:eastAsia="es-AR"/>
+          <w14:ligatures w14:val="none"/>
+        </w:rPr>
+        <w:t>(</w:t>
+      </w:r>
       <w:proofErr w:type="gramEnd"/>
       <w:r>
         <w:rPr>
-          <w:lang w:val="en-US"/>
-        </w:rPr>
-        <w:t xml:space="preserve"> %&gt;&lt;/p&gt;</w:t>
-      </w:r>
-    </w:p>
-    <w:p>
-      <w:pPr>
-        <w:pStyle w:val="Prrafodelista"/>
-        <w:rPr>
-          <w:lang w:val="en-US"/>
-        </w:rPr>
-      </w:pPr>
-      <w:r>
-        <w:rPr>
-          <w:lang w:val="en-US"/>
-        </w:rPr>
-        <w:t xml:space="preserve">                        &lt;p class="card-text fs-5 text-success </w:t>
-      </w:r>
-      <w:proofErr w:type="spellStart"/>
-      <w:r>
-        <w:rPr>
-          <w:lang w:val="en-US"/>
-        </w:rPr>
-        <w:t>fw</w:t>
-      </w:r>
-      <w:proofErr w:type="spellEnd"/>
-      <w:r>
-        <w:rPr>
-          <w:lang w:val="en-US"/>
-        </w:rPr>
-        <w:t xml:space="preserve">-bold"&gt;$ &lt;%: </w:t>
-      </w:r>
-      <w:proofErr w:type="spellStart"/>
+          <w:rFonts w:eastAsia="Times New Roman" w:cs="Times New Roman"/>
+          <w:kern w:val="0"/>
+          <w:lang w:eastAsia="es-AR"/>
+          <w14:ligatures w14:val="none"/>
+        </w:rPr>
+        <w:t>);</w:t>
+      </w:r>
+    </w:p>
+    <w:p>
+      <w:pPr>
+        <w:pStyle w:val="Prrafodelista"/>
+        <w:spacing w:before="100" w:beforeAutospacing="1" w:after="100" w:afterAutospacing="1" w:line="240" w:lineRule="auto"/>
+        <w:rPr>
+          <w:rFonts w:eastAsia="Times New Roman" w:cs="Times New Roman"/>
+          <w:kern w:val="0"/>
+          <w:lang w:eastAsia="es-AR"/>
+          <w14:ligatures w14:val="none"/>
+        </w:rPr>
+      </w:pPr>
+      <w:r>
+        <w:rPr>
+          <w:rFonts w:eastAsia="Times New Roman" w:cs="Times New Roman"/>
+          <w:kern w:val="0"/>
+          <w:lang w:eastAsia="es-AR"/>
+          <w14:ligatures w14:val="none"/>
+        </w:rPr>
+        <w:t xml:space="preserve">                </w:t>
+      </w:r>
+    </w:p>
+    <w:p>
+      <w:pPr>
+        <w:pStyle w:val="Prrafodelista"/>
+        <w:spacing w:before="100" w:beforeAutospacing="1" w:after="100" w:afterAutospacing="1" w:line="240" w:lineRule="auto"/>
+        <w:rPr>
+          <w:rFonts w:eastAsia="Times New Roman" w:cs="Times New Roman"/>
+          <w:kern w:val="0"/>
+          <w:lang w:eastAsia="es-AR"/>
+          <w14:ligatures w14:val="none"/>
+        </w:rPr>
+      </w:pPr>
+      <w:r>
+        <w:rPr>
+          <w:rFonts w:eastAsia="Times New Roman" w:cs="Times New Roman"/>
+          <w:kern w:val="0"/>
+          <w:lang w:eastAsia="es-AR"/>
+          <w14:ligatures w14:val="none"/>
+        </w:rPr>
+        <w:t xml:space="preserve">                // 5. Traemos todos los artículos y usamos el método de </w:t>
+      </w:r>
       <w:proofErr w:type="gramStart"/>
       <w:r>
         <w:rPr>
-          <w:lang w:val="en-US"/>
-        </w:rPr>
-        <w:t>art.Precio</w:t>
+          <w:rFonts w:eastAsia="Times New Roman" w:cs="Times New Roman"/>
+          <w:kern w:val="0"/>
+          <w:lang w:eastAsia="es-AR"/>
+          <w14:ligatures w14:val="none"/>
+        </w:rPr>
+        <w:t>C# .</w:t>
+      </w:r>
+      <w:proofErr w:type="spellStart"/>
+      <w:r>
+        <w:rPr>
+          <w:rFonts w:eastAsia="Times New Roman" w:cs="Times New Roman"/>
+          <w:kern w:val="0"/>
+          <w:lang w:eastAsia="es-AR"/>
+          <w14:ligatures w14:val="none"/>
+        </w:rPr>
+        <w:t>Find</w:t>
       </w:r>
       <w:proofErr w:type="spellEnd"/>
       <w:proofErr w:type="gramEnd"/>
       <w:r>
         <w:rPr>
-          <w:lang w:val="en-US"/>
-        </w:rPr>
-        <w:t xml:space="preserve"> %&gt;&lt;/p&gt;</w:t>
-      </w:r>
-    </w:p>
-    <w:p>
-      <w:pPr>
-        <w:pStyle w:val="Prrafodelista"/>
-        <w:rPr>
-          <w:lang w:val="en-US"/>
-        </w:rPr>
-      </w:pPr>
-      <w:r>
-        <w:rPr>
-          <w:lang w:val="en-US"/>
-        </w:rPr>
-        <w:t xml:space="preserve">                        </w:t>
-      </w:r>
-    </w:p>
-    <w:p>
-      <w:pPr>
-        <w:pStyle w:val="Prrafodelista"/>
-      </w:pPr>
-      <w:r>
-        <w:rPr>
-          <w:lang w:val="en-US"/>
-        </w:rPr>
-        <w:t xml:space="preserve">                        </w:t>
-      </w:r>
-      <w:r>
-        <w:t>&lt;%-- Botón que nos llevará a la futura pantalla de detalle --%&gt;</w:t>
-      </w:r>
-    </w:p>
-    <w:p>
-      <w:pPr>
-        <w:pStyle w:val="Prrafodelista"/>
-      </w:pPr>
-      <w:r>
-        <w:t xml:space="preserve">                        &lt;a </w:t>
-      </w:r>
-      <w:proofErr w:type="spellStart"/>
-      <w:r>
-        <w:t>href</w:t>
-      </w:r>
-      <w:proofErr w:type="spellEnd"/>
-      <w:r>
-        <w:t>="</w:t>
-      </w:r>
-      <w:proofErr w:type="spellStart"/>
-      <w:r>
-        <w:t>Detalle.aspx?id</w:t>
-      </w:r>
-      <w:proofErr w:type="spellEnd"/>
-      <w:r>
-        <w:t xml:space="preserve">=&lt;%: </w:t>
+          <w:rFonts w:eastAsia="Times New Roman" w:cs="Times New Roman"/>
+          <w:kern w:val="0"/>
+          <w:lang w:eastAsia="es-AR"/>
+          <w14:ligatures w14:val="none"/>
+        </w:rPr>
+        <w:t xml:space="preserve">() para encontrar </w:t>
+      </w:r>
+    </w:p>
+    <w:p>
+      <w:pPr>
+        <w:pStyle w:val="Prrafodelista"/>
+        <w:spacing w:before="100" w:beforeAutospacing="1" w:after="100" w:afterAutospacing="1" w:line="240" w:lineRule="auto"/>
+        <w:rPr>
+          <w:rFonts w:eastAsia="Times New Roman" w:cs="Times New Roman"/>
+          <w:kern w:val="0"/>
+          <w:lang w:eastAsia="es-AR"/>
+          <w14:ligatures w14:val="none"/>
+        </w:rPr>
+      </w:pPr>
+      <w:r>
+        <w:rPr>
+          <w:rFonts w:eastAsia="Times New Roman" w:cs="Times New Roman"/>
+          <w:kern w:val="0"/>
+          <w:lang w:eastAsia="es-AR"/>
+          <w14:ligatures w14:val="none"/>
+        </w:rPr>
+        <w:t xml:space="preserve">                // exactamente el que tenga el Id igual al de la URL (Expresión Lambda).</w:t>
+      </w:r>
+    </w:p>
+    <w:p>
+      <w:pPr>
+        <w:pStyle w:val="Prrafodelista"/>
+        <w:spacing w:before="100" w:beforeAutospacing="1" w:after="100" w:afterAutospacing="1" w:line="240" w:lineRule="auto"/>
+        <w:rPr>
+          <w:rFonts w:eastAsia="Times New Roman" w:cs="Times New Roman"/>
+          <w:kern w:val="0"/>
+          <w:lang w:eastAsia="es-AR"/>
+          <w14:ligatures w14:val="none"/>
+        </w:rPr>
+      </w:pPr>
+      <w:r>
+        <w:rPr>
+          <w:rFonts w:eastAsia="Times New Roman" w:cs="Times New Roman"/>
+          <w:kern w:val="0"/>
+          <w:lang w:eastAsia="es-AR"/>
+          <w14:ligatures w14:val="none"/>
+        </w:rPr>
+        <w:t xml:space="preserve">                </w:t>
+      </w:r>
+      <w:proofErr w:type="spellStart"/>
+      <w:r>
+        <w:rPr>
+          <w:rFonts w:eastAsia="Times New Roman" w:cs="Times New Roman"/>
+          <w:kern w:val="0"/>
+          <w:lang w:eastAsia="es-AR"/>
+          <w14:ligatures w14:val="none"/>
+        </w:rPr>
+        <w:t>ArticuloSeleccionado</w:t>
+      </w:r>
+      <w:proofErr w:type="spellEnd"/>
+      <w:r>
+        <w:rPr>
+          <w:rFonts w:eastAsia="Times New Roman" w:cs="Times New Roman"/>
+          <w:kern w:val="0"/>
+          <w:lang w:eastAsia="es-AR"/>
+          <w14:ligatures w14:val="none"/>
+        </w:rPr>
+        <w:t xml:space="preserve"> = </w:t>
       </w:r>
       <w:proofErr w:type="spellStart"/>
       <w:proofErr w:type="gramStart"/>
       <w:r>
-        <w:t>art.Id</w:t>
+        <w:rPr>
+          <w:rFonts w:eastAsia="Times New Roman" w:cs="Times New Roman"/>
+          <w:kern w:val="0"/>
+          <w:lang w:eastAsia="es-AR"/>
+          <w14:ligatures w14:val="none"/>
+        </w:rPr>
+        <w:t>negocio.Listar</w:t>
       </w:r>
       <w:proofErr w:type="spellEnd"/>
       <w:proofErr w:type="gramEnd"/>
       <w:r>
-        <w:t xml:space="preserve"> %&gt;" </w:t>
-      </w:r>
-      <w:proofErr w:type="spellStart"/>
-      <w:r>
-        <w:t>class</w:t>
-      </w:r>
-      <w:proofErr w:type="spellEnd"/>
-      <w:r>
-        <w:t>="</w:t>
-      </w:r>
-      <w:proofErr w:type="spellStart"/>
-      <w:r>
-        <w:t>btn</w:t>
-      </w:r>
-      <w:proofErr w:type="spellEnd"/>
-      <w:r>
-        <w:t xml:space="preserve"> </w:t>
-      </w:r>
-      <w:proofErr w:type="spellStart"/>
-      <w:r>
-        <w:t>btn-primary</w:t>
-      </w:r>
-      <w:proofErr w:type="spellEnd"/>
-      <w:r>
-        <w:t>"&gt;Ver Detalles&lt;/a&gt;</w:t>
-      </w:r>
-    </w:p>
-    <w:p>
-      <w:pPr>
-        <w:pStyle w:val="Prrafodelista"/>
-      </w:pPr>
-      <w:r>
-        <w:t xml:space="preserve">                    &lt;/</w:t>
-      </w:r>
-      <w:proofErr w:type="spellStart"/>
-      <w:r>
-        <w:t>div</w:t>
-      </w:r>
-      <w:proofErr w:type="spellEnd"/>
-      <w:r>
-        <w:t>&gt;</w:t>
-      </w:r>
-    </w:p>
-    <w:p>
-      <w:pPr>
-        <w:pStyle w:val="Prrafodelista"/>
-      </w:pPr>
-      <w:r>
-        <w:t xml:space="preserve">                &lt;/</w:t>
-      </w:r>
-      <w:proofErr w:type="spellStart"/>
-      <w:r>
-        <w:t>div</w:t>
-      </w:r>
-      <w:proofErr w:type="spellEnd"/>
-      <w:r>
-        <w:t>&gt;</w:t>
-      </w:r>
-    </w:p>
-    <w:p>
-      <w:pPr>
-        <w:pStyle w:val="Prrafodelista"/>
-      </w:pPr>
-      <w:r>
-        <w:t xml:space="preserve">            &lt;/</w:t>
-      </w:r>
-      <w:proofErr w:type="spellStart"/>
-      <w:r>
-        <w:t>div</w:t>
-      </w:r>
-      <w:proofErr w:type="spellEnd"/>
-      <w:r>
-        <w:t>&gt;</w:t>
-      </w:r>
-    </w:p>
-    <w:p>
-      <w:pPr>
-        <w:pStyle w:val="Prrafodelista"/>
-      </w:pPr>
-    </w:p>
-    <w:p>
-      <w:pPr>
-        <w:pStyle w:val="Prrafodelista"/>
-      </w:pPr>
-      <w:r>
-        <w:t xml:space="preserve">        &lt;% } %&gt;</w:t>
-      </w:r>
-    </w:p>
-    <w:p>
-      <w:pPr>
-        <w:pStyle w:val="Prrafodelista"/>
-      </w:pPr>
-    </w:p>
-    <w:p>
-      <w:pPr>
-        <w:pStyle w:val="Prrafodelista"/>
-      </w:pPr>
-      <w:r>
-        <w:t xml:space="preserve">    &lt;/</w:t>
-      </w:r>
-      <w:proofErr w:type="spellStart"/>
-      <w:r>
-        <w:t>div</w:t>
-      </w:r>
-      <w:proofErr w:type="spellEnd"/>
-      <w:r>
-        <w:t>&gt;</w:t>
-      </w:r>
-    </w:p>
-    <w:p>
-      <w:pPr>
-        <w:pStyle w:val="Prrafodelista"/>
-      </w:pPr>
-    </w:p>
-    <w:p>
-      <w:pPr>
-        <w:pStyle w:val="Prrafodelista"/>
-      </w:pPr>
-      <w:r>
-        <w:t>&lt;/</w:t>
-      </w:r>
-      <w:proofErr w:type="spellStart"/>
-      <w:proofErr w:type="gramStart"/>
-      <w:r>
-        <w:t>asp:Content</w:t>
-      </w:r>
-      <w:proofErr w:type="spellEnd"/>
-      <w:proofErr w:type="gramEnd"/>
-      <w:r>
-        <w:t>&gt;</w:t>
-      </w:r>
+        <w:rPr>
+          <w:rFonts w:eastAsia="Times New Roman" w:cs="Times New Roman"/>
+          <w:kern w:val="0"/>
+          <w:lang w:eastAsia="es-AR"/>
+          <w14:ligatures w14:val="none"/>
+        </w:rPr>
+        <w:t>().</w:t>
+      </w:r>
+      <w:proofErr w:type="spellStart"/>
+      <w:r>
+        <w:rPr>
+          <w:rFonts w:eastAsia="Times New Roman" w:cs="Times New Roman"/>
+          <w:kern w:val="0"/>
+          <w:lang w:eastAsia="es-AR"/>
+          <w14:ligatures w14:val="none"/>
+        </w:rPr>
+        <w:t>Find</w:t>
+      </w:r>
+      <w:proofErr w:type="spellEnd"/>
+      <w:r>
+        <w:rPr>
+          <w:rFonts w:eastAsia="Times New Roman" w:cs="Times New Roman"/>
+          <w:kern w:val="0"/>
+          <w:lang w:eastAsia="es-AR"/>
+          <w14:ligatures w14:val="none"/>
+        </w:rPr>
+        <w:t xml:space="preserve">(x =&gt; </w:t>
+      </w:r>
+      <w:proofErr w:type="spellStart"/>
+      <w:r>
+        <w:rPr>
+          <w:rFonts w:eastAsia="Times New Roman" w:cs="Times New Roman"/>
+          <w:kern w:val="0"/>
+          <w:lang w:eastAsia="es-AR"/>
+          <w14:ligatures w14:val="none"/>
+        </w:rPr>
+        <w:t>x.Id</w:t>
+      </w:r>
+      <w:proofErr w:type="spellEnd"/>
+      <w:r>
+        <w:rPr>
+          <w:rFonts w:eastAsia="Times New Roman" w:cs="Times New Roman"/>
+          <w:kern w:val="0"/>
+          <w:lang w:eastAsia="es-AR"/>
+          <w14:ligatures w14:val="none"/>
+        </w:rPr>
+        <w:t xml:space="preserve"> == id);</w:t>
+      </w:r>
+    </w:p>
+    <w:p>
+      <w:pPr>
+        <w:pStyle w:val="Prrafodelista"/>
+        <w:spacing w:before="100" w:beforeAutospacing="1" w:after="100" w:afterAutospacing="1" w:line="240" w:lineRule="auto"/>
+        <w:rPr>
+          <w:rFonts w:eastAsia="Times New Roman" w:cs="Times New Roman"/>
+          <w:kern w:val="0"/>
+          <w:lang w:eastAsia="es-AR"/>
+          <w14:ligatures w14:val="none"/>
+        </w:rPr>
+      </w:pPr>
+      <w:r>
+        <w:rPr>
+          <w:rFonts w:eastAsia="Times New Roman" w:cs="Times New Roman"/>
+          <w:kern w:val="0"/>
+          <w:lang w:eastAsia="es-AR"/>
+          <w14:ligatures w14:val="none"/>
+        </w:rPr>
+        <w:t xml:space="preserve">            }</w:t>
+      </w:r>
+    </w:p>
+    <w:p>
+      <w:pPr>
+        <w:pStyle w:val="Prrafodelista"/>
+        <w:spacing w:before="100" w:beforeAutospacing="1" w:after="100" w:afterAutospacing="1" w:line="240" w:lineRule="auto"/>
+        <w:rPr>
+          <w:rFonts w:eastAsia="Times New Roman" w:cs="Times New Roman"/>
+          <w:kern w:val="0"/>
+          <w:lang w:eastAsia="es-AR"/>
+          <w14:ligatures w14:val="none"/>
+        </w:rPr>
+      </w:pPr>
+      <w:r>
+        <w:rPr>
+          <w:rFonts w:eastAsia="Times New Roman" w:cs="Times New Roman"/>
+          <w:kern w:val="0"/>
+          <w:lang w:eastAsia="es-AR"/>
+          <w14:ligatures w14:val="none"/>
+        </w:rPr>
+        <w:t xml:space="preserve">        }</w:t>
+      </w:r>
+    </w:p>
+    <w:p>
+      <w:pPr>
+        <w:pStyle w:val="Prrafodelista"/>
+        <w:spacing w:before="100" w:beforeAutospacing="1" w:after="100" w:afterAutospacing="1" w:line="240" w:lineRule="auto"/>
+        <w:rPr>
+          <w:rFonts w:eastAsia="Times New Roman" w:cs="Times New Roman"/>
+          <w:kern w:val="0"/>
+          <w:lang w:eastAsia="es-AR"/>
+          <w14:ligatures w14:val="none"/>
+        </w:rPr>
+      </w:pPr>
+      <w:r>
+        <w:rPr>
+          <w:rFonts w:eastAsia="Times New Roman" w:cs="Times New Roman"/>
+          <w:kern w:val="0"/>
+          <w:lang w:eastAsia="es-AR"/>
+          <w14:ligatures w14:val="none"/>
+        </w:rPr>
+        <w:t xml:space="preserve">    }</w:t>
+      </w:r>
+    </w:p>
+    <w:p>
+      <w:pPr>
+        <w:pStyle w:val="Prrafodelista"/>
+        <w:spacing w:before="100" w:beforeAutospacing="1" w:after="100" w:afterAutospacing="1" w:line="240" w:lineRule="auto"/>
+        <w:rPr>
+          <w:rFonts w:eastAsia="Times New Roman" w:cs="Times New Roman"/>
+          <w:kern w:val="0"/>
+          <w:lang w:eastAsia="es-AR"/>
+          <w14:ligatures w14:val="none"/>
+        </w:rPr>
+      </w:pPr>
+      <w:r>
+        <w:rPr>
+          <w:rFonts w:eastAsia="Times New Roman" w:cs="Times New Roman"/>
+          <w:kern w:val="0"/>
+          <w:lang w:eastAsia="es-AR"/>
+          <w14:ligatures w14:val="none"/>
+        </w:rPr>
+        <w:t>}</w:t>
+      </w:r>
+    </w:p>
+    <w:p>
+      <w:pPr>
+        <w:pStyle w:val="Prrafodelista"/>
+        <w:spacing w:before="100" w:beforeAutospacing="1" w:after="100" w:afterAutospacing="1" w:line="240" w:lineRule="auto"/>
+        <w:rPr>
+          <w:rFonts w:eastAsia="Times New Roman" w:cs="Times New Roman"/>
+          <w:kern w:val="0"/>
+          <w:lang w:eastAsia="es-AR"/>
+          <w14:ligatures w14:val="none"/>
+        </w:rPr>
+      </w:pPr>
+    </w:p>
+    <w:p>
+      <w:pPr>
+        <w:pStyle w:val="Prrafodelista"/>
+        <w:rPr>
+          <w:rFonts w:eastAsia="Times New Roman" w:cs="Times New Roman"/>
+          <w:b/>
+          <w:bCs/>
+          <w:kern w:val="0"/>
+          <w:lang w:eastAsia="es-AR"/>
+          <w14:ligatures w14:val="none"/>
+        </w:rPr>
+      </w:pPr>
+      <w:r>
+        <w:rPr>
+          <w:rFonts w:eastAsia="Times New Roman" w:cs="Times New Roman"/>
+          <w:b/>
+          <w:bCs/>
+          <w:kern w:val="0"/>
+          <w:lang w:eastAsia="es-AR"/>
+          <w14:ligatures w14:val="none"/>
+        </w:rPr>
+        <w:t>Maquetar el Detalle Visual (Detalle.aspx)</w:t>
+      </w:r>
+    </w:p>
+    <w:p>
+      <w:pPr>
+        <w:pStyle w:val="Prrafodelista"/>
+        <w:rPr>
+          <w:rFonts w:eastAsia="Times New Roman" w:cs="Times New Roman"/>
+          <w:kern w:val="0"/>
+          <w:lang w:eastAsia="es-AR"/>
+          <w14:ligatures w14:val="none"/>
+        </w:rPr>
+      </w:pPr>
+      <w:r>
+        <w:rPr>
+          <w:rFonts w:eastAsia="Times New Roman" w:cs="Times New Roman"/>
+          <w:kern w:val="0"/>
+          <w:lang w:eastAsia="es-AR"/>
+          <w14:ligatures w14:val="none"/>
+        </w:rPr>
+        <w:t>Ahora que el servidor ya tiene el artículo en la mano (o no, en caso de que alguien haya entrado por error), vamos a decirle a Bootstrap que dibuje dos columnas: una para la foto gigante y otra para todos los datos detallados.</w:t>
+      </w:r>
+    </w:p>
+    <w:p>
+      <w:pPr>
+        <w:pStyle w:val="Prrafodelista"/>
+        <w:rPr>
+          <w:rFonts w:eastAsia="Times New Roman" w:cs="Times New Roman"/>
+          <w:kern w:val="0"/>
+          <w:lang w:eastAsia="es-AR"/>
+          <w14:ligatures w14:val="none"/>
+        </w:rPr>
+      </w:pPr>
+    </w:p>
+    <w:p>
+      <w:pPr>
+        <w:pStyle w:val="Prrafodelista"/>
+        <w:rPr>
+          <w:rFonts w:eastAsia="Times New Roman" w:cs="Times New Roman"/>
+          <w:kern w:val="0"/>
+          <w:lang w:eastAsia="es-AR"/>
+          <w14:ligatures w14:val="none"/>
+        </w:rPr>
+      </w:pPr>
+    </w:p>
+    <w:p>
+      <w:pPr>
+        <w:pStyle w:val="Prrafodelista"/>
+        <w:spacing w:before="100" w:beforeAutospacing="1" w:after="100" w:afterAutospacing="1" w:line="240" w:lineRule="auto"/>
+        <w:rPr>
+          <w:rFonts w:eastAsia="Times New Roman" w:cs="Times New Roman"/>
+          <w:kern w:val="0"/>
+          <w:lang w:eastAsia="es-AR"/>
+          <w14:ligatures w14:val="none"/>
+        </w:rPr>
+      </w:pPr>
+    </w:p>
+    <w:p/>
+    <w:p/>
+    <w:p>
+      <w:pPr>
+        <w:pStyle w:val="Prrafodelista"/>
+      </w:pPr>
     </w:p>
     <w:p>
       <w:pPr>
@@ -4458,6 +6447,123 @@
 <file path=word/numbering.xml><?xml version="1.0" encoding="utf-8"?>
 <w:numbering xmlns:wpc="http://schemas.microsoft.com/office/word/2010/wordprocessingCanvas" xmlns:cx="http://schemas.microsoft.com/office/drawing/2014/chartex" xmlns:cx1="http://schemas.microsoft.com/office/drawing/2015/9/8/chartex" xmlns:cx2="http://schemas.microsoft.com/office/drawing/2015/10/21/chartex" xmlns:cx3="http://schemas.microsoft.com/office/drawing/2016/5/9/chartex" xmlns:cx4="http://schemas.microsoft.com/office/drawing/2016/5/10/chartex" xmlns:cx5="http://schemas.microsoft.com/office/drawing/2016/5/11/chartex" xmlns:cx6="http://schemas.microsoft.com/office/drawing/2016/5/12/chartex" xmlns:cx7="http://schemas.microsoft.com/office/drawing/2016/5/13/chartex" xmlns:cx8="http://schemas.microsoft.com/office/drawing/2016/5/14/chartex" xmlns:mc="http://schemas.openxmlformats.org/markup-compatibility/2006" xmlns:aink="http://schemas.microsoft.com/office/drawing/2016/ink" xmlns:am3d="http://schemas.microsoft.com/office/drawing/2017/model3d" xmlns:o="urn:schemas-microsoft-com:office:office" xmlns:oel="http://schemas.microsoft.com/office/2019/extlst" xmlns:r="http://schemas.openxmlformats.org/officeDocument/2006/relationships" xmlns:m="http://schemas.openxmlformats.org/officeDocument/2006/math" xmlns:v="urn:schemas-microsoft-com:vml" xmlns:wp14="http://schemas.microsoft.com/office/word/2010/wordprocessingDrawing" xmlns:wp="http://schemas.openxmlformats.org/drawingml/2006/wordprocessingDrawing" xmlns:w10="urn:schemas-microsoft-com:office:word" xmlns:w="http://schemas.openxmlformats.org/wordprocessingml/2006/main" xmlns:w14="http://schemas.microsoft.com/office/word/2010/wordml" xmlns:w15="http://schemas.microsoft.com/office/word/2012/wordml" xmlns:w16cex="http://schemas.microsoft.com/office/word/2018/wordml/cex" xmlns:w16cid="http://schemas.microsoft.com/office/word/2016/wordml/cid" xmlns:w16="http://schemas.microsoft.com/office/word/2018/wordml" xmlns:w16sdtdh="http://schemas.microsoft.com/office/word/2020/wordml/sdtdatahash" xmlns:w16se="http://schemas.microsoft.com/office/word/2015/wordml/symex" xmlns:wpg="http://schemas.microsoft.com/office/word/2010/wordprocessingGroup" xmlns:wpi="http://schemas.microsoft.com/office/word/2010/wordprocessingInk" xmlns:wne="http://schemas.microsoft.com/office/word/2006/wordml" xmlns:wps="http://schemas.microsoft.com/office/word/2010/wordprocessingShape" mc:Ignorable="w14 w15 w16se w16cid w16 w16cex w16sdtdh wp14">
   <w:abstractNum w:abstractNumId="0" w15:restartNumberingAfterBreak="0">
+    <w:nsid w:val="03CC6B1F"/>
+    <w:multiLevelType w:val="multilevel"/>
+    <w:tmpl w:val="B8CC1624"/>
+    <w:lvl w:ilvl="0">
+      <w:start w:val="1"/>
+      <w:numFmt w:val="decimal"/>
+      <w:lvlText w:val="%1."/>
+      <w:lvlJc w:val="left"/>
+      <w:pPr>
+        <w:tabs>
+          <w:tab w:val="num" w:pos="720"/>
+        </w:tabs>
+        <w:ind w:left="720" w:hanging="360"/>
+      </w:pPr>
+    </w:lvl>
+    <w:lvl w:ilvl="1">
+      <w:start w:val="1"/>
+      <w:numFmt w:val="bullet"/>
+      <w:lvlText w:val="o"/>
+      <w:lvlJc w:val="left"/>
+      <w:pPr>
+        <w:tabs>
+          <w:tab w:val="num" w:pos="1440"/>
+        </w:tabs>
+        <w:ind w:left="1440" w:hanging="360"/>
+      </w:pPr>
+      <w:rPr>
+        <w:rFonts w:ascii="Courier New" w:hAnsi="Courier New" w:hint="default"/>
+        <w:sz w:val="20"/>
+      </w:rPr>
+    </w:lvl>
+    <w:lvl w:ilvl="2" w:tentative="1">
+      <w:start w:val="1"/>
+      <w:numFmt w:val="decimal"/>
+      <w:lvlText w:val="%3."/>
+      <w:lvlJc w:val="left"/>
+      <w:pPr>
+        <w:tabs>
+          <w:tab w:val="num" w:pos="2160"/>
+        </w:tabs>
+        <w:ind w:left="2160" w:hanging="360"/>
+      </w:pPr>
+    </w:lvl>
+    <w:lvl w:ilvl="3" w:tentative="1">
+      <w:start w:val="1"/>
+      <w:numFmt w:val="decimal"/>
+      <w:lvlText w:val="%4."/>
+      <w:lvlJc w:val="left"/>
+      <w:pPr>
+        <w:tabs>
+          <w:tab w:val="num" w:pos="2880"/>
+        </w:tabs>
+        <w:ind w:left="2880" w:hanging="360"/>
+      </w:pPr>
+    </w:lvl>
+    <w:lvl w:ilvl="4" w:tentative="1">
+      <w:start w:val="1"/>
+      <w:numFmt w:val="decimal"/>
+      <w:lvlText w:val="%5."/>
+      <w:lvlJc w:val="left"/>
+      <w:pPr>
+        <w:tabs>
+          <w:tab w:val="num" w:pos="3600"/>
+        </w:tabs>
+        <w:ind w:left="3600" w:hanging="360"/>
+      </w:pPr>
+    </w:lvl>
+    <w:lvl w:ilvl="5" w:tentative="1">
+      <w:start w:val="1"/>
+      <w:numFmt w:val="decimal"/>
+      <w:lvlText w:val="%6."/>
+      <w:lvlJc w:val="left"/>
+      <w:pPr>
+        <w:tabs>
+          <w:tab w:val="num" w:pos="4320"/>
+        </w:tabs>
+        <w:ind w:left="4320" w:hanging="360"/>
+      </w:pPr>
+    </w:lvl>
+    <w:lvl w:ilvl="6" w:tentative="1">
+      <w:start w:val="1"/>
+      <w:numFmt w:val="decimal"/>
+      <w:lvlText w:val="%7."/>
+      <w:lvlJc w:val="left"/>
+      <w:pPr>
+        <w:tabs>
+          <w:tab w:val="num" w:pos="5040"/>
+        </w:tabs>
+        <w:ind w:left="5040" w:hanging="360"/>
+      </w:pPr>
+    </w:lvl>
+    <w:lvl w:ilvl="7" w:tentative="1">
+      <w:start w:val="1"/>
+      <w:numFmt w:val="decimal"/>
+      <w:lvlText w:val="%8."/>
+      <w:lvlJc w:val="left"/>
+      <w:pPr>
+        <w:tabs>
+          <w:tab w:val="num" w:pos="5760"/>
+        </w:tabs>
+        <w:ind w:left="5760" w:hanging="360"/>
+      </w:pPr>
+    </w:lvl>
+    <w:lvl w:ilvl="8" w:tentative="1">
+      <w:start w:val="1"/>
+      <w:numFmt w:val="decimal"/>
+      <w:lvlText w:val="%9."/>
+      <w:lvlJc w:val="left"/>
+      <w:pPr>
+        <w:tabs>
+          <w:tab w:val="num" w:pos="6480"/>
+        </w:tabs>
+        <w:ind w:left="6480" w:hanging="360"/>
+      </w:pPr>
+    </w:lvl>
+  </w:abstractNum>
+  <w:abstractNum w:abstractNumId="1" w15:restartNumberingAfterBreak="0">
     <w:nsid w:val="07F31939"/>
     <w:multiLevelType w:val="multilevel"/>
     <w:tmpl w:val="A77817FA"/>
@@ -4606,7 +6712,120 @@
       </w:rPr>
     </w:lvl>
   </w:abstractNum>
-  <w:abstractNum w:abstractNumId="1" w15:restartNumberingAfterBreak="0">
+  <w:abstractNum w:abstractNumId="2" w15:restartNumberingAfterBreak="0">
+    <w:nsid w:val="08376455"/>
+    <w:multiLevelType w:val="multilevel"/>
+    <w:tmpl w:val="B8562AB8"/>
+    <w:lvl w:ilvl="0">
+      <w:start w:val="1"/>
+      <w:numFmt w:val="decimal"/>
+      <w:lvlText w:val="%1."/>
+      <w:lvlJc w:val="left"/>
+      <w:pPr>
+        <w:tabs>
+          <w:tab w:val="num" w:pos="720"/>
+        </w:tabs>
+        <w:ind w:left="720" w:hanging="360"/>
+      </w:pPr>
+    </w:lvl>
+    <w:lvl w:ilvl="1" w:tentative="1">
+      <w:start w:val="1"/>
+      <w:numFmt w:val="decimal"/>
+      <w:lvlText w:val="%2."/>
+      <w:lvlJc w:val="left"/>
+      <w:pPr>
+        <w:tabs>
+          <w:tab w:val="num" w:pos="1440"/>
+        </w:tabs>
+        <w:ind w:left="1440" w:hanging="360"/>
+      </w:pPr>
+    </w:lvl>
+    <w:lvl w:ilvl="2" w:tentative="1">
+      <w:start w:val="1"/>
+      <w:numFmt w:val="decimal"/>
+      <w:lvlText w:val="%3."/>
+      <w:lvlJc w:val="left"/>
+      <w:pPr>
+        <w:tabs>
+          <w:tab w:val="num" w:pos="2160"/>
+        </w:tabs>
+        <w:ind w:left="2160" w:hanging="360"/>
+      </w:pPr>
+    </w:lvl>
+    <w:lvl w:ilvl="3" w:tentative="1">
+      <w:start w:val="1"/>
+      <w:numFmt w:val="decimal"/>
+      <w:lvlText w:val="%4."/>
+      <w:lvlJc w:val="left"/>
+      <w:pPr>
+        <w:tabs>
+          <w:tab w:val="num" w:pos="2880"/>
+        </w:tabs>
+        <w:ind w:left="2880" w:hanging="360"/>
+      </w:pPr>
+    </w:lvl>
+    <w:lvl w:ilvl="4" w:tentative="1">
+      <w:start w:val="1"/>
+      <w:numFmt w:val="decimal"/>
+      <w:lvlText w:val="%5."/>
+      <w:lvlJc w:val="left"/>
+      <w:pPr>
+        <w:tabs>
+          <w:tab w:val="num" w:pos="3600"/>
+        </w:tabs>
+        <w:ind w:left="3600" w:hanging="360"/>
+      </w:pPr>
+    </w:lvl>
+    <w:lvl w:ilvl="5" w:tentative="1">
+      <w:start w:val="1"/>
+      <w:numFmt w:val="decimal"/>
+      <w:lvlText w:val="%6."/>
+      <w:lvlJc w:val="left"/>
+      <w:pPr>
+        <w:tabs>
+          <w:tab w:val="num" w:pos="4320"/>
+        </w:tabs>
+        <w:ind w:left="4320" w:hanging="360"/>
+      </w:pPr>
+    </w:lvl>
+    <w:lvl w:ilvl="6" w:tentative="1">
+      <w:start w:val="1"/>
+      <w:numFmt w:val="decimal"/>
+      <w:lvlText w:val="%7."/>
+      <w:lvlJc w:val="left"/>
+      <w:pPr>
+        <w:tabs>
+          <w:tab w:val="num" w:pos="5040"/>
+        </w:tabs>
+        <w:ind w:left="5040" w:hanging="360"/>
+      </w:pPr>
+    </w:lvl>
+    <w:lvl w:ilvl="7" w:tentative="1">
+      <w:start w:val="1"/>
+      <w:numFmt w:val="decimal"/>
+      <w:lvlText w:val="%8."/>
+      <w:lvlJc w:val="left"/>
+      <w:pPr>
+        <w:tabs>
+          <w:tab w:val="num" w:pos="5760"/>
+        </w:tabs>
+        <w:ind w:left="5760" w:hanging="360"/>
+      </w:pPr>
+    </w:lvl>
+    <w:lvl w:ilvl="8" w:tentative="1">
+      <w:start w:val="1"/>
+      <w:numFmt w:val="decimal"/>
+      <w:lvlText w:val="%9."/>
+      <w:lvlJc w:val="left"/>
+      <w:pPr>
+        <w:tabs>
+          <w:tab w:val="num" w:pos="6480"/>
+        </w:tabs>
+        <w:ind w:left="6480" w:hanging="360"/>
+      </w:pPr>
+    </w:lvl>
+  </w:abstractNum>
+  <w:abstractNum w:abstractNumId="3" w15:restartNumberingAfterBreak="0">
     <w:nsid w:val="0B1E2D4A"/>
     <w:multiLevelType w:val="multilevel"/>
     <w:tmpl w:val="4E6CFB3C"/>
@@ -4719,7 +6938,7 @@
       </w:pPr>
     </w:lvl>
   </w:abstractNum>
-  <w:abstractNum w:abstractNumId="2" w15:restartNumberingAfterBreak="0">
+  <w:abstractNum w:abstractNumId="4" w15:restartNumberingAfterBreak="0">
     <w:nsid w:val="1C441FC6"/>
     <w:multiLevelType w:val="multilevel"/>
     <w:tmpl w:val="3138A190"/>
@@ -4868,7 +7087,156 @@
       </w:rPr>
     </w:lvl>
   </w:abstractNum>
-  <w:abstractNum w:abstractNumId="3" w15:restartNumberingAfterBreak="0">
+  <w:abstractNum w:abstractNumId="5" w15:restartNumberingAfterBreak="0">
+    <w:nsid w:val="228B648B"/>
+    <w:multiLevelType w:val="multilevel"/>
+    <w:tmpl w:val="C422098E"/>
+    <w:lvl w:ilvl="0">
+      <w:start w:val="1"/>
+      <w:numFmt w:val="bullet"/>
+      <w:lvlText w:val=""/>
+      <w:lvlJc w:val="left"/>
+      <w:pPr>
+        <w:tabs>
+          <w:tab w:val="num" w:pos="720"/>
+        </w:tabs>
+        <w:ind w:left="720" w:hanging="360"/>
+      </w:pPr>
+      <w:rPr>
+        <w:rFonts w:ascii="Symbol" w:hAnsi="Symbol" w:hint="default"/>
+        <w:sz w:val="20"/>
+      </w:rPr>
+    </w:lvl>
+    <w:lvl w:ilvl="1">
+      <w:start w:val="1"/>
+      <w:numFmt w:val="bullet"/>
+      <w:lvlText w:val="o"/>
+      <w:lvlJc w:val="left"/>
+      <w:pPr>
+        <w:tabs>
+          <w:tab w:val="num" w:pos="1440"/>
+        </w:tabs>
+        <w:ind w:left="1440" w:hanging="360"/>
+      </w:pPr>
+      <w:rPr>
+        <w:rFonts w:ascii="Courier New" w:hAnsi="Courier New" w:hint="default"/>
+        <w:sz w:val="20"/>
+      </w:rPr>
+    </w:lvl>
+    <w:lvl w:ilvl="2" w:tentative="1">
+      <w:start w:val="1"/>
+      <w:numFmt w:val="bullet"/>
+      <w:lvlText w:val=""/>
+      <w:lvlJc w:val="left"/>
+      <w:pPr>
+        <w:tabs>
+          <w:tab w:val="num" w:pos="2160"/>
+        </w:tabs>
+        <w:ind w:left="2160" w:hanging="360"/>
+      </w:pPr>
+      <w:rPr>
+        <w:rFonts w:ascii="Wingdings" w:hAnsi="Wingdings" w:hint="default"/>
+        <w:sz w:val="20"/>
+      </w:rPr>
+    </w:lvl>
+    <w:lvl w:ilvl="3" w:tentative="1">
+      <w:start w:val="1"/>
+      <w:numFmt w:val="bullet"/>
+      <w:lvlText w:val=""/>
+      <w:lvlJc w:val="left"/>
+      <w:pPr>
+        <w:tabs>
+          <w:tab w:val="num" w:pos="2880"/>
+        </w:tabs>
+        <w:ind w:left="2880" w:hanging="360"/>
+      </w:pPr>
+      <w:rPr>
+        <w:rFonts w:ascii="Wingdings" w:hAnsi="Wingdings" w:hint="default"/>
+        <w:sz w:val="20"/>
+      </w:rPr>
+    </w:lvl>
+    <w:lvl w:ilvl="4" w:tentative="1">
+      <w:start w:val="1"/>
+      <w:numFmt w:val="bullet"/>
+      <w:lvlText w:val=""/>
+      <w:lvlJc w:val="left"/>
+      <w:pPr>
+        <w:tabs>
+          <w:tab w:val="num" w:pos="3600"/>
+        </w:tabs>
+        <w:ind w:left="3600" w:hanging="360"/>
+      </w:pPr>
+      <w:rPr>
+        <w:rFonts w:ascii="Wingdings" w:hAnsi="Wingdings" w:hint="default"/>
+        <w:sz w:val="20"/>
+      </w:rPr>
+    </w:lvl>
+    <w:lvl w:ilvl="5" w:tentative="1">
+      <w:start w:val="1"/>
+      <w:numFmt w:val="bullet"/>
+      <w:lvlText w:val=""/>
+      <w:lvlJc w:val="left"/>
+      <w:pPr>
+        <w:tabs>
+          <w:tab w:val="num" w:pos="4320"/>
+        </w:tabs>
+        <w:ind w:left="4320" w:hanging="360"/>
+      </w:pPr>
+      <w:rPr>
+        <w:rFonts w:ascii="Wingdings" w:hAnsi="Wingdings" w:hint="default"/>
+        <w:sz w:val="20"/>
+      </w:rPr>
+    </w:lvl>
+    <w:lvl w:ilvl="6" w:tentative="1">
+      <w:start w:val="1"/>
+      <w:numFmt w:val="bullet"/>
+      <w:lvlText w:val=""/>
+      <w:lvlJc w:val="left"/>
+      <w:pPr>
+        <w:tabs>
+          <w:tab w:val="num" w:pos="5040"/>
+        </w:tabs>
+        <w:ind w:left="5040" w:hanging="360"/>
+      </w:pPr>
+      <w:rPr>
+        <w:rFonts w:ascii="Wingdings" w:hAnsi="Wingdings" w:hint="default"/>
+        <w:sz w:val="20"/>
+      </w:rPr>
+    </w:lvl>
+    <w:lvl w:ilvl="7" w:tentative="1">
+      <w:start w:val="1"/>
+      <w:numFmt w:val="bullet"/>
+      <w:lvlText w:val=""/>
+      <w:lvlJc w:val="left"/>
+      <w:pPr>
+        <w:tabs>
+          <w:tab w:val="num" w:pos="5760"/>
+        </w:tabs>
+        <w:ind w:left="5760" w:hanging="360"/>
+      </w:pPr>
+      <w:rPr>
+        <w:rFonts w:ascii="Wingdings" w:hAnsi="Wingdings" w:hint="default"/>
+        <w:sz w:val="20"/>
+      </w:rPr>
+    </w:lvl>
+    <w:lvl w:ilvl="8" w:tentative="1">
+      <w:start w:val="1"/>
+      <w:numFmt w:val="bullet"/>
+      <w:lvlText w:val=""/>
+      <w:lvlJc w:val="left"/>
+      <w:pPr>
+        <w:tabs>
+          <w:tab w:val="num" w:pos="6480"/>
+        </w:tabs>
+        <w:ind w:left="6480" w:hanging="360"/>
+      </w:pPr>
+      <w:rPr>
+        <w:rFonts w:ascii="Wingdings" w:hAnsi="Wingdings" w:hint="default"/>
+        <w:sz w:val="20"/>
+      </w:rPr>
+    </w:lvl>
+  </w:abstractNum>
+  <w:abstractNum w:abstractNumId="6" w15:restartNumberingAfterBreak="0">
     <w:nsid w:val="23B22E91"/>
     <w:multiLevelType w:val="multilevel"/>
     <w:tmpl w:val="4F8E66A0"/>
@@ -4985,7 +7353,7 @@
       </w:pPr>
     </w:lvl>
   </w:abstractNum>
-  <w:abstractNum w:abstractNumId="4" w15:restartNumberingAfterBreak="0">
+  <w:abstractNum w:abstractNumId="7" w15:restartNumberingAfterBreak="0">
     <w:nsid w:val="28464458"/>
     <w:multiLevelType w:val="multilevel"/>
     <w:tmpl w:val="3E824E50"/>
@@ -5098,7 +7466,7 @@
       </w:pPr>
     </w:lvl>
   </w:abstractNum>
-  <w:abstractNum w:abstractNumId="5" w15:restartNumberingAfterBreak="0">
+  <w:abstractNum w:abstractNumId="8" w15:restartNumberingAfterBreak="0">
     <w:nsid w:val="30A43877"/>
     <w:multiLevelType w:val="multilevel"/>
     <w:tmpl w:val="B2F4EBF4"/>
@@ -5211,7 +7579,7 @@
       </w:pPr>
     </w:lvl>
   </w:abstractNum>
-  <w:abstractNum w:abstractNumId="6" w15:restartNumberingAfterBreak="0">
+  <w:abstractNum w:abstractNumId="9" w15:restartNumberingAfterBreak="0">
     <w:nsid w:val="3FFF5BF2"/>
     <w:multiLevelType w:val="multilevel"/>
     <w:tmpl w:val="35F09196"/>
@@ -5324,7 +7692,7 @@
       </w:pPr>
     </w:lvl>
   </w:abstractNum>
-  <w:abstractNum w:abstractNumId="7" w15:restartNumberingAfterBreak="0">
+  <w:abstractNum w:abstractNumId="10" w15:restartNumberingAfterBreak="0">
     <w:nsid w:val="41297B1F"/>
     <w:multiLevelType w:val="multilevel"/>
     <w:tmpl w:val="32F8B298"/>
@@ -5437,7 +7805,7 @@
       </w:pPr>
     </w:lvl>
   </w:abstractNum>
-  <w:abstractNum w:abstractNumId="8" w15:restartNumberingAfterBreak="0">
+  <w:abstractNum w:abstractNumId="11" w15:restartNumberingAfterBreak="0">
     <w:nsid w:val="543B2945"/>
     <w:multiLevelType w:val="multilevel"/>
     <w:tmpl w:val="FC4C8AB6"/>
@@ -5550,7 +7918,7 @@
       </w:pPr>
     </w:lvl>
   </w:abstractNum>
-  <w:abstractNum w:abstractNumId="9" w15:restartNumberingAfterBreak="0">
+  <w:abstractNum w:abstractNumId="12" w15:restartNumberingAfterBreak="0">
     <w:nsid w:val="5B156D54"/>
     <w:multiLevelType w:val="multilevel"/>
     <w:tmpl w:val="233C2D02"/>
@@ -5663,7 +8031,7 @@
       </w:pPr>
     </w:lvl>
   </w:abstractNum>
-  <w:abstractNum w:abstractNumId="10" w15:restartNumberingAfterBreak="0">
+  <w:abstractNum w:abstractNumId="13" w15:restartNumberingAfterBreak="0">
     <w:nsid w:val="5C707315"/>
     <w:multiLevelType w:val="multilevel"/>
     <w:tmpl w:val="940AF25C"/>
@@ -5780,7 +8148,7 @@
       </w:pPr>
     </w:lvl>
   </w:abstractNum>
-  <w:abstractNum w:abstractNumId="11" w15:restartNumberingAfterBreak="0">
+  <w:abstractNum w:abstractNumId="14" w15:restartNumberingAfterBreak="0">
     <w:nsid w:val="68D04A78"/>
     <w:multiLevelType w:val="multilevel"/>
     <w:tmpl w:val="361A074E"/>
@@ -5893,7 +8261,7 @@
       </w:pPr>
     </w:lvl>
   </w:abstractNum>
-  <w:abstractNum w:abstractNumId="12" w15:restartNumberingAfterBreak="0">
+  <w:abstractNum w:abstractNumId="15" w15:restartNumberingAfterBreak="0">
     <w:nsid w:val="690D65AF"/>
     <w:multiLevelType w:val="multilevel"/>
     <w:tmpl w:val="580E7FCE"/>
@@ -6006,7 +8374,7 @@
       </w:pPr>
     </w:lvl>
   </w:abstractNum>
-  <w:abstractNum w:abstractNumId="13" w15:restartNumberingAfterBreak="0">
+  <w:abstractNum w:abstractNumId="16" w15:restartNumberingAfterBreak="0">
     <w:nsid w:val="6CF300B4"/>
     <w:multiLevelType w:val="multilevel"/>
     <w:tmpl w:val="45424236"/>
@@ -6119,7 +8487,7 @@
       </w:pPr>
     </w:lvl>
   </w:abstractNum>
-  <w:abstractNum w:abstractNumId="14" w15:restartNumberingAfterBreak="0">
+  <w:abstractNum w:abstractNumId="17" w15:restartNumberingAfterBreak="0">
     <w:nsid w:val="76322DC1"/>
     <w:multiLevelType w:val="multilevel"/>
     <w:tmpl w:val="2786C7E4"/>
@@ -6233,49 +8601,58 @@
     </w:lvl>
   </w:abstractNum>
   <w:num w:numId="1" w16cid:durableId="558901959">
-    <w:abstractNumId w:val="0"/>
+    <w:abstractNumId w:val="1"/>
   </w:num>
   <w:num w:numId="2" w16cid:durableId="2145997930">
+    <w:abstractNumId w:val="17"/>
+  </w:num>
+  <w:num w:numId="3" w16cid:durableId="2117168069">
+    <w:abstractNumId w:val="10"/>
+  </w:num>
+  <w:num w:numId="4" w16cid:durableId="1348411223">
+    <w:abstractNumId w:val="7"/>
+  </w:num>
+  <w:num w:numId="5" w16cid:durableId="1518350167">
+    <w:abstractNumId w:val="3"/>
+  </w:num>
+  <w:num w:numId="6" w16cid:durableId="2083327884">
+    <w:abstractNumId w:val="12"/>
+  </w:num>
+  <w:num w:numId="7" w16cid:durableId="902758567">
+    <w:abstractNumId w:val="13"/>
+  </w:num>
+  <w:num w:numId="8" w16cid:durableId="981883762">
+    <w:abstractNumId w:val="6"/>
+  </w:num>
+  <w:num w:numId="9" w16cid:durableId="1405031395">
+    <w:abstractNumId w:val="15"/>
+  </w:num>
+  <w:num w:numId="10" w16cid:durableId="110052222">
+    <w:abstractNumId w:val="11"/>
+  </w:num>
+  <w:num w:numId="11" w16cid:durableId="1464351474">
     <w:abstractNumId w:val="14"/>
   </w:num>
-  <w:num w:numId="3" w16cid:durableId="2117168069">
-    <w:abstractNumId w:val="7"/>
-  </w:num>
-  <w:num w:numId="4" w16cid:durableId="1348411223">
+  <w:num w:numId="12" w16cid:durableId="1373191211">
     <w:abstractNumId w:val="4"/>
   </w:num>
-  <w:num w:numId="5" w16cid:durableId="1518350167">
-    <w:abstractNumId w:val="1"/>
+  <w:num w:numId="13" w16cid:durableId="780151543">
+    <w:abstractNumId w:val="16"/>
   </w:num>
-  <w:num w:numId="6" w16cid:durableId="2083327884">
+  <w:num w:numId="14" w16cid:durableId="1349329982">
     <w:abstractNumId w:val="9"/>
   </w:num>
-  <w:num w:numId="7" w16cid:durableId="902758567">
-    <w:abstractNumId w:val="10"/>
-  </w:num>
-  <w:num w:numId="8" w16cid:durableId="981883762">
-    <w:abstractNumId w:val="3"/>
-  </w:num>
-  <w:num w:numId="9" w16cid:durableId="1405031395">
-    <w:abstractNumId w:val="12"/>
-  </w:num>
-  <w:num w:numId="10" w16cid:durableId="110052222">
+  <w:num w:numId="15" w16cid:durableId="1046835972">
     <w:abstractNumId w:val="8"/>
   </w:num>
-  <w:num w:numId="11" w16cid:durableId="1464351474">
-    <w:abstractNumId w:val="11"/>
-  </w:num>
-  <w:num w:numId="12" w16cid:durableId="1373191211">
+  <w:num w:numId="16" w16cid:durableId="256596019">
     <w:abstractNumId w:val="2"/>
   </w:num>
-  <w:num w:numId="13" w16cid:durableId="780151543">
-    <w:abstractNumId w:val="13"/>
+  <w:num w:numId="17" w16cid:durableId="1872717459">
+    <w:abstractNumId w:val="5"/>
   </w:num>
-  <w:num w:numId="14" w16cid:durableId="1349329982">
-    <w:abstractNumId w:val="6"/>
-  </w:num>
-  <w:num w:numId="15" w16cid:durableId="1046835972">
-    <w:abstractNumId w:val="5"/>
+  <w:num w:numId="18" w16cid:durableId="1426683210">
+    <w:abstractNumId w:val="0"/>
   </w:num>
 </w:numbering>
 </file>
@@ -6708,7 +9085,6 @@
     <w:next w:val="Normal"/>
     <w:link w:val="Ttulo2Car"/>
     <w:uiPriority w:val="9"/>
-    <w:semiHidden/>
     <w:unhideWhenUsed/>
     <w:qFormat/>
     <w:rsid w:val="00527173"/>
@@ -6924,7 +9300,6 @@
     <w:basedOn w:val="Fuentedeprrafopredeter"/>
     <w:link w:val="Ttulo2"/>
     <w:uiPriority w:val="9"/>
-    <w:semiHidden/>
     <w:rsid w:val="00527173"/>
     <w:rPr>
       <w:rFonts w:asciiTheme="majorHAnsi" w:eastAsiaTheme="majorEastAsia" w:hAnsiTheme="majorHAnsi" w:cstheme="majorBidi"/>
@@ -7194,6 +9569,36 @@
       <w:smallCaps/>
       <w:color w:val="0F4761" w:themeColor="accent1" w:themeShade="BF"/>
       <w:spacing w:val="5"/>
+    </w:rPr>
+  </w:style>
+  <w:style w:type="character" w:styleId="CdigoHTML">
+    <w:name w:val="HTML Code"/>
+    <w:basedOn w:val="Fuentedeprrafopredeter"/>
+    <w:uiPriority w:val="99"/>
+    <w:semiHidden/>
+    <w:unhideWhenUsed/>
+    <w:rsid w:val="00F1616F"/>
+    <w:rPr>
+      <w:rFonts w:ascii="Courier New" w:eastAsia="Times New Roman" w:hAnsi="Courier New" w:cs="Courier New"/>
+      <w:sz w:val="20"/>
+      <w:szCs w:val="20"/>
+    </w:rPr>
+  </w:style>
+  <w:style w:type="paragraph" w:styleId="NormalWeb">
+    <w:name w:val="Normal (Web)"/>
+    <w:basedOn w:val="Normal"/>
+    <w:uiPriority w:val="99"/>
+    <w:semiHidden/>
+    <w:unhideWhenUsed/>
+    <w:rsid w:val="00F1616F"/>
+    <w:pPr>
+      <w:spacing w:before="100" w:beforeAutospacing="1" w:after="100" w:afterAutospacing="1" w:line="240" w:lineRule="auto"/>
+    </w:pPr>
+    <w:rPr>
+      <w:rFonts w:ascii="Times New Roman" w:eastAsia="Times New Roman" w:hAnsi="Times New Roman" w:cs="Times New Roman"/>
+      <w:kern w:val="0"/>
+      <w:lang w:eastAsia="es-AR"/>
+      <w14:ligatures w14:val="none"/>
     </w:rPr>
   </w:style>
 </w:styles>

--- a/TPFinal - Nivel 3 - Web/Documentación_desarrollo_tpFinal.docx
+++ b/TPFinal - Nivel 3 - Web/Documentación_desarrollo_tpFinal.docx
@@ -543,7 +543,6 @@
         </w:numPr>
       </w:pPr>
       <w:r>
-        <w:lastRenderedPageBreak/>
         <w:t xml:space="preserve">Abrí una "Nueva Consulta" (New </w:t>
       </w:r>
       <w:proofErr w:type="spellStart"/>
@@ -563,6 +562,7 @@
         </w:numPr>
       </w:pPr>
       <w:r>
+        <w:lastRenderedPageBreak/>
         <w:t xml:space="preserve">Pegá exactamente el script que me pasaste en el mensaje anterior (desde use master hasta el último </w:t>
       </w:r>
       <w:proofErr w:type="spellStart"/>
@@ -1210,39 +1210,39 @@
       </w:pPr>
       <w:proofErr w:type="spellStart"/>
       <w:r>
+        <w:t>Inicializá</w:t>
+      </w:r>
+      <w:proofErr w:type="spellEnd"/>
+      <w:r>
+        <w:t xml:space="preserve"> el repositorio local. (Más adelante lo subiremos a GitHub, por ahora con que esté localmente </w:t>
+      </w:r>
+      <w:proofErr w:type="spellStart"/>
+      <w:r>
+        <w:t>trackeado</w:t>
+      </w:r>
+      <w:proofErr w:type="spellEnd"/>
+      <w:r>
+        <w:t xml:space="preserve"> está perfecto).</w:t>
+      </w:r>
+    </w:p>
+    <w:p>
+      <w:pPr>
+        <w:rPr>
+          <w:b/>
+          <w:bCs/>
+        </w:rPr>
+      </w:pPr>
+      <w:r>
+        <w:rPr>
+          <w:b/>
+          <w:bCs/>
+        </w:rPr>
+        <w:t>Paso 6: La Gran Mudanza (Migrar el Nivel 2)</w:t>
+      </w:r>
+    </w:p>
+    <w:p>
+      <w:r>
         <w:lastRenderedPageBreak/>
-        <w:t>Inicializá</w:t>
-      </w:r>
-      <w:proofErr w:type="spellEnd"/>
-      <w:r>
-        <w:t xml:space="preserve"> el repositorio local. (Más adelante lo subiremos a GitHub, por ahora con que esté localmente </w:t>
-      </w:r>
-      <w:proofErr w:type="spellStart"/>
-      <w:r>
-        <w:t>trackeado</w:t>
-      </w:r>
-      <w:proofErr w:type="spellEnd"/>
-      <w:r>
-        <w:t xml:space="preserve"> está perfecto).</w:t>
-      </w:r>
-    </w:p>
-    <w:p>
-      <w:pPr>
-        <w:rPr>
-          <w:b/>
-          <w:bCs/>
-        </w:rPr>
-      </w:pPr>
-      <w:r>
-        <w:rPr>
-          <w:b/>
-          <w:bCs/>
-        </w:rPr>
-        <w:t>Paso 6: La Gran Mudanza (Migrar el Nivel 2)</w:t>
-      </w:r>
-    </w:p>
-    <w:p>
-      <w:r>
         <w:t>Ahora vamos a traernos el código de tu proyecto viejo sin romper nada y asegurándonos de que los archivos se copien físicamente a tu nueva carpeta.</w:t>
       </w:r>
     </w:p>
@@ -1737,67 +1737,67 @@
           <w:b/>
           <w:bCs/>
         </w:rPr>
+        <w:t>Fase 2: Estructura Visual (Front-</w:t>
+      </w:r>
+      <w:proofErr w:type="spellStart"/>
+      <w:r>
+        <w:rPr>
+          <w:b/>
+          <w:bCs/>
+        </w:rPr>
+        <w:t>End</w:t>
+      </w:r>
+      <w:proofErr w:type="spellEnd"/>
+      <w:r>
+        <w:rPr>
+          <w:b/>
+          <w:bCs/>
+        </w:rPr>
+        <w:t>)</w:t>
+      </w:r>
+      <w:r>
+        <w:t>.</w:t>
+      </w:r>
+    </w:p>
+    <w:p>
+      <w:r>
+        <w:t xml:space="preserve">Para no repetir código en cada pantalla, vamos a usar una </w:t>
+      </w:r>
+      <w:r>
+        <w:rPr>
+          <w:b/>
+          <w:bCs/>
+        </w:rPr>
+        <w:t>Master Page</w:t>
+      </w:r>
+      <w:r>
+        <w:t xml:space="preserve">, le vamos a inyectar </w:t>
+      </w:r>
+      <w:r>
+        <w:rPr>
+          <w:b/>
+          <w:bCs/>
+        </w:rPr>
+        <w:t>Bootstrap</w:t>
+      </w:r>
+      <w:r>
+        <w:t xml:space="preserve"> por CDN, y vamos a crear tu pantalla principal (Default.aspx).</w:t>
+      </w:r>
+    </w:p>
+    <w:p>
+      <w:pPr>
+        <w:rPr>
+          <w:b/>
+          <w:bCs/>
+        </w:rPr>
+      </w:pPr>
+      <w:r>
+        <w:rPr>
+          <w:rFonts w:ascii="Segoe UI Emoji" w:hAnsi="Segoe UI Emoji" w:cs="Segoe UI Emoji"/>
+          <w:b/>
+          <w:bCs/>
+        </w:rPr>
         <w:lastRenderedPageBreak/>
-        <w:t>Fase 2: Estructura Visual (Front-</w:t>
-      </w:r>
-      <w:proofErr w:type="spellStart"/>
-      <w:r>
-        <w:rPr>
-          <w:b/>
-          <w:bCs/>
-        </w:rPr>
-        <w:t>End</w:t>
-      </w:r>
-      <w:proofErr w:type="spellEnd"/>
-      <w:r>
-        <w:rPr>
-          <w:b/>
-          <w:bCs/>
-        </w:rPr>
-        <w:t>)</w:t>
-      </w:r>
-      <w:r>
-        <w:t>.</w:t>
-      </w:r>
-    </w:p>
-    <w:p>
-      <w:r>
-        <w:t xml:space="preserve">Para no repetir código en cada pantalla, vamos a usar una </w:t>
-      </w:r>
-      <w:r>
-        <w:rPr>
-          <w:b/>
-          <w:bCs/>
-        </w:rPr>
-        <w:t>Master Page</w:t>
-      </w:r>
-      <w:r>
-        <w:t xml:space="preserve">, le vamos a inyectar </w:t>
-      </w:r>
-      <w:r>
-        <w:rPr>
-          <w:b/>
-          <w:bCs/>
-        </w:rPr>
-        <w:t>Bootstrap</w:t>
-      </w:r>
-      <w:r>
-        <w:t xml:space="preserve"> por CDN, y vamos a crear tu pantalla principal (Default.aspx).</w:t>
-      </w:r>
-    </w:p>
-    <w:p>
-      <w:pPr>
-        <w:rPr>
-          <w:b/>
-          <w:bCs/>
-        </w:rPr>
-      </w:pPr>
-      <w:r>
-        <w:rPr>
-          <w:rFonts w:ascii="Segoe UI Emoji" w:hAnsi="Segoe UI Emoji" w:cs="Segoe UI Emoji"/>
-          <w:b/>
-          <w:bCs/>
-        </w:rPr>
         <w:t>🚀</w:t>
       </w:r>
       <w:r>
@@ -2379,8 +2379,573 @@
         <w:rPr>
           <w:lang w:val="en-US"/>
         </w:rPr>
+        <w:t xml:space="preserve">    &lt;form id="form1" </w:t>
+      </w:r>
+      <w:proofErr w:type="spellStart"/>
+      <w:r>
+        <w:rPr>
+          <w:lang w:val="en-US"/>
+        </w:rPr>
+        <w:t>runat</w:t>
+      </w:r>
+      <w:proofErr w:type="spellEnd"/>
+      <w:r>
+        <w:rPr>
+          <w:lang w:val="en-US"/>
+        </w:rPr>
+        <w:t>="server"&gt;</w:t>
+      </w:r>
+    </w:p>
+    <w:p>
+      <w:pPr>
+        <w:rPr>
+          <w:lang w:val="en-US"/>
+        </w:rPr>
+      </w:pPr>
+      <w:r>
+        <w:rPr>
+          <w:lang w:val="en-US"/>
+        </w:rPr>
+        <w:t xml:space="preserve">        </w:t>
+      </w:r>
+    </w:p>
+    <w:p>
+      <w:pPr>
+        <w:rPr>
+          <w:lang w:val="en-US"/>
+        </w:rPr>
+      </w:pPr>
+      <w:r>
+        <w:rPr>
+          <w:lang w:val="en-US"/>
+        </w:rPr>
+        <w:t xml:space="preserve">        &lt;%-- NAVBAR DE BOOTSTRAP --%&gt;</w:t>
+      </w:r>
+    </w:p>
+    <w:p>
+      <w:pPr>
+        <w:rPr>
+          <w:lang w:val="en-US"/>
+        </w:rPr>
+      </w:pPr>
+      <w:r>
+        <w:rPr>
+          <w:lang w:val="en-US"/>
+        </w:rPr>
+        <w:t xml:space="preserve">        &lt;nav class="navbar navbar-expand-lg navbar-dark </w:t>
+      </w:r>
+      <w:proofErr w:type="spellStart"/>
+      <w:r>
+        <w:rPr>
+          <w:lang w:val="en-US"/>
+        </w:rPr>
+        <w:t>bg</w:t>
+      </w:r>
+      <w:proofErr w:type="spellEnd"/>
+      <w:r>
+        <w:rPr>
+          <w:lang w:val="en-US"/>
+        </w:rPr>
+        <w:t>-dark"&gt;</w:t>
+      </w:r>
+    </w:p>
+    <w:p>
+      <w:pPr>
+        <w:rPr>
+          <w:lang w:val="en-US"/>
+        </w:rPr>
+      </w:pPr>
+      <w:r>
+        <w:rPr>
+          <w:lang w:val="en-US"/>
+        </w:rPr>
         <w:lastRenderedPageBreak/>
-        <w:t xml:space="preserve">    &lt;form id="form1" </w:t>
+        <w:t xml:space="preserve">          &lt;div class="container"&gt;</w:t>
+      </w:r>
+    </w:p>
+    <w:p>
+      <w:pPr>
+        <w:rPr>
+          <w:lang w:val="en-US"/>
+        </w:rPr>
+      </w:pPr>
+      <w:r>
+        <w:rPr>
+          <w:lang w:val="en-US"/>
+        </w:rPr>
+        <w:t xml:space="preserve">            &lt;a class="navbar-brand" </w:t>
+      </w:r>
+      <w:proofErr w:type="spellStart"/>
+      <w:r>
+        <w:rPr>
+          <w:lang w:val="en-US"/>
+        </w:rPr>
+        <w:t>href</w:t>
+      </w:r>
+      <w:proofErr w:type="spellEnd"/>
+      <w:r>
+        <w:rPr>
+          <w:lang w:val="en-US"/>
+        </w:rPr>
+        <w:t>="Default.aspx"&gt;</w:t>
+      </w:r>
+      <w:r>
+        <w:rPr>
+          <w:rFonts w:ascii="Segoe UI Emoji" w:hAnsi="Segoe UI Emoji" w:cs="Segoe UI Emoji"/>
+        </w:rPr>
+        <w:t>🚀</w:t>
+      </w:r>
+      <w:r>
+        <w:rPr>
+          <w:lang w:val="en-US"/>
+        </w:rPr>
+        <w:t xml:space="preserve"> E-Commerce&lt;/a&gt;</w:t>
+      </w:r>
+    </w:p>
+    <w:p>
+      <w:pPr>
+        <w:rPr>
+          <w:lang w:val="en-US"/>
+        </w:rPr>
+      </w:pPr>
+      <w:r>
+        <w:rPr>
+          <w:lang w:val="en-US"/>
+        </w:rPr>
+        <w:t xml:space="preserve">            &lt;button class="navbar-toggler" type="button" data-bs-toggle="collapse" data-bs-target="#</w:t>
+      </w:r>
+      <w:proofErr w:type="spellStart"/>
+      <w:r>
+        <w:rPr>
+          <w:lang w:val="en-US"/>
+        </w:rPr>
+        <w:t>navbarNav</w:t>
+      </w:r>
+      <w:proofErr w:type="spellEnd"/>
+      <w:r>
+        <w:rPr>
+          <w:lang w:val="en-US"/>
+        </w:rPr>
+        <w:t>" aria-controls="</w:t>
+      </w:r>
+      <w:proofErr w:type="spellStart"/>
+      <w:r>
+        <w:rPr>
+          <w:lang w:val="en-US"/>
+        </w:rPr>
+        <w:t>navbarNav</w:t>
+      </w:r>
+      <w:proofErr w:type="spellEnd"/>
+      <w:r>
+        <w:rPr>
+          <w:lang w:val="en-US"/>
+        </w:rPr>
+        <w:t>" aria-expanded="false" aria-label="Toggle navigation"&gt;</w:t>
+      </w:r>
+    </w:p>
+    <w:p>
+      <w:pPr>
+        <w:rPr>
+          <w:lang w:val="en-US"/>
+        </w:rPr>
+      </w:pPr>
+      <w:r>
+        <w:rPr>
+          <w:lang w:val="en-US"/>
+        </w:rPr>
+        <w:t xml:space="preserve">              &lt;span class="navbar-toggler-icon"&gt;&lt;/span&gt;</w:t>
+      </w:r>
+    </w:p>
+    <w:p>
+      <w:pPr>
+        <w:rPr>
+          <w:lang w:val="en-US"/>
+        </w:rPr>
+      </w:pPr>
+      <w:r>
+        <w:rPr>
+          <w:lang w:val="en-US"/>
+        </w:rPr>
+        <w:t xml:space="preserve">            &lt;/button&gt;</w:t>
+      </w:r>
+    </w:p>
+    <w:p>
+      <w:pPr>
+        <w:rPr>
+          <w:lang w:val="en-US"/>
+        </w:rPr>
+      </w:pPr>
+      <w:r>
+        <w:rPr>
+          <w:lang w:val="en-US"/>
+        </w:rPr>
+        <w:t xml:space="preserve">            &lt;div class="collapse navbar-collapse" id="</w:t>
+      </w:r>
+      <w:proofErr w:type="spellStart"/>
+      <w:r>
+        <w:rPr>
+          <w:lang w:val="en-US"/>
+        </w:rPr>
+        <w:t>navbarNav</w:t>
+      </w:r>
+      <w:proofErr w:type="spellEnd"/>
+      <w:r>
+        <w:rPr>
+          <w:lang w:val="en-US"/>
+        </w:rPr>
+        <w:t>"&gt;</w:t>
+      </w:r>
+    </w:p>
+    <w:p>
+      <w:pPr>
+        <w:rPr>
+          <w:lang w:val="en-US"/>
+        </w:rPr>
+      </w:pPr>
+      <w:r>
+        <w:rPr>
+          <w:lang w:val="en-US"/>
+        </w:rPr>
+        <w:t xml:space="preserve">              &lt;</w:t>
+      </w:r>
+      <w:proofErr w:type="spellStart"/>
+      <w:r>
+        <w:rPr>
+          <w:lang w:val="en-US"/>
+        </w:rPr>
+        <w:t>ul</w:t>
+      </w:r>
+      <w:proofErr w:type="spellEnd"/>
+      <w:r>
+        <w:rPr>
+          <w:lang w:val="en-US"/>
+        </w:rPr>
+        <w:t xml:space="preserve"> class="navbar-nav me-auto"&gt;</w:t>
+      </w:r>
+    </w:p>
+    <w:p>
+      <w:pPr>
+        <w:rPr>
+          <w:lang w:val="en-US"/>
+        </w:rPr>
+      </w:pPr>
+      <w:r>
+        <w:rPr>
+          <w:lang w:val="en-US"/>
+        </w:rPr>
+        <w:t xml:space="preserve">                &lt;li class="nav-item"&gt;</w:t>
+      </w:r>
+    </w:p>
+    <w:p>
+      <w:pPr>
+        <w:rPr>
+          <w:lang w:val="en-US"/>
+        </w:rPr>
+      </w:pPr>
+      <w:r>
+        <w:rPr>
+          <w:lang w:val="en-US"/>
+        </w:rPr>
+        <w:t xml:space="preserve">                  &lt;a class="nav-link active" </w:t>
+      </w:r>
+      <w:proofErr w:type="spellStart"/>
+      <w:r>
+        <w:rPr>
+          <w:lang w:val="en-US"/>
+        </w:rPr>
+        <w:t>href</w:t>
+      </w:r>
+      <w:proofErr w:type="spellEnd"/>
+      <w:r>
+        <w:rPr>
+          <w:lang w:val="en-US"/>
+        </w:rPr>
+        <w:t>="Default.aspx"&gt;</w:t>
+      </w:r>
+      <w:proofErr w:type="spellStart"/>
+      <w:r>
+        <w:rPr>
+          <w:lang w:val="en-US"/>
+        </w:rPr>
+        <w:t>Catálogo</w:t>
+      </w:r>
+      <w:proofErr w:type="spellEnd"/>
+      <w:r>
+        <w:rPr>
+          <w:lang w:val="en-US"/>
+        </w:rPr>
+        <w:t>&lt;/a&gt;</w:t>
+      </w:r>
+    </w:p>
+    <w:p>
+      <w:pPr>
+        <w:rPr>
+          <w:lang w:val="en-US"/>
+        </w:rPr>
+      </w:pPr>
+      <w:r>
+        <w:rPr>
+          <w:lang w:val="en-US"/>
+        </w:rPr>
+        <w:t xml:space="preserve">                &lt;/li&gt;</w:t>
+      </w:r>
+    </w:p>
+    <w:p>
+      <w:pPr>
+        <w:rPr>
+          <w:lang w:val="en-US"/>
+        </w:rPr>
+      </w:pPr>
+      <w:r>
+        <w:rPr>
+          <w:lang w:val="en-US"/>
+        </w:rPr>
+        <w:t xml:space="preserve">              &lt;/</w:t>
+      </w:r>
+      <w:proofErr w:type="spellStart"/>
+      <w:r>
+        <w:rPr>
+          <w:lang w:val="en-US"/>
+        </w:rPr>
+        <w:t>ul</w:t>
+      </w:r>
+      <w:proofErr w:type="spellEnd"/>
+      <w:r>
+        <w:rPr>
+          <w:lang w:val="en-US"/>
+        </w:rPr>
+        <w:t>&gt;</w:t>
+      </w:r>
+    </w:p>
+    <w:p>
+      <w:pPr>
+        <w:rPr>
+          <w:lang w:val="en-US"/>
+        </w:rPr>
+      </w:pPr>
+      <w:r>
+        <w:rPr>
+          <w:lang w:val="en-US"/>
+        </w:rPr>
+        <w:t xml:space="preserve">              &lt;</w:t>
+      </w:r>
+      <w:proofErr w:type="spellStart"/>
+      <w:r>
+        <w:rPr>
+          <w:lang w:val="en-US"/>
+        </w:rPr>
+        <w:t>ul</w:t>
+      </w:r>
+      <w:proofErr w:type="spellEnd"/>
+      <w:r>
+        <w:rPr>
+          <w:lang w:val="en-US"/>
+        </w:rPr>
+        <w:t xml:space="preserve"> class="navbar-nav"&gt;</w:t>
+      </w:r>
+    </w:p>
+    <w:p>
+      <w:pPr>
+        <w:rPr>
+          <w:lang w:val="en-US"/>
+        </w:rPr>
+      </w:pPr>
+      <w:r>
+        <w:rPr>
+          <w:lang w:val="en-US"/>
+        </w:rPr>
+        <w:t xml:space="preserve">                  &lt;li class="nav-item"&gt;</w:t>
+      </w:r>
+    </w:p>
+    <w:p>
+      <w:pPr>
+        <w:rPr>
+          <w:lang w:val="en-US"/>
+        </w:rPr>
+      </w:pPr>
+      <w:r>
+        <w:rPr>
+          <w:lang w:val="en-US"/>
+        </w:rPr>
+        <w:t xml:space="preserve">                      &lt;a class="nav-link" </w:t>
+      </w:r>
+      <w:proofErr w:type="spellStart"/>
+      <w:r>
+        <w:rPr>
+          <w:lang w:val="en-US"/>
+        </w:rPr>
+        <w:t>href</w:t>
+      </w:r>
+      <w:proofErr w:type="spellEnd"/>
+      <w:r>
+        <w:rPr>
+          <w:lang w:val="en-US"/>
+        </w:rPr>
+        <w:t>="#"&gt;</w:t>
+      </w:r>
+      <w:proofErr w:type="spellStart"/>
+      <w:r>
+        <w:rPr>
+          <w:lang w:val="en-US"/>
+        </w:rPr>
+        <w:t>Iniciar</w:t>
+      </w:r>
+      <w:proofErr w:type="spellEnd"/>
+      <w:r>
+        <w:rPr>
+          <w:lang w:val="en-US"/>
+        </w:rPr>
+        <w:t xml:space="preserve"> </w:t>
+      </w:r>
+      <w:proofErr w:type="spellStart"/>
+      <w:r>
+        <w:rPr>
+          <w:lang w:val="en-US"/>
+        </w:rPr>
+        <w:t>Sesión</w:t>
+      </w:r>
+      <w:proofErr w:type="spellEnd"/>
+      <w:r>
+        <w:rPr>
+          <w:lang w:val="en-US"/>
+        </w:rPr>
+        <w:t>&lt;/a&gt;</w:t>
+      </w:r>
+    </w:p>
+    <w:p>
+      <w:r>
+        <w:rPr>
+          <w:lang w:val="en-US"/>
+        </w:rPr>
+        <w:t xml:space="preserve">                  </w:t>
+      </w:r>
+      <w:r>
+        <w:t>&lt;/</w:t>
+      </w:r>
+      <w:proofErr w:type="spellStart"/>
+      <w:r>
+        <w:t>li</w:t>
+      </w:r>
+      <w:proofErr w:type="spellEnd"/>
+      <w:r>
+        <w:t>&gt;</w:t>
+      </w:r>
+    </w:p>
+    <w:p>
+      <w:r>
+        <w:t xml:space="preserve">              &lt;/</w:t>
+      </w:r>
+      <w:proofErr w:type="spellStart"/>
+      <w:r>
+        <w:t>ul</w:t>
+      </w:r>
+      <w:proofErr w:type="spellEnd"/>
+      <w:r>
+        <w:t>&gt;</w:t>
+      </w:r>
+    </w:p>
+    <w:p>
+      <w:r>
+        <w:t xml:space="preserve">            &lt;/</w:t>
+      </w:r>
+      <w:proofErr w:type="spellStart"/>
+      <w:r>
+        <w:t>div</w:t>
+      </w:r>
+      <w:proofErr w:type="spellEnd"/>
+      <w:r>
+        <w:t>&gt;</w:t>
+      </w:r>
+    </w:p>
+    <w:p>
+      <w:r>
+        <w:t xml:space="preserve">          &lt;/</w:t>
+      </w:r>
+      <w:proofErr w:type="spellStart"/>
+      <w:r>
+        <w:t>div</w:t>
+      </w:r>
+      <w:proofErr w:type="spellEnd"/>
+      <w:r>
+        <w:t>&gt;</w:t>
+      </w:r>
+    </w:p>
+    <w:p>
+      <w:r>
+        <w:t xml:space="preserve">        &lt;/</w:t>
+      </w:r>
+      <w:proofErr w:type="spellStart"/>
+      <w:r>
+        <w:t>nav</w:t>
+      </w:r>
+      <w:proofErr w:type="spellEnd"/>
+      <w:r>
+        <w:t>&gt;</w:t>
+      </w:r>
+    </w:p>
+    <w:p/>
+    <w:p>
+      <w:r>
+        <w:t xml:space="preserve">        &lt;%-- CONTENEDOR PRINCIPAL DONDE CARGARÁN LAS OTRAS PÁGINAS --%&gt;</w:t>
+      </w:r>
+    </w:p>
+    <w:p>
+      <w:pPr>
+        <w:rPr>
+          <w:lang w:val="en-US"/>
+        </w:rPr>
+      </w:pPr>
+      <w:r>
+        <w:t xml:space="preserve">        </w:t>
+      </w:r>
+      <w:r>
+        <w:rPr>
+          <w:lang w:val="en-US"/>
+        </w:rPr>
+        <w:t>&lt;div class="container mt-4"&gt;</w:t>
+      </w:r>
+    </w:p>
+    <w:p>
+      <w:pPr>
+        <w:rPr>
+          <w:lang w:val="en-US"/>
+        </w:rPr>
+      </w:pPr>
+      <w:r>
+        <w:rPr>
+          <w:lang w:val="en-US"/>
+        </w:rPr>
+        <w:t xml:space="preserve">            &lt;</w:t>
+      </w:r>
+      <w:proofErr w:type="spellStart"/>
+      <w:proofErr w:type="gramStart"/>
+      <w:r>
+        <w:rPr>
+          <w:lang w:val="en-US"/>
+        </w:rPr>
+        <w:t>asp:ContentPlaceHolder</w:t>
+      </w:r>
+      <w:proofErr w:type="spellEnd"/>
+      <w:proofErr w:type="gramEnd"/>
+      <w:r>
+        <w:rPr>
+          <w:lang w:val="en-US"/>
+        </w:rPr>
+        <w:t xml:space="preserve"> ID="</w:t>
+      </w:r>
+      <w:proofErr w:type="spellStart"/>
+      <w:r>
+        <w:rPr>
+          <w:lang w:val="en-US"/>
+        </w:rPr>
+        <w:t>MainContent</w:t>
+      </w:r>
+      <w:proofErr w:type="spellEnd"/>
+      <w:r>
+        <w:rPr>
+          <w:lang w:val="en-US"/>
+        </w:rPr>
+        <w:t xml:space="preserve">" </w:t>
       </w:r>
       <w:proofErr w:type="spellStart"/>
       <w:r>
@@ -2407,309 +2972,18 @@
         <w:rPr>
           <w:lang w:val="en-US"/>
         </w:rPr>
-        <w:t xml:space="preserve">        </w:t>
-      </w:r>
-    </w:p>
-    <w:p>
-      <w:pPr>
-        <w:rPr>
-          <w:lang w:val="en-US"/>
-        </w:rPr>
-      </w:pPr>
-      <w:r>
-        <w:rPr>
-          <w:lang w:val="en-US"/>
-        </w:rPr>
-        <w:t xml:space="preserve">        &lt;%-- NAVBAR DE BOOTSTRAP --%&gt;</w:t>
-      </w:r>
-    </w:p>
-    <w:p>
-      <w:pPr>
-        <w:rPr>
-          <w:lang w:val="en-US"/>
-        </w:rPr>
-      </w:pPr>
-      <w:r>
-        <w:rPr>
-          <w:lang w:val="en-US"/>
-        </w:rPr>
-        <w:t xml:space="preserve">        &lt;nav class="navbar navbar-expand-lg navbar-dark </w:t>
-      </w:r>
-      <w:proofErr w:type="spellStart"/>
-      <w:r>
-        <w:rPr>
-          <w:lang w:val="en-US"/>
-        </w:rPr>
-        <w:t>bg</w:t>
-      </w:r>
-      <w:proofErr w:type="spellEnd"/>
-      <w:r>
-        <w:rPr>
-          <w:lang w:val="en-US"/>
-        </w:rPr>
-        <w:t>-dark"&gt;</w:t>
-      </w:r>
-    </w:p>
-    <w:p>
-      <w:pPr>
-        <w:rPr>
-          <w:lang w:val="en-US"/>
-        </w:rPr>
-      </w:pPr>
-      <w:r>
-        <w:rPr>
-          <w:lang w:val="en-US"/>
-        </w:rPr>
-        <w:t xml:space="preserve">          &lt;div class="container"&gt;</w:t>
-      </w:r>
-    </w:p>
-    <w:p>
-      <w:pPr>
-        <w:rPr>
-          <w:lang w:val="en-US"/>
-        </w:rPr>
-      </w:pPr>
-      <w:r>
-        <w:rPr>
-          <w:lang w:val="en-US"/>
-        </w:rPr>
-        <w:t xml:space="preserve">            &lt;a class="navbar-brand" </w:t>
-      </w:r>
-      <w:proofErr w:type="spellStart"/>
-      <w:r>
-        <w:rPr>
-          <w:lang w:val="en-US"/>
-        </w:rPr>
-        <w:t>href</w:t>
-      </w:r>
-      <w:proofErr w:type="spellEnd"/>
-      <w:r>
-        <w:rPr>
-          <w:lang w:val="en-US"/>
-        </w:rPr>
-        <w:t>="Default.aspx"&gt;</w:t>
-      </w:r>
-      <w:r>
-        <w:rPr>
-          <w:rFonts w:ascii="Segoe UI Emoji" w:hAnsi="Segoe UI Emoji" w:cs="Segoe UI Emoji"/>
-        </w:rPr>
-        <w:t>🚀</w:t>
-      </w:r>
-      <w:r>
-        <w:rPr>
-          <w:lang w:val="en-US"/>
-        </w:rPr>
-        <w:t xml:space="preserve"> E-Commerce&lt;/a&gt;</w:t>
-      </w:r>
-    </w:p>
-    <w:p>
-      <w:pPr>
-        <w:rPr>
-          <w:lang w:val="en-US"/>
-        </w:rPr>
-      </w:pPr>
-      <w:r>
-        <w:rPr>
-          <w:lang w:val="en-US"/>
-        </w:rPr>
-        <w:t xml:space="preserve">            &lt;button class="navbar-toggler" type="button" data-bs-toggle="collapse" data-bs-target="#</w:t>
-      </w:r>
-      <w:proofErr w:type="spellStart"/>
-      <w:r>
-        <w:rPr>
-          <w:lang w:val="en-US"/>
-        </w:rPr>
-        <w:t>navbarNav</w:t>
-      </w:r>
-      <w:proofErr w:type="spellEnd"/>
-      <w:r>
-        <w:rPr>
-          <w:lang w:val="en-US"/>
-        </w:rPr>
-        <w:t>" aria-controls="</w:t>
-      </w:r>
-      <w:proofErr w:type="spellStart"/>
-      <w:r>
-        <w:rPr>
-          <w:lang w:val="en-US"/>
-        </w:rPr>
-        <w:t>navbarNav</w:t>
-      </w:r>
-      <w:proofErr w:type="spellEnd"/>
-      <w:r>
-        <w:rPr>
-          <w:lang w:val="en-US"/>
-        </w:rPr>
-        <w:t>" aria-expanded="false" aria-label="Toggle navigation"&gt;</w:t>
-      </w:r>
-    </w:p>
-    <w:p>
-      <w:pPr>
-        <w:rPr>
-          <w:lang w:val="en-US"/>
-        </w:rPr>
-      </w:pPr>
-      <w:r>
-        <w:rPr>
-          <w:lang w:val="en-US"/>
-        </w:rPr>
-        <w:t xml:space="preserve">              &lt;span class="navbar-toggler-icon"&gt;&lt;/span&gt;</w:t>
-      </w:r>
-    </w:p>
-    <w:p>
-      <w:pPr>
-        <w:rPr>
-          <w:lang w:val="en-US"/>
-        </w:rPr>
-      </w:pPr>
-      <w:r>
-        <w:rPr>
-          <w:lang w:val="en-US"/>
-        </w:rPr>
-        <w:t xml:space="preserve">            &lt;/button&gt;</w:t>
-      </w:r>
-    </w:p>
-    <w:p>
-      <w:pPr>
-        <w:rPr>
-          <w:lang w:val="en-US"/>
-        </w:rPr>
-      </w:pPr>
-      <w:r>
-        <w:rPr>
-          <w:lang w:val="en-US"/>
-        </w:rPr>
-        <w:t xml:space="preserve">            &lt;div class="collapse navbar-collapse" id="</w:t>
-      </w:r>
-      <w:proofErr w:type="spellStart"/>
-      <w:r>
-        <w:rPr>
-          <w:lang w:val="en-US"/>
-        </w:rPr>
-        <w:t>navbarNav</w:t>
-      </w:r>
-      <w:proofErr w:type="spellEnd"/>
-      <w:r>
-        <w:rPr>
-          <w:lang w:val="en-US"/>
-        </w:rPr>
-        <w:t>"&gt;</w:t>
-      </w:r>
-    </w:p>
-    <w:p>
-      <w:pPr>
-        <w:rPr>
-          <w:lang w:val="en-US"/>
-        </w:rPr>
-      </w:pPr>
-      <w:r>
-        <w:rPr>
-          <w:lang w:val="en-US"/>
-        </w:rPr>
-        <w:t xml:space="preserve">              &lt;</w:t>
-      </w:r>
-      <w:proofErr w:type="spellStart"/>
-      <w:r>
-        <w:rPr>
-          <w:lang w:val="en-US"/>
-        </w:rPr>
-        <w:t>ul</w:t>
-      </w:r>
-      <w:proofErr w:type="spellEnd"/>
-      <w:r>
-        <w:rPr>
-          <w:lang w:val="en-US"/>
-        </w:rPr>
-        <w:t xml:space="preserve"> class="navbar-nav me-auto"&gt;</w:t>
-      </w:r>
-    </w:p>
-    <w:p>
-      <w:pPr>
-        <w:rPr>
-          <w:lang w:val="en-US"/>
-        </w:rPr>
-      </w:pPr>
-      <w:r>
-        <w:rPr>
-          <w:lang w:val="en-US"/>
-        </w:rPr>
-        <w:t xml:space="preserve">                &lt;li class="nav-item"&gt;</w:t>
-      </w:r>
-    </w:p>
-    <w:p>
-      <w:pPr>
-        <w:rPr>
-          <w:lang w:val="en-US"/>
-        </w:rPr>
-      </w:pPr>
-      <w:r>
-        <w:rPr>
-          <w:lang w:val="en-US"/>
-        </w:rPr>
-        <w:t xml:space="preserve">                  &lt;a class="nav-link active" </w:t>
-      </w:r>
-      <w:proofErr w:type="spellStart"/>
-      <w:r>
-        <w:rPr>
-          <w:lang w:val="en-US"/>
-        </w:rPr>
-        <w:t>href</w:t>
-      </w:r>
-      <w:proofErr w:type="spellEnd"/>
-      <w:r>
-        <w:rPr>
-          <w:lang w:val="en-US"/>
-        </w:rPr>
-        <w:t>="Default.aspx"&gt;</w:t>
-      </w:r>
-      <w:proofErr w:type="spellStart"/>
-      <w:r>
-        <w:rPr>
-          <w:lang w:val="en-US"/>
-        </w:rPr>
-        <w:t>Catálogo</w:t>
-      </w:r>
-      <w:proofErr w:type="spellEnd"/>
-      <w:r>
-        <w:rPr>
-          <w:lang w:val="en-US"/>
-        </w:rPr>
-        <w:t>&lt;/a&gt;</w:t>
-      </w:r>
-    </w:p>
-    <w:p>
-      <w:pPr>
-        <w:rPr>
-          <w:lang w:val="en-US"/>
-        </w:rPr>
-      </w:pPr>
-      <w:r>
-        <w:rPr>
-          <w:lang w:val="en-US"/>
-        </w:rPr>
-        <w:t xml:space="preserve">                &lt;/li&gt;</w:t>
-      </w:r>
-    </w:p>
-    <w:p>
-      <w:pPr>
-        <w:rPr>
-          <w:lang w:val="en-US"/>
-        </w:rPr>
-      </w:pPr>
-      <w:r>
-        <w:rPr>
-          <w:lang w:val="en-US"/>
-        </w:rPr>
-        <w:t xml:space="preserve">              &lt;/</w:t>
-      </w:r>
-      <w:proofErr w:type="spellStart"/>
-      <w:r>
-        <w:rPr>
-          <w:lang w:val="en-US"/>
-        </w:rPr>
-        <w:t>ul</w:t>
-      </w:r>
-      <w:proofErr w:type="spellEnd"/>
+        <w:t xml:space="preserve">            &lt;/</w:t>
+      </w:r>
+      <w:proofErr w:type="spellStart"/>
+      <w:proofErr w:type="gramStart"/>
+      <w:r>
+        <w:rPr>
+          <w:lang w:val="en-US"/>
+        </w:rPr>
+        <w:t>asp:ContentPlaceHolder</w:t>
+      </w:r>
+      <w:proofErr w:type="spellEnd"/>
+      <w:proofErr w:type="gramEnd"/>
       <w:r>
         <w:rPr>
           <w:lang w:val="en-US"/>
@@ -2727,280 +3001,6 @@
         <w:rPr>
           <w:lang w:val="en-US"/>
         </w:rPr>
-        <w:t xml:space="preserve">              &lt;</w:t>
-      </w:r>
-      <w:proofErr w:type="spellStart"/>
-      <w:r>
-        <w:rPr>
-          <w:lang w:val="en-US"/>
-        </w:rPr>
-        <w:t>ul</w:t>
-      </w:r>
-      <w:proofErr w:type="spellEnd"/>
-      <w:r>
-        <w:rPr>
-          <w:lang w:val="en-US"/>
-        </w:rPr>
-        <w:t xml:space="preserve"> class="navbar-nav"&gt;</w:t>
-      </w:r>
-    </w:p>
-    <w:p>
-      <w:pPr>
-        <w:rPr>
-          <w:lang w:val="en-US"/>
-        </w:rPr>
-      </w:pPr>
-      <w:r>
-        <w:rPr>
-          <w:lang w:val="en-US"/>
-        </w:rPr>
-        <w:t xml:space="preserve">                  &lt;li class="nav-item"&gt;</w:t>
-      </w:r>
-    </w:p>
-    <w:p>
-      <w:pPr>
-        <w:rPr>
-          <w:lang w:val="en-US"/>
-        </w:rPr>
-      </w:pPr>
-      <w:r>
-        <w:rPr>
-          <w:lang w:val="en-US"/>
-        </w:rPr>
-        <w:t xml:space="preserve">                      &lt;a class="nav-link" </w:t>
-      </w:r>
-      <w:proofErr w:type="spellStart"/>
-      <w:r>
-        <w:rPr>
-          <w:lang w:val="en-US"/>
-        </w:rPr>
-        <w:t>href</w:t>
-      </w:r>
-      <w:proofErr w:type="spellEnd"/>
-      <w:r>
-        <w:rPr>
-          <w:lang w:val="en-US"/>
-        </w:rPr>
-        <w:t>="#"&gt;</w:t>
-      </w:r>
-      <w:proofErr w:type="spellStart"/>
-      <w:r>
-        <w:rPr>
-          <w:lang w:val="en-US"/>
-        </w:rPr>
-        <w:t>Iniciar</w:t>
-      </w:r>
-      <w:proofErr w:type="spellEnd"/>
-      <w:r>
-        <w:rPr>
-          <w:lang w:val="en-US"/>
-        </w:rPr>
-        <w:t xml:space="preserve"> </w:t>
-      </w:r>
-      <w:proofErr w:type="spellStart"/>
-      <w:r>
-        <w:rPr>
-          <w:lang w:val="en-US"/>
-        </w:rPr>
-        <w:t>Sesión</w:t>
-      </w:r>
-      <w:proofErr w:type="spellEnd"/>
-      <w:r>
-        <w:rPr>
-          <w:lang w:val="en-US"/>
-        </w:rPr>
-        <w:t>&lt;/a&gt;</w:t>
-      </w:r>
-    </w:p>
-    <w:p>
-      <w:r>
-        <w:rPr>
-          <w:lang w:val="en-US"/>
-        </w:rPr>
-        <w:t xml:space="preserve">                  </w:t>
-      </w:r>
-      <w:r>
-        <w:t>&lt;/</w:t>
-      </w:r>
-      <w:proofErr w:type="spellStart"/>
-      <w:r>
-        <w:t>li</w:t>
-      </w:r>
-      <w:proofErr w:type="spellEnd"/>
-      <w:r>
-        <w:t>&gt;</w:t>
-      </w:r>
-    </w:p>
-    <w:p>
-      <w:r>
-        <w:t xml:space="preserve">              &lt;/</w:t>
-      </w:r>
-      <w:proofErr w:type="spellStart"/>
-      <w:r>
-        <w:t>ul</w:t>
-      </w:r>
-      <w:proofErr w:type="spellEnd"/>
-      <w:r>
-        <w:t>&gt;</w:t>
-      </w:r>
-    </w:p>
-    <w:p>
-      <w:r>
-        <w:t xml:space="preserve">            &lt;/</w:t>
-      </w:r>
-      <w:proofErr w:type="spellStart"/>
-      <w:r>
-        <w:t>div</w:t>
-      </w:r>
-      <w:proofErr w:type="spellEnd"/>
-      <w:r>
-        <w:t>&gt;</w:t>
-      </w:r>
-    </w:p>
-    <w:p>
-      <w:r>
-        <w:t xml:space="preserve">          &lt;/</w:t>
-      </w:r>
-      <w:proofErr w:type="spellStart"/>
-      <w:r>
-        <w:t>div</w:t>
-      </w:r>
-      <w:proofErr w:type="spellEnd"/>
-      <w:r>
-        <w:t>&gt;</w:t>
-      </w:r>
-    </w:p>
-    <w:p>
-      <w:r>
-        <w:t xml:space="preserve">        &lt;/</w:t>
-      </w:r>
-      <w:proofErr w:type="spellStart"/>
-      <w:r>
-        <w:t>nav</w:t>
-      </w:r>
-      <w:proofErr w:type="spellEnd"/>
-      <w:r>
-        <w:t>&gt;</w:t>
-      </w:r>
-    </w:p>
-    <w:p/>
-    <w:p>
-      <w:r>
-        <w:t xml:space="preserve">        &lt;%-- CONTENEDOR PRINCIPAL DONDE CARGARÁN LAS OTRAS PÁGINAS --%&gt;</w:t>
-      </w:r>
-    </w:p>
-    <w:p>
-      <w:pPr>
-        <w:rPr>
-          <w:lang w:val="en-US"/>
-        </w:rPr>
-      </w:pPr>
-      <w:r>
-        <w:t xml:space="preserve">        </w:t>
-      </w:r>
-      <w:r>
-        <w:rPr>
-          <w:lang w:val="en-US"/>
-        </w:rPr>
-        <w:t>&lt;div class="container mt-4"&gt;</w:t>
-      </w:r>
-    </w:p>
-    <w:p>
-      <w:pPr>
-        <w:rPr>
-          <w:lang w:val="en-US"/>
-        </w:rPr>
-      </w:pPr>
-      <w:r>
-        <w:rPr>
-          <w:lang w:val="en-US"/>
-        </w:rPr>
-        <w:t xml:space="preserve">            &lt;</w:t>
-      </w:r>
-      <w:proofErr w:type="spellStart"/>
-      <w:proofErr w:type="gramStart"/>
-      <w:r>
-        <w:rPr>
-          <w:lang w:val="en-US"/>
-        </w:rPr>
-        <w:t>asp:ContentPlaceHolder</w:t>
-      </w:r>
-      <w:proofErr w:type="spellEnd"/>
-      <w:proofErr w:type="gramEnd"/>
-      <w:r>
-        <w:rPr>
-          <w:lang w:val="en-US"/>
-        </w:rPr>
-        <w:t xml:space="preserve"> ID="</w:t>
-      </w:r>
-      <w:proofErr w:type="spellStart"/>
-      <w:r>
-        <w:rPr>
-          <w:lang w:val="en-US"/>
-        </w:rPr>
-        <w:t>MainContent</w:t>
-      </w:r>
-      <w:proofErr w:type="spellEnd"/>
-      <w:r>
-        <w:rPr>
-          <w:lang w:val="en-US"/>
-        </w:rPr>
-        <w:t xml:space="preserve">" </w:t>
-      </w:r>
-      <w:proofErr w:type="spellStart"/>
-      <w:r>
-        <w:rPr>
-          <w:lang w:val="en-US"/>
-        </w:rPr>
-        <w:t>runat</w:t>
-      </w:r>
-      <w:proofErr w:type="spellEnd"/>
-      <w:r>
-        <w:rPr>
-          <w:lang w:val="en-US"/>
-        </w:rPr>
-        <w:t>="server"&gt;</w:t>
-      </w:r>
-    </w:p>
-    <w:p>
-      <w:pPr>
-        <w:rPr>
-          <w:lang w:val="en-US"/>
-        </w:rPr>
-      </w:pPr>
-      <w:r>
-        <w:rPr>
-          <w:lang w:val="en-US"/>
-        </w:rPr>
-        <w:t xml:space="preserve">            &lt;/</w:t>
-      </w:r>
-      <w:proofErr w:type="spellStart"/>
-      <w:proofErr w:type="gramStart"/>
-      <w:r>
-        <w:rPr>
-          <w:lang w:val="en-US"/>
-        </w:rPr>
-        <w:t>asp:ContentPlaceHolder</w:t>
-      </w:r>
-      <w:proofErr w:type="spellEnd"/>
-      <w:proofErr w:type="gramEnd"/>
-      <w:r>
-        <w:rPr>
-          <w:lang w:val="en-US"/>
-        </w:rPr>
-        <w:t>&gt;</w:t>
-      </w:r>
-    </w:p>
-    <w:p>
-      <w:pPr>
-        <w:rPr>
-          <w:lang w:val="en-US"/>
-        </w:rPr>
-      </w:pPr>
-      <w:r>
-        <w:rPr>
-          <w:lang w:val="en-US"/>
-        </w:rPr>
         <w:t xml:space="preserve">        &lt;/div&gt;</w:t>
       </w:r>
     </w:p>
@@ -3054,6 +3054,7 @@
         <w:rPr>
           <w:lang w:val="en-US"/>
         </w:rPr>
+        <w:lastRenderedPageBreak/>
         <w:t xml:space="preserve">    &lt;script src="https://cdn.jsdelivr.net/npm/bootstrap@5.3.2/dist/js/bootstrap.bundle.min.js" integrity="sha384-C6RzsynM9kWDrMNeT87bh95OGNyZPhcTNXj1NW7RuBCsyN/o0jlpcV8Qyq46cDfL" </w:t>
       </w:r>
       <w:proofErr w:type="spellStart"/>
@@ -3787,6 +3788,7 @@
         <w:rPr>
           <w:lang w:val="en-US"/>
         </w:rPr>
+        <w:lastRenderedPageBreak/>
         <w:t xml:space="preserve">    </w:t>
       </w:r>
     </w:p>
@@ -4447,7 +4449,6 @@
           <w:b/>
           <w:bCs/>
         </w:rPr>
-        <w:lastRenderedPageBreak/>
         <w:t>Crear la pantalla de Detalles</w:t>
       </w:r>
     </w:p>
@@ -4718,6 +4719,7 @@
           <w:b/>
           <w:bCs/>
         </w:rPr>
+        <w:lastRenderedPageBreak/>
         <w:t xml:space="preserve">¿Qué es el </w:t>
       </w:r>
       <w:proofErr w:type="spellStart"/>
@@ -5186,7 +5188,6 @@
           <w:b/>
           <w:bCs/>
         </w:rPr>
-        <w:lastRenderedPageBreak/>
         <w:t xml:space="preserve">¿Cuándo usamos </w:t>
       </w:r>
       <w:proofErr w:type="spellStart"/>
@@ -6399,6 +6400,3217 @@
         <w:pStyle w:val="Prrafodelista"/>
         <w:rPr>
           <w:rFonts w:eastAsia="Times New Roman" w:cs="Times New Roman"/>
+          <w:b/>
+          <w:bCs/>
+          <w:kern w:val="0"/>
+          <w:lang w:eastAsia="es-AR"/>
+          <w14:ligatures w14:val="none"/>
+        </w:rPr>
+      </w:pPr>
+      <w:r>
+        <w:rPr>
+          <w:rFonts w:ascii="Segoe UI Emoji" w:eastAsia="Times New Roman" w:hAnsi="Segoe UI Emoji" w:cs="Segoe UI Emoji"/>
+          <w:b/>
+          <w:bCs/>
+          <w:kern w:val="0"/>
+          <w:lang w:eastAsia="es-AR"/>
+          <w14:ligatures w14:val="none"/>
+        </w:rPr>
+        <w:t>🔍</w:t>
+      </w:r>
+      <w:r>
+        <w:rPr>
+          <w:rFonts w:eastAsia="Times New Roman" w:cs="Times New Roman"/>
+          <w:b/>
+          <w:bCs/>
+          <w:kern w:val="0"/>
+          <w:lang w:eastAsia="es-AR"/>
+          <w14:ligatures w14:val="none"/>
+        </w:rPr>
+        <w:t xml:space="preserve"> El Filtro de Búsqueda (Paso 1)</w:t>
+      </w:r>
+    </w:p>
+    <w:p>
+      <w:pPr>
+        <w:pStyle w:val="Prrafodelista"/>
+        <w:rPr>
+          <w:rFonts w:eastAsia="Times New Roman" w:cs="Times New Roman"/>
+          <w:kern w:val="0"/>
+          <w:lang w:eastAsia="es-AR"/>
+          <w14:ligatures w14:val="none"/>
+        </w:rPr>
+      </w:pPr>
+      <w:r>
+        <w:rPr>
+          <w:rFonts w:eastAsia="Times New Roman" w:cs="Times New Roman"/>
+          <w:kern w:val="0"/>
+          <w:lang w:eastAsia="es-AR"/>
+          <w14:ligatures w14:val="none"/>
+        </w:rPr>
+        <w:t xml:space="preserve">El TP del profe Maxi pide que el Home tenga un catálogo de productos </w:t>
+      </w:r>
+      <w:r>
+        <w:rPr>
+          <w:rFonts w:eastAsia="Times New Roman" w:cs="Times New Roman"/>
+          <w:b/>
+          <w:bCs/>
+          <w:kern w:val="0"/>
+          <w:lang w:eastAsia="es-AR"/>
+          <w14:ligatures w14:val="none"/>
+        </w:rPr>
+        <w:t>y filtros</w:t>
+      </w:r>
+      <w:r>
+        <w:rPr>
+          <w:rFonts w:eastAsia="Times New Roman" w:cs="Times New Roman"/>
+          <w:kern w:val="0"/>
+          <w:lang w:eastAsia="es-AR"/>
+          <w14:ligatures w14:val="none"/>
+        </w:rPr>
+        <w:t>.</w:t>
+      </w:r>
+    </w:p>
+    <w:p>
+      <w:pPr>
+        <w:pStyle w:val="Prrafodelista"/>
+        <w:rPr>
+          <w:rFonts w:eastAsia="Times New Roman" w:cs="Times New Roman"/>
+          <w:kern w:val="0"/>
+          <w:lang w:eastAsia="es-AR"/>
+          <w14:ligatures w14:val="none"/>
+        </w:rPr>
+      </w:pPr>
+      <w:r>
+        <w:rPr>
+          <w:rFonts w:eastAsia="Times New Roman" w:cs="Times New Roman"/>
+          <w:kern w:val="0"/>
+          <w:lang w:eastAsia="es-AR"/>
+          <w14:ligatures w14:val="none"/>
+        </w:rPr>
+        <w:t xml:space="preserve">Para hacer esto en ASP.NET Web </w:t>
+      </w:r>
+      <w:proofErr w:type="spellStart"/>
+      <w:r>
+        <w:rPr>
+          <w:rFonts w:eastAsia="Times New Roman" w:cs="Times New Roman"/>
+          <w:kern w:val="0"/>
+          <w:lang w:eastAsia="es-AR"/>
+          <w14:ligatures w14:val="none"/>
+        </w:rPr>
+        <w:t>Forms</w:t>
+      </w:r>
+      <w:proofErr w:type="spellEnd"/>
+      <w:r>
+        <w:rPr>
+          <w:rFonts w:eastAsia="Times New Roman" w:cs="Times New Roman"/>
+          <w:kern w:val="0"/>
+          <w:lang w:eastAsia="es-AR"/>
+          <w14:ligatures w14:val="none"/>
+        </w:rPr>
+        <w:t xml:space="preserve"> de manera sencilla y efectiva, vamos a poner una barra de búsqueda arriba de nuestras tarjetas. Cuando el usuario escriba "Galaxy" y apriete "Buscar", la página va a ir al servidor (</w:t>
+      </w:r>
+      <w:proofErr w:type="spellStart"/>
+      <w:r>
+        <w:rPr>
+          <w:rFonts w:eastAsia="Times New Roman" w:cs="Times New Roman"/>
+          <w:kern w:val="0"/>
+          <w:lang w:eastAsia="es-AR"/>
+          <w14:ligatures w14:val="none"/>
+        </w:rPr>
+        <w:t>PostBack</w:t>
+      </w:r>
+      <w:proofErr w:type="spellEnd"/>
+      <w:r>
+        <w:rPr>
+          <w:rFonts w:eastAsia="Times New Roman" w:cs="Times New Roman"/>
+          <w:kern w:val="0"/>
+          <w:lang w:eastAsia="es-AR"/>
+          <w14:ligatures w14:val="none"/>
+        </w:rPr>
+        <w:t>), va a filtrar nuestra lista original usando C# (LINQ), y va a volver a dibujar solo las tarjetas que coincidan.</w:t>
+      </w:r>
+    </w:p>
+    <w:p>
+      <w:pPr>
+        <w:pStyle w:val="Prrafodelista"/>
+        <w:rPr>
+          <w:rFonts w:eastAsia="Times New Roman" w:cs="Times New Roman"/>
+          <w:kern w:val="0"/>
+          <w:lang w:eastAsia="es-AR"/>
+          <w14:ligatures w14:val="none"/>
+        </w:rPr>
+      </w:pPr>
+      <w:r>
+        <w:rPr>
+          <w:rFonts w:eastAsia="Times New Roman" w:cs="Times New Roman"/>
+          <w:kern w:val="0"/>
+          <w:lang w:eastAsia="es-AR"/>
+          <w14:ligatures w14:val="none"/>
+        </w:rPr>
+        <w:t>Vamos a arrancar armando la parte visual (el Front-</w:t>
+      </w:r>
+      <w:proofErr w:type="spellStart"/>
+      <w:r>
+        <w:rPr>
+          <w:rFonts w:eastAsia="Times New Roman" w:cs="Times New Roman"/>
+          <w:kern w:val="0"/>
+          <w:lang w:eastAsia="es-AR"/>
+          <w14:ligatures w14:val="none"/>
+        </w:rPr>
+        <w:t>End</w:t>
+      </w:r>
+      <w:proofErr w:type="spellEnd"/>
+      <w:r>
+        <w:rPr>
+          <w:rFonts w:eastAsia="Times New Roman" w:cs="Times New Roman"/>
+          <w:kern w:val="0"/>
+          <w:lang w:eastAsia="es-AR"/>
+          <w14:ligatures w14:val="none"/>
+        </w:rPr>
+        <w:t>).</w:t>
+      </w:r>
+    </w:p>
+    <w:p>
+      <w:pPr>
+        <w:pStyle w:val="Prrafodelista"/>
+        <w:numPr>
+          <w:ilvl w:val="0"/>
+          <w:numId w:val="19"/>
+        </w:numPr>
+        <w:rPr>
+          <w:rFonts w:eastAsia="Times New Roman" w:cs="Times New Roman"/>
+          <w:kern w:val="0"/>
+          <w:lang w:eastAsia="es-AR"/>
+          <w14:ligatures w14:val="none"/>
+        </w:rPr>
+      </w:pPr>
+      <w:r>
+        <w:rPr>
+          <w:rFonts w:eastAsia="Times New Roman" w:cs="Times New Roman"/>
+          <w:kern w:val="0"/>
+          <w:lang w:eastAsia="es-AR"/>
+          <w14:ligatures w14:val="none"/>
+        </w:rPr>
+        <w:t xml:space="preserve">Abrí tu archivo </w:t>
+      </w:r>
+      <w:r>
+        <w:rPr>
+          <w:rFonts w:eastAsia="Times New Roman" w:cs="Times New Roman"/>
+          <w:b/>
+          <w:bCs/>
+          <w:kern w:val="0"/>
+          <w:lang w:eastAsia="es-AR"/>
+          <w14:ligatures w14:val="none"/>
+        </w:rPr>
+        <w:t>Default.aspx</w:t>
+      </w:r>
+      <w:r>
+        <w:rPr>
+          <w:rFonts w:eastAsia="Times New Roman" w:cs="Times New Roman"/>
+          <w:kern w:val="0"/>
+          <w:lang w:eastAsia="es-AR"/>
+          <w14:ligatures w14:val="none"/>
+        </w:rPr>
+        <w:t>.</w:t>
+      </w:r>
+    </w:p>
+    <w:p>
+      <w:pPr>
+        <w:pStyle w:val="Prrafodelista"/>
+        <w:numPr>
+          <w:ilvl w:val="0"/>
+          <w:numId w:val="19"/>
+        </w:numPr>
+        <w:rPr>
+          <w:rFonts w:eastAsia="Times New Roman" w:cs="Times New Roman"/>
+          <w:kern w:val="0"/>
+          <w:lang w:eastAsia="es-AR"/>
+          <w14:ligatures w14:val="none"/>
+        </w:rPr>
+      </w:pPr>
+      <w:proofErr w:type="spellStart"/>
+      <w:r>
+        <w:rPr>
+          <w:rFonts w:eastAsia="Times New Roman" w:cs="Times New Roman"/>
+          <w:kern w:val="0"/>
+          <w:lang w:eastAsia="es-AR"/>
+          <w14:ligatures w14:val="none"/>
+        </w:rPr>
+        <w:t>Buscá</w:t>
+      </w:r>
+      <w:proofErr w:type="spellEnd"/>
+      <w:r>
+        <w:rPr>
+          <w:rFonts w:eastAsia="Times New Roman" w:cs="Times New Roman"/>
+          <w:kern w:val="0"/>
+          <w:lang w:eastAsia="es-AR"/>
+          <w14:ligatures w14:val="none"/>
+        </w:rPr>
+        <w:t xml:space="preserve"> el &lt;h1&gt; que dice "¡Bienvenido a mi Tienda Virtual!".</w:t>
+      </w:r>
+    </w:p>
+    <w:p>
+      <w:pPr>
+        <w:pStyle w:val="Prrafodelista"/>
+        <w:numPr>
+          <w:ilvl w:val="0"/>
+          <w:numId w:val="19"/>
+        </w:numPr>
+        <w:rPr>
+          <w:rFonts w:eastAsia="Times New Roman" w:cs="Times New Roman"/>
+          <w:kern w:val="0"/>
+          <w:lang w:eastAsia="es-AR"/>
+          <w14:ligatures w14:val="none"/>
+        </w:rPr>
+      </w:pPr>
+      <w:r>
+        <w:rPr>
+          <w:rFonts w:eastAsia="Times New Roman" w:cs="Times New Roman"/>
+          <w:b/>
+          <w:bCs/>
+          <w:kern w:val="0"/>
+          <w:lang w:eastAsia="es-AR"/>
+          <w14:ligatures w14:val="none"/>
+        </w:rPr>
+        <w:t>Justo debajo de ese &lt;h1&gt; y antes de la grilla de tarjetas (&lt;</w:t>
+      </w:r>
+      <w:proofErr w:type="spellStart"/>
+      <w:r>
+        <w:rPr>
+          <w:rFonts w:eastAsia="Times New Roman" w:cs="Times New Roman"/>
+          <w:b/>
+          <w:bCs/>
+          <w:kern w:val="0"/>
+          <w:lang w:eastAsia="es-AR"/>
+          <w14:ligatures w14:val="none"/>
+        </w:rPr>
+        <w:t>div</w:t>
+      </w:r>
+      <w:proofErr w:type="spellEnd"/>
+      <w:r>
+        <w:rPr>
+          <w:rFonts w:eastAsia="Times New Roman" w:cs="Times New Roman"/>
+          <w:b/>
+          <w:bCs/>
+          <w:kern w:val="0"/>
+          <w:lang w:eastAsia="es-AR"/>
+          <w14:ligatures w14:val="none"/>
+        </w:rPr>
+        <w:t xml:space="preserve"> </w:t>
+      </w:r>
+      <w:proofErr w:type="spellStart"/>
+      <w:r>
+        <w:rPr>
+          <w:rFonts w:eastAsia="Times New Roman" w:cs="Times New Roman"/>
+          <w:b/>
+          <w:bCs/>
+          <w:kern w:val="0"/>
+          <w:lang w:eastAsia="es-AR"/>
+          <w14:ligatures w14:val="none"/>
+        </w:rPr>
+        <w:t>class</w:t>
+      </w:r>
+      <w:proofErr w:type="spellEnd"/>
+      <w:r>
+        <w:rPr>
+          <w:rFonts w:eastAsia="Times New Roman" w:cs="Times New Roman"/>
+          <w:b/>
+          <w:bCs/>
+          <w:kern w:val="0"/>
+          <w:lang w:eastAsia="es-AR"/>
+          <w14:ligatures w14:val="none"/>
+        </w:rPr>
+        <w:t>="</w:t>
+      </w:r>
+      <w:proofErr w:type="spellStart"/>
+      <w:r>
+        <w:rPr>
+          <w:rFonts w:eastAsia="Times New Roman" w:cs="Times New Roman"/>
+          <w:b/>
+          <w:bCs/>
+          <w:kern w:val="0"/>
+          <w:lang w:eastAsia="es-AR"/>
+          <w14:ligatures w14:val="none"/>
+        </w:rPr>
+        <w:t>row</w:t>
+      </w:r>
+      <w:proofErr w:type="spellEnd"/>
+      <w:r>
+        <w:rPr>
+          <w:rFonts w:eastAsia="Times New Roman" w:cs="Times New Roman"/>
+          <w:b/>
+          <w:bCs/>
+          <w:kern w:val="0"/>
+          <w:lang w:eastAsia="es-AR"/>
+          <w14:ligatures w14:val="none"/>
+        </w:rPr>
+        <w:t xml:space="preserve"> row-cols-1..."&gt;)</w:t>
+      </w:r>
+      <w:r>
+        <w:rPr>
+          <w:rFonts w:eastAsia="Times New Roman" w:cs="Times New Roman"/>
+          <w:kern w:val="0"/>
+          <w:lang w:eastAsia="es-AR"/>
+          <w14:ligatures w14:val="none"/>
+        </w:rPr>
+        <w:t>, vas a pegar este bloque de código para armar la barra de búsqueda de Bootstrap:</w:t>
+      </w:r>
+    </w:p>
+    <w:p>
+      <w:pPr>
+        <w:pStyle w:val="Prrafodelista"/>
+        <w:rPr>
+          <w:rFonts w:eastAsia="Times New Roman" w:cs="Times New Roman"/>
+          <w:kern w:val="0"/>
+          <w:lang w:eastAsia="es-AR"/>
+          <w14:ligatures w14:val="none"/>
+        </w:rPr>
+      </w:pPr>
+      <w:r>
+        <w:rPr>
+          <w:rFonts w:eastAsia="Times New Roman" w:cs="Times New Roman"/>
+          <w:kern w:val="0"/>
+          <w:lang w:eastAsia="es-AR"/>
+          <w14:ligatures w14:val="none"/>
+        </w:rPr>
+        <w:t>&lt;%-- BARRA DE BÚSQUEDA --%&gt;</w:t>
+      </w:r>
+    </w:p>
+    <w:p>
+      <w:pPr>
+        <w:pStyle w:val="Prrafodelista"/>
+        <w:rPr>
+          <w:rFonts w:eastAsia="Times New Roman" w:cs="Times New Roman"/>
+          <w:kern w:val="0"/>
+          <w:lang w:eastAsia="es-AR"/>
+          <w14:ligatures w14:val="none"/>
+        </w:rPr>
+      </w:pPr>
+      <w:r>
+        <w:rPr>
+          <w:rFonts w:eastAsia="Times New Roman" w:cs="Times New Roman"/>
+          <w:kern w:val="0"/>
+          <w:lang w:eastAsia="es-AR"/>
+          <w14:ligatures w14:val="none"/>
+        </w:rPr>
+        <w:t xml:space="preserve">    &lt;</w:t>
+      </w:r>
+      <w:proofErr w:type="spellStart"/>
+      <w:r>
+        <w:rPr>
+          <w:rFonts w:eastAsia="Times New Roman" w:cs="Times New Roman"/>
+          <w:kern w:val="0"/>
+          <w:lang w:eastAsia="es-AR"/>
+          <w14:ligatures w14:val="none"/>
+        </w:rPr>
+        <w:t>div</w:t>
+      </w:r>
+      <w:proofErr w:type="spellEnd"/>
+      <w:r>
+        <w:rPr>
+          <w:rFonts w:eastAsia="Times New Roman" w:cs="Times New Roman"/>
+          <w:kern w:val="0"/>
+          <w:lang w:eastAsia="es-AR"/>
+          <w14:ligatures w14:val="none"/>
+        </w:rPr>
+        <w:t xml:space="preserve"> </w:t>
+      </w:r>
+      <w:proofErr w:type="spellStart"/>
+      <w:r>
+        <w:rPr>
+          <w:rFonts w:eastAsia="Times New Roman" w:cs="Times New Roman"/>
+          <w:kern w:val="0"/>
+          <w:lang w:eastAsia="es-AR"/>
+          <w14:ligatures w14:val="none"/>
+        </w:rPr>
+        <w:t>class</w:t>
+      </w:r>
+      <w:proofErr w:type="spellEnd"/>
+      <w:r>
+        <w:rPr>
+          <w:rFonts w:eastAsia="Times New Roman" w:cs="Times New Roman"/>
+          <w:kern w:val="0"/>
+          <w:lang w:eastAsia="es-AR"/>
+          <w14:ligatures w14:val="none"/>
+        </w:rPr>
+        <w:t>="</w:t>
+      </w:r>
+      <w:proofErr w:type="spellStart"/>
+      <w:r>
+        <w:rPr>
+          <w:rFonts w:eastAsia="Times New Roman" w:cs="Times New Roman"/>
+          <w:kern w:val="0"/>
+          <w:lang w:eastAsia="es-AR"/>
+          <w14:ligatures w14:val="none"/>
+        </w:rPr>
+        <w:t>row</w:t>
+      </w:r>
+      <w:proofErr w:type="spellEnd"/>
+      <w:r>
+        <w:rPr>
+          <w:rFonts w:eastAsia="Times New Roman" w:cs="Times New Roman"/>
+          <w:kern w:val="0"/>
+          <w:lang w:eastAsia="es-AR"/>
+          <w14:ligatures w14:val="none"/>
+        </w:rPr>
+        <w:t xml:space="preserve"> mb-4"&gt;</w:t>
+      </w:r>
+    </w:p>
+    <w:p>
+      <w:pPr>
+        <w:pStyle w:val="Prrafodelista"/>
+        <w:rPr>
+          <w:rFonts w:eastAsia="Times New Roman" w:cs="Times New Roman"/>
+          <w:kern w:val="0"/>
+          <w:lang w:val="en-US" w:eastAsia="es-AR"/>
+          <w14:ligatures w14:val="none"/>
+        </w:rPr>
+      </w:pPr>
+      <w:r>
+        <w:rPr>
+          <w:rFonts w:eastAsia="Times New Roman" w:cs="Times New Roman"/>
+          <w:kern w:val="0"/>
+          <w:lang w:eastAsia="es-AR"/>
+          <w14:ligatures w14:val="none"/>
+        </w:rPr>
+        <w:t xml:space="preserve">        </w:t>
+      </w:r>
+      <w:r>
+        <w:rPr>
+          <w:rFonts w:eastAsia="Times New Roman" w:cs="Times New Roman"/>
+          <w:kern w:val="0"/>
+          <w:lang w:val="en-US" w:eastAsia="es-AR"/>
+          <w14:ligatures w14:val="none"/>
+        </w:rPr>
+        <w:t>&lt;div class="col-md-6"&gt;</w:t>
+      </w:r>
+    </w:p>
+    <w:p>
+      <w:pPr>
+        <w:pStyle w:val="Prrafodelista"/>
+        <w:rPr>
+          <w:rFonts w:eastAsia="Times New Roman" w:cs="Times New Roman"/>
+          <w:kern w:val="0"/>
+          <w:lang w:val="en-US" w:eastAsia="es-AR"/>
+          <w14:ligatures w14:val="none"/>
+        </w:rPr>
+      </w:pPr>
+      <w:r>
+        <w:rPr>
+          <w:rFonts w:eastAsia="Times New Roman" w:cs="Times New Roman"/>
+          <w:kern w:val="0"/>
+          <w:lang w:val="en-US" w:eastAsia="es-AR"/>
+          <w14:ligatures w14:val="none"/>
+        </w:rPr>
+        <w:t xml:space="preserve">            &lt;div class="d-flex"&gt;</w:t>
+      </w:r>
+    </w:p>
+    <w:p>
+      <w:pPr>
+        <w:pStyle w:val="Prrafodelista"/>
+        <w:rPr>
+          <w:rFonts w:eastAsia="Times New Roman" w:cs="Times New Roman"/>
+          <w:kern w:val="0"/>
+          <w:lang w:val="en-US" w:eastAsia="es-AR"/>
+          <w14:ligatures w14:val="none"/>
+        </w:rPr>
+      </w:pPr>
+      <w:r>
+        <w:rPr>
+          <w:rFonts w:eastAsia="Times New Roman" w:cs="Times New Roman"/>
+          <w:kern w:val="0"/>
+          <w:lang w:val="en-US" w:eastAsia="es-AR"/>
+          <w14:ligatures w14:val="none"/>
+        </w:rPr>
+        <w:t xml:space="preserve">                &lt;</w:t>
+      </w:r>
+      <w:proofErr w:type="spellStart"/>
+      <w:proofErr w:type="gramStart"/>
+      <w:r>
+        <w:rPr>
+          <w:rFonts w:eastAsia="Times New Roman" w:cs="Times New Roman"/>
+          <w:kern w:val="0"/>
+          <w:lang w:val="en-US" w:eastAsia="es-AR"/>
+          <w14:ligatures w14:val="none"/>
+        </w:rPr>
+        <w:t>asp:TextBox</w:t>
+      </w:r>
+      <w:proofErr w:type="spellEnd"/>
+      <w:proofErr w:type="gramEnd"/>
+      <w:r>
+        <w:rPr>
+          <w:rFonts w:eastAsia="Times New Roman" w:cs="Times New Roman"/>
+          <w:kern w:val="0"/>
+          <w:lang w:val="en-US" w:eastAsia="es-AR"/>
+          <w14:ligatures w14:val="none"/>
+        </w:rPr>
+        <w:t xml:space="preserve"> </w:t>
+      </w:r>
+      <w:proofErr w:type="spellStart"/>
+      <w:r>
+        <w:rPr>
+          <w:rFonts w:eastAsia="Times New Roman" w:cs="Times New Roman"/>
+          <w:kern w:val="0"/>
+          <w:lang w:val="en-US" w:eastAsia="es-AR"/>
+          <w14:ligatures w14:val="none"/>
+        </w:rPr>
+        <w:t>runat</w:t>
+      </w:r>
+      <w:proofErr w:type="spellEnd"/>
+      <w:r>
+        <w:rPr>
+          <w:rFonts w:eastAsia="Times New Roman" w:cs="Times New Roman"/>
+          <w:kern w:val="0"/>
+          <w:lang w:val="en-US" w:eastAsia="es-AR"/>
+          <w14:ligatures w14:val="none"/>
+        </w:rPr>
+        <w:t>="server" ID="</w:t>
+      </w:r>
+      <w:proofErr w:type="spellStart"/>
+      <w:r>
+        <w:rPr>
+          <w:rFonts w:eastAsia="Times New Roman" w:cs="Times New Roman"/>
+          <w:kern w:val="0"/>
+          <w:lang w:val="en-US" w:eastAsia="es-AR"/>
+          <w14:ligatures w14:val="none"/>
+        </w:rPr>
+        <w:t>txtFiltro</w:t>
+      </w:r>
+      <w:proofErr w:type="spellEnd"/>
+      <w:r>
+        <w:rPr>
+          <w:rFonts w:eastAsia="Times New Roman" w:cs="Times New Roman"/>
+          <w:kern w:val="0"/>
+          <w:lang w:val="en-US" w:eastAsia="es-AR"/>
+          <w14:ligatures w14:val="none"/>
+        </w:rPr>
+        <w:t xml:space="preserve">" </w:t>
+      </w:r>
+      <w:proofErr w:type="spellStart"/>
+      <w:r>
+        <w:rPr>
+          <w:rFonts w:eastAsia="Times New Roman" w:cs="Times New Roman"/>
+          <w:kern w:val="0"/>
+          <w:lang w:val="en-US" w:eastAsia="es-AR"/>
+          <w14:ligatures w14:val="none"/>
+        </w:rPr>
+        <w:t>CssClass</w:t>
+      </w:r>
+      <w:proofErr w:type="spellEnd"/>
+      <w:r>
+        <w:rPr>
+          <w:rFonts w:eastAsia="Times New Roman" w:cs="Times New Roman"/>
+          <w:kern w:val="0"/>
+          <w:lang w:val="en-US" w:eastAsia="es-AR"/>
+          <w14:ligatures w14:val="none"/>
+        </w:rPr>
+        <w:t>="form-control me-2" placeholder="</w:t>
+      </w:r>
+      <w:proofErr w:type="spellStart"/>
+      <w:r>
+        <w:rPr>
+          <w:rFonts w:eastAsia="Times New Roman" w:cs="Times New Roman"/>
+          <w:kern w:val="0"/>
+          <w:lang w:val="en-US" w:eastAsia="es-AR"/>
+          <w14:ligatures w14:val="none"/>
+        </w:rPr>
+        <w:t>Buscar</w:t>
+      </w:r>
+      <w:proofErr w:type="spellEnd"/>
+      <w:r>
+        <w:rPr>
+          <w:rFonts w:eastAsia="Times New Roman" w:cs="Times New Roman"/>
+          <w:kern w:val="0"/>
+          <w:lang w:val="en-US" w:eastAsia="es-AR"/>
+          <w14:ligatures w14:val="none"/>
+        </w:rPr>
+        <w:t xml:space="preserve"> </w:t>
+      </w:r>
+      <w:proofErr w:type="spellStart"/>
+      <w:r>
+        <w:rPr>
+          <w:rFonts w:eastAsia="Times New Roman" w:cs="Times New Roman"/>
+          <w:kern w:val="0"/>
+          <w:lang w:val="en-US" w:eastAsia="es-AR"/>
+          <w14:ligatures w14:val="none"/>
+        </w:rPr>
+        <w:t>producto</w:t>
+      </w:r>
+      <w:proofErr w:type="spellEnd"/>
+      <w:r>
+        <w:rPr>
+          <w:rFonts w:eastAsia="Times New Roman" w:cs="Times New Roman"/>
+          <w:kern w:val="0"/>
+          <w:lang w:val="en-US" w:eastAsia="es-AR"/>
+          <w14:ligatures w14:val="none"/>
+        </w:rPr>
+        <w:t>..." /&gt;</w:t>
+      </w:r>
+    </w:p>
+    <w:p>
+      <w:pPr>
+        <w:pStyle w:val="Prrafodelista"/>
+        <w:rPr>
+          <w:rFonts w:eastAsia="Times New Roman" w:cs="Times New Roman"/>
+          <w:kern w:val="0"/>
+          <w:lang w:val="en-US" w:eastAsia="es-AR"/>
+          <w14:ligatures w14:val="none"/>
+        </w:rPr>
+      </w:pPr>
+      <w:r>
+        <w:rPr>
+          <w:rFonts w:eastAsia="Times New Roman" w:cs="Times New Roman"/>
+          <w:kern w:val="0"/>
+          <w:lang w:val="en-US" w:eastAsia="es-AR"/>
+          <w14:ligatures w14:val="none"/>
+        </w:rPr>
+        <w:t xml:space="preserve">                &lt;</w:t>
+      </w:r>
+      <w:proofErr w:type="spellStart"/>
+      <w:proofErr w:type="gramStart"/>
+      <w:r>
+        <w:rPr>
+          <w:rFonts w:eastAsia="Times New Roman" w:cs="Times New Roman"/>
+          <w:kern w:val="0"/>
+          <w:lang w:val="en-US" w:eastAsia="es-AR"/>
+          <w14:ligatures w14:val="none"/>
+        </w:rPr>
+        <w:t>asp:Button</w:t>
+      </w:r>
+      <w:proofErr w:type="spellEnd"/>
+      <w:proofErr w:type="gramEnd"/>
+      <w:r>
+        <w:rPr>
+          <w:rFonts w:eastAsia="Times New Roman" w:cs="Times New Roman"/>
+          <w:kern w:val="0"/>
+          <w:lang w:val="en-US" w:eastAsia="es-AR"/>
+          <w14:ligatures w14:val="none"/>
+        </w:rPr>
+        <w:t xml:space="preserve"> Text="</w:t>
+      </w:r>
+      <w:proofErr w:type="spellStart"/>
+      <w:r>
+        <w:rPr>
+          <w:rFonts w:eastAsia="Times New Roman" w:cs="Times New Roman"/>
+          <w:kern w:val="0"/>
+          <w:lang w:val="en-US" w:eastAsia="es-AR"/>
+          <w14:ligatures w14:val="none"/>
+        </w:rPr>
+        <w:t>Buscar</w:t>
+      </w:r>
+      <w:proofErr w:type="spellEnd"/>
+      <w:r>
+        <w:rPr>
+          <w:rFonts w:eastAsia="Times New Roman" w:cs="Times New Roman"/>
+          <w:kern w:val="0"/>
+          <w:lang w:val="en-US" w:eastAsia="es-AR"/>
+          <w14:ligatures w14:val="none"/>
+        </w:rPr>
+        <w:t xml:space="preserve">" </w:t>
+      </w:r>
+      <w:proofErr w:type="spellStart"/>
+      <w:r>
+        <w:rPr>
+          <w:rFonts w:eastAsia="Times New Roman" w:cs="Times New Roman"/>
+          <w:kern w:val="0"/>
+          <w:lang w:val="en-US" w:eastAsia="es-AR"/>
+          <w14:ligatures w14:val="none"/>
+        </w:rPr>
+        <w:t>runat</w:t>
+      </w:r>
+      <w:proofErr w:type="spellEnd"/>
+      <w:r>
+        <w:rPr>
+          <w:rFonts w:eastAsia="Times New Roman" w:cs="Times New Roman"/>
+          <w:kern w:val="0"/>
+          <w:lang w:val="en-US" w:eastAsia="es-AR"/>
+          <w14:ligatures w14:val="none"/>
+        </w:rPr>
+        <w:t>="server" ID="</w:t>
+      </w:r>
+      <w:proofErr w:type="spellStart"/>
+      <w:r>
+        <w:rPr>
+          <w:rFonts w:eastAsia="Times New Roman" w:cs="Times New Roman"/>
+          <w:kern w:val="0"/>
+          <w:lang w:val="en-US" w:eastAsia="es-AR"/>
+          <w14:ligatures w14:val="none"/>
+        </w:rPr>
+        <w:t>btnBuscar</w:t>
+      </w:r>
+      <w:proofErr w:type="spellEnd"/>
+      <w:r>
+        <w:rPr>
+          <w:rFonts w:eastAsia="Times New Roman" w:cs="Times New Roman"/>
+          <w:kern w:val="0"/>
+          <w:lang w:val="en-US" w:eastAsia="es-AR"/>
+          <w14:ligatures w14:val="none"/>
+        </w:rPr>
+        <w:t xml:space="preserve">" </w:t>
+      </w:r>
+      <w:proofErr w:type="spellStart"/>
+      <w:r>
+        <w:rPr>
+          <w:rFonts w:eastAsia="Times New Roman" w:cs="Times New Roman"/>
+          <w:kern w:val="0"/>
+          <w:lang w:val="en-US" w:eastAsia="es-AR"/>
+          <w14:ligatures w14:val="none"/>
+        </w:rPr>
+        <w:t>CssClass</w:t>
+      </w:r>
+      <w:proofErr w:type="spellEnd"/>
+      <w:r>
+        <w:rPr>
+          <w:rFonts w:eastAsia="Times New Roman" w:cs="Times New Roman"/>
+          <w:kern w:val="0"/>
+          <w:lang w:val="en-US" w:eastAsia="es-AR"/>
+          <w14:ligatures w14:val="none"/>
+        </w:rPr>
+        <w:t>="</w:t>
+      </w:r>
+      <w:proofErr w:type="spellStart"/>
+      <w:r>
+        <w:rPr>
+          <w:rFonts w:eastAsia="Times New Roman" w:cs="Times New Roman"/>
+          <w:kern w:val="0"/>
+          <w:lang w:val="en-US" w:eastAsia="es-AR"/>
+          <w14:ligatures w14:val="none"/>
+        </w:rPr>
+        <w:t>btn</w:t>
+      </w:r>
+      <w:proofErr w:type="spellEnd"/>
+      <w:r>
+        <w:rPr>
+          <w:rFonts w:eastAsia="Times New Roman" w:cs="Times New Roman"/>
+          <w:kern w:val="0"/>
+          <w:lang w:val="en-US" w:eastAsia="es-AR"/>
+          <w14:ligatures w14:val="none"/>
+        </w:rPr>
+        <w:t xml:space="preserve"> </w:t>
+      </w:r>
+      <w:proofErr w:type="spellStart"/>
+      <w:r>
+        <w:rPr>
+          <w:rFonts w:eastAsia="Times New Roman" w:cs="Times New Roman"/>
+          <w:kern w:val="0"/>
+          <w:lang w:val="en-US" w:eastAsia="es-AR"/>
+          <w14:ligatures w14:val="none"/>
+        </w:rPr>
+        <w:t>btn</w:t>
+      </w:r>
+      <w:proofErr w:type="spellEnd"/>
+      <w:r>
+        <w:rPr>
+          <w:rFonts w:eastAsia="Times New Roman" w:cs="Times New Roman"/>
+          <w:kern w:val="0"/>
+          <w:lang w:val="en-US" w:eastAsia="es-AR"/>
+          <w14:ligatures w14:val="none"/>
+        </w:rPr>
+        <w:t xml:space="preserve">-outline-success" </w:t>
+      </w:r>
+      <w:proofErr w:type="spellStart"/>
+      <w:r>
+        <w:rPr>
+          <w:rFonts w:eastAsia="Times New Roman" w:cs="Times New Roman"/>
+          <w:kern w:val="0"/>
+          <w:lang w:val="en-US" w:eastAsia="es-AR"/>
+          <w14:ligatures w14:val="none"/>
+        </w:rPr>
+        <w:t>OnClick</w:t>
+      </w:r>
+      <w:proofErr w:type="spellEnd"/>
+      <w:r>
+        <w:rPr>
+          <w:rFonts w:eastAsia="Times New Roman" w:cs="Times New Roman"/>
+          <w:kern w:val="0"/>
+          <w:lang w:val="en-US" w:eastAsia="es-AR"/>
+          <w14:ligatures w14:val="none"/>
+        </w:rPr>
+        <w:t>="</w:t>
+      </w:r>
+      <w:proofErr w:type="spellStart"/>
+      <w:r>
+        <w:rPr>
+          <w:rFonts w:eastAsia="Times New Roman" w:cs="Times New Roman"/>
+          <w:kern w:val="0"/>
+          <w:lang w:val="en-US" w:eastAsia="es-AR"/>
+          <w14:ligatures w14:val="none"/>
+        </w:rPr>
+        <w:t>btnBuscar_Click</w:t>
+      </w:r>
+      <w:proofErr w:type="spellEnd"/>
+      <w:r>
+        <w:rPr>
+          <w:rFonts w:eastAsia="Times New Roman" w:cs="Times New Roman"/>
+          <w:kern w:val="0"/>
+          <w:lang w:val="en-US" w:eastAsia="es-AR"/>
+          <w14:ligatures w14:val="none"/>
+        </w:rPr>
+        <w:t>" /&gt;</w:t>
+      </w:r>
+    </w:p>
+    <w:p>
+      <w:pPr>
+        <w:pStyle w:val="Prrafodelista"/>
+        <w:rPr>
+          <w:rFonts w:eastAsia="Times New Roman" w:cs="Times New Roman"/>
+          <w:kern w:val="0"/>
+          <w:lang w:val="en-US" w:eastAsia="es-AR"/>
+          <w14:ligatures w14:val="none"/>
+        </w:rPr>
+      </w:pPr>
+      <w:r>
+        <w:rPr>
+          <w:rFonts w:eastAsia="Times New Roman" w:cs="Times New Roman"/>
+          <w:kern w:val="0"/>
+          <w:lang w:val="en-US" w:eastAsia="es-AR"/>
+          <w14:ligatures w14:val="none"/>
+        </w:rPr>
+        <w:t xml:space="preserve">                &lt;</w:t>
+      </w:r>
+      <w:proofErr w:type="spellStart"/>
+      <w:proofErr w:type="gramStart"/>
+      <w:r>
+        <w:rPr>
+          <w:rFonts w:eastAsia="Times New Roman" w:cs="Times New Roman"/>
+          <w:kern w:val="0"/>
+          <w:lang w:val="en-US" w:eastAsia="es-AR"/>
+          <w14:ligatures w14:val="none"/>
+        </w:rPr>
+        <w:t>asp:Button</w:t>
+      </w:r>
+      <w:proofErr w:type="spellEnd"/>
+      <w:proofErr w:type="gramEnd"/>
+      <w:r>
+        <w:rPr>
+          <w:rFonts w:eastAsia="Times New Roman" w:cs="Times New Roman"/>
+          <w:kern w:val="0"/>
+          <w:lang w:val="en-US" w:eastAsia="es-AR"/>
+          <w14:ligatures w14:val="none"/>
+        </w:rPr>
+        <w:t xml:space="preserve"> Text="</w:t>
+      </w:r>
+      <w:proofErr w:type="spellStart"/>
+      <w:r>
+        <w:rPr>
+          <w:rFonts w:eastAsia="Times New Roman" w:cs="Times New Roman"/>
+          <w:kern w:val="0"/>
+          <w:lang w:val="en-US" w:eastAsia="es-AR"/>
+          <w14:ligatures w14:val="none"/>
+        </w:rPr>
+        <w:t>Limpiar</w:t>
+      </w:r>
+      <w:proofErr w:type="spellEnd"/>
+      <w:r>
+        <w:rPr>
+          <w:rFonts w:eastAsia="Times New Roman" w:cs="Times New Roman"/>
+          <w:kern w:val="0"/>
+          <w:lang w:val="en-US" w:eastAsia="es-AR"/>
+          <w14:ligatures w14:val="none"/>
+        </w:rPr>
+        <w:t xml:space="preserve">" </w:t>
+      </w:r>
+      <w:proofErr w:type="spellStart"/>
+      <w:r>
+        <w:rPr>
+          <w:rFonts w:eastAsia="Times New Roman" w:cs="Times New Roman"/>
+          <w:kern w:val="0"/>
+          <w:lang w:val="en-US" w:eastAsia="es-AR"/>
+          <w14:ligatures w14:val="none"/>
+        </w:rPr>
+        <w:t>runat</w:t>
+      </w:r>
+      <w:proofErr w:type="spellEnd"/>
+      <w:r>
+        <w:rPr>
+          <w:rFonts w:eastAsia="Times New Roman" w:cs="Times New Roman"/>
+          <w:kern w:val="0"/>
+          <w:lang w:val="en-US" w:eastAsia="es-AR"/>
+          <w14:ligatures w14:val="none"/>
+        </w:rPr>
+        <w:t>="server" ID="</w:t>
+      </w:r>
+      <w:proofErr w:type="spellStart"/>
+      <w:r>
+        <w:rPr>
+          <w:rFonts w:eastAsia="Times New Roman" w:cs="Times New Roman"/>
+          <w:kern w:val="0"/>
+          <w:lang w:val="en-US" w:eastAsia="es-AR"/>
+          <w14:ligatures w14:val="none"/>
+        </w:rPr>
+        <w:t>btnLimpiar</w:t>
+      </w:r>
+      <w:proofErr w:type="spellEnd"/>
+      <w:r>
+        <w:rPr>
+          <w:rFonts w:eastAsia="Times New Roman" w:cs="Times New Roman"/>
+          <w:kern w:val="0"/>
+          <w:lang w:val="en-US" w:eastAsia="es-AR"/>
+          <w14:ligatures w14:val="none"/>
+        </w:rPr>
+        <w:t xml:space="preserve">" </w:t>
+      </w:r>
+      <w:proofErr w:type="spellStart"/>
+      <w:r>
+        <w:rPr>
+          <w:rFonts w:eastAsia="Times New Roman" w:cs="Times New Roman"/>
+          <w:kern w:val="0"/>
+          <w:lang w:val="en-US" w:eastAsia="es-AR"/>
+          <w14:ligatures w14:val="none"/>
+        </w:rPr>
+        <w:t>CssClass</w:t>
+      </w:r>
+      <w:proofErr w:type="spellEnd"/>
+      <w:r>
+        <w:rPr>
+          <w:rFonts w:eastAsia="Times New Roman" w:cs="Times New Roman"/>
+          <w:kern w:val="0"/>
+          <w:lang w:val="en-US" w:eastAsia="es-AR"/>
+          <w14:ligatures w14:val="none"/>
+        </w:rPr>
+        <w:t>="</w:t>
+      </w:r>
+      <w:proofErr w:type="spellStart"/>
+      <w:r>
+        <w:rPr>
+          <w:rFonts w:eastAsia="Times New Roman" w:cs="Times New Roman"/>
+          <w:kern w:val="0"/>
+          <w:lang w:val="en-US" w:eastAsia="es-AR"/>
+          <w14:ligatures w14:val="none"/>
+        </w:rPr>
+        <w:t>btn</w:t>
+      </w:r>
+      <w:proofErr w:type="spellEnd"/>
+      <w:r>
+        <w:rPr>
+          <w:rFonts w:eastAsia="Times New Roman" w:cs="Times New Roman"/>
+          <w:kern w:val="0"/>
+          <w:lang w:val="en-US" w:eastAsia="es-AR"/>
+          <w14:ligatures w14:val="none"/>
+        </w:rPr>
+        <w:t xml:space="preserve"> </w:t>
+      </w:r>
+      <w:proofErr w:type="spellStart"/>
+      <w:r>
+        <w:rPr>
+          <w:rFonts w:eastAsia="Times New Roman" w:cs="Times New Roman"/>
+          <w:kern w:val="0"/>
+          <w:lang w:val="en-US" w:eastAsia="es-AR"/>
+          <w14:ligatures w14:val="none"/>
+        </w:rPr>
+        <w:t>btn</w:t>
+      </w:r>
+      <w:proofErr w:type="spellEnd"/>
+      <w:r>
+        <w:rPr>
+          <w:rFonts w:eastAsia="Times New Roman" w:cs="Times New Roman"/>
+          <w:kern w:val="0"/>
+          <w:lang w:val="en-US" w:eastAsia="es-AR"/>
+          <w14:ligatures w14:val="none"/>
+        </w:rPr>
+        <w:t xml:space="preserve">-outline-secondary ms-2" </w:t>
+      </w:r>
+      <w:proofErr w:type="spellStart"/>
+      <w:r>
+        <w:rPr>
+          <w:rFonts w:eastAsia="Times New Roman" w:cs="Times New Roman"/>
+          <w:kern w:val="0"/>
+          <w:lang w:val="en-US" w:eastAsia="es-AR"/>
+          <w14:ligatures w14:val="none"/>
+        </w:rPr>
+        <w:t>OnClick</w:t>
+      </w:r>
+      <w:proofErr w:type="spellEnd"/>
+      <w:r>
+        <w:rPr>
+          <w:rFonts w:eastAsia="Times New Roman" w:cs="Times New Roman"/>
+          <w:kern w:val="0"/>
+          <w:lang w:val="en-US" w:eastAsia="es-AR"/>
+          <w14:ligatures w14:val="none"/>
+        </w:rPr>
+        <w:t>="</w:t>
+      </w:r>
+      <w:proofErr w:type="spellStart"/>
+      <w:r>
+        <w:rPr>
+          <w:rFonts w:eastAsia="Times New Roman" w:cs="Times New Roman"/>
+          <w:kern w:val="0"/>
+          <w:lang w:val="en-US" w:eastAsia="es-AR"/>
+          <w14:ligatures w14:val="none"/>
+        </w:rPr>
+        <w:t>btnLimpiar_Click</w:t>
+      </w:r>
+      <w:proofErr w:type="spellEnd"/>
+      <w:r>
+        <w:rPr>
+          <w:rFonts w:eastAsia="Times New Roman" w:cs="Times New Roman"/>
+          <w:kern w:val="0"/>
+          <w:lang w:val="en-US" w:eastAsia="es-AR"/>
+          <w14:ligatures w14:val="none"/>
+        </w:rPr>
+        <w:t>" /&gt;</w:t>
+      </w:r>
+    </w:p>
+    <w:p>
+      <w:pPr>
+        <w:pStyle w:val="Prrafodelista"/>
+        <w:rPr>
+          <w:rFonts w:eastAsia="Times New Roman" w:cs="Times New Roman"/>
+          <w:kern w:val="0"/>
+          <w:lang w:eastAsia="es-AR"/>
+          <w14:ligatures w14:val="none"/>
+        </w:rPr>
+      </w:pPr>
+      <w:r>
+        <w:rPr>
+          <w:rFonts w:eastAsia="Times New Roman" w:cs="Times New Roman"/>
+          <w:kern w:val="0"/>
+          <w:lang w:val="en-US" w:eastAsia="es-AR"/>
+          <w14:ligatures w14:val="none"/>
+        </w:rPr>
+        <w:t xml:space="preserve">            </w:t>
+      </w:r>
+      <w:r>
+        <w:rPr>
+          <w:rFonts w:eastAsia="Times New Roman" w:cs="Times New Roman"/>
+          <w:kern w:val="0"/>
+          <w:lang w:eastAsia="es-AR"/>
+          <w14:ligatures w14:val="none"/>
+        </w:rPr>
+        <w:t>&lt;/</w:t>
+      </w:r>
+      <w:proofErr w:type="spellStart"/>
+      <w:r>
+        <w:rPr>
+          <w:rFonts w:eastAsia="Times New Roman" w:cs="Times New Roman"/>
+          <w:kern w:val="0"/>
+          <w:lang w:eastAsia="es-AR"/>
+          <w14:ligatures w14:val="none"/>
+        </w:rPr>
+        <w:t>div</w:t>
+      </w:r>
+      <w:proofErr w:type="spellEnd"/>
+      <w:r>
+        <w:rPr>
+          <w:rFonts w:eastAsia="Times New Roman" w:cs="Times New Roman"/>
+          <w:kern w:val="0"/>
+          <w:lang w:eastAsia="es-AR"/>
+          <w14:ligatures w14:val="none"/>
+        </w:rPr>
+        <w:t>&gt;</w:t>
+      </w:r>
+    </w:p>
+    <w:p>
+      <w:pPr>
+        <w:pStyle w:val="Prrafodelista"/>
+        <w:rPr>
+          <w:rFonts w:eastAsia="Times New Roman" w:cs="Times New Roman"/>
+          <w:kern w:val="0"/>
+          <w:lang w:eastAsia="es-AR"/>
+          <w14:ligatures w14:val="none"/>
+        </w:rPr>
+      </w:pPr>
+      <w:r>
+        <w:rPr>
+          <w:rFonts w:eastAsia="Times New Roman" w:cs="Times New Roman"/>
+          <w:kern w:val="0"/>
+          <w:lang w:eastAsia="es-AR"/>
+          <w14:ligatures w14:val="none"/>
+        </w:rPr>
+        <w:t xml:space="preserve">        &lt;/</w:t>
+      </w:r>
+      <w:proofErr w:type="spellStart"/>
+      <w:r>
+        <w:rPr>
+          <w:rFonts w:eastAsia="Times New Roman" w:cs="Times New Roman"/>
+          <w:kern w:val="0"/>
+          <w:lang w:eastAsia="es-AR"/>
+          <w14:ligatures w14:val="none"/>
+        </w:rPr>
+        <w:t>div</w:t>
+      </w:r>
+      <w:proofErr w:type="spellEnd"/>
+      <w:r>
+        <w:rPr>
+          <w:rFonts w:eastAsia="Times New Roman" w:cs="Times New Roman"/>
+          <w:kern w:val="0"/>
+          <w:lang w:eastAsia="es-AR"/>
+          <w14:ligatures w14:val="none"/>
+        </w:rPr>
+        <w:t>&gt;</w:t>
+      </w:r>
+    </w:p>
+    <w:p>
+      <w:pPr>
+        <w:pStyle w:val="Prrafodelista"/>
+        <w:rPr>
+          <w:rFonts w:eastAsia="Times New Roman" w:cs="Times New Roman"/>
+          <w:kern w:val="0"/>
+          <w:lang w:eastAsia="es-AR"/>
+          <w14:ligatures w14:val="none"/>
+        </w:rPr>
+      </w:pPr>
+      <w:r>
+        <w:rPr>
+          <w:rFonts w:eastAsia="Times New Roman" w:cs="Times New Roman"/>
+          <w:kern w:val="0"/>
+          <w:lang w:eastAsia="es-AR"/>
+          <w14:ligatures w14:val="none"/>
+        </w:rPr>
+        <w:lastRenderedPageBreak/>
+        <w:t xml:space="preserve">    &lt;/</w:t>
+      </w:r>
+      <w:proofErr w:type="spellStart"/>
+      <w:r>
+        <w:rPr>
+          <w:rFonts w:eastAsia="Times New Roman" w:cs="Times New Roman"/>
+          <w:kern w:val="0"/>
+          <w:lang w:eastAsia="es-AR"/>
+          <w14:ligatures w14:val="none"/>
+        </w:rPr>
+        <w:t>div</w:t>
+      </w:r>
+      <w:proofErr w:type="spellEnd"/>
+      <w:r>
+        <w:rPr>
+          <w:rFonts w:eastAsia="Times New Roman" w:cs="Times New Roman"/>
+          <w:kern w:val="0"/>
+          <w:lang w:eastAsia="es-AR"/>
+          <w14:ligatures w14:val="none"/>
+        </w:rPr>
+        <w:t>&gt;</w:t>
+      </w:r>
+    </w:p>
+    <w:p>
+      <w:pPr>
+        <w:pStyle w:val="Prrafodelista"/>
+        <w:rPr>
+          <w:rFonts w:eastAsia="Times New Roman" w:cs="Times New Roman"/>
+          <w:kern w:val="0"/>
+          <w:lang w:eastAsia="es-AR"/>
+          <w14:ligatures w14:val="none"/>
+        </w:rPr>
+      </w:pPr>
+      <w:r>
+        <w:rPr>
+          <w:rFonts w:eastAsia="Times New Roman" w:cs="Times New Roman"/>
+          <w:b/>
+          <w:bCs/>
+          <w:kern w:val="0"/>
+          <w:lang w:eastAsia="es-AR"/>
+          <w14:ligatures w14:val="none"/>
+        </w:rPr>
+        <w:t>¿Qué hicimos acá?</w:t>
+      </w:r>
+      <w:r>
+        <w:rPr>
+          <w:rFonts w:eastAsia="Times New Roman" w:cs="Times New Roman"/>
+          <w:kern w:val="0"/>
+          <w:lang w:eastAsia="es-AR"/>
+          <w14:ligatures w14:val="none"/>
+        </w:rPr>
+        <w:t xml:space="preserve"> Pusimos un </w:t>
+      </w:r>
+      <w:proofErr w:type="spellStart"/>
+      <w:r>
+        <w:rPr>
+          <w:rFonts w:eastAsia="Times New Roman" w:cs="Times New Roman"/>
+          <w:kern w:val="0"/>
+          <w:lang w:eastAsia="es-AR"/>
+          <w14:ligatures w14:val="none"/>
+        </w:rPr>
+        <w:t>TextBox</w:t>
+      </w:r>
+      <w:proofErr w:type="spellEnd"/>
+      <w:r>
+        <w:rPr>
+          <w:rFonts w:eastAsia="Times New Roman" w:cs="Times New Roman"/>
+          <w:kern w:val="0"/>
+          <w:lang w:eastAsia="es-AR"/>
+          <w14:ligatures w14:val="none"/>
+        </w:rPr>
+        <w:t xml:space="preserve"> para que el usuario escriba, un botón de </w:t>
+      </w:r>
+      <w:r>
+        <w:rPr>
+          <w:rFonts w:eastAsia="Times New Roman" w:cs="Times New Roman"/>
+          <w:b/>
+          <w:bCs/>
+          <w:kern w:val="0"/>
+          <w:lang w:eastAsia="es-AR"/>
+          <w14:ligatures w14:val="none"/>
+        </w:rPr>
+        <w:t>Buscar</w:t>
+      </w:r>
+      <w:r>
+        <w:rPr>
+          <w:rFonts w:eastAsia="Times New Roman" w:cs="Times New Roman"/>
+          <w:kern w:val="0"/>
+          <w:lang w:eastAsia="es-AR"/>
+          <w14:ligatures w14:val="none"/>
+        </w:rPr>
+        <w:t xml:space="preserve"> que disparará un evento en el servidor (</w:t>
+      </w:r>
+      <w:proofErr w:type="spellStart"/>
+      <w:r>
+        <w:rPr>
+          <w:rFonts w:eastAsia="Times New Roman" w:cs="Times New Roman"/>
+          <w:kern w:val="0"/>
+          <w:lang w:eastAsia="es-AR"/>
+          <w14:ligatures w14:val="none"/>
+        </w:rPr>
+        <w:t>OnClick</w:t>
+      </w:r>
+      <w:proofErr w:type="spellEnd"/>
+      <w:r>
+        <w:rPr>
+          <w:rFonts w:eastAsia="Times New Roman" w:cs="Times New Roman"/>
+          <w:kern w:val="0"/>
+          <w:lang w:eastAsia="es-AR"/>
+          <w14:ligatures w14:val="none"/>
+        </w:rPr>
+        <w:t>="</w:t>
+      </w:r>
+      <w:proofErr w:type="spellStart"/>
+      <w:r>
+        <w:rPr>
+          <w:rFonts w:eastAsia="Times New Roman" w:cs="Times New Roman"/>
+          <w:kern w:val="0"/>
+          <w:lang w:eastAsia="es-AR"/>
+          <w14:ligatures w14:val="none"/>
+        </w:rPr>
+        <w:t>btnBuscar_Click</w:t>
+      </w:r>
+      <w:proofErr w:type="spellEnd"/>
+      <w:r>
+        <w:rPr>
+          <w:rFonts w:eastAsia="Times New Roman" w:cs="Times New Roman"/>
+          <w:kern w:val="0"/>
+          <w:lang w:eastAsia="es-AR"/>
+          <w14:ligatures w14:val="none"/>
+        </w:rPr>
+        <w:t xml:space="preserve">"), y un botón de </w:t>
+      </w:r>
+      <w:r>
+        <w:rPr>
+          <w:rFonts w:eastAsia="Times New Roman" w:cs="Times New Roman"/>
+          <w:b/>
+          <w:bCs/>
+          <w:kern w:val="0"/>
+          <w:lang w:eastAsia="es-AR"/>
+          <w14:ligatures w14:val="none"/>
+        </w:rPr>
+        <w:t>Limpiar</w:t>
+      </w:r>
+      <w:r>
+        <w:rPr>
+          <w:rFonts w:eastAsia="Times New Roman" w:cs="Times New Roman"/>
+          <w:kern w:val="0"/>
+          <w:lang w:eastAsia="es-AR"/>
+          <w14:ligatures w14:val="none"/>
+        </w:rPr>
+        <w:t xml:space="preserve"> por si quiere volver a ver todos los productos sin borrar el texto a mano.</w:t>
+      </w:r>
+    </w:p>
+    <w:p>
+      <w:pPr>
+        <w:pStyle w:val="Prrafodelista"/>
+        <w:rPr>
+          <w:rFonts w:eastAsia="Times New Roman" w:cs="Times New Roman"/>
+          <w:kern w:val="0"/>
+          <w:lang w:eastAsia="es-AR"/>
+          <w14:ligatures w14:val="none"/>
+        </w:rPr>
+      </w:pPr>
+    </w:p>
+    <w:p>
+      <w:pPr>
+        <w:pStyle w:val="Prrafodelista"/>
+        <w:rPr>
+          <w:rFonts w:eastAsia="Times New Roman" w:cs="Times New Roman"/>
+          <w:b/>
+          <w:bCs/>
+          <w:kern w:val="0"/>
+          <w:lang w:eastAsia="es-AR"/>
+          <w14:ligatures w14:val="none"/>
+        </w:rPr>
+      </w:pPr>
+      <w:r>
+        <w:rPr>
+          <w:rFonts w:eastAsia="Times New Roman" w:cs="Times New Roman"/>
+          <w:b/>
+          <w:bCs/>
+          <w:kern w:val="0"/>
+          <w:lang w:eastAsia="es-AR"/>
+          <w14:ligatures w14:val="none"/>
+        </w:rPr>
+        <w:t>El Motor de Búsqueda (</w:t>
+      </w:r>
+      <w:proofErr w:type="spellStart"/>
+      <w:r>
+        <w:rPr>
+          <w:rFonts w:eastAsia="Times New Roman" w:cs="Times New Roman"/>
+          <w:b/>
+          <w:bCs/>
+          <w:kern w:val="0"/>
+          <w:lang w:eastAsia="es-AR"/>
+          <w14:ligatures w14:val="none"/>
+        </w:rPr>
+        <w:t>Code-Behind</w:t>
+      </w:r>
+      <w:proofErr w:type="spellEnd"/>
+      <w:r>
+        <w:rPr>
+          <w:rFonts w:eastAsia="Times New Roman" w:cs="Times New Roman"/>
+          <w:b/>
+          <w:bCs/>
+          <w:kern w:val="0"/>
+          <w:lang w:eastAsia="es-AR"/>
+          <w14:ligatures w14:val="none"/>
+        </w:rPr>
+        <w:t>)</w:t>
+      </w:r>
+    </w:p>
+    <w:p>
+      <w:pPr>
+        <w:pStyle w:val="Prrafodelista"/>
+        <w:rPr>
+          <w:rFonts w:eastAsia="Times New Roman" w:cs="Times New Roman"/>
+          <w:kern w:val="0"/>
+          <w:lang w:eastAsia="es-AR"/>
+          <w14:ligatures w14:val="none"/>
+        </w:rPr>
+      </w:pPr>
+      <w:r>
+        <w:rPr>
+          <w:rFonts w:eastAsia="Times New Roman" w:cs="Times New Roman"/>
+          <w:kern w:val="0"/>
+          <w:lang w:eastAsia="es-AR"/>
+          <w14:ligatures w14:val="none"/>
+        </w:rPr>
+        <w:t xml:space="preserve">La lógica en ASP.NET Web </w:t>
+      </w:r>
+      <w:proofErr w:type="spellStart"/>
+      <w:r>
+        <w:rPr>
+          <w:rFonts w:eastAsia="Times New Roman" w:cs="Times New Roman"/>
+          <w:kern w:val="0"/>
+          <w:lang w:eastAsia="es-AR"/>
+          <w14:ligatures w14:val="none"/>
+        </w:rPr>
+        <w:t>Forms</w:t>
+      </w:r>
+      <w:proofErr w:type="spellEnd"/>
+      <w:r>
+        <w:rPr>
+          <w:rFonts w:eastAsia="Times New Roman" w:cs="Times New Roman"/>
+          <w:kern w:val="0"/>
+          <w:lang w:eastAsia="es-AR"/>
+          <w14:ligatures w14:val="none"/>
+        </w:rPr>
+        <w:t xml:space="preserve"> funciona así: cada vez que el usuario hace clic en "Buscar", la página viaja al servidor. Primero se ejecuta el </w:t>
+      </w:r>
+      <w:proofErr w:type="spellStart"/>
+      <w:r>
+        <w:rPr>
+          <w:rFonts w:eastAsia="Times New Roman" w:cs="Times New Roman"/>
+          <w:kern w:val="0"/>
+          <w:lang w:eastAsia="es-AR"/>
+          <w14:ligatures w14:val="none"/>
+        </w:rPr>
+        <w:t>Page_Load</w:t>
+      </w:r>
+      <w:proofErr w:type="spellEnd"/>
+      <w:r>
+        <w:rPr>
+          <w:rFonts w:eastAsia="Times New Roman" w:cs="Times New Roman"/>
+          <w:kern w:val="0"/>
+          <w:lang w:eastAsia="es-AR"/>
+          <w14:ligatures w14:val="none"/>
+        </w:rPr>
+        <w:t xml:space="preserve"> (que va a ir a la base de datos y traer todos los artículos) y </w:t>
+      </w:r>
+      <w:r>
+        <w:rPr>
+          <w:rFonts w:eastAsia="Times New Roman" w:cs="Times New Roman"/>
+          <w:b/>
+          <w:bCs/>
+          <w:kern w:val="0"/>
+          <w:lang w:eastAsia="es-AR"/>
+          <w14:ligatures w14:val="none"/>
+        </w:rPr>
+        <w:t>después</w:t>
+      </w:r>
+      <w:r>
+        <w:rPr>
+          <w:rFonts w:eastAsia="Times New Roman" w:cs="Times New Roman"/>
+          <w:kern w:val="0"/>
+          <w:lang w:eastAsia="es-AR"/>
+          <w14:ligatures w14:val="none"/>
+        </w:rPr>
+        <w:t xml:space="preserve"> se ejecuta el evento del botón (que va a agarrar esa lista llena y la va a recortar usando el filtro).</w:t>
+      </w:r>
+    </w:p>
+    <w:p>
+      <w:pPr>
+        <w:pStyle w:val="Prrafodelista"/>
+        <w:numPr>
+          <w:ilvl w:val="0"/>
+          <w:numId w:val="20"/>
+        </w:numPr>
+        <w:rPr>
+          <w:rFonts w:eastAsia="Times New Roman" w:cs="Times New Roman"/>
+          <w:kern w:val="0"/>
+          <w:lang w:eastAsia="es-AR"/>
+          <w14:ligatures w14:val="none"/>
+        </w:rPr>
+      </w:pPr>
+      <w:r>
+        <w:rPr>
+          <w:rFonts w:eastAsia="Times New Roman" w:cs="Times New Roman"/>
+          <w:kern w:val="0"/>
+          <w:lang w:eastAsia="es-AR"/>
+          <w14:ligatures w14:val="none"/>
+        </w:rPr>
+        <w:t xml:space="preserve">Abrí tu archivo </w:t>
+      </w:r>
+      <w:proofErr w:type="spellStart"/>
+      <w:r>
+        <w:rPr>
+          <w:rFonts w:eastAsia="Times New Roman" w:cs="Times New Roman"/>
+          <w:b/>
+          <w:bCs/>
+          <w:kern w:val="0"/>
+          <w:lang w:eastAsia="es-AR"/>
+          <w14:ligatures w14:val="none"/>
+        </w:rPr>
+        <w:t>Default.aspx.cs</w:t>
+      </w:r>
+      <w:proofErr w:type="spellEnd"/>
+      <w:r>
+        <w:rPr>
+          <w:rFonts w:eastAsia="Times New Roman" w:cs="Times New Roman"/>
+          <w:kern w:val="0"/>
+          <w:lang w:eastAsia="es-AR"/>
+          <w14:ligatures w14:val="none"/>
+        </w:rPr>
+        <w:t>.</w:t>
+      </w:r>
+    </w:p>
+    <w:p>
+      <w:pPr>
+        <w:pStyle w:val="Prrafodelista"/>
+        <w:numPr>
+          <w:ilvl w:val="0"/>
+          <w:numId w:val="20"/>
+        </w:numPr>
+        <w:rPr>
+          <w:rFonts w:eastAsia="Times New Roman" w:cs="Times New Roman"/>
+          <w:kern w:val="0"/>
+          <w:lang w:eastAsia="es-AR"/>
+          <w14:ligatures w14:val="none"/>
+        </w:rPr>
+      </w:pPr>
+      <w:proofErr w:type="spellStart"/>
+      <w:r>
+        <w:rPr>
+          <w:rFonts w:eastAsia="Times New Roman" w:cs="Times New Roman"/>
+          <w:kern w:val="0"/>
+          <w:lang w:eastAsia="es-AR"/>
+          <w14:ligatures w14:val="none"/>
+        </w:rPr>
+        <w:t>Agregá</w:t>
+      </w:r>
+      <w:proofErr w:type="spellEnd"/>
+      <w:r>
+        <w:rPr>
+          <w:rFonts w:eastAsia="Times New Roman" w:cs="Times New Roman"/>
+          <w:kern w:val="0"/>
+          <w:lang w:eastAsia="es-AR"/>
+          <w14:ligatures w14:val="none"/>
+        </w:rPr>
+        <w:t xml:space="preserve"> los dos métodos de los botones debajo de tu </w:t>
+      </w:r>
+      <w:proofErr w:type="spellStart"/>
+      <w:r>
+        <w:rPr>
+          <w:rFonts w:eastAsia="Times New Roman" w:cs="Times New Roman"/>
+          <w:kern w:val="0"/>
+          <w:lang w:eastAsia="es-AR"/>
+          <w14:ligatures w14:val="none"/>
+        </w:rPr>
+        <w:t>Page_Load</w:t>
+      </w:r>
+      <w:proofErr w:type="spellEnd"/>
+      <w:r>
+        <w:rPr>
+          <w:rFonts w:eastAsia="Times New Roman" w:cs="Times New Roman"/>
+          <w:kern w:val="0"/>
+          <w:lang w:eastAsia="es-AR"/>
+          <w14:ligatures w14:val="none"/>
+        </w:rPr>
+        <w:t>. Tu clase entera debería quedar exactamente así:</w:t>
+      </w:r>
+    </w:p>
+    <w:p>
+      <w:pPr>
+        <w:pStyle w:val="Prrafodelista"/>
+        <w:rPr>
+          <w:rFonts w:eastAsia="Times New Roman" w:cs="Times New Roman"/>
+          <w:kern w:val="0"/>
+          <w:lang w:val="en-US" w:eastAsia="es-AR"/>
+          <w14:ligatures w14:val="none"/>
+        </w:rPr>
+      </w:pPr>
+      <w:r>
+        <w:rPr>
+          <w:rFonts w:eastAsia="Times New Roman" w:cs="Times New Roman"/>
+          <w:kern w:val="0"/>
+          <w:lang w:val="en-US" w:eastAsia="es-AR"/>
+          <w14:ligatures w14:val="none"/>
+        </w:rPr>
+        <w:t xml:space="preserve">namespace </w:t>
+      </w:r>
+      <w:proofErr w:type="spellStart"/>
+      <w:r>
+        <w:rPr>
+          <w:rFonts w:eastAsia="Times New Roman" w:cs="Times New Roman"/>
+          <w:kern w:val="0"/>
+          <w:lang w:val="en-US" w:eastAsia="es-AR"/>
+          <w14:ligatures w14:val="none"/>
+        </w:rPr>
+        <w:t>e_commerce</w:t>
+      </w:r>
+      <w:proofErr w:type="spellEnd"/>
+    </w:p>
+    <w:p>
+      <w:pPr>
+        <w:pStyle w:val="Prrafodelista"/>
+        <w:rPr>
+          <w:rFonts w:eastAsia="Times New Roman" w:cs="Times New Roman"/>
+          <w:kern w:val="0"/>
+          <w:lang w:val="en-US" w:eastAsia="es-AR"/>
+          <w14:ligatures w14:val="none"/>
+        </w:rPr>
+      </w:pPr>
+      <w:r>
+        <w:rPr>
+          <w:rFonts w:eastAsia="Times New Roman" w:cs="Times New Roman"/>
+          <w:kern w:val="0"/>
+          <w:lang w:val="en-US" w:eastAsia="es-AR"/>
+          <w14:ligatures w14:val="none"/>
+        </w:rPr>
+        <w:t>{</w:t>
+      </w:r>
+    </w:p>
+    <w:p>
+      <w:pPr>
+        <w:pStyle w:val="Prrafodelista"/>
+        <w:rPr>
+          <w:rFonts w:eastAsia="Times New Roman" w:cs="Times New Roman"/>
+          <w:kern w:val="0"/>
+          <w:lang w:val="en-US" w:eastAsia="es-AR"/>
+          <w14:ligatures w14:val="none"/>
+        </w:rPr>
+      </w:pPr>
+      <w:r>
+        <w:rPr>
+          <w:rFonts w:eastAsia="Times New Roman" w:cs="Times New Roman"/>
+          <w:kern w:val="0"/>
+          <w:lang w:val="en-US" w:eastAsia="es-AR"/>
+          <w14:ligatures w14:val="none"/>
+        </w:rPr>
+        <w:t xml:space="preserve">    public partial class </w:t>
+      </w:r>
+      <w:proofErr w:type="gramStart"/>
+      <w:r>
+        <w:rPr>
+          <w:rFonts w:eastAsia="Times New Roman" w:cs="Times New Roman"/>
+          <w:kern w:val="0"/>
+          <w:lang w:val="en-US" w:eastAsia="es-AR"/>
+          <w14:ligatures w14:val="none"/>
+        </w:rPr>
+        <w:t>Default :</w:t>
+      </w:r>
+      <w:proofErr w:type="gramEnd"/>
+      <w:r>
+        <w:rPr>
+          <w:rFonts w:eastAsia="Times New Roman" w:cs="Times New Roman"/>
+          <w:kern w:val="0"/>
+          <w:lang w:val="en-US" w:eastAsia="es-AR"/>
+          <w14:ligatures w14:val="none"/>
+        </w:rPr>
+        <w:t xml:space="preserve"> </w:t>
+      </w:r>
+      <w:proofErr w:type="spellStart"/>
+      <w:r>
+        <w:rPr>
+          <w:rFonts w:eastAsia="Times New Roman" w:cs="Times New Roman"/>
+          <w:kern w:val="0"/>
+          <w:lang w:val="en-US" w:eastAsia="es-AR"/>
+          <w14:ligatures w14:val="none"/>
+        </w:rPr>
+        <w:t>System.Web.UI.Page</w:t>
+      </w:r>
+      <w:proofErr w:type="spellEnd"/>
+    </w:p>
+    <w:p>
+      <w:pPr>
+        <w:pStyle w:val="Prrafodelista"/>
+        <w:rPr>
+          <w:rFonts w:eastAsia="Times New Roman" w:cs="Times New Roman"/>
+          <w:kern w:val="0"/>
+          <w:lang w:val="en-US" w:eastAsia="es-AR"/>
+          <w14:ligatures w14:val="none"/>
+        </w:rPr>
+      </w:pPr>
+      <w:r>
+        <w:rPr>
+          <w:rFonts w:eastAsia="Times New Roman" w:cs="Times New Roman"/>
+          <w:kern w:val="0"/>
+          <w:lang w:val="en-US" w:eastAsia="es-AR"/>
+          <w14:ligatures w14:val="none"/>
+        </w:rPr>
+        <w:t xml:space="preserve">    {</w:t>
+      </w:r>
+    </w:p>
+    <w:p>
+      <w:pPr>
+        <w:pStyle w:val="Prrafodelista"/>
+        <w:rPr>
+          <w:rFonts w:eastAsia="Times New Roman" w:cs="Times New Roman"/>
+          <w:kern w:val="0"/>
+          <w:lang w:val="en-US" w:eastAsia="es-AR"/>
+          <w14:ligatures w14:val="none"/>
+        </w:rPr>
+      </w:pPr>
+      <w:r>
+        <w:rPr>
+          <w:rFonts w:eastAsia="Times New Roman" w:cs="Times New Roman"/>
+          <w:kern w:val="0"/>
+          <w:lang w:val="en-US" w:eastAsia="es-AR"/>
+          <w14:ligatures w14:val="none"/>
+        </w:rPr>
+        <w:t xml:space="preserve">        public List&lt;</w:t>
+      </w:r>
+      <w:proofErr w:type="spellStart"/>
+      <w:r>
+        <w:rPr>
+          <w:rFonts w:eastAsia="Times New Roman" w:cs="Times New Roman"/>
+          <w:kern w:val="0"/>
+          <w:lang w:val="en-US" w:eastAsia="es-AR"/>
+          <w14:ligatures w14:val="none"/>
+        </w:rPr>
+        <w:t>Articulo</w:t>
+      </w:r>
+      <w:proofErr w:type="spellEnd"/>
+      <w:r>
+        <w:rPr>
+          <w:rFonts w:eastAsia="Times New Roman" w:cs="Times New Roman"/>
+          <w:kern w:val="0"/>
+          <w:lang w:val="en-US" w:eastAsia="es-AR"/>
+          <w14:ligatures w14:val="none"/>
+        </w:rPr>
+        <w:t xml:space="preserve">&gt; </w:t>
+      </w:r>
+      <w:proofErr w:type="spellStart"/>
+      <w:r>
+        <w:rPr>
+          <w:rFonts w:eastAsia="Times New Roman" w:cs="Times New Roman"/>
+          <w:kern w:val="0"/>
+          <w:lang w:val="en-US" w:eastAsia="es-AR"/>
+          <w14:ligatures w14:val="none"/>
+        </w:rPr>
+        <w:t>ListaArticulos</w:t>
+      </w:r>
+      <w:proofErr w:type="spellEnd"/>
+      <w:r>
+        <w:rPr>
+          <w:rFonts w:eastAsia="Times New Roman" w:cs="Times New Roman"/>
+          <w:kern w:val="0"/>
+          <w:lang w:val="en-US" w:eastAsia="es-AR"/>
+          <w14:ligatures w14:val="none"/>
+        </w:rPr>
+        <w:t xml:space="preserve"> </w:t>
+      </w:r>
+      <w:proofErr w:type="gramStart"/>
+      <w:r>
+        <w:rPr>
+          <w:rFonts w:eastAsia="Times New Roman" w:cs="Times New Roman"/>
+          <w:kern w:val="0"/>
+          <w:lang w:val="en-US" w:eastAsia="es-AR"/>
+          <w14:ligatures w14:val="none"/>
+        </w:rPr>
+        <w:t>{ get</w:t>
+      </w:r>
+      <w:proofErr w:type="gramEnd"/>
+      <w:r>
+        <w:rPr>
+          <w:rFonts w:eastAsia="Times New Roman" w:cs="Times New Roman"/>
+          <w:kern w:val="0"/>
+          <w:lang w:val="en-US" w:eastAsia="es-AR"/>
+          <w14:ligatures w14:val="none"/>
+        </w:rPr>
+        <w:t>; set; }</w:t>
+      </w:r>
+    </w:p>
+    <w:p>
+      <w:pPr>
+        <w:pStyle w:val="Prrafodelista"/>
+        <w:rPr>
+          <w:rFonts w:eastAsia="Times New Roman" w:cs="Times New Roman"/>
+          <w:kern w:val="0"/>
+          <w:lang w:val="en-US" w:eastAsia="es-AR"/>
+          <w14:ligatures w14:val="none"/>
+        </w:rPr>
+      </w:pPr>
+    </w:p>
+    <w:p>
+      <w:pPr>
+        <w:pStyle w:val="Prrafodelista"/>
+        <w:rPr>
+          <w:rFonts w:eastAsia="Times New Roman" w:cs="Times New Roman"/>
+          <w:kern w:val="0"/>
+          <w:lang w:val="en-US" w:eastAsia="es-AR"/>
+          <w14:ligatures w14:val="none"/>
+        </w:rPr>
+      </w:pPr>
+      <w:r>
+        <w:rPr>
+          <w:rFonts w:eastAsia="Times New Roman" w:cs="Times New Roman"/>
+          <w:kern w:val="0"/>
+          <w:lang w:val="en-US" w:eastAsia="es-AR"/>
+          <w14:ligatures w14:val="none"/>
+        </w:rPr>
+        <w:t xml:space="preserve">        protected void </w:t>
+      </w:r>
+      <w:proofErr w:type="spellStart"/>
+      <w:r>
+        <w:rPr>
+          <w:rFonts w:eastAsia="Times New Roman" w:cs="Times New Roman"/>
+          <w:kern w:val="0"/>
+          <w:lang w:val="en-US" w:eastAsia="es-AR"/>
+          <w14:ligatures w14:val="none"/>
+        </w:rPr>
+        <w:t>Page_</w:t>
+      </w:r>
+      <w:proofErr w:type="gramStart"/>
+      <w:r>
+        <w:rPr>
+          <w:rFonts w:eastAsia="Times New Roman" w:cs="Times New Roman"/>
+          <w:kern w:val="0"/>
+          <w:lang w:val="en-US" w:eastAsia="es-AR"/>
+          <w14:ligatures w14:val="none"/>
+        </w:rPr>
+        <w:t>Load</w:t>
+      </w:r>
+      <w:proofErr w:type="spellEnd"/>
+      <w:r>
+        <w:rPr>
+          <w:rFonts w:eastAsia="Times New Roman" w:cs="Times New Roman"/>
+          <w:kern w:val="0"/>
+          <w:lang w:val="en-US" w:eastAsia="es-AR"/>
+          <w14:ligatures w14:val="none"/>
+        </w:rPr>
+        <w:t>(</w:t>
+      </w:r>
+      <w:proofErr w:type="gramEnd"/>
+      <w:r>
+        <w:rPr>
+          <w:rFonts w:eastAsia="Times New Roman" w:cs="Times New Roman"/>
+          <w:kern w:val="0"/>
+          <w:lang w:val="en-US" w:eastAsia="es-AR"/>
+          <w14:ligatures w14:val="none"/>
+        </w:rPr>
+        <w:t xml:space="preserve">object sender, </w:t>
+      </w:r>
+      <w:proofErr w:type="spellStart"/>
+      <w:r>
+        <w:rPr>
+          <w:rFonts w:eastAsia="Times New Roman" w:cs="Times New Roman"/>
+          <w:kern w:val="0"/>
+          <w:lang w:val="en-US" w:eastAsia="es-AR"/>
+          <w14:ligatures w14:val="none"/>
+        </w:rPr>
+        <w:t>EventArgs</w:t>
+      </w:r>
+      <w:proofErr w:type="spellEnd"/>
+      <w:r>
+        <w:rPr>
+          <w:rFonts w:eastAsia="Times New Roman" w:cs="Times New Roman"/>
+          <w:kern w:val="0"/>
+          <w:lang w:val="en-US" w:eastAsia="es-AR"/>
+          <w14:ligatures w14:val="none"/>
+        </w:rPr>
+        <w:t xml:space="preserve"> e)</w:t>
+      </w:r>
+    </w:p>
+    <w:p>
+      <w:pPr>
+        <w:pStyle w:val="Prrafodelista"/>
+        <w:rPr>
+          <w:rFonts w:eastAsia="Times New Roman" w:cs="Times New Roman"/>
+          <w:kern w:val="0"/>
+          <w:lang w:eastAsia="es-AR"/>
+          <w14:ligatures w14:val="none"/>
+        </w:rPr>
+      </w:pPr>
+      <w:r>
+        <w:rPr>
+          <w:rFonts w:eastAsia="Times New Roman" w:cs="Times New Roman"/>
+          <w:kern w:val="0"/>
+          <w:lang w:val="en-US" w:eastAsia="es-AR"/>
+          <w14:ligatures w14:val="none"/>
+        </w:rPr>
+        <w:t xml:space="preserve">        </w:t>
+      </w:r>
+      <w:r>
+        <w:rPr>
+          <w:rFonts w:eastAsia="Times New Roman" w:cs="Times New Roman"/>
+          <w:kern w:val="0"/>
+          <w:lang w:eastAsia="es-AR"/>
+          <w14:ligatures w14:val="none"/>
+        </w:rPr>
+        <w:t>{</w:t>
+      </w:r>
+    </w:p>
+    <w:p>
+      <w:pPr>
+        <w:pStyle w:val="Prrafodelista"/>
+        <w:rPr>
+          <w:rFonts w:eastAsia="Times New Roman" w:cs="Times New Roman"/>
+          <w:kern w:val="0"/>
+          <w:lang w:eastAsia="es-AR"/>
+          <w14:ligatures w14:val="none"/>
+        </w:rPr>
+      </w:pPr>
+      <w:r>
+        <w:rPr>
+          <w:rFonts w:eastAsia="Times New Roman" w:cs="Times New Roman"/>
+          <w:kern w:val="0"/>
+          <w:lang w:eastAsia="es-AR"/>
+          <w14:ligatures w14:val="none"/>
+        </w:rPr>
+        <w:t xml:space="preserve">            // 1. Siempre que cargue la página, traemos todo de la base de datos</w:t>
+      </w:r>
+    </w:p>
+    <w:p>
+      <w:pPr>
+        <w:pStyle w:val="Prrafodelista"/>
+        <w:rPr>
+          <w:rFonts w:eastAsia="Times New Roman" w:cs="Times New Roman"/>
+          <w:kern w:val="0"/>
+          <w:lang w:eastAsia="es-AR"/>
+          <w14:ligatures w14:val="none"/>
+        </w:rPr>
+      </w:pPr>
+      <w:r>
+        <w:rPr>
+          <w:rFonts w:eastAsia="Times New Roman" w:cs="Times New Roman"/>
+          <w:kern w:val="0"/>
+          <w:lang w:eastAsia="es-AR"/>
+          <w14:ligatures w14:val="none"/>
+        </w:rPr>
+        <w:t xml:space="preserve">            </w:t>
+      </w:r>
+      <w:proofErr w:type="spellStart"/>
+      <w:r>
+        <w:rPr>
+          <w:rFonts w:eastAsia="Times New Roman" w:cs="Times New Roman"/>
+          <w:kern w:val="0"/>
+          <w:lang w:eastAsia="es-AR"/>
+          <w14:ligatures w14:val="none"/>
+        </w:rPr>
+        <w:t>ArticuloNegocio</w:t>
+      </w:r>
+      <w:proofErr w:type="spellEnd"/>
+      <w:r>
+        <w:rPr>
+          <w:rFonts w:eastAsia="Times New Roman" w:cs="Times New Roman"/>
+          <w:kern w:val="0"/>
+          <w:lang w:eastAsia="es-AR"/>
+          <w14:ligatures w14:val="none"/>
+        </w:rPr>
+        <w:t xml:space="preserve"> negocio = new </w:t>
+      </w:r>
+      <w:proofErr w:type="spellStart"/>
+      <w:proofErr w:type="gramStart"/>
+      <w:r>
+        <w:rPr>
+          <w:rFonts w:eastAsia="Times New Roman" w:cs="Times New Roman"/>
+          <w:kern w:val="0"/>
+          <w:lang w:eastAsia="es-AR"/>
+          <w14:ligatures w14:val="none"/>
+        </w:rPr>
+        <w:t>ArticuloNegocio</w:t>
+      </w:r>
+      <w:proofErr w:type="spellEnd"/>
+      <w:r>
+        <w:rPr>
+          <w:rFonts w:eastAsia="Times New Roman" w:cs="Times New Roman"/>
+          <w:kern w:val="0"/>
+          <w:lang w:eastAsia="es-AR"/>
+          <w14:ligatures w14:val="none"/>
+        </w:rPr>
+        <w:t>(</w:t>
+      </w:r>
+      <w:proofErr w:type="gramEnd"/>
+      <w:r>
+        <w:rPr>
+          <w:rFonts w:eastAsia="Times New Roman" w:cs="Times New Roman"/>
+          <w:kern w:val="0"/>
+          <w:lang w:eastAsia="es-AR"/>
+          <w14:ligatures w14:val="none"/>
+        </w:rPr>
+        <w:t>);</w:t>
+      </w:r>
+    </w:p>
+    <w:p>
+      <w:pPr>
+        <w:pStyle w:val="Prrafodelista"/>
+        <w:rPr>
+          <w:rFonts w:eastAsia="Times New Roman" w:cs="Times New Roman"/>
+          <w:kern w:val="0"/>
+          <w:lang w:eastAsia="es-AR"/>
+          <w14:ligatures w14:val="none"/>
+        </w:rPr>
+      </w:pPr>
+      <w:r>
+        <w:rPr>
+          <w:rFonts w:eastAsia="Times New Roman" w:cs="Times New Roman"/>
+          <w:kern w:val="0"/>
+          <w:lang w:eastAsia="es-AR"/>
+          <w14:ligatures w14:val="none"/>
+        </w:rPr>
+        <w:t xml:space="preserve">            </w:t>
+      </w:r>
+      <w:proofErr w:type="spellStart"/>
+      <w:r>
+        <w:rPr>
+          <w:rFonts w:eastAsia="Times New Roman" w:cs="Times New Roman"/>
+          <w:kern w:val="0"/>
+          <w:lang w:eastAsia="es-AR"/>
+          <w14:ligatures w14:val="none"/>
+        </w:rPr>
+        <w:t>ListaArticulos</w:t>
+      </w:r>
+      <w:proofErr w:type="spellEnd"/>
+      <w:r>
+        <w:rPr>
+          <w:rFonts w:eastAsia="Times New Roman" w:cs="Times New Roman"/>
+          <w:kern w:val="0"/>
+          <w:lang w:eastAsia="es-AR"/>
+          <w14:ligatures w14:val="none"/>
+        </w:rPr>
+        <w:t xml:space="preserve"> = </w:t>
+      </w:r>
+      <w:proofErr w:type="spellStart"/>
+      <w:proofErr w:type="gramStart"/>
+      <w:r>
+        <w:rPr>
+          <w:rFonts w:eastAsia="Times New Roman" w:cs="Times New Roman"/>
+          <w:kern w:val="0"/>
+          <w:lang w:eastAsia="es-AR"/>
+          <w14:ligatures w14:val="none"/>
+        </w:rPr>
+        <w:t>negocio.listar</w:t>
+      </w:r>
+      <w:proofErr w:type="spellEnd"/>
+      <w:proofErr w:type="gramEnd"/>
+      <w:r>
+        <w:rPr>
+          <w:rFonts w:eastAsia="Times New Roman" w:cs="Times New Roman"/>
+          <w:kern w:val="0"/>
+          <w:lang w:eastAsia="es-AR"/>
+          <w14:ligatures w14:val="none"/>
+        </w:rPr>
+        <w:t>();</w:t>
+      </w:r>
+    </w:p>
+    <w:p>
+      <w:pPr>
+        <w:pStyle w:val="Prrafodelista"/>
+        <w:rPr>
+          <w:rFonts w:eastAsia="Times New Roman" w:cs="Times New Roman"/>
+          <w:kern w:val="0"/>
+          <w:lang w:val="en-US" w:eastAsia="es-AR"/>
+          <w14:ligatures w14:val="none"/>
+        </w:rPr>
+      </w:pPr>
+      <w:r>
+        <w:rPr>
+          <w:rFonts w:eastAsia="Times New Roman" w:cs="Times New Roman"/>
+          <w:kern w:val="0"/>
+          <w:lang w:eastAsia="es-AR"/>
+          <w14:ligatures w14:val="none"/>
+        </w:rPr>
+        <w:t xml:space="preserve">        </w:t>
+      </w:r>
+      <w:r>
+        <w:rPr>
+          <w:rFonts w:eastAsia="Times New Roman" w:cs="Times New Roman"/>
+          <w:kern w:val="0"/>
+          <w:lang w:val="en-US" w:eastAsia="es-AR"/>
+          <w14:ligatures w14:val="none"/>
+        </w:rPr>
+        <w:t>}</w:t>
+      </w:r>
+    </w:p>
+    <w:p>
+      <w:pPr>
+        <w:pStyle w:val="Prrafodelista"/>
+        <w:rPr>
+          <w:rFonts w:eastAsia="Times New Roman" w:cs="Times New Roman"/>
+          <w:kern w:val="0"/>
+          <w:lang w:val="en-US" w:eastAsia="es-AR"/>
+          <w14:ligatures w14:val="none"/>
+        </w:rPr>
+      </w:pPr>
+    </w:p>
+    <w:p>
+      <w:pPr>
+        <w:pStyle w:val="Prrafodelista"/>
+        <w:rPr>
+          <w:rFonts w:eastAsia="Times New Roman" w:cs="Times New Roman"/>
+          <w:kern w:val="0"/>
+          <w:lang w:val="en-US" w:eastAsia="es-AR"/>
+          <w14:ligatures w14:val="none"/>
+        </w:rPr>
+      </w:pPr>
+      <w:r>
+        <w:rPr>
+          <w:rFonts w:eastAsia="Times New Roman" w:cs="Times New Roman"/>
+          <w:kern w:val="0"/>
+          <w:lang w:val="en-US" w:eastAsia="es-AR"/>
+          <w14:ligatures w14:val="none"/>
+        </w:rPr>
+        <w:t xml:space="preserve">        protected void </w:t>
+      </w:r>
+      <w:proofErr w:type="spellStart"/>
+      <w:r>
+        <w:rPr>
+          <w:rFonts w:eastAsia="Times New Roman" w:cs="Times New Roman"/>
+          <w:kern w:val="0"/>
+          <w:lang w:val="en-US" w:eastAsia="es-AR"/>
+          <w14:ligatures w14:val="none"/>
+        </w:rPr>
+        <w:t>btnBuscar_</w:t>
+      </w:r>
+      <w:proofErr w:type="gramStart"/>
+      <w:r>
+        <w:rPr>
+          <w:rFonts w:eastAsia="Times New Roman" w:cs="Times New Roman"/>
+          <w:kern w:val="0"/>
+          <w:lang w:val="en-US" w:eastAsia="es-AR"/>
+          <w14:ligatures w14:val="none"/>
+        </w:rPr>
+        <w:t>Click</w:t>
+      </w:r>
+      <w:proofErr w:type="spellEnd"/>
+      <w:r>
+        <w:rPr>
+          <w:rFonts w:eastAsia="Times New Roman" w:cs="Times New Roman"/>
+          <w:kern w:val="0"/>
+          <w:lang w:val="en-US" w:eastAsia="es-AR"/>
+          <w14:ligatures w14:val="none"/>
+        </w:rPr>
+        <w:t>(</w:t>
+      </w:r>
+      <w:proofErr w:type="gramEnd"/>
+      <w:r>
+        <w:rPr>
+          <w:rFonts w:eastAsia="Times New Roman" w:cs="Times New Roman"/>
+          <w:kern w:val="0"/>
+          <w:lang w:val="en-US" w:eastAsia="es-AR"/>
+          <w14:ligatures w14:val="none"/>
+        </w:rPr>
+        <w:t xml:space="preserve">object sender, </w:t>
+      </w:r>
+      <w:proofErr w:type="spellStart"/>
+      <w:r>
+        <w:rPr>
+          <w:rFonts w:eastAsia="Times New Roman" w:cs="Times New Roman"/>
+          <w:kern w:val="0"/>
+          <w:lang w:val="en-US" w:eastAsia="es-AR"/>
+          <w14:ligatures w14:val="none"/>
+        </w:rPr>
+        <w:t>EventArgs</w:t>
+      </w:r>
+      <w:proofErr w:type="spellEnd"/>
+      <w:r>
+        <w:rPr>
+          <w:rFonts w:eastAsia="Times New Roman" w:cs="Times New Roman"/>
+          <w:kern w:val="0"/>
+          <w:lang w:val="en-US" w:eastAsia="es-AR"/>
+          <w14:ligatures w14:val="none"/>
+        </w:rPr>
+        <w:t xml:space="preserve"> e)</w:t>
+      </w:r>
+    </w:p>
+    <w:p>
+      <w:pPr>
+        <w:pStyle w:val="Prrafodelista"/>
+        <w:rPr>
+          <w:rFonts w:eastAsia="Times New Roman" w:cs="Times New Roman"/>
+          <w:kern w:val="0"/>
+          <w:lang w:eastAsia="es-AR"/>
+          <w14:ligatures w14:val="none"/>
+        </w:rPr>
+      </w:pPr>
+      <w:r>
+        <w:rPr>
+          <w:rFonts w:eastAsia="Times New Roman" w:cs="Times New Roman"/>
+          <w:kern w:val="0"/>
+          <w:lang w:val="en-US" w:eastAsia="es-AR"/>
+          <w14:ligatures w14:val="none"/>
+        </w:rPr>
+        <w:t xml:space="preserve">        </w:t>
+      </w:r>
+      <w:r>
+        <w:rPr>
+          <w:rFonts w:eastAsia="Times New Roman" w:cs="Times New Roman"/>
+          <w:kern w:val="0"/>
+          <w:lang w:eastAsia="es-AR"/>
+          <w14:ligatures w14:val="none"/>
+        </w:rPr>
+        <w:t>{</w:t>
+      </w:r>
+    </w:p>
+    <w:p>
+      <w:pPr>
+        <w:pStyle w:val="Prrafodelista"/>
+        <w:rPr>
+          <w:rFonts w:eastAsia="Times New Roman" w:cs="Times New Roman"/>
+          <w:kern w:val="0"/>
+          <w:lang w:eastAsia="es-AR"/>
+          <w14:ligatures w14:val="none"/>
+        </w:rPr>
+      </w:pPr>
+      <w:r>
+        <w:rPr>
+          <w:rFonts w:eastAsia="Times New Roman" w:cs="Times New Roman"/>
+          <w:kern w:val="0"/>
+          <w:lang w:eastAsia="es-AR"/>
+          <w14:ligatures w14:val="none"/>
+        </w:rPr>
+        <w:t xml:space="preserve">            // 2. Capturamos lo que escribió el usuario y lo pasamos a mayúsculas para evitar problemas de case-sensitive</w:t>
+      </w:r>
+    </w:p>
+    <w:p>
+      <w:pPr>
+        <w:pStyle w:val="Prrafodelista"/>
+        <w:rPr>
+          <w:rFonts w:eastAsia="Times New Roman" w:cs="Times New Roman"/>
+          <w:kern w:val="0"/>
+          <w:lang w:val="en-US" w:eastAsia="es-AR"/>
+          <w14:ligatures w14:val="none"/>
+        </w:rPr>
+      </w:pPr>
+      <w:r>
+        <w:rPr>
+          <w:rFonts w:eastAsia="Times New Roman" w:cs="Times New Roman"/>
+          <w:kern w:val="0"/>
+          <w:lang w:eastAsia="es-AR"/>
+          <w14:ligatures w14:val="none"/>
+        </w:rPr>
+        <w:t xml:space="preserve">            </w:t>
+      </w:r>
+      <w:r>
+        <w:rPr>
+          <w:rFonts w:eastAsia="Times New Roman" w:cs="Times New Roman"/>
+          <w:kern w:val="0"/>
+          <w:lang w:val="en-US" w:eastAsia="es-AR"/>
+          <w14:ligatures w14:val="none"/>
+        </w:rPr>
+        <w:t xml:space="preserve">string </w:t>
+      </w:r>
+      <w:proofErr w:type="spellStart"/>
+      <w:r>
+        <w:rPr>
+          <w:rFonts w:eastAsia="Times New Roman" w:cs="Times New Roman"/>
+          <w:kern w:val="0"/>
+          <w:lang w:val="en-US" w:eastAsia="es-AR"/>
+          <w14:ligatures w14:val="none"/>
+        </w:rPr>
+        <w:t>filtro</w:t>
+      </w:r>
+      <w:proofErr w:type="spellEnd"/>
+      <w:r>
+        <w:rPr>
+          <w:rFonts w:eastAsia="Times New Roman" w:cs="Times New Roman"/>
+          <w:kern w:val="0"/>
+          <w:lang w:val="en-US" w:eastAsia="es-AR"/>
+          <w14:ligatures w14:val="none"/>
+        </w:rPr>
+        <w:t xml:space="preserve"> = </w:t>
+      </w:r>
+      <w:proofErr w:type="spellStart"/>
+      <w:proofErr w:type="gramStart"/>
+      <w:r>
+        <w:rPr>
+          <w:rFonts w:eastAsia="Times New Roman" w:cs="Times New Roman"/>
+          <w:kern w:val="0"/>
+          <w:lang w:val="en-US" w:eastAsia="es-AR"/>
+          <w14:ligatures w14:val="none"/>
+        </w:rPr>
+        <w:t>txtFiltro.Text.ToUpper</w:t>
+      </w:r>
+      <w:proofErr w:type="spellEnd"/>
+      <w:proofErr w:type="gramEnd"/>
+      <w:r>
+        <w:rPr>
+          <w:rFonts w:eastAsia="Times New Roman" w:cs="Times New Roman"/>
+          <w:kern w:val="0"/>
+          <w:lang w:val="en-US" w:eastAsia="es-AR"/>
+          <w14:ligatures w14:val="none"/>
+        </w:rPr>
+        <w:t>();</w:t>
+      </w:r>
+    </w:p>
+    <w:p>
+      <w:pPr>
+        <w:pStyle w:val="Prrafodelista"/>
+        <w:rPr>
+          <w:rFonts w:eastAsia="Times New Roman" w:cs="Times New Roman"/>
+          <w:kern w:val="0"/>
+          <w:lang w:val="en-US" w:eastAsia="es-AR"/>
+          <w14:ligatures w14:val="none"/>
+        </w:rPr>
+      </w:pPr>
+    </w:p>
+    <w:p>
+      <w:pPr>
+        <w:pStyle w:val="Prrafodelista"/>
+        <w:rPr>
+          <w:rFonts w:eastAsia="Times New Roman" w:cs="Times New Roman"/>
+          <w:kern w:val="0"/>
+          <w:lang w:eastAsia="es-AR"/>
+          <w14:ligatures w14:val="none"/>
+        </w:rPr>
+      </w:pPr>
+      <w:r>
+        <w:rPr>
+          <w:rFonts w:eastAsia="Times New Roman" w:cs="Times New Roman"/>
+          <w:kern w:val="0"/>
+          <w:lang w:val="en-US" w:eastAsia="es-AR"/>
+          <w14:ligatures w14:val="none"/>
+        </w:rPr>
+        <w:t xml:space="preserve">            </w:t>
+      </w:r>
+      <w:r>
+        <w:rPr>
+          <w:rFonts w:eastAsia="Times New Roman" w:cs="Times New Roman"/>
+          <w:kern w:val="0"/>
+          <w:lang w:eastAsia="es-AR"/>
+          <w14:ligatures w14:val="none"/>
+        </w:rPr>
+        <w:t xml:space="preserve">// 3. Usamos una expresión Lambda </w:t>
+      </w:r>
+      <w:proofErr w:type="gramStart"/>
+      <w:r>
+        <w:rPr>
+          <w:rFonts w:eastAsia="Times New Roman" w:cs="Times New Roman"/>
+          <w:kern w:val="0"/>
+          <w:lang w:eastAsia="es-AR"/>
+          <w14:ligatures w14:val="none"/>
+        </w:rPr>
+        <w:t>(.</w:t>
+      </w:r>
+      <w:proofErr w:type="spellStart"/>
+      <w:r>
+        <w:rPr>
+          <w:rFonts w:eastAsia="Times New Roman" w:cs="Times New Roman"/>
+          <w:kern w:val="0"/>
+          <w:lang w:eastAsia="es-AR"/>
+          <w14:ligatures w14:val="none"/>
+        </w:rPr>
+        <w:t>FindAll</w:t>
+      </w:r>
+      <w:proofErr w:type="spellEnd"/>
+      <w:proofErr w:type="gramEnd"/>
+      <w:r>
+        <w:rPr>
+          <w:rFonts w:eastAsia="Times New Roman" w:cs="Times New Roman"/>
+          <w:kern w:val="0"/>
+          <w:lang w:eastAsia="es-AR"/>
+          <w14:ligatures w14:val="none"/>
+        </w:rPr>
+        <w:t>) para buscar coincidencias en el Nombre, en la Marca o en la Categoría.</w:t>
+      </w:r>
+    </w:p>
+    <w:p>
+      <w:pPr>
+        <w:pStyle w:val="Prrafodelista"/>
+        <w:rPr>
+          <w:rFonts w:eastAsia="Times New Roman" w:cs="Times New Roman"/>
+          <w:kern w:val="0"/>
+          <w:lang w:eastAsia="es-AR"/>
+          <w14:ligatures w14:val="none"/>
+        </w:rPr>
+      </w:pPr>
+      <w:r>
+        <w:rPr>
+          <w:rFonts w:eastAsia="Times New Roman" w:cs="Times New Roman"/>
+          <w:kern w:val="0"/>
+          <w:lang w:eastAsia="es-AR"/>
+          <w14:ligatures w14:val="none"/>
+        </w:rPr>
+        <w:t xml:space="preserve">            // Si el texto está en cualquiera de esos 3 lugares, el artículo se guarda en nuestra nueva lista filtrada.</w:t>
+      </w:r>
+    </w:p>
+    <w:p>
+      <w:pPr>
+        <w:pStyle w:val="Prrafodelista"/>
+        <w:rPr>
+          <w:rFonts w:eastAsia="Times New Roman" w:cs="Times New Roman"/>
+          <w:kern w:val="0"/>
+          <w:lang w:eastAsia="es-AR"/>
+          <w14:ligatures w14:val="none"/>
+        </w:rPr>
+      </w:pPr>
+      <w:r>
+        <w:rPr>
+          <w:rFonts w:eastAsia="Times New Roman" w:cs="Times New Roman"/>
+          <w:kern w:val="0"/>
+          <w:lang w:eastAsia="es-AR"/>
+          <w14:ligatures w14:val="none"/>
+        </w:rPr>
+        <w:t xml:space="preserve">            </w:t>
+      </w:r>
+      <w:proofErr w:type="spellStart"/>
+      <w:r>
+        <w:rPr>
+          <w:rFonts w:eastAsia="Times New Roman" w:cs="Times New Roman"/>
+          <w:kern w:val="0"/>
+          <w:lang w:eastAsia="es-AR"/>
+          <w14:ligatures w14:val="none"/>
+        </w:rPr>
+        <w:t>List</w:t>
+      </w:r>
+      <w:proofErr w:type="spellEnd"/>
+      <w:r>
+        <w:rPr>
+          <w:rFonts w:eastAsia="Times New Roman" w:cs="Times New Roman"/>
+          <w:kern w:val="0"/>
+          <w:lang w:eastAsia="es-AR"/>
+          <w14:ligatures w14:val="none"/>
+        </w:rPr>
+        <w:t xml:space="preserve">&lt;Articulo&gt; </w:t>
+      </w:r>
+      <w:proofErr w:type="spellStart"/>
+      <w:r>
+        <w:rPr>
+          <w:rFonts w:eastAsia="Times New Roman" w:cs="Times New Roman"/>
+          <w:kern w:val="0"/>
+          <w:lang w:eastAsia="es-AR"/>
+          <w14:ligatures w14:val="none"/>
+        </w:rPr>
+        <w:t>listaFiltrada</w:t>
+      </w:r>
+      <w:proofErr w:type="spellEnd"/>
+      <w:r>
+        <w:rPr>
+          <w:rFonts w:eastAsia="Times New Roman" w:cs="Times New Roman"/>
+          <w:kern w:val="0"/>
+          <w:lang w:eastAsia="es-AR"/>
+          <w14:ligatures w14:val="none"/>
+        </w:rPr>
+        <w:t xml:space="preserve"> = </w:t>
+      </w:r>
+      <w:proofErr w:type="spellStart"/>
+      <w:r>
+        <w:rPr>
+          <w:rFonts w:eastAsia="Times New Roman" w:cs="Times New Roman"/>
+          <w:kern w:val="0"/>
+          <w:lang w:eastAsia="es-AR"/>
+          <w14:ligatures w14:val="none"/>
+        </w:rPr>
+        <w:t>ListaArticulos.FindAll</w:t>
+      </w:r>
+      <w:proofErr w:type="spellEnd"/>
+      <w:r>
+        <w:rPr>
+          <w:rFonts w:eastAsia="Times New Roman" w:cs="Times New Roman"/>
+          <w:kern w:val="0"/>
+          <w:lang w:eastAsia="es-AR"/>
+          <w14:ligatures w14:val="none"/>
+        </w:rPr>
+        <w:t xml:space="preserve">(x =&gt; </w:t>
+      </w:r>
+    </w:p>
+    <w:p>
+      <w:pPr>
+        <w:pStyle w:val="Prrafodelista"/>
+        <w:rPr>
+          <w:rFonts w:eastAsia="Times New Roman" w:cs="Times New Roman"/>
+          <w:kern w:val="0"/>
+          <w:lang w:val="en-US" w:eastAsia="es-AR"/>
+          <w14:ligatures w14:val="none"/>
+        </w:rPr>
+      </w:pPr>
+      <w:r>
+        <w:rPr>
+          <w:rFonts w:eastAsia="Times New Roman" w:cs="Times New Roman"/>
+          <w:kern w:val="0"/>
+          <w:lang w:eastAsia="es-AR"/>
+          <w14:ligatures w14:val="none"/>
+        </w:rPr>
+        <w:t xml:space="preserve">                </w:t>
+      </w:r>
+      <w:proofErr w:type="spellStart"/>
+      <w:r>
+        <w:rPr>
+          <w:rFonts w:eastAsia="Times New Roman" w:cs="Times New Roman"/>
+          <w:kern w:val="0"/>
+          <w:lang w:val="en-US" w:eastAsia="es-AR"/>
+          <w14:ligatures w14:val="none"/>
+        </w:rPr>
+        <w:t>x.Nombre.ToUpper</w:t>
+      </w:r>
+      <w:proofErr w:type="spellEnd"/>
+      <w:r>
+        <w:rPr>
+          <w:rFonts w:eastAsia="Times New Roman" w:cs="Times New Roman"/>
+          <w:kern w:val="0"/>
+          <w:lang w:val="en-US" w:eastAsia="es-AR"/>
+          <w14:ligatures w14:val="none"/>
+        </w:rPr>
+        <w:t>(</w:t>
+      </w:r>
+      <w:proofErr w:type="gramStart"/>
+      <w:r>
+        <w:rPr>
+          <w:rFonts w:eastAsia="Times New Roman" w:cs="Times New Roman"/>
+          <w:kern w:val="0"/>
+          <w:lang w:val="en-US" w:eastAsia="es-AR"/>
+          <w14:ligatures w14:val="none"/>
+        </w:rPr>
+        <w:t>).Contains</w:t>
+      </w:r>
+      <w:proofErr w:type="gramEnd"/>
+      <w:r>
+        <w:rPr>
+          <w:rFonts w:eastAsia="Times New Roman" w:cs="Times New Roman"/>
+          <w:kern w:val="0"/>
+          <w:lang w:val="en-US" w:eastAsia="es-AR"/>
+          <w14:ligatures w14:val="none"/>
+        </w:rPr>
+        <w:t>(</w:t>
+      </w:r>
+      <w:proofErr w:type="spellStart"/>
+      <w:r>
+        <w:rPr>
+          <w:rFonts w:eastAsia="Times New Roman" w:cs="Times New Roman"/>
+          <w:kern w:val="0"/>
+          <w:lang w:val="en-US" w:eastAsia="es-AR"/>
+          <w14:ligatures w14:val="none"/>
+        </w:rPr>
+        <w:t>filtro</w:t>
+      </w:r>
+      <w:proofErr w:type="spellEnd"/>
+      <w:r>
+        <w:rPr>
+          <w:rFonts w:eastAsia="Times New Roman" w:cs="Times New Roman"/>
+          <w:kern w:val="0"/>
+          <w:lang w:val="en-US" w:eastAsia="es-AR"/>
+          <w14:ligatures w14:val="none"/>
+        </w:rPr>
+        <w:t xml:space="preserve">) || </w:t>
+      </w:r>
+    </w:p>
+    <w:p>
+      <w:pPr>
+        <w:pStyle w:val="Prrafodelista"/>
+        <w:rPr>
+          <w:rFonts w:eastAsia="Times New Roman" w:cs="Times New Roman"/>
+          <w:kern w:val="0"/>
+          <w:lang w:val="en-US" w:eastAsia="es-AR"/>
+          <w14:ligatures w14:val="none"/>
+        </w:rPr>
+      </w:pPr>
+      <w:r>
+        <w:rPr>
+          <w:rFonts w:eastAsia="Times New Roman" w:cs="Times New Roman"/>
+          <w:kern w:val="0"/>
+          <w:lang w:val="en-US" w:eastAsia="es-AR"/>
+          <w14:ligatures w14:val="none"/>
+        </w:rPr>
+        <w:t xml:space="preserve">                </w:t>
+      </w:r>
+      <w:proofErr w:type="spellStart"/>
+      <w:r>
+        <w:rPr>
+          <w:rFonts w:eastAsia="Times New Roman" w:cs="Times New Roman"/>
+          <w:kern w:val="0"/>
+          <w:lang w:val="en-US" w:eastAsia="es-AR"/>
+          <w14:ligatures w14:val="none"/>
+        </w:rPr>
+        <w:t>x.</w:t>
+      </w:r>
+      <w:proofErr w:type="gramStart"/>
+      <w:r>
+        <w:rPr>
+          <w:rFonts w:eastAsia="Times New Roman" w:cs="Times New Roman"/>
+          <w:kern w:val="0"/>
+          <w:lang w:val="en-US" w:eastAsia="es-AR"/>
+          <w14:ligatures w14:val="none"/>
+        </w:rPr>
+        <w:t>Marca.Descripcion.ToUpper</w:t>
+      </w:r>
+      <w:proofErr w:type="spellEnd"/>
+      <w:proofErr w:type="gramEnd"/>
+      <w:r>
+        <w:rPr>
+          <w:rFonts w:eastAsia="Times New Roman" w:cs="Times New Roman"/>
+          <w:kern w:val="0"/>
+          <w:lang w:val="en-US" w:eastAsia="es-AR"/>
+          <w14:ligatures w14:val="none"/>
+        </w:rPr>
+        <w:t>().Contains(</w:t>
+      </w:r>
+      <w:proofErr w:type="spellStart"/>
+      <w:r>
+        <w:rPr>
+          <w:rFonts w:eastAsia="Times New Roman" w:cs="Times New Roman"/>
+          <w:kern w:val="0"/>
+          <w:lang w:val="en-US" w:eastAsia="es-AR"/>
+          <w14:ligatures w14:val="none"/>
+        </w:rPr>
+        <w:t>filtro</w:t>
+      </w:r>
+      <w:proofErr w:type="spellEnd"/>
+      <w:r>
+        <w:rPr>
+          <w:rFonts w:eastAsia="Times New Roman" w:cs="Times New Roman"/>
+          <w:kern w:val="0"/>
+          <w:lang w:val="en-US" w:eastAsia="es-AR"/>
+          <w14:ligatures w14:val="none"/>
+        </w:rPr>
+        <w:t xml:space="preserve">) || </w:t>
+      </w:r>
+    </w:p>
+    <w:p>
+      <w:pPr>
+        <w:pStyle w:val="Prrafodelista"/>
+        <w:rPr>
+          <w:rFonts w:eastAsia="Times New Roman" w:cs="Times New Roman"/>
+          <w:kern w:val="0"/>
+          <w:lang w:val="en-US" w:eastAsia="es-AR"/>
+          <w14:ligatures w14:val="none"/>
+        </w:rPr>
+      </w:pPr>
+      <w:r>
+        <w:rPr>
+          <w:rFonts w:eastAsia="Times New Roman" w:cs="Times New Roman"/>
+          <w:kern w:val="0"/>
+          <w:lang w:val="en-US" w:eastAsia="es-AR"/>
+          <w14:ligatures w14:val="none"/>
+        </w:rPr>
+        <w:t xml:space="preserve">                </w:t>
+      </w:r>
+      <w:proofErr w:type="spellStart"/>
+      <w:r>
+        <w:rPr>
+          <w:rFonts w:eastAsia="Times New Roman" w:cs="Times New Roman"/>
+          <w:kern w:val="0"/>
+          <w:lang w:val="en-US" w:eastAsia="es-AR"/>
+          <w14:ligatures w14:val="none"/>
+        </w:rPr>
+        <w:t>x.</w:t>
+      </w:r>
+      <w:proofErr w:type="gramStart"/>
+      <w:r>
+        <w:rPr>
+          <w:rFonts w:eastAsia="Times New Roman" w:cs="Times New Roman"/>
+          <w:kern w:val="0"/>
+          <w:lang w:val="en-US" w:eastAsia="es-AR"/>
+          <w14:ligatures w14:val="none"/>
+        </w:rPr>
+        <w:t>Categoria.Descripcion.ToUpper</w:t>
+      </w:r>
+      <w:proofErr w:type="spellEnd"/>
+      <w:proofErr w:type="gramEnd"/>
+      <w:r>
+        <w:rPr>
+          <w:rFonts w:eastAsia="Times New Roman" w:cs="Times New Roman"/>
+          <w:kern w:val="0"/>
+          <w:lang w:val="en-US" w:eastAsia="es-AR"/>
+          <w14:ligatures w14:val="none"/>
+        </w:rPr>
+        <w:t>().Contains(</w:t>
+      </w:r>
+      <w:proofErr w:type="spellStart"/>
+      <w:r>
+        <w:rPr>
+          <w:rFonts w:eastAsia="Times New Roman" w:cs="Times New Roman"/>
+          <w:kern w:val="0"/>
+          <w:lang w:val="en-US" w:eastAsia="es-AR"/>
+          <w14:ligatures w14:val="none"/>
+        </w:rPr>
+        <w:t>filtro</w:t>
+      </w:r>
+      <w:proofErr w:type="spellEnd"/>
+      <w:r>
+        <w:rPr>
+          <w:rFonts w:eastAsia="Times New Roman" w:cs="Times New Roman"/>
+          <w:kern w:val="0"/>
+          <w:lang w:val="en-US" w:eastAsia="es-AR"/>
+          <w14:ligatures w14:val="none"/>
+        </w:rPr>
+        <w:t>)</w:t>
+      </w:r>
+    </w:p>
+    <w:p>
+      <w:pPr>
+        <w:pStyle w:val="Prrafodelista"/>
+        <w:rPr>
+          <w:rFonts w:eastAsia="Times New Roman" w:cs="Times New Roman"/>
+          <w:kern w:val="0"/>
+          <w:lang w:eastAsia="es-AR"/>
+          <w14:ligatures w14:val="none"/>
+        </w:rPr>
+      </w:pPr>
+      <w:r>
+        <w:rPr>
+          <w:rFonts w:eastAsia="Times New Roman" w:cs="Times New Roman"/>
+          <w:kern w:val="0"/>
+          <w:lang w:val="en-US" w:eastAsia="es-AR"/>
+          <w14:ligatures w14:val="none"/>
+        </w:rPr>
+        <w:t xml:space="preserve">            </w:t>
+      </w:r>
+      <w:r>
+        <w:rPr>
+          <w:rFonts w:eastAsia="Times New Roman" w:cs="Times New Roman"/>
+          <w:kern w:val="0"/>
+          <w:lang w:eastAsia="es-AR"/>
+          <w14:ligatures w14:val="none"/>
+        </w:rPr>
+        <w:t>);</w:t>
+      </w:r>
+    </w:p>
+    <w:p>
+      <w:pPr>
+        <w:pStyle w:val="Prrafodelista"/>
+        <w:rPr>
+          <w:rFonts w:eastAsia="Times New Roman" w:cs="Times New Roman"/>
+          <w:kern w:val="0"/>
+          <w:lang w:eastAsia="es-AR"/>
+          <w14:ligatures w14:val="none"/>
+        </w:rPr>
+      </w:pPr>
+    </w:p>
+    <w:p>
+      <w:pPr>
+        <w:pStyle w:val="Prrafodelista"/>
+        <w:rPr>
+          <w:rFonts w:eastAsia="Times New Roman" w:cs="Times New Roman"/>
+          <w:kern w:val="0"/>
+          <w:lang w:eastAsia="es-AR"/>
+          <w14:ligatures w14:val="none"/>
+        </w:rPr>
+      </w:pPr>
+      <w:r>
+        <w:rPr>
+          <w:rFonts w:eastAsia="Times New Roman" w:cs="Times New Roman"/>
+          <w:kern w:val="0"/>
+          <w:lang w:eastAsia="es-AR"/>
+          <w14:ligatures w14:val="none"/>
+        </w:rPr>
+        <w:t xml:space="preserve">            // 4. Reemplazamos la lista original por la filtrada. </w:t>
+      </w:r>
+    </w:p>
+    <w:p>
+      <w:pPr>
+        <w:pStyle w:val="Prrafodelista"/>
+        <w:rPr>
+          <w:rFonts w:eastAsia="Times New Roman" w:cs="Times New Roman"/>
+          <w:kern w:val="0"/>
+          <w:lang w:eastAsia="es-AR"/>
+          <w14:ligatures w14:val="none"/>
+        </w:rPr>
+      </w:pPr>
+      <w:r>
+        <w:rPr>
+          <w:rFonts w:eastAsia="Times New Roman" w:cs="Times New Roman"/>
+          <w:kern w:val="0"/>
+          <w:lang w:eastAsia="es-AR"/>
+          <w14:ligatures w14:val="none"/>
+        </w:rPr>
+        <w:t xml:space="preserve">            // Cuando la página HTML se dibuje, solo va a recorrer los artículos que pasaron el filtro.</w:t>
+      </w:r>
+    </w:p>
+    <w:p>
+      <w:pPr>
+        <w:pStyle w:val="Prrafodelista"/>
+        <w:rPr>
+          <w:rFonts w:eastAsia="Times New Roman" w:cs="Times New Roman"/>
+          <w:kern w:val="0"/>
+          <w:lang w:eastAsia="es-AR"/>
+          <w14:ligatures w14:val="none"/>
+        </w:rPr>
+      </w:pPr>
+      <w:r>
+        <w:rPr>
+          <w:rFonts w:eastAsia="Times New Roman" w:cs="Times New Roman"/>
+          <w:kern w:val="0"/>
+          <w:lang w:eastAsia="es-AR"/>
+          <w14:ligatures w14:val="none"/>
+        </w:rPr>
+        <w:t xml:space="preserve">            </w:t>
+      </w:r>
+      <w:proofErr w:type="spellStart"/>
+      <w:r>
+        <w:rPr>
+          <w:rFonts w:eastAsia="Times New Roman" w:cs="Times New Roman"/>
+          <w:kern w:val="0"/>
+          <w:lang w:eastAsia="es-AR"/>
+          <w14:ligatures w14:val="none"/>
+        </w:rPr>
+        <w:t>ListaArticulos</w:t>
+      </w:r>
+      <w:proofErr w:type="spellEnd"/>
+      <w:r>
+        <w:rPr>
+          <w:rFonts w:eastAsia="Times New Roman" w:cs="Times New Roman"/>
+          <w:kern w:val="0"/>
+          <w:lang w:eastAsia="es-AR"/>
+          <w14:ligatures w14:val="none"/>
+        </w:rPr>
+        <w:t xml:space="preserve"> = </w:t>
+      </w:r>
+      <w:proofErr w:type="spellStart"/>
+      <w:r>
+        <w:rPr>
+          <w:rFonts w:eastAsia="Times New Roman" w:cs="Times New Roman"/>
+          <w:kern w:val="0"/>
+          <w:lang w:eastAsia="es-AR"/>
+          <w14:ligatures w14:val="none"/>
+        </w:rPr>
+        <w:t>listaFiltrada</w:t>
+      </w:r>
+      <w:proofErr w:type="spellEnd"/>
+      <w:r>
+        <w:rPr>
+          <w:rFonts w:eastAsia="Times New Roman" w:cs="Times New Roman"/>
+          <w:kern w:val="0"/>
+          <w:lang w:eastAsia="es-AR"/>
+          <w14:ligatures w14:val="none"/>
+        </w:rPr>
+        <w:t>;</w:t>
+      </w:r>
+    </w:p>
+    <w:p>
+      <w:pPr>
+        <w:pStyle w:val="Prrafodelista"/>
+        <w:rPr>
+          <w:rFonts w:eastAsia="Times New Roman" w:cs="Times New Roman"/>
+          <w:kern w:val="0"/>
+          <w:lang w:eastAsia="es-AR"/>
+          <w14:ligatures w14:val="none"/>
+        </w:rPr>
+      </w:pPr>
+      <w:r>
+        <w:rPr>
+          <w:rFonts w:eastAsia="Times New Roman" w:cs="Times New Roman"/>
+          <w:kern w:val="0"/>
+          <w:lang w:eastAsia="es-AR"/>
+          <w14:ligatures w14:val="none"/>
+        </w:rPr>
+        <w:t xml:space="preserve">        }</w:t>
+      </w:r>
+    </w:p>
+    <w:p>
+      <w:pPr>
+        <w:pStyle w:val="Prrafodelista"/>
+        <w:rPr>
+          <w:rFonts w:eastAsia="Times New Roman" w:cs="Times New Roman"/>
+          <w:kern w:val="0"/>
+          <w:lang w:eastAsia="es-AR"/>
+          <w14:ligatures w14:val="none"/>
+        </w:rPr>
+      </w:pPr>
+    </w:p>
+    <w:p>
+      <w:pPr>
+        <w:pStyle w:val="Prrafodelista"/>
+        <w:rPr>
+          <w:rFonts w:eastAsia="Times New Roman" w:cs="Times New Roman"/>
+          <w:kern w:val="0"/>
+          <w:lang w:eastAsia="es-AR"/>
+          <w14:ligatures w14:val="none"/>
+        </w:rPr>
+      </w:pPr>
+      <w:r>
+        <w:rPr>
+          <w:rFonts w:eastAsia="Times New Roman" w:cs="Times New Roman"/>
+          <w:kern w:val="0"/>
+          <w:lang w:eastAsia="es-AR"/>
+          <w14:ligatures w14:val="none"/>
+        </w:rPr>
+        <w:t xml:space="preserve">        </w:t>
+      </w:r>
+      <w:proofErr w:type="spellStart"/>
+      <w:r>
+        <w:rPr>
+          <w:rFonts w:eastAsia="Times New Roman" w:cs="Times New Roman"/>
+          <w:kern w:val="0"/>
+          <w:lang w:eastAsia="es-AR"/>
+          <w14:ligatures w14:val="none"/>
+        </w:rPr>
+        <w:t>protected</w:t>
+      </w:r>
+      <w:proofErr w:type="spellEnd"/>
+      <w:r>
+        <w:rPr>
+          <w:rFonts w:eastAsia="Times New Roman" w:cs="Times New Roman"/>
+          <w:kern w:val="0"/>
+          <w:lang w:eastAsia="es-AR"/>
+          <w14:ligatures w14:val="none"/>
+        </w:rPr>
+        <w:t xml:space="preserve"> </w:t>
+      </w:r>
+      <w:proofErr w:type="spellStart"/>
+      <w:r>
+        <w:rPr>
+          <w:rFonts w:eastAsia="Times New Roman" w:cs="Times New Roman"/>
+          <w:kern w:val="0"/>
+          <w:lang w:eastAsia="es-AR"/>
+          <w14:ligatures w14:val="none"/>
+        </w:rPr>
+        <w:t>void</w:t>
+      </w:r>
+      <w:proofErr w:type="spellEnd"/>
+      <w:r>
+        <w:rPr>
+          <w:rFonts w:eastAsia="Times New Roman" w:cs="Times New Roman"/>
+          <w:kern w:val="0"/>
+          <w:lang w:eastAsia="es-AR"/>
+          <w14:ligatures w14:val="none"/>
+        </w:rPr>
+        <w:t xml:space="preserve"> </w:t>
+      </w:r>
+      <w:proofErr w:type="spellStart"/>
+      <w:r>
+        <w:rPr>
+          <w:rFonts w:eastAsia="Times New Roman" w:cs="Times New Roman"/>
+          <w:kern w:val="0"/>
+          <w:lang w:eastAsia="es-AR"/>
+          <w14:ligatures w14:val="none"/>
+        </w:rPr>
+        <w:t>btnLimpiar_</w:t>
+      </w:r>
+      <w:proofErr w:type="gramStart"/>
+      <w:r>
+        <w:rPr>
+          <w:rFonts w:eastAsia="Times New Roman" w:cs="Times New Roman"/>
+          <w:kern w:val="0"/>
+          <w:lang w:eastAsia="es-AR"/>
+          <w14:ligatures w14:val="none"/>
+        </w:rPr>
+        <w:t>Click</w:t>
+      </w:r>
+      <w:proofErr w:type="spellEnd"/>
+      <w:r>
+        <w:rPr>
+          <w:rFonts w:eastAsia="Times New Roman" w:cs="Times New Roman"/>
+          <w:kern w:val="0"/>
+          <w:lang w:eastAsia="es-AR"/>
+          <w14:ligatures w14:val="none"/>
+        </w:rPr>
+        <w:t>(</w:t>
+      </w:r>
+      <w:proofErr w:type="spellStart"/>
+      <w:proofErr w:type="gramEnd"/>
+      <w:r>
+        <w:rPr>
+          <w:rFonts w:eastAsia="Times New Roman" w:cs="Times New Roman"/>
+          <w:kern w:val="0"/>
+          <w:lang w:eastAsia="es-AR"/>
+          <w14:ligatures w14:val="none"/>
+        </w:rPr>
+        <w:t>object</w:t>
+      </w:r>
+      <w:proofErr w:type="spellEnd"/>
+      <w:r>
+        <w:rPr>
+          <w:rFonts w:eastAsia="Times New Roman" w:cs="Times New Roman"/>
+          <w:kern w:val="0"/>
+          <w:lang w:eastAsia="es-AR"/>
+          <w14:ligatures w14:val="none"/>
+        </w:rPr>
+        <w:t xml:space="preserve"> </w:t>
+      </w:r>
+      <w:proofErr w:type="spellStart"/>
+      <w:r>
+        <w:rPr>
+          <w:rFonts w:eastAsia="Times New Roman" w:cs="Times New Roman"/>
+          <w:kern w:val="0"/>
+          <w:lang w:eastAsia="es-AR"/>
+          <w14:ligatures w14:val="none"/>
+        </w:rPr>
+        <w:t>sender</w:t>
+      </w:r>
+      <w:proofErr w:type="spellEnd"/>
+      <w:r>
+        <w:rPr>
+          <w:rFonts w:eastAsia="Times New Roman" w:cs="Times New Roman"/>
+          <w:kern w:val="0"/>
+          <w:lang w:eastAsia="es-AR"/>
+          <w14:ligatures w14:val="none"/>
+        </w:rPr>
+        <w:t xml:space="preserve">, </w:t>
+      </w:r>
+      <w:proofErr w:type="spellStart"/>
+      <w:r>
+        <w:rPr>
+          <w:rFonts w:eastAsia="Times New Roman" w:cs="Times New Roman"/>
+          <w:kern w:val="0"/>
+          <w:lang w:eastAsia="es-AR"/>
+          <w14:ligatures w14:val="none"/>
+        </w:rPr>
+        <w:t>EventArgs</w:t>
+      </w:r>
+      <w:proofErr w:type="spellEnd"/>
+      <w:r>
+        <w:rPr>
+          <w:rFonts w:eastAsia="Times New Roman" w:cs="Times New Roman"/>
+          <w:kern w:val="0"/>
+          <w:lang w:eastAsia="es-AR"/>
+          <w14:ligatures w14:val="none"/>
+        </w:rPr>
+        <w:t xml:space="preserve"> e)</w:t>
+      </w:r>
+    </w:p>
+    <w:p>
+      <w:pPr>
+        <w:pStyle w:val="Prrafodelista"/>
+        <w:rPr>
+          <w:rFonts w:eastAsia="Times New Roman" w:cs="Times New Roman"/>
+          <w:kern w:val="0"/>
+          <w:lang w:eastAsia="es-AR"/>
+          <w14:ligatures w14:val="none"/>
+        </w:rPr>
+      </w:pPr>
+      <w:r>
+        <w:rPr>
+          <w:rFonts w:eastAsia="Times New Roman" w:cs="Times New Roman"/>
+          <w:kern w:val="0"/>
+          <w:lang w:eastAsia="es-AR"/>
+          <w14:ligatures w14:val="none"/>
+        </w:rPr>
+        <w:t xml:space="preserve">        {</w:t>
+      </w:r>
+    </w:p>
+    <w:p>
+      <w:pPr>
+        <w:pStyle w:val="Prrafodelista"/>
+        <w:rPr>
+          <w:rFonts w:eastAsia="Times New Roman" w:cs="Times New Roman"/>
+          <w:kern w:val="0"/>
+          <w:lang w:eastAsia="es-AR"/>
+          <w14:ligatures w14:val="none"/>
+        </w:rPr>
+      </w:pPr>
+      <w:r>
+        <w:rPr>
+          <w:rFonts w:eastAsia="Times New Roman" w:cs="Times New Roman"/>
+          <w:kern w:val="0"/>
+          <w:lang w:eastAsia="es-AR"/>
+          <w14:ligatures w14:val="none"/>
+        </w:rPr>
+        <w:t xml:space="preserve">            // 5. Borramos el texto del buscador. </w:t>
+      </w:r>
+    </w:p>
+    <w:p>
+      <w:pPr>
+        <w:pStyle w:val="Prrafodelista"/>
+        <w:rPr>
+          <w:rFonts w:eastAsia="Times New Roman" w:cs="Times New Roman"/>
+          <w:kern w:val="0"/>
+          <w:lang w:eastAsia="es-AR"/>
+          <w14:ligatures w14:val="none"/>
+        </w:rPr>
+      </w:pPr>
+      <w:r>
+        <w:rPr>
+          <w:rFonts w:eastAsia="Times New Roman" w:cs="Times New Roman"/>
+          <w:kern w:val="0"/>
+          <w:lang w:eastAsia="es-AR"/>
+          <w14:ligatures w14:val="none"/>
+        </w:rPr>
+        <w:t xml:space="preserve">            // Como la página hace un viaje al servidor, el </w:t>
+      </w:r>
+      <w:proofErr w:type="spellStart"/>
+      <w:r>
+        <w:rPr>
+          <w:rFonts w:eastAsia="Times New Roman" w:cs="Times New Roman"/>
+          <w:kern w:val="0"/>
+          <w:lang w:eastAsia="es-AR"/>
+          <w14:ligatures w14:val="none"/>
+        </w:rPr>
+        <w:t>Page_Load</w:t>
+      </w:r>
+      <w:proofErr w:type="spellEnd"/>
+      <w:r>
+        <w:rPr>
+          <w:rFonts w:eastAsia="Times New Roman" w:cs="Times New Roman"/>
+          <w:kern w:val="0"/>
+          <w:lang w:eastAsia="es-AR"/>
+          <w14:ligatures w14:val="none"/>
+        </w:rPr>
+        <w:t xml:space="preserve"> volverá a traer todos los artículos intactos.</w:t>
+      </w:r>
+    </w:p>
+    <w:p>
+      <w:pPr>
+        <w:pStyle w:val="Prrafodelista"/>
+        <w:rPr>
+          <w:rFonts w:eastAsia="Times New Roman" w:cs="Times New Roman"/>
+          <w:kern w:val="0"/>
+          <w:lang w:eastAsia="es-AR"/>
+          <w14:ligatures w14:val="none"/>
+        </w:rPr>
+      </w:pPr>
+      <w:r>
+        <w:rPr>
+          <w:rFonts w:eastAsia="Times New Roman" w:cs="Times New Roman"/>
+          <w:kern w:val="0"/>
+          <w:lang w:eastAsia="es-AR"/>
+          <w14:ligatures w14:val="none"/>
+        </w:rPr>
+        <w:t xml:space="preserve">            </w:t>
+      </w:r>
+      <w:proofErr w:type="spellStart"/>
+      <w:r>
+        <w:rPr>
+          <w:rFonts w:eastAsia="Times New Roman" w:cs="Times New Roman"/>
+          <w:kern w:val="0"/>
+          <w:lang w:eastAsia="es-AR"/>
+          <w14:ligatures w14:val="none"/>
+        </w:rPr>
+        <w:t>txtFiltro.Text</w:t>
+      </w:r>
+      <w:proofErr w:type="spellEnd"/>
+      <w:r>
+        <w:rPr>
+          <w:rFonts w:eastAsia="Times New Roman" w:cs="Times New Roman"/>
+          <w:kern w:val="0"/>
+          <w:lang w:eastAsia="es-AR"/>
+          <w14:ligatures w14:val="none"/>
+        </w:rPr>
+        <w:t xml:space="preserve"> = "";</w:t>
+      </w:r>
+    </w:p>
+    <w:p>
+      <w:pPr>
+        <w:pStyle w:val="Prrafodelista"/>
+        <w:rPr>
+          <w:rFonts w:eastAsia="Times New Roman" w:cs="Times New Roman"/>
+          <w:kern w:val="0"/>
+          <w:lang w:eastAsia="es-AR"/>
+          <w14:ligatures w14:val="none"/>
+        </w:rPr>
+      </w:pPr>
+      <w:r>
+        <w:rPr>
+          <w:rFonts w:eastAsia="Times New Roman" w:cs="Times New Roman"/>
+          <w:kern w:val="0"/>
+          <w:lang w:eastAsia="es-AR"/>
+          <w14:ligatures w14:val="none"/>
+        </w:rPr>
+        <w:t xml:space="preserve">        }</w:t>
+      </w:r>
+    </w:p>
+    <w:p>
+      <w:pPr>
+        <w:pStyle w:val="Prrafodelista"/>
+        <w:rPr>
+          <w:rFonts w:eastAsia="Times New Roman" w:cs="Times New Roman"/>
+          <w:kern w:val="0"/>
+          <w:lang w:eastAsia="es-AR"/>
+          <w14:ligatures w14:val="none"/>
+        </w:rPr>
+      </w:pPr>
+      <w:r>
+        <w:rPr>
+          <w:rFonts w:eastAsia="Times New Roman" w:cs="Times New Roman"/>
+          <w:kern w:val="0"/>
+          <w:lang w:eastAsia="es-AR"/>
+          <w14:ligatures w14:val="none"/>
+        </w:rPr>
+        <w:t xml:space="preserve">    }</w:t>
+      </w:r>
+    </w:p>
+    <w:p>
+      <w:pPr>
+        <w:pStyle w:val="Prrafodelista"/>
+        <w:rPr>
+          <w:rFonts w:eastAsia="Times New Roman" w:cs="Times New Roman"/>
+          <w:kern w:val="0"/>
+          <w:lang w:eastAsia="es-AR"/>
+          <w14:ligatures w14:val="none"/>
+        </w:rPr>
+      </w:pPr>
+      <w:r>
+        <w:rPr>
+          <w:rFonts w:eastAsia="Times New Roman" w:cs="Times New Roman"/>
+          <w:kern w:val="0"/>
+          <w:lang w:eastAsia="es-AR"/>
+          <w14:ligatures w14:val="none"/>
+        </w:rPr>
+        <w:t>}</w:t>
+      </w:r>
+    </w:p>
+    <w:p>
+      <w:pPr>
+        <w:pStyle w:val="Prrafodelista"/>
+        <w:rPr>
+          <w:rFonts w:eastAsia="Times New Roman" w:cs="Times New Roman"/>
+          <w:kern w:val="0"/>
+          <w:lang w:eastAsia="es-AR"/>
+          <w14:ligatures w14:val="none"/>
+        </w:rPr>
+      </w:pPr>
+    </w:p>
+    <w:p>
+      <w:pPr>
+        <w:pStyle w:val="Prrafodelista"/>
+        <w:rPr>
+          <w:rFonts w:eastAsia="Times New Roman" w:cs="Times New Roman"/>
+          <w:kern w:val="0"/>
+          <w:lang w:eastAsia="es-AR"/>
+          <w14:ligatures w14:val="none"/>
+        </w:rPr>
+      </w:pPr>
+    </w:p>
+    <w:p>
+      <w:pPr>
+        <w:pStyle w:val="Prrafodelista"/>
+        <w:rPr>
+          <w:rFonts w:eastAsia="Times New Roman" w:cs="Times New Roman"/>
+          <w:kern w:val="0"/>
+          <w:lang w:eastAsia="es-AR"/>
+          <w14:ligatures w14:val="none"/>
+        </w:rPr>
+      </w:pPr>
+    </w:p>
+    <w:p>
+      <w:pPr>
+        <w:pStyle w:val="Prrafodelista"/>
+        <w:rPr>
+          <w:rFonts w:eastAsia="Times New Roman" w:cs="Times New Roman"/>
+          <w:kern w:val="0"/>
+          <w:lang w:eastAsia="es-AR"/>
+          <w14:ligatures w14:val="none"/>
+        </w:rPr>
+      </w:pPr>
+    </w:p>
+    <w:p>
+      <w:pPr>
+        <w:pStyle w:val="Prrafodelista"/>
+        <w:rPr>
+          <w:rFonts w:eastAsia="Times New Roman" w:cs="Times New Roman"/>
           <w:kern w:val="0"/>
           <w:lang w:eastAsia="es-AR"/>
           <w14:ligatures w14:val="none"/>
@@ -6436,7 +9648,7 @@
     </w:p>
     <w:sectPr>
       <w:pgSz w:w="11906" w:h="16838"/>
-      <w:pgMar w:top="720" w:right="720" w:bottom="720" w:left="720" w:header="708" w:footer="708" w:gutter="0"/>
+      <w:pgMar w:top="426" w:right="424" w:bottom="720" w:left="426" w:header="708" w:footer="708" w:gutter="0"/>
       <w:cols w:space="708"/>
       <w:docGrid w:linePitch="360"/>
     </w:sectPr>
@@ -7580,6 +10792,119 @@
     </w:lvl>
   </w:abstractNum>
   <w:abstractNum w:abstractNumId="9" w15:restartNumberingAfterBreak="0">
+    <w:nsid w:val="36F92BF7"/>
+    <w:multiLevelType w:val="multilevel"/>
+    <w:tmpl w:val="D744EEC0"/>
+    <w:lvl w:ilvl="0">
+      <w:start w:val="1"/>
+      <w:numFmt w:val="decimal"/>
+      <w:lvlText w:val="%1."/>
+      <w:lvlJc w:val="left"/>
+      <w:pPr>
+        <w:tabs>
+          <w:tab w:val="num" w:pos="720"/>
+        </w:tabs>
+        <w:ind w:left="720" w:hanging="360"/>
+      </w:pPr>
+    </w:lvl>
+    <w:lvl w:ilvl="1" w:tentative="1">
+      <w:start w:val="1"/>
+      <w:numFmt w:val="decimal"/>
+      <w:lvlText w:val="%2."/>
+      <w:lvlJc w:val="left"/>
+      <w:pPr>
+        <w:tabs>
+          <w:tab w:val="num" w:pos="1440"/>
+        </w:tabs>
+        <w:ind w:left="1440" w:hanging="360"/>
+      </w:pPr>
+    </w:lvl>
+    <w:lvl w:ilvl="2" w:tentative="1">
+      <w:start w:val="1"/>
+      <w:numFmt w:val="decimal"/>
+      <w:lvlText w:val="%3."/>
+      <w:lvlJc w:val="left"/>
+      <w:pPr>
+        <w:tabs>
+          <w:tab w:val="num" w:pos="2160"/>
+        </w:tabs>
+        <w:ind w:left="2160" w:hanging="360"/>
+      </w:pPr>
+    </w:lvl>
+    <w:lvl w:ilvl="3" w:tentative="1">
+      <w:start w:val="1"/>
+      <w:numFmt w:val="decimal"/>
+      <w:lvlText w:val="%4."/>
+      <w:lvlJc w:val="left"/>
+      <w:pPr>
+        <w:tabs>
+          <w:tab w:val="num" w:pos="2880"/>
+        </w:tabs>
+        <w:ind w:left="2880" w:hanging="360"/>
+      </w:pPr>
+    </w:lvl>
+    <w:lvl w:ilvl="4" w:tentative="1">
+      <w:start w:val="1"/>
+      <w:numFmt w:val="decimal"/>
+      <w:lvlText w:val="%5."/>
+      <w:lvlJc w:val="left"/>
+      <w:pPr>
+        <w:tabs>
+          <w:tab w:val="num" w:pos="3600"/>
+        </w:tabs>
+        <w:ind w:left="3600" w:hanging="360"/>
+      </w:pPr>
+    </w:lvl>
+    <w:lvl w:ilvl="5" w:tentative="1">
+      <w:start w:val="1"/>
+      <w:numFmt w:val="decimal"/>
+      <w:lvlText w:val="%6."/>
+      <w:lvlJc w:val="left"/>
+      <w:pPr>
+        <w:tabs>
+          <w:tab w:val="num" w:pos="4320"/>
+        </w:tabs>
+        <w:ind w:left="4320" w:hanging="360"/>
+      </w:pPr>
+    </w:lvl>
+    <w:lvl w:ilvl="6" w:tentative="1">
+      <w:start w:val="1"/>
+      <w:numFmt w:val="decimal"/>
+      <w:lvlText w:val="%7."/>
+      <w:lvlJc w:val="left"/>
+      <w:pPr>
+        <w:tabs>
+          <w:tab w:val="num" w:pos="5040"/>
+        </w:tabs>
+        <w:ind w:left="5040" w:hanging="360"/>
+      </w:pPr>
+    </w:lvl>
+    <w:lvl w:ilvl="7" w:tentative="1">
+      <w:start w:val="1"/>
+      <w:numFmt w:val="decimal"/>
+      <w:lvlText w:val="%8."/>
+      <w:lvlJc w:val="left"/>
+      <w:pPr>
+        <w:tabs>
+          <w:tab w:val="num" w:pos="5760"/>
+        </w:tabs>
+        <w:ind w:left="5760" w:hanging="360"/>
+      </w:pPr>
+    </w:lvl>
+    <w:lvl w:ilvl="8" w:tentative="1">
+      <w:start w:val="1"/>
+      <w:numFmt w:val="decimal"/>
+      <w:lvlText w:val="%9."/>
+      <w:lvlJc w:val="left"/>
+      <w:pPr>
+        <w:tabs>
+          <w:tab w:val="num" w:pos="6480"/>
+        </w:tabs>
+        <w:ind w:left="6480" w:hanging="360"/>
+      </w:pPr>
+    </w:lvl>
+  </w:abstractNum>
+  <w:abstractNum w:abstractNumId="10" w15:restartNumberingAfterBreak="0">
     <w:nsid w:val="3FFF5BF2"/>
     <w:multiLevelType w:val="multilevel"/>
     <w:tmpl w:val="35F09196"/>
@@ -7692,7 +11017,7 @@
       </w:pPr>
     </w:lvl>
   </w:abstractNum>
-  <w:abstractNum w:abstractNumId="10" w15:restartNumberingAfterBreak="0">
+  <w:abstractNum w:abstractNumId="11" w15:restartNumberingAfterBreak="0">
     <w:nsid w:val="41297B1F"/>
     <w:multiLevelType w:val="multilevel"/>
     <w:tmpl w:val="32F8B298"/>
@@ -7805,7 +11130,7 @@
       </w:pPr>
     </w:lvl>
   </w:abstractNum>
-  <w:abstractNum w:abstractNumId="11" w15:restartNumberingAfterBreak="0">
+  <w:abstractNum w:abstractNumId="12" w15:restartNumberingAfterBreak="0">
     <w:nsid w:val="543B2945"/>
     <w:multiLevelType w:val="multilevel"/>
     <w:tmpl w:val="FC4C8AB6"/>
@@ -7918,7 +11243,7 @@
       </w:pPr>
     </w:lvl>
   </w:abstractNum>
-  <w:abstractNum w:abstractNumId="12" w15:restartNumberingAfterBreak="0">
+  <w:abstractNum w:abstractNumId="13" w15:restartNumberingAfterBreak="0">
     <w:nsid w:val="5B156D54"/>
     <w:multiLevelType w:val="multilevel"/>
     <w:tmpl w:val="233C2D02"/>
@@ -8031,7 +11356,7 @@
       </w:pPr>
     </w:lvl>
   </w:abstractNum>
-  <w:abstractNum w:abstractNumId="13" w15:restartNumberingAfterBreak="0">
+  <w:abstractNum w:abstractNumId="14" w15:restartNumberingAfterBreak="0">
     <w:nsid w:val="5C707315"/>
     <w:multiLevelType w:val="multilevel"/>
     <w:tmpl w:val="940AF25C"/>
@@ -8148,7 +11473,7 @@
       </w:pPr>
     </w:lvl>
   </w:abstractNum>
-  <w:abstractNum w:abstractNumId="14" w15:restartNumberingAfterBreak="0">
+  <w:abstractNum w:abstractNumId="15" w15:restartNumberingAfterBreak="0">
     <w:nsid w:val="68D04A78"/>
     <w:multiLevelType w:val="multilevel"/>
     <w:tmpl w:val="361A074E"/>
@@ -8261,7 +11586,7 @@
       </w:pPr>
     </w:lvl>
   </w:abstractNum>
-  <w:abstractNum w:abstractNumId="15" w15:restartNumberingAfterBreak="0">
+  <w:abstractNum w:abstractNumId="16" w15:restartNumberingAfterBreak="0">
     <w:nsid w:val="690D65AF"/>
     <w:multiLevelType w:val="multilevel"/>
     <w:tmpl w:val="580E7FCE"/>
@@ -8374,7 +11699,7 @@
       </w:pPr>
     </w:lvl>
   </w:abstractNum>
-  <w:abstractNum w:abstractNumId="16" w15:restartNumberingAfterBreak="0">
+  <w:abstractNum w:abstractNumId="17" w15:restartNumberingAfterBreak="0">
     <w:nsid w:val="6CF300B4"/>
     <w:multiLevelType w:val="multilevel"/>
     <w:tmpl w:val="45424236"/>
@@ -8487,10 +11812,123 @@
       </w:pPr>
     </w:lvl>
   </w:abstractNum>
-  <w:abstractNum w:abstractNumId="17" w15:restartNumberingAfterBreak="0">
+  <w:abstractNum w:abstractNumId="18" w15:restartNumberingAfterBreak="0">
     <w:nsid w:val="76322DC1"/>
     <w:multiLevelType w:val="multilevel"/>
     <w:tmpl w:val="2786C7E4"/>
+    <w:lvl w:ilvl="0">
+      <w:start w:val="1"/>
+      <w:numFmt w:val="decimal"/>
+      <w:lvlText w:val="%1."/>
+      <w:lvlJc w:val="left"/>
+      <w:pPr>
+        <w:tabs>
+          <w:tab w:val="num" w:pos="720"/>
+        </w:tabs>
+        <w:ind w:left="720" w:hanging="360"/>
+      </w:pPr>
+    </w:lvl>
+    <w:lvl w:ilvl="1" w:tentative="1">
+      <w:start w:val="1"/>
+      <w:numFmt w:val="decimal"/>
+      <w:lvlText w:val="%2."/>
+      <w:lvlJc w:val="left"/>
+      <w:pPr>
+        <w:tabs>
+          <w:tab w:val="num" w:pos="1440"/>
+        </w:tabs>
+        <w:ind w:left="1440" w:hanging="360"/>
+      </w:pPr>
+    </w:lvl>
+    <w:lvl w:ilvl="2" w:tentative="1">
+      <w:start w:val="1"/>
+      <w:numFmt w:val="decimal"/>
+      <w:lvlText w:val="%3."/>
+      <w:lvlJc w:val="left"/>
+      <w:pPr>
+        <w:tabs>
+          <w:tab w:val="num" w:pos="2160"/>
+        </w:tabs>
+        <w:ind w:left="2160" w:hanging="360"/>
+      </w:pPr>
+    </w:lvl>
+    <w:lvl w:ilvl="3" w:tentative="1">
+      <w:start w:val="1"/>
+      <w:numFmt w:val="decimal"/>
+      <w:lvlText w:val="%4."/>
+      <w:lvlJc w:val="left"/>
+      <w:pPr>
+        <w:tabs>
+          <w:tab w:val="num" w:pos="2880"/>
+        </w:tabs>
+        <w:ind w:left="2880" w:hanging="360"/>
+      </w:pPr>
+    </w:lvl>
+    <w:lvl w:ilvl="4" w:tentative="1">
+      <w:start w:val="1"/>
+      <w:numFmt w:val="decimal"/>
+      <w:lvlText w:val="%5."/>
+      <w:lvlJc w:val="left"/>
+      <w:pPr>
+        <w:tabs>
+          <w:tab w:val="num" w:pos="3600"/>
+        </w:tabs>
+        <w:ind w:left="3600" w:hanging="360"/>
+      </w:pPr>
+    </w:lvl>
+    <w:lvl w:ilvl="5" w:tentative="1">
+      <w:start w:val="1"/>
+      <w:numFmt w:val="decimal"/>
+      <w:lvlText w:val="%6."/>
+      <w:lvlJc w:val="left"/>
+      <w:pPr>
+        <w:tabs>
+          <w:tab w:val="num" w:pos="4320"/>
+        </w:tabs>
+        <w:ind w:left="4320" w:hanging="360"/>
+      </w:pPr>
+    </w:lvl>
+    <w:lvl w:ilvl="6" w:tentative="1">
+      <w:start w:val="1"/>
+      <w:numFmt w:val="decimal"/>
+      <w:lvlText w:val="%7."/>
+      <w:lvlJc w:val="left"/>
+      <w:pPr>
+        <w:tabs>
+          <w:tab w:val="num" w:pos="5040"/>
+        </w:tabs>
+        <w:ind w:left="5040" w:hanging="360"/>
+      </w:pPr>
+    </w:lvl>
+    <w:lvl w:ilvl="7" w:tentative="1">
+      <w:start w:val="1"/>
+      <w:numFmt w:val="decimal"/>
+      <w:lvlText w:val="%8."/>
+      <w:lvlJc w:val="left"/>
+      <w:pPr>
+        <w:tabs>
+          <w:tab w:val="num" w:pos="5760"/>
+        </w:tabs>
+        <w:ind w:left="5760" w:hanging="360"/>
+      </w:pPr>
+    </w:lvl>
+    <w:lvl w:ilvl="8" w:tentative="1">
+      <w:start w:val="1"/>
+      <w:numFmt w:val="decimal"/>
+      <w:lvlText w:val="%9."/>
+      <w:lvlJc w:val="left"/>
+      <w:pPr>
+        <w:tabs>
+          <w:tab w:val="num" w:pos="6480"/>
+        </w:tabs>
+        <w:ind w:left="6480" w:hanging="360"/>
+      </w:pPr>
+    </w:lvl>
+  </w:abstractNum>
+  <w:abstractNum w:abstractNumId="19" w15:restartNumberingAfterBreak="0">
+    <w:nsid w:val="78356829"/>
+    <w:multiLevelType w:val="multilevel"/>
+    <w:tmpl w:val="4EFEBD48"/>
     <w:lvl w:ilvl="0">
       <w:start w:val="1"/>
       <w:numFmt w:val="decimal"/>
@@ -8604,10 +12042,10 @@
     <w:abstractNumId w:val="1"/>
   </w:num>
   <w:num w:numId="2" w16cid:durableId="2145997930">
-    <w:abstractNumId w:val="17"/>
+    <w:abstractNumId w:val="18"/>
   </w:num>
   <w:num w:numId="3" w16cid:durableId="2117168069">
-    <w:abstractNumId w:val="10"/>
+    <w:abstractNumId w:val="11"/>
   </w:num>
   <w:num w:numId="4" w16cid:durableId="1348411223">
     <w:abstractNumId w:val="7"/>
@@ -8616,31 +12054,31 @@
     <w:abstractNumId w:val="3"/>
   </w:num>
   <w:num w:numId="6" w16cid:durableId="2083327884">
-    <w:abstractNumId w:val="12"/>
+    <w:abstractNumId w:val="13"/>
   </w:num>
   <w:num w:numId="7" w16cid:durableId="902758567">
-    <w:abstractNumId w:val="13"/>
+    <w:abstractNumId w:val="14"/>
   </w:num>
   <w:num w:numId="8" w16cid:durableId="981883762">
     <w:abstractNumId w:val="6"/>
   </w:num>
   <w:num w:numId="9" w16cid:durableId="1405031395">
-    <w:abstractNumId w:val="15"/>
+    <w:abstractNumId w:val="16"/>
   </w:num>
   <w:num w:numId="10" w16cid:durableId="110052222">
-    <w:abstractNumId w:val="11"/>
+    <w:abstractNumId w:val="12"/>
   </w:num>
   <w:num w:numId="11" w16cid:durableId="1464351474">
-    <w:abstractNumId w:val="14"/>
+    <w:abstractNumId w:val="15"/>
   </w:num>
   <w:num w:numId="12" w16cid:durableId="1373191211">
     <w:abstractNumId w:val="4"/>
   </w:num>
   <w:num w:numId="13" w16cid:durableId="780151543">
-    <w:abstractNumId w:val="16"/>
+    <w:abstractNumId w:val="17"/>
   </w:num>
   <w:num w:numId="14" w16cid:durableId="1349329982">
-    <w:abstractNumId w:val="9"/>
+    <w:abstractNumId w:val="10"/>
   </w:num>
   <w:num w:numId="15" w16cid:durableId="1046835972">
     <w:abstractNumId w:val="8"/>
@@ -8653,6 +12091,12 @@
   </w:num>
   <w:num w:numId="18" w16cid:durableId="1426683210">
     <w:abstractNumId w:val="0"/>
+  </w:num>
+  <w:num w:numId="19" w16cid:durableId="1874615847">
+    <w:abstractNumId w:val="9"/>
+  </w:num>
+  <w:num w:numId="20" w16cid:durableId="2068723704">
+    <w:abstractNumId w:val="19"/>
   </w:num>
 </w:numbering>
 </file>

--- a/TPFinal - Nivel 3 - Web/Documentación_desarrollo_tpFinal.docx
+++ b/TPFinal - Nivel 3 - Web/Documentación_desarrollo_tpFinal.docx
@@ -221,23 +221,7 @@
           <w:b/>
           <w:bCs/>
         </w:rPr>
-        <w:t xml:space="preserve">¿Qué es una Master Page </w:t>
-      </w:r>
-      <w:proofErr w:type="gramStart"/>
-      <w:r>
-        <w:rPr>
-          <w:b/>
-          <w:bCs/>
-        </w:rPr>
-        <w:t>(.master</w:t>
-      </w:r>
-      <w:proofErr w:type="gramEnd"/>
-      <w:r>
-        <w:rPr>
-          <w:b/>
-          <w:bCs/>
-        </w:rPr>
-        <w:t>)?</w:t>
+        <w:t>¿Qué es una Master Page (.master)?</w:t>
       </w:r>
       <w:r>
         <w:t xml:space="preserve"> Es una página "molde" que define la estructura visual común para todo el sitio web (</w:t>
@@ -275,7 +259,6 @@
         </w:numPr>
       </w:pPr>
       <w:proofErr w:type="spellStart"/>
-      <w:proofErr w:type="gramStart"/>
       <w:r>
         <w:rPr>
           <w:b/>
@@ -284,7 +267,6 @@
         <w:t>asp:ContentPlaceHolder</w:t>
       </w:r>
       <w:proofErr w:type="spellEnd"/>
-      <w:proofErr w:type="gramEnd"/>
       <w:r>
         <w:rPr>
           <w:b/>
@@ -364,12 +346,10 @@
         <w:t xml:space="preserve">&gt;. Solo contienen bloques </w:t>
       </w:r>
       <w:proofErr w:type="spellStart"/>
-      <w:proofErr w:type="gramStart"/>
       <w:r>
         <w:t>asp:Content</w:t>
       </w:r>
       <w:proofErr w:type="spellEnd"/>
-      <w:proofErr w:type="gramEnd"/>
       <w:r>
         <w:t xml:space="preserve"> que se "inyectan" automáticamente dentro de los huecos (</w:t>
       </w:r>
@@ -432,12 +412,10 @@
         <w:t xml:space="preserve">El servidor toma la Master Page y le inserta el contenido de Default.aspx adentro de su </w:t>
       </w:r>
       <w:proofErr w:type="spellStart"/>
-      <w:proofErr w:type="gramStart"/>
       <w:r>
         <w:t>asp:ContentPlaceHolder</w:t>
       </w:r>
       <w:proofErr w:type="spellEnd"/>
-      <w:proofErr w:type="gramEnd"/>
       <w:r>
         <w:t>.</w:t>
       </w:r>
@@ -1247,6 +1225,219 @@
       </w:r>
     </w:p>
     <w:p>
+      <w:pPr>
+        <w:rPr>
+          <w:b/>
+          <w:bCs/>
+        </w:rPr>
+      </w:pPr>
+      <w:r>
+        <w:rPr>
+          <w:b/>
+          <w:bCs/>
+        </w:rPr>
+        <w:t>1. La conexión de la Base de Datos a la Pantalla (Explicación simple)</w:t>
+      </w:r>
+    </w:p>
+    <w:p>
+      <w:r>
+        <w:t xml:space="preserve">Para entender con palabras simples cómo es que los datos viajan desde SQL Server hasta verse en las tarjetas de Bootstrap en tu pantalla, </w:t>
+      </w:r>
+      <w:proofErr w:type="spellStart"/>
+      <w:r>
+        <w:t>imaginalo</w:t>
+      </w:r>
+      <w:proofErr w:type="spellEnd"/>
+      <w:r>
+        <w:t xml:space="preserve"> como una cadena de montaje:</w:t>
+      </w:r>
+    </w:p>
+    <w:p>
+      <w:pPr>
+        <w:numPr>
+          <w:ilvl w:val="0"/>
+          <w:numId w:val="23"/>
+        </w:numPr>
+      </w:pPr>
+      <w:r>
+        <w:rPr>
+          <w:b/>
+          <w:bCs/>
+        </w:rPr>
+        <w:t>La Tubería (</w:t>
+      </w:r>
+      <w:proofErr w:type="spellStart"/>
+      <w:r>
+        <w:rPr>
+          <w:b/>
+          <w:bCs/>
+        </w:rPr>
+        <w:t>AccesoDatos.cs</w:t>
+      </w:r>
+      <w:proofErr w:type="spellEnd"/>
+      <w:r>
+        <w:rPr>
+          <w:b/>
+          <w:bCs/>
+        </w:rPr>
+        <w:t>):</w:t>
+      </w:r>
+      <w:r>
+        <w:t xml:space="preserve"> Esta clase es el plomero. Se encarga de tirar un caño (la conexión) desde nuestra aplicación en C# hasta la base de datos SQL Server.</w:t>
+      </w:r>
+    </w:p>
+    <w:p>
+      <w:pPr>
+        <w:numPr>
+          <w:ilvl w:val="0"/>
+          <w:numId w:val="23"/>
+        </w:numPr>
+      </w:pPr>
+      <w:r>
+        <w:rPr>
+          <w:b/>
+          <w:bCs/>
+        </w:rPr>
+        <w:t>El Pedido (</w:t>
+      </w:r>
+      <w:proofErr w:type="spellStart"/>
+      <w:r>
+        <w:rPr>
+          <w:b/>
+          <w:bCs/>
+        </w:rPr>
+        <w:t>ArticuloNegocio.cs</w:t>
+      </w:r>
+      <w:proofErr w:type="spellEnd"/>
+      <w:r>
+        <w:rPr>
+          <w:b/>
+          <w:bCs/>
+        </w:rPr>
+        <w:t>):</w:t>
+      </w:r>
+      <w:r>
+        <w:t xml:space="preserve"> Esta clase usa la tubería para enviar un mensaje (la consulta SQL SELECT * FROM ARTICULOS). Cuando la base de datos responde con la información cruda (filas y columnas), esta clase agarra esos datos y los "empaqueta" en objetos de C# (Articulo), armando una Lista.</w:t>
+      </w:r>
+    </w:p>
+    <w:p>
+      <w:pPr>
+        <w:numPr>
+          <w:ilvl w:val="0"/>
+          <w:numId w:val="23"/>
+        </w:numPr>
+      </w:pPr>
+      <w:r>
+        <w:rPr>
+          <w:b/>
+          <w:bCs/>
+        </w:rPr>
+        <w:t>La Entrega (</w:t>
+      </w:r>
+      <w:proofErr w:type="spellStart"/>
+      <w:r>
+        <w:rPr>
+          <w:b/>
+          <w:bCs/>
+        </w:rPr>
+        <w:t>Default.aspx.cs</w:t>
+      </w:r>
+      <w:proofErr w:type="spellEnd"/>
+      <w:r>
+        <w:rPr>
+          <w:b/>
+          <w:bCs/>
+        </w:rPr>
+        <w:t>):</w:t>
+      </w:r>
+      <w:r>
+        <w:t xml:space="preserve"> El código detrás de la página web llama a </w:t>
+      </w:r>
+      <w:proofErr w:type="spellStart"/>
+      <w:r>
+        <w:t>ArticuloNegocio</w:t>
+      </w:r>
+      <w:proofErr w:type="spellEnd"/>
+      <w:r>
+        <w:t xml:space="preserve"> y le dice: "Dame la lista de artículos". Guarda esa lista en su memoria.</w:t>
+      </w:r>
+    </w:p>
+    <w:p>
+      <w:pPr>
+        <w:numPr>
+          <w:ilvl w:val="0"/>
+          <w:numId w:val="23"/>
+        </w:numPr>
+      </w:pPr>
+      <w:r>
+        <w:rPr>
+          <w:b/>
+          <w:bCs/>
+        </w:rPr>
+        <w:t>La Vidriera (Default.aspx con Bootstrap):</w:t>
+      </w:r>
+      <w:r>
+        <w:t xml:space="preserve"> En el HTML, usamos un bucle (</w:t>
+      </w:r>
+      <w:proofErr w:type="spellStart"/>
+      <w:r>
+        <w:t>foreach</w:t>
+      </w:r>
+      <w:proofErr w:type="spellEnd"/>
+      <w:r>
+        <w:t xml:space="preserve">) que dice: "Por cada artículo que haya en la lista, </w:t>
+      </w:r>
+      <w:proofErr w:type="spellStart"/>
+      <w:r>
+        <w:t>dibujá</w:t>
+      </w:r>
+      <w:proofErr w:type="spellEnd"/>
+      <w:r>
+        <w:t xml:space="preserve"> un &lt;</w:t>
+      </w:r>
+      <w:proofErr w:type="spellStart"/>
+      <w:r>
+        <w:t>div</w:t>
+      </w:r>
+      <w:proofErr w:type="spellEnd"/>
+      <w:r>
+        <w:t xml:space="preserve"> </w:t>
+      </w:r>
+      <w:proofErr w:type="spellStart"/>
+      <w:r>
+        <w:t>class</w:t>
+      </w:r>
+      <w:proofErr w:type="spellEnd"/>
+      <w:r>
+        <w:t>="</w:t>
+      </w:r>
+      <w:proofErr w:type="spellStart"/>
+      <w:r>
+        <w:t>card</w:t>
+      </w:r>
+      <w:proofErr w:type="spellEnd"/>
+      <w:r>
+        <w:t xml:space="preserve">"&gt; de Bootstrap". En los huecos de esa tarjeta, inyectamos los datos específicos (&lt;%: </w:t>
+      </w:r>
+      <w:proofErr w:type="spellStart"/>
+      <w:r>
+        <w:t>art.Nombre</w:t>
+      </w:r>
+      <w:proofErr w:type="spellEnd"/>
+      <w:r>
+        <w:t xml:space="preserve"> %&gt;, &lt;%: </w:t>
+      </w:r>
+      <w:proofErr w:type="spellStart"/>
+      <w:r>
+        <w:t>art.Precio</w:t>
+      </w:r>
+      <w:proofErr w:type="spellEnd"/>
+      <w:r>
+        <w:t xml:space="preserve"> %&gt;).</w:t>
+      </w:r>
+    </w:p>
+    <w:p/>
+    <w:p>
       <w:r>
         <w:rPr>
           <w:b/>
@@ -1558,6 +1749,7 @@
     </w:p>
     <w:p>
       <w:r>
+        <w:lastRenderedPageBreak/>
         <w:pict w14:anchorId="52A9D0B9">
           <v:rect id="_x0000_i1025" style="width:0;height:1.5pt" o:hralign="center" o:hrstd="t" o:hr="t" fillcolor="#a0a0a0" stroked="f"/>
         </w:pict>
@@ -1638,17 +1830,12 @@
         <w:t xml:space="preserve"> </w:t>
       </w:r>
       <w:proofErr w:type="spellStart"/>
-      <w:proofErr w:type="gramStart"/>
       <w:r>
         <w:t>AccesoDatos</w:t>
       </w:r>
       <w:proofErr w:type="spellEnd"/>
       <w:r>
-        <w:t>(</w:t>
-      </w:r>
-      <w:proofErr w:type="gramEnd"/>
-      <w:r>
-        <w:t>)).</w:t>
+        <w:t>()).</w:t>
       </w:r>
     </w:p>
     <w:p>
@@ -1797,7 +1984,6 @@
           <w:b/>
           <w:bCs/>
         </w:rPr>
-        <w:lastRenderedPageBreak/>
         <w:t>🚀</w:t>
       </w:r>
       <w:r>
@@ -2066,17 +2252,9 @@
         <w:rPr>
           <w:lang w:val="en-US"/>
         </w:rPr>
-        <w:t>e_</w:t>
-      </w:r>
-      <w:proofErr w:type="gramStart"/>
-      <w:r>
-        <w:rPr>
-          <w:lang w:val="en-US"/>
-        </w:rPr>
-        <w:t>commerce.MasterPage</w:t>
-      </w:r>
-      <w:proofErr w:type="spellEnd"/>
-      <w:proofErr w:type="gramEnd"/>
+        <w:t>e_commerce.MasterPage</w:t>
+      </w:r>
+      <w:proofErr w:type="spellEnd"/>
       <w:r>
         <w:rPr>
           <w:lang w:val="en-US"/>
@@ -2233,6 +2411,7 @@
         <w:rPr>
           <w:lang w:val="en-US"/>
         </w:rPr>
+        <w:lastRenderedPageBreak/>
         <w:t xml:space="preserve">    &lt;link href="https://cdn.jsdelivr.net/npm/bootstrap@5.3.2/dist/css/bootstrap.min.css" </w:t>
       </w:r>
       <w:proofErr w:type="spellStart"/>
@@ -2284,7 +2463,6 @@
         <w:t xml:space="preserve">    &lt;</w:t>
       </w:r>
       <w:proofErr w:type="spellStart"/>
-      <w:proofErr w:type="gramStart"/>
       <w:r>
         <w:rPr>
           <w:lang w:val="en-US"/>
@@ -2292,7 +2470,6 @@
         <w:t>asp:ContentPlaceHolder</w:t>
       </w:r>
       <w:proofErr w:type="spellEnd"/>
-      <w:proofErr w:type="gramEnd"/>
       <w:r>
         <w:rPr>
           <w:lang w:val="en-US"/>
@@ -2327,7 +2504,6 @@
         <w:t xml:space="preserve">    &lt;/</w:t>
       </w:r>
       <w:proofErr w:type="spellStart"/>
-      <w:proofErr w:type="gramStart"/>
       <w:r>
         <w:rPr>
           <w:lang w:val="en-US"/>
@@ -2335,7 +2511,6 @@
         <w:t>asp:ContentPlaceHolder</w:t>
       </w:r>
       <w:proofErr w:type="spellEnd"/>
-      <w:proofErr w:type="gramEnd"/>
       <w:r>
         <w:rPr>
           <w:lang w:val="en-US"/>
@@ -2459,7 +2634,6 @@
         <w:rPr>
           <w:lang w:val="en-US"/>
         </w:rPr>
-        <w:lastRenderedPageBreak/>
         <w:t xml:space="preserve">          &lt;div class="container"&gt;</w:t>
       </w:r>
     </w:p>
@@ -2918,7 +3092,6 @@
         <w:t xml:space="preserve">            &lt;</w:t>
       </w:r>
       <w:proofErr w:type="spellStart"/>
-      <w:proofErr w:type="gramStart"/>
       <w:r>
         <w:rPr>
           <w:lang w:val="en-US"/>
@@ -2926,7 +3099,6 @@
         <w:t>asp:ContentPlaceHolder</w:t>
       </w:r>
       <w:proofErr w:type="spellEnd"/>
-      <w:proofErr w:type="gramEnd"/>
       <w:r>
         <w:rPr>
           <w:lang w:val="en-US"/>
@@ -2975,7 +3147,6 @@
         <w:t xml:space="preserve">            &lt;/</w:t>
       </w:r>
       <w:proofErr w:type="spellStart"/>
-      <w:proofErr w:type="gramStart"/>
       <w:r>
         <w:rPr>
           <w:lang w:val="en-US"/>
@@ -2983,7 +3154,6 @@
         <w:t>asp:ContentPlaceHolder</w:t>
       </w:r>
       <w:proofErr w:type="spellEnd"/>
-      <w:proofErr w:type="gramEnd"/>
       <w:r>
         <w:rPr>
           <w:lang w:val="en-US"/>
@@ -3054,7 +3224,6 @@
         <w:rPr>
           <w:lang w:val="en-US"/>
         </w:rPr>
-        <w:lastRenderedPageBreak/>
         <w:t xml:space="preserve">    &lt;script src="https://cdn.jsdelivr.net/npm/bootstrap@5.3.2/dist/js/bootstrap.bundle.min.js" integrity="sha384-C6RzsynM9kWDrMNeT87bh95OGNyZPhcTNXj1NW7RuBCsyN/o0jlpcV8Qyq46cDfL" </w:t>
       </w:r>
       <w:proofErr w:type="spellStart"/>
@@ -3298,21 +3467,7 @@
         <w:rPr>
           <w:lang w:val="en-US"/>
         </w:rPr>
-        <w:t xml:space="preserve">    public partial class </w:t>
-      </w:r>
-      <w:proofErr w:type="gramStart"/>
-      <w:r>
-        <w:rPr>
-          <w:lang w:val="en-US"/>
-        </w:rPr>
-        <w:t>Default :</w:t>
-      </w:r>
-      <w:proofErr w:type="gramEnd"/>
-      <w:r>
-        <w:rPr>
-          <w:lang w:val="en-US"/>
-        </w:rPr>
-        <w:t xml:space="preserve"> </w:t>
+        <w:t xml:space="preserve">    public partial class Default : </w:t>
       </w:r>
       <w:proofErr w:type="spellStart"/>
       <w:r>
@@ -3395,21 +3550,7 @@
         <w:rPr>
           <w:lang w:val="en-US"/>
         </w:rPr>
-        <w:t xml:space="preserve"> </w:t>
-      </w:r>
-      <w:proofErr w:type="gramStart"/>
-      <w:r>
-        <w:rPr>
-          <w:lang w:val="en-US"/>
-        </w:rPr>
-        <w:t>{ get</w:t>
-      </w:r>
-      <w:proofErr w:type="gramEnd"/>
-      <w:r>
-        <w:rPr>
-          <w:lang w:val="en-US"/>
-        </w:rPr>
-        <w:t>; set; }</w:t>
+        <w:t xml:space="preserve"> { get; set; }</w:t>
       </w:r>
     </w:p>
     <w:p>
@@ -3438,28 +3579,14 @@
         <w:rPr>
           <w:lang w:val="en-US"/>
         </w:rPr>
-        <w:t>Page_</w:t>
-      </w:r>
-      <w:proofErr w:type="gramStart"/>
-      <w:r>
-        <w:rPr>
-          <w:lang w:val="en-US"/>
-        </w:rPr>
-        <w:t>Load</w:t>
-      </w:r>
-      <w:proofErr w:type="spellEnd"/>
-      <w:r>
-        <w:rPr>
-          <w:lang w:val="en-US"/>
-        </w:rPr>
-        <w:t>(</w:t>
-      </w:r>
-      <w:proofErr w:type="gramEnd"/>
-      <w:r>
-        <w:rPr>
-          <w:lang w:val="en-US"/>
-        </w:rPr>
-        <w:t xml:space="preserve">object sender, </w:t>
+        <w:t>Page_Load</w:t>
+      </w:r>
+      <w:proofErr w:type="spellEnd"/>
+      <w:r>
+        <w:rPr>
+          <w:lang w:val="en-US"/>
+        </w:rPr>
+        <w:t xml:space="preserve">(object sender, </w:t>
       </w:r>
       <w:proofErr w:type="spellStart"/>
       <w:r>
@@ -3503,6 +3630,7 @@
         <w:pStyle w:val="Prrafodelista"/>
       </w:pPr>
       <w:r>
+        <w:lastRenderedPageBreak/>
         <w:t xml:space="preserve">            </w:t>
       </w:r>
       <w:proofErr w:type="spellStart"/>
@@ -3514,17 +3642,12 @@
         <w:t xml:space="preserve"> negocio = new </w:t>
       </w:r>
       <w:proofErr w:type="spellStart"/>
-      <w:proofErr w:type="gramStart"/>
       <w:r>
         <w:t>ArticuloNegocio</w:t>
       </w:r>
       <w:proofErr w:type="spellEnd"/>
       <w:r>
-        <w:t>(</w:t>
-      </w:r>
-      <w:proofErr w:type="gramEnd"/>
-      <w:r>
-        <w:t>);</w:t>
+        <w:t>();</w:t>
       </w:r>
     </w:p>
     <w:p>
@@ -3540,15 +3663,7 @@
         <w:pStyle w:val="Prrafodelista"/>
       </w:pPr>
       <w:r>
-        <w:t xml:space="preserve">            // Llenamos la lista con el método </w:t>
-      </w:r>
-      <w:proofErr w:type="gramStart"/>
-      <w:r>
-        <w:t>listar(</w:t>
-      </w:r>
-      <w:proofErr w:type="gramEnd"/>
-      <w:r>
-        <w:t>)</w:t>
+        <w:t xml:space="preserve">            // Llenamos la lista con el método listar()</w:t>
       </w:r>
     </w:p>
     <w:p>
@@ -3567,12 +3682,10 @@
         <w:t xml:space="preserve"> = </w:t>
       </w:r>
       <w:proofErr w:type="spellStart"/>
-      <w:proofErr w:type="gramStart"/>
       <w:r>
         <w:t>negocio.listar</w:t>
       </w:r>
       <w:proofErr w:type="spellEnd"/>
-      <w:proofErr w:type="gramEnd"/>
       <w:r>
         <w:t xml:space="preserve">(); </w:t>
       </w:r>
@@ -3690,12 +3803,10 @@
         <w:t xml:space="preserve"> todo el contenido que está adentro de tu &lt;</w:t>
       </w:r>
       <w:proofErr w:type="spellStart"/>
-      <w:proofErr w:type="gramStart"/>
       <w:r>
         <w:t>asp:Content</w:t>
       </w:r>
       <w:proofErr w:type="spellEnd"/>
-      <w:proofErr w:type="gramEnd"/>
       <w:r>
         <w:t xml:space="preserve"> ...&gt; por esto:</w:t>
       </w:r>
@@ -3719,7 +3830,6 @@
         <w:t>&lt;</w:t>
       </w:r>
       <w:proofErr w:type="spellStart"/>
-      <w:proofErr w:type="gramStart"/>
       <w:r>
         <w:rPr>
           <w:lang w:val="en-US"/>
@@ -3727,7 +3837,6 @@
         <w:t>asp:Content</w:t>
       </w:r>
       <w:proofErr w:type="spellEnd"/>
-      <w:proofErr w:type="gramEnd"/>
       <w:r>
         <w:rPr>
           <w:lang w:val="en-US"/>
@@ -3788,540 +3897,576 @@
         <w:rPr>
           <w:lang w:val="en-US"/>
         </w:rPr>
+        <w:t xml:space="preserve">    </w:t>
+      </w:r>
+    </w:p>
+    <w:p>
+      <w:pPr>
+        <w:pStyle w:val="Prrafodelista"/>
+      </w:pPr>
+      <w:r>
+        <w:rPr>
+          <w:lang w:val="en-US"/>
+        </w:rPr>
+        <w:t xml:space="preserve">    </w:t>
+      </w:r>
+      <w:r>
+        <w:t xml:space="preserve">&lt;h1 </w:t>
+      </w:r>
+      <w:proofErr w:type="spellStart"/>
+      <w:r>
+        <w:t>class</w:t>
+      </w:r>
+      <w:proofErr w:type="spellEnd"/>
+      <w:r>
+        <w:t>="mb-4"&gt;¡Bienvenido a mi Tienda Virtual!&lt;/h1&gt;</w:t>
+      </w:r>
+    </w:p>
+    <w:p>
+      <w:pPr>
+        <w:pStyle w:val="Prrafodelista"/>
+      </w:pPr>
+    </w:p>
+    <w:p>
+      <w:pPr>
+        <w:pStyle w:val="Prrafodelista"/>
+      </w:pPr>
+      <w:r>
+        <w:t xml:space="preserve">    &lt;%-- Grilla de Bootstrap: 1 columna en celulares, 3 columnas en pantallas medianas --%&gt;</w:t>
+      </w:r>
+    </w:p>
+    <w:p>
+      <w:pPr>
+        <w:pStyle w:val="Prrafodelista"/>
+        <w:rPr>
+          <w:lang w:val="en-US"/>
+        </w:rPr>
+      </w:pPr>
+      <w:r>
+        <w:t xml:space="preserve">    </w:t>
+      </w:r>
+      <w:r>
+        <w:rPr>
+          <w:lang w:val="en-US"/>
+        </w:rPr>
+        <w:t>&lt;div class="row row-cols-1 row-cols-md-3 g-4"&gt;</w:t>
+      </w:r>
+    </w:p>
+    <w:p>
+      <w:pPr>
+        <w:pStyle w:val="Prrafodelista"/>
+        <w:rPr>
+          <w:lang w:val="en-US"/>
+        </w:rPr>
+      </w:pPr>
+      <w:r>
+        <w:rPr>
+          <w:lang w:val="en-US"/>
+        </w:rPr>
+        <w:t xml:space="preserve">        </w:t>
+      </w:r>
+    </w:p>
+    <w:p>
+      <w:pPr>
+        <w:pStyle w:val="Prrafodelista"/>
+      </w:pPr>
+      <w:r>
+        <w:rPr>
+          <w:lang w:val="en-US"/>
+        </w:rPr>
+        <w:t xml:space="preserve">        </w:t>
+      </w:r>
+      <w:r>
+        <w:t xml:space="preserve">&lt;%-- Bucle </w:t>
+      </w:r>
+      <w:proofErr w:type="spellStart"/>
+      <w:r>
+        <w:t>foreach</w:t>
+      </w:r>
+      <w:proofErr w:type="spellEnd"/>
+      <w:r>
+        <w:t xml:space="preserve"> nativo de C# incrustado en HTML --%&gt;</w:t>
+      </w:r>
+    </w:p>
+    <w:p>
+      <w:pPr>
+        <w:pStyle w:val="Prrafodelista"/>
+        <w:rPr>
+          <w:lang w:val="en-US"/>
+        </w:rPr>
+      </w:pPr>
+      <w:r>
+        <w:t xml:space="preserve">        </w:t>
+      </w:r>
+      <w:r>
+        <w:rPr>
+          <w:lang w:val="en-US"/>
+        </w:rPr>
+        <w:t>&lt;% foreach (</w:t>
+      </w:r>
+      <w:proofErr w:type="spellStart"/>
+      <w:r>
+        <w:rPr>
+          <w:lang w:val="en-US"/>
+        </w:rPr>
+        <w:t>Dominio.Articulo</w:t>
+      </w:r>
+      <w:proofErr w:type="spellEnd"/>
+      <w:r>
+        <w:rPr>
+          <w:lang w:val="en-US"/>
+        </w:rPr>
+        <w:t xml:space="preserve"> art in ListaArticulos)</w:t>
+      </w:r>
+    </w:p>
+    <w:p>
+      <w:pPr>
+        <w:pStyle w:val="Prrafodelista"/>
+        <w:rPr>
+          <w:lang w:val="en-US"/>
+        </w:rPr>
+      </w:pPr>
+      <w:r>
+        <w:rPr>
+          <w:lang w:val="en-US"/>
+        </w:rPr>
+        <w:t xml:space="preserve">           { %&gt;</w:t>
+      </w:r>
+    </w:p>
+    <w:p>
+      <w:pPr>
+        <w:pStyle w:val="Prrafodelista"/>
+        <w:rPr>
+          <w:lang w:val="en-US"/>
+        </w:rPr>
+      </w:pPr>
+      <w:r>
+        <w:rPr>
+          <w:lang w:val="en-US"/>
+        </w:rPr>
+        <w:t xml:space="preserve">            </w:t>
+      </w:r>
+    </w:p>
+    <w:p>
+      <w:pPr>
+        <w:pStyle w:val="Prrafodelista"/>
+        <w:rPr>
+          <w:lang w:val="en-US"/>
+        </w:rPr>
+      </w:pPr>
+      <w:r>
+        <w:rPr>
+          <w:lang w:val="en-US"/>
+        </w:rPr>
+        <w:t xml:space="preserve">            &lt;div class="col"&gt;</w:t>
+      </w:r>
+    </w:p>
+    <w:p>
+      <w:pPr>
+        <w:pStyle w:val="Prrafodelista"/>
+        <w:rPr>
+          <w:lang w:val="en-US"/>
+        </w:rPr>
+      </w:pPr>
+      <w:r>
+        <w:rPr>
+          <w:lang w:val="en-US"/>
+        </w:rPr>
+        <w:t xml:space="preserve">                &lt;div class="card h-100"&gt;</w:t>
+      </w:r>
+    </w:p>
+    <w:p>
+      <w:pPr>
+        <w:pStyle w:val="Prrafodelista"/>
+      </w:pPr>
+      <w:r>
+        <w:rPr>
+          <w:lang w:val="en-US"/>
+        </w:rPr>
+        <w:t xml:space="preserve">                    </w:t>
+      </w:r>
+      <w:r>
+        <w:t>&lt;%-- Imagen del artículo. Si la URL está rota, el '</w:t>
+      </w:r>
+      <w:proofErr w:type="spellStart"/>
+      <w:r>
+        <w:t>onerror</w:t>
+      </w:r>
+      <w:proofErr w:type="spellEnd"/>
+      <w:r>
+        <w:t>' carga una imagen por defecto --%&gt;</w:t>
+      </w:r>
+    </w:p>
+    <w:p>
+      <w:pPr>
+        <w:pStyle w:val="Prrafodelista"/>
+        <w:rPr>
+          <w:lang w:val="en-US"/>
+        </w:rPr>
+      </w:pPr>
+      <w:r>
+        <w:t xml:space="preserve">                    </w:t>
+      </w:r>
+      <w:r>
+        <w:rPr>
+          <w:lang w:val="en-US"/>
+        </w:rPr>
+        <w:t>&lt;</w:t>
+      </w:r>
+      <w:proofErr w:type="spellStart"/>
+      <w:r>
+        <w:rPr>
+          <w:lang w:val="en-US"/>
+        </w:rPr>
+        <w:t>img</w:t>
+      </w:r>
+      <w:proofErr w:type="spellEnd"/>
+      <w:r>
+        <w:rPr>
+          <w:lang w:val="en-US"/>
+        </w:rPr>
+        <w:t xml:space="preserve"> </w:t>
+      </w:r>
+      <w:proofErr w:type="spellStart"/>
+      <w:r>
+        <w:rPr>
+          <w:lang w:val="en-US"/>
+        </w:rPr>
+        <w:t>src</w:t>
+      </w:r>
+      <w:proofErr w:type="spellEnd"/>
+      <w:r>
+        <w:rPr>
+          <w:lang w:val="en-US"/>
+        </w:rPr>
+        <w:t xml:space="preserve">="&lt;%: </w:t>
+      </w:r>
+      <w:proofErr w:type="spellStart"/>
+      <w:r>
+        <w:rPr>
+          <w:lang w:val="en-US"/>
+        </w:rPr>
+        <w:t>art.ImagenUrl</w:t>
+      </w:r>
+      <w:proofErr w:type="spellEnd"/>
+      <w:r>
+        <w:rPr>
+          <w:lang w:val="en-US"/>
+        </w:rPr>
+        <w:t xml:space="preserve"> %&gt;" class="card-</w:t>
+      </w:r>
+      <w:proofErr w:type="spellStart"/>
+      <w:r>
+        <w:rPr>
+          <w:lang w:val="en-US"/>
+        </w:rPr>
+        <w:t>img</w:t>
+      </w:r>
+      <w:proofErr w:type="spellEnd"/>
+      <w:r>
+        <w:rPr>
+          <w:lang w:val="en-US"/>
+        </w:rPr>
+        <w:t xml:space="preserve">-top" alt="&lt;%: </w:t>
+      </w:r>
+      <w:proofErr w:type="spellStart"/>
+      <w:r>
+        <w:rPr>
+          <w:lang w:val="en-US"/>
+        </w:rPr>
+        <w:t>art.Nombre</w:t>
+      </w:r>
+      <w:proofErr w:type="spellEnd"/>
+      <w:r>
+        <w:rPr>
+          <w:lang w:val="en-US"/>
+        </w:rPr>
+        <w:t xml:space="preserve"> %&gt;" </w:t>
+      </w:r>
+    </w:p>
+    <w:p>
+      <w:pPr>
+        <w:pStyle w:val="Prrafodelista"/>
+        <w:rPr>
+          <w:lang w:val="en-US"/>
+        </w:rPr>
+      </w:pPr>
+      <w:r>
+        <w:rPr>
+          <w:lang w:val="en-US"/>
+        </w:rPr>
+        <w:t xml:space="preserve">                         onerror="this.src='https://cdn.pixabay.com/photo/2015/10/05/22/37/blank-profile-picture-973460_960_720.png'"&gt;</w:t>
+      </w:r>
+    </w:p>
+    <w:p>
+      <w:pPr>
+        <w:pStyle w:val="Prrafodelista"/>
+        <w:rPr>
+          <w:lang w:val="en-US"/>
+        </w:rPr>
+      </w:pPr>
+      <w:r>
+        <w:rPr>
+          <w:lang w:val="en-US"/>
+        </w:rPr>
+        <w:t xml:space="preserve">                    </w:t>
+      </w:r>
+    </w:p>
+    <w:p>
+      <w:pPr>
+        <w:pStyle w:val="Prrafodelista"/>
+        <w:rPr>
+          <w:lang w:val="en-US"/>
+        </w:rPr>
+      </w:pPr>
+      <w:r>
+        <w:rPr>
+          <w:lang w:val="en-US"/>
+        </w:rPr>
+        <w:t xml:space="preserve">                    &lt;div class="card-body"&gt;</w:t>
+      </w:r>
+    </w:p>
+    <w:p>
+      <w:pPr>
+        <w:pStyle w:val="Prrafodelista"/>
+        <w:rPr>
+          <w:lang w:val="en-US"/>
+        </w:rPr>
+      </w:pPr>
+      <w:r>
+        <w:rPr>
+          <w:lang w:val="en-US"/>
+        </w:rPr>
+        <w:t xml:space="preserve">                        &lt;h5 class="card-title"&gt;&lt;%: </w:t>
+      </w:r>
+      <w:proofErr w:type="spellStart"/>
+      <w:r>
+        <w:rPr>
+          <w:lang w:val="en-US"/>
+        </w:rPr>
+        <w:t>art.Nombre</w:t>
+      </w:r>
+      <w:proofErr w:type="spellEnd"/>
+      <w:r>
+        <w:rPr>
+          <w:lang w:val="en-US"/>
+        </w:rPr>
+        <w:t xml:space="preserve"> %&gt;&lt;/h5&gt;</w:t>
+      </w:r>
+    </w:p>
+    <w:p>
+      <w:pPr>
+        <w:pStyle w:val="Prrafodelista"/>
+        <w:rPr>
+          <w:lang w:val="en-US"/>
+        </w:rPr>
+      </w:pPr>
+      <w:r>
+        <w:rPr>
+          <w:lang w:val="en-US"/>
+        </w:rPr>
+        <w:t xml:space="preserve">                        &lt;p class="card-text"&gt;&lt;%: </w:t>
+      </w:r>
+      <w:proofErr w:type="spellStart"/>
+      <w:r>
+        <w:rPr>
+          <w:lang w:val="en-US"/>
+        </w:rPr>
+        <w:t>art.Descripcion</w:t>
+      </w:r>
+      <w:proofErr w:type="spellEnd"/>
+      <w:r>
+        <w:rPr>
+          <w:lang w:val="en-US"/>
+        </w:rPr>
+        <w:t xml:space="preserve"> %&gt;&lt;/p&gt;</w:t>
+      </w:r>
+    </w:p>
+    <w:p>
+      <w:pPr>
+        <w:pStyle w:val="Prrafodelista"/>
+        <w:rPr>
+          <w:lang w:val="en-US"/>
+        </w:rPr>
+      </w:pPr>
+      <w:r>
+        <w:rPr>
+          <w:lang w:val="en-US"/>
+        </w:rPr>
+        <w:t xml:space="preserve">                        &lt;p class="card-text fs-5 text-success </w:t>
+      </w:r>
+      <w:proofErr w:type="spellStart"/>
+      <w:r>
+        <w:rPr>
+          <w:lang w:val="en-US"/>
+        </w:rPr>
+        <w:t>fw</w:t>
+      </w:r>
+      <w:proofErr w:type="spellEnd"/>
+      <w:r>
+        <w:rPr>
+          <w:lang w:val="en-US"/>
+        </w:rPr>
+        <w:t>-bold"&gt;$ &lt;%: art.Precio %&gt;&lt;/p&gt;</w:t>
+      </w:r>
+    </w:p>
+    <w:p>
+      <w:pPr>
+        <w:pStyle w:val="Prrafodelista"/>
+        <w:rPr>
+          <w:lang w:val="en-US"/>
+        </w:rPr>
+      </w:pPr>
+      <w:r>
+        <w:rPr>
+          <w:lang w:val="en-US"/>
+        </w:rPr>
+        <w:t xml:space="preserve">                        </w:t>
+      </w:r>
+    </w:p>
+    <w:p>
+      <w:pPr>
+        <w:pStyle w:val="Prrafodelista"/>
+      </w:pPr>
+      <w:r>
+        <w:rPr>
+          <w:lang w:val="en-US"/>
+        </w:rPr>
+        <w:t xml:space="preserve">                        </w:t>
+      </w:r>
+      <w:r>
+        <w:t>&lt;%-- Botón que nos llevará a la futura pantalla de detalle --%&gt;</w:t>
+      </w:r>
+    </w:p>
+    <w:p>
+      <w:pPr>
+        <w:pStyle w:val="Prrafodelista"/>
+      </w:pPr>
+      <w:r>
+        <w:t xml:space="preserve">                        &lt;a </w:t>
+      </w:r>
+      <w:proofErr w:type="spellStart"/>
+      <w:r>
+        <w:t>href</w:t>
+      </w:r>
+      <w:proofErr w:type="spellEnd"/>
+      <w:r>
+        <w:t>="</w:t>
+      </w:r>
+      <w:proofErr w:type="spellStart"/>
+      <w:r>
+        <w:t>Detalle.aspx?id</w:t>
+      </w:r>
+      <w:proofErr w:type="spellEnd"/>
+      <w:r>
+        <w:t xml:space="preserve">=&lt;%: </w:t>
+      </w:r>
+      <w:proofErr w:type="spellStart"/>
+      <w:r>
+        <w:t>art.Id</w:t>
+      </w:r>
+      <w:proofErr w:type="spellEnd"/>
+      <w:r>
+        <w:t xml:space="preserve"> %&gt;" </w:t>
+      </w:r>
+      <w:proofErr w:type="spellStart"/>
+      <w:r>
+        <w:t>class</w:t>
+      </w:r>
+      <w:proofErr w:type="spellEnd"/>
+      <w:r>
+        <w:t>="</w:t>
+      </w:r>
+      <w:proofErr w:type="spellStart"/>
+      <w:r>
+        <w:t>btn</w:t>
+      </w:r>
+      <w:proofErr w:type="spellEnd"/>
+      <w:r>
+        <w:t xml:space="preserve"> </w:t>
+      </w:r>
+      <w:proofErr w:type="spellStart"/>
+      <w:r>
+        <w:t>btn-primary</w:t>
+      </w:r>
+      <w:proofErr w:type="spellEnd"/>
+      <w:r>
+        <w:t>"&gt;Ver Detalles&lt;/a&gt;</w:t>
+      </w:r>
+    </w:p>
+    <w:p>
+      <w:pPr>
+        <w:pStyle w:val="Prrafodelista"/>
+      </w:pPr>
+      <w:r>
+        <w:t xml:space="preserve">                    &lt;/</w:t>
+      </w:r>
+      <w:proofErr w:type="spellStart"/>
+      <w:r>
+        <w:t>div</w:t>
+      </w:r>
+      <w:proofErr w:type="spellEnd"/>
+      <w:r>
+        <w:t>&gt;</w:t>
+      </w:r>
+    </w:p>
+    <w:p>
+      <w:pPr>
+        <w:pStyle w:val="Prrafodelista"/>
+      </w:pPr>
+      <w:r>
+        <w:t xml:space="preserve">                &lt;/</w:t>
+      </w:r>
+      <w:proofErr w:type="spellStart"/>
+      <w:r>
+        <w:t>div</w:t>
+      </w:r>
+      <w:proofErr w:type="spellEnd"/>
+      <w:r>
+        <w:t>&gt;</w:t>
+      </w:r>
+    </w:p>
+    <w:p>
+      <w:pPr>
+        <w:pStyle w:val="Prrafodelista"/>
+      </w:pPr>
+      <w:r>
+        <w:t xml:space="preserve">            &lt;/</w:t>
+      </w:r>
+      <w:proofErr w:type="spellStart"/>
+      <w:r>
+        <w:t>div</w:t>
+      </w:r>
+      <w:proofErr w:type="spellEnd"/>
+      <w:r>
+        <w:t>&gt;</w:t>
+      </w:r>
+    </w:p>
+    <w:p>
+      <w:pPr>
+        <w:pStyle w:val="Prrafodelista"/>
+      </w:pPr>
+    </w:p>
+    <w:p>
+      <w:pPr>
+        <w:pStyle w:val="Prrafodelista"/>
+      </w:pPr>
+      <w:r>
+        <w:t xml:space="preserve">        &lt;% } %&gt;</w:t>
+      </w:r>
+    </w:p>
+    <w:p>
+      <w:pPr>
+        <w:pStyle w:val="Prrafodelista"/>
+      </w:pPr>
+    </w:p>
+    <w:p>
+      <w:pPr>
+        <w:pStyle w:val="Prrafodelista"/>
+      </w:pPr>
+      <w:r>
         <w:lastRenderedPageBreak/>
-        <w:t xml:space="preserve">    </w:t>
-      </w:r>
-    </w:p>
-    <w:p>
-      <w:pPr>
-        <w:pStyle w:val="Prrafodelista"/>
-      </w:pPr>
-      <w:r>
-        <w:rPr>
-          <w:lang w:val="en-US"/>
-        </w:rPr>
-        <w:t xml:space="preserve">    </w:t>
-      </w:r>
-      <w:r>
-        <w:t xml:space="preserve">&lt;h1 </w:t>
-      </w:r>
-      <w:proofErr w:type="spellStart"/>
-      <w:r>
-        <w:t>class</w:t>
-      </w:r>
-      <w:proofErr w:type="spellEnd"/>
-      <w:r>
-        <w:t>="mb-4"</w:t>
-      </w:r>
-      <w:proofErr w:type="gramStart"/>
-      <w:r>
-        <w:t>&gt;¡</w:t>
-      </w:r>
-      <w:proofErr w:type="gramEnd"/>
-      <w:r>
-        <w:t>Bienvenido a mi Tienda Virtual!&lt;/h1&gt;</w:t>
-      </w:r>
-    </w:p>
-    <w:p>
-      <w:pPr>
-        <w:pStyle w:val="Prrafodelista"/>
-      </w:pPr>
-    </w:p>
-    <w:p>
-      <w:pPr>
-        <w:pStyle w:val="Prrafodelista"/>
-      </w:pPr>
-      <w:r>
-        <w:t xml:space="preserve">    &lt;%-- Grilla de Bootstrap: 1 columna en celulares, 3 columnas en pantallas medianas --%&gt;</w:t>
-      </w:r>
-    </w:p>
-    <w:p>
-      <w:pPr>
-        <w:pStyle w:val="Prrafodelista"/>
-        <w:rPr>
-          <w:lang w:val="en-US"/>
-        </w:rPr>
-      </w:pPr>
-      <w:r>
-        <w:t xml:space="preserve">    </w:t>
-      </w:r>
-      <w:r>
-        <w:rPr>
-          <w:lang w:val="en-US"/>
-        </w:rPr>
-        <w:t>&lt;div class="row row-cols-1 row-cols-md-3 g-4"&gt;</w:t>
-      </w:r>
-    </w:p>
-    <w:p>
-      <w:pPr>
-        <w:pStyle w:val="Prrafodelista"/>
-        <w:rPr>
-          <w:lang w:val="en-US"/>
-        </w:rPr>
-      </w:pPr>
-      <w:r>
-        <w:rPr>
-          <w:lang w:val="en-US"/>
-        </w:rPr>
-        <w:t xml:space="preserve">        </w:t>
-      </w:r>
-    </w:p>
-    <w:p>
-      <w:pPr>
-        <w:pStyle w:val="Prrafodelista"/>
-      </w:pPr>
-      <w:r>
-        <w:rPr>
-          <w:lang w:val="en-US"/>
-        </w:rPr>
-        <w:t xml:space="preserve">        </w:t>
-      </w:r>
-      <w:r>
-        <w:t xml:space="preserve">&lt;%-- Bucle </w:t>
-      </w:r>
-      <w:proofErr w:type="spellStart"/>
-      <w:r>
-        <w:t>foreach</w:t>
-      </w:r>
-      <w:proofErr w:type="spellEnd"/>
-      <w:r>
-        <w:t xml:space="preserve"> nativo de C# incrustado en HTML --%&gt;</w:t>
-      </w:r>
-    </w:p>
-    <w:p>
-      <w:pPr>
-        <w:pStyle w:val="Prrafodelista"/>
-        <w:rPr>
-          <w:lang w:val="en-US"/>
-        </w:rPr>
-      </w:pPr>
-      <w:r>
-        <w:t xml:space="preserve">        </w:t>
-      </w:r>
-      <w:r>
-        <w:rPr>
-          <w:lang w:val="en-US"/>
-        </w:rPr>
-        <w:t>&lt;% foreach (</w:t>
-      </w:r>
-      <w:proofErr w:type="spellStart"/>
-      <w:r>
-        <w:rPr>
-          <w:lang w:val="en-US"/>
-        </w:rPr>
-        <w:t>Dominio.Articulo</w:t>
-      </w:r>
-      <w:proofErr w:type="spellEnd"/>
-      <w:r>
-        <w:rPr>
-          <w:lang w:val="en-US"/>
-        </w:rPr>
-        <w:t xml:space="preserve"> art in ListaArticulos)</w:t>
-      </w:r>
-    </w:p>
-    <w:p>
-      <w:pPr>
-        <w:pStyle w:val="Prrafodelista"/>
-        <w:rPr>
-          <w:lang w:val="en-US"/>
-        </w:rPr>
-      </w:pPr>
-      <w:r>
-        <w:rPr>
-          <w:lang w:val="en-US"/>
-        </w:rPr>
-        <w:t xml:space="preserve">           { %&gt;</w:t>
-      </w:r>
-    </w:p>
-    <w:p>
-      <w:pPr>
-        <w:pStyle w:val="Prrafodelista"/>
-        <w:rPr>
-          <w:lang w:val="en-US"/>
-        </w:rPr>
-      </w:pPr>
-      <w:r>
-        <w:rPr>
-          <w:lang w:val="en-US"/>
-        </w:rPr>
-        <w:t xml:space="preserve">            </w:t>
-      </w:r>
-    </w:p>
-    <w:p>
-      <w:pPr>
-        <w:pStyle w:val="Prrafodelista"/>
-        <w:rPr>
-          <w:lang w:val="en-US"/>
-        </w:rPr>
-      </w:pPr>
-      <w:r>
-        <w:rPr>
-          <w:lang w:val="en-US"/>
-        </w:rPr>
-        <w:t xml:space="preserve">            &lt;div class="col"&gt;</w:t>
-      </w:r>
-    </w:p>
-    <w:p>
-      <w:pPr>
-        <w:pStyle w:val="Prrafodelista"/>
-        <w:rPr>
-          <w:lang w:val="en-US"/>
-        </w:rPr>
-      </w:pPr>
-      <w:r>
-        <w:rPr>
-          <w:lang w:val="en-US"/>
-        </w:rPr>
-        <w:t xml:space="preserve">                &lt;div class="card h-100"&gt;</w:t>
-      </w:r>
-    </w:p>
-    <w:p>
-      <w:pPr>
-        <w:pStyle w:val="Prrafodelista"/>
-      </w:pPr>
-      <w:r>
-        <w:rPr>
-          <w:lang w:val="en-US"/>
-        </w:rPr>
-        <w:t xml:space="preserve">                    </w:t>
-      </w:r>
-      <w:r>
-        <w:t>&lt;%-- Imagen del artículo. Si la URL está rota, el '</w:t>
-      </w:r>
-      <w:proofErr w:type="spellStart"/>
-      <w:r>
-        <w:t>onerror</w:t>
-      </w:r>
-      <w:proofErr w:type="spellEnd"/>
-      <w:r>
-        <w:t>' carga una imagen por defecto --%&gt;</w:t>
-      </w:r>
-    </w:p>
-    <w:p>
-      <w:pPr>
-        <w:pStyle w:val="Prrafodelista"/>
-        <w:rPr>
-          <w:lang w:val="en-US"/>
-        </w:rPr>
-      </w:pPr>
-      <w:r>
-        <w:t xml:space="preserve">                    </w:t>
-      </w:r>
-      <w:r>
-        <w:rPr>
-          <w:lang w:val="en-US"/>
-        </w:rPr>
-        <w:t>&lt;</w:t>
-      </w:r>
-      <w:proofErr w:type="spellStart"/>
-      <w:r>
-        <w:rPr>
-          <w:lang w:val="en-US"/>
-        </w:rPr>
-        <w:t>img</w:t>
-      </w:r>
-      <w:proofErr w:type="spellEnd"/>
-      <w:r>
-        <w:rPr>
-          <w:lang w:val="en-US"/>
-        </w:rPr>
-        <w:t xml:space="preserve"> </w:t>
-      </w:r>
-      <w:proofErr w:type="spellStart"/>
-      <w:r>
-        <w:rPr>
-          <w:lang w:val="en-US"/>
-        </w:rPr>
-        <w:t>src</w:t>
-      </w:r>
-      <w:proofErr w:type="spellEnd"/>
-      <w:r>
-        <w:rPr>
-          <w:lang w:val="en-US"/>
-        </w:rPr>
-        <w:t xml:space="preserve">="&lt;%: </w:t>
-      </w:r>
-      <w:proofErr w:type="spellStart"/>
-      <w:proofErr w:type="gramStart"/>
-      <w:r>
-        <w:rPr>
-          <w:lang w:val="en-US"/>
-        </w:rPr>
-        <w:t>art.ImagenUrl</w:t>
-      </w:r>
-      <w:proofErr w:type="spellEnd"/>
-      <w:proofErr w:type="gramEnd"/>
-      <w:r>
-        <w:rPr>
-          <w:lang w:val="en-US"/>
-        </w:rPr>
-        <w:t xml:space="preserve"> %&gt;" class="card-</w:t>
-      </w:r>
-      <w:proofErr w:type="spellStart"/>
-      <w:r>
-        <w:rPr>
-          <w:lang w:val="en-US"/>
-        </w:rPr>
-        <w:t>img</w:t>
-      </w:r>
-      <w:proofErr w:type="spellEnd"/>
-      <w:r>
-        <w:rPr>
-          <w:lang w:val="en-US"/>
-        </w:rPr>
-        <w:t xml:space="preserve">-top" alt="&lt;%: </w:t>
-      </w:r>
-      <w:proofErr w:type="spellStart"/>
-      <w:r>
-        <w:rPr>
-          <w:lang w:val="en-US"/>
-        </w:rPr>
-        <w:t>art.Nombre</w:t>
-      </w:r>
-      <w:proofErr w:type="spellEnd"/>
-      <w:r>
-        <w:rPr>
-          <w:lang w:val="en-US"/>
-        </w:rPr>
-        <w:t xml:space="preserve"> %&gt;" </w:t>
-      </w:r>
-    </w:p>
-    <w:p>
-      <w:pPr>
-        <w:pStyle w:val="Prrafodelista"/>
-        <w:rPr>
-          <w:lang w:val="en-US"/>
-        </w:rPr>
-      </w:pPr>
-      <w:r>
-        <w:rPr>
-          <w:lang w:val="en-US"/>
-        </w:rPr>
-        <w:t xml:space="preserve">                         onerror="this.src='https://cdn.pixabay.com/photo/2015/10/05/22/37/blank-profile-picture-973460_960_720.png'"&gt;</w:t>
-      </w:r>
-    </w:p>
-    <w:p>
-      <w:pPr>
-        <w:pStyle w:val="Prrafodelista"/>
-        <w:rPr>
-          <w:lang w:val="en-US"/>
-        </w:rPr>
-      </w:pPr>
-      <w:r>
-        <w:rPr>
-          <w:lang w:val="en-US"/>
-        </w:rPr>
-        <w:t xml:space="preserve">                    </w:t>
-      </w:r>
-    </w:p>
-    <w:p>
-      <w:pPr>
-        <w:pStyle w:val="Prrafodelista"/>
-        <w:rPr>
-          <w:lang w:val="en-US"/>
-        </w:rPr>
-      </w:pPr>
-      <w:r>
-        <w:rPr>
-          <w:lang w:val="en-US"/>
-        </w:rPr>
-        <w:t xml:space="preserve">                    &lt;div class="card-body"&gt;</w:t>
-      </w:r>
-    </w:p>
-    <w:p>
-      <w:pPr>
-        <w:pStyle w:val="Prrafodelista"/>
-        <w:rPr>
-          <w:lang w:val="en-US"/>
-        </w:rPr>
-      </w:pPr>
-      <w:r>
-        <w:rPr>
-          <w:lang w:val="en-US"/>
-        </w:rPr>
-        <w:t xml:space="preserve">                        &lt;h5 class="card-title"&gt;&lt;%: </w:t>
-      </w:r>
-      <w:proofErr w:type="spellStart"/>
-      <w:proofErr w:type="gramStart"/>
-      <w:r>
-        <w:rPr>
-          <w:lang w:val="en-US"/>
-        </w:rPr>
-        <w:t>art.Nombre</w:t>
-      </w:r>
-      <w:proofErr w:type="spellEnd"/>
-      <w:proofErr w:type="gramEnd"/>
-      <w:r>
-        <w:rPr>
-          <w:lang w:val="en-US"/>
-        </w:rPr>
-        <w:t xml:space="preserve"> %&gt;&lt;/h5&gt;</w:t>
-      </w:r>
-    </w:p>
-    <w:p>
-      <w:pPr>
-        <w:pStyle w:val="Prrafodelista"/>
-        <w:rPr>
-          <w:lang w:val="en-US"/>
-        </w:rPr>
-      </w:pPr>
-      <w:r>
-        <w:rPr>
-          <w:lang w:val="en-US"/>
-        </w:rPr>
-        <w:t xml:space="preserve">                        &lt;p class="card-text"&gt;&lt;%: </w:t>
-      </w:r>
-      <w:proofErr w:type="spellStart"/>
-      <w:proofErr w:type="gramStart"/>
-      <w:r>
-        <w:rPr>
-          <w:lang w:val="en-US"/>
-        </w:rPr>
-        <w:t>art.Descripcion</w:t>
-      </w:r>
-      <w:proofErr w:type="spellEnd"/>
-      <w:proofErr w:type="gramEnd"/>
-      <w:r>
-        <w:rPr>
-          <w:lang w:val="en-US"/>
-        </w:rPr>
-        <w:t xml:space="preserve"> %&gt;&lt;/p&gt;</w:t>
-      </w:r>
-    </w:p>
-    <w:p>
-      <w:pPr>
-        <w:pStyle w:val="Prrafodelista"/>
-        <w:rPr>
-          <w:lang w:val="en-US"/>
-        </w:rPr>
-      </w:pPr>
-      <w:r>
-        <w:rPr>
-          <w:lang w:val="en-US"/>
-        </w:rPr>
-        <w:t xml:space="preserve">                        &lt;p class="card-text fs-5 text-success </w:t>
-      </w:r>
-      <w:proofErr w:type="spellStart"/>
-      <w:r>
-        <w:rPr>
-          <w:lang w:val="en-US"/>
-        </w:rPr>
-        <w:t>fw</w:t>
-      </w:r>
-      <w:proofErr w:type="spellEnd"/>
-      <w:r>
-        <w:rPr>
-          <w:lang w:val="en-US"/>
-        </w:rPr>
-        <w:t xml:space="preserve">-bold"&gt;$ &lt;%: </w:t>
-      </w:r>
-      <w:proofErr w:type="gramStart"/>
-      <w:r>
-        <w:rPr>
-          <w:lang w:val="en-US"/>
-        </w:rPr>
-        <w:t>art.Precio</w:t>
-      </w:r>
-      <w:proofErr w:type="gramEnd"/>
-      <w:r>
-        <w:rPr>
-          <w:lang w:val="en-US"/>
-        </w:rPr>
-        <w:t xml:space="preserve"> %&gt;&lt;/p&gt;</w:t>
-      </w:r>
-    </w:p>
-    <w:p>
-      <w:pPr>
-        <w:pStyle w:val="Prrafodelista"/>
-        <w:rPr>
-          <w:lang w:val="en-US"/>
-        </w:rPr>
-      </w:pPr>
-      <w:r>
-        <w:rPr>
-          <w:lang w:val="en-US"/>
-        </w:rPr>
-        <w:t xml:space="preserve">                        </w:t>
-      </w:r>
-    </w:p>
-    <w:p>
-      <w:pPr>
-        <w:pStyle w:val="Prrafodelista"/>
-      </w:pPr>
-      <w:r>
-        <w:rPr>
-          <w:lang w:val="en-US"/>
-        </w:rPr>
-        <w:t xml:space="preserve">                        </w:t>
-      </w:r>
-      <w:r>
-        <w:t>&lt;%-- Botón que nos llevará a la futura pantalla de detalle --%&gt;</w:t>
-      </w:r>
-    </w:p>
-    <w:p>
-      <w:pPr>
-        <w:pStyle w:val="Prrafodelista"/>
-      </w:pPr>
-      <w:r>
-        <w:t xml:space="preserve">                        &lt;a </w:t>
-      </w:r>
-      <w:proofErr w:type="spellStart"/>
-      <w:r>
-        <w:t>href</w:t>
-      </w:r>
-      <w:proofErr w:type="spellEnd"/>
-      <w:r>
-        <w:t>="</w:t>
-      </w:r>
-      <w:proofErr w:type="spellStart"/>
-      <w:r>
-        <w:t>Detalle.aspx?id</w:t>
-      </w:r>
-      <w:proofErr w:type="spellEnd"/>
-      <w:r>
-        <w:t xml:space="preserve">=&lt;%: </w:t>
-      </w:r>
-      <w:proofErr w:type="spellStart"/>
-      <w:proofErr w:type="gramStart"/>
-      <w:r>
-        <w:t>art.Id</w:t>
-      </w:r>
-      <w:proofErr w:type="spellEnd"/>
-      <w:proofErr w:type="gramEnd"/>
-      <w:r>
-        <w:t xml:space="preserve"> %&gt;" </w:t>
-      </w:r>
-      <w:proofErr w:type="spellStart"/>
-      <w:r>
-        <w:t>class</w:t>
-      </w:r>
-      <w:proofErr w:type="spellEnd"/>
-      <w:r>
-        <w:t>="</w:t>
-      </w:r>
-      <w:proofErr w:type="spellStart"/>
-      <w:r>
-        <w:t>btn</w:t>
-      </w:r>
-      <w:proofErr w:type="spellEnd"/>
-      <w:r>
-        <w:t xml:space="preserve"> </w:t>
-      </w:r>
-      <w:proofErr w:type="spellStart"/>
-      <w:r>
-        <w:t>btn-primary</w:t>
-      </w:r>
-      <w:proofErr w:type="spellEnd"/>
-      <w:r>
-        <w:t>"&gt;Ver Detalles&lt;/a&gt;</w:t>
-      </w:r>
-    </w:p>
-    <w:p>
-      <w:pPr>
-        <w:pStyle w:val="Prrafodelista"/>
-      </w:pPr>
-      <w:r>
-        <w:t xml:space="preserve">                    &lt;/</w:t>
+        <w:t xml:space="preserve">    &lt;/</w:t>
       </w:r>
       <w:proofErr w:type="spellStart"/>
       <w:r>
@@ -4336,72 +4481,6 @@
       <w:pPr>
         <w:pStyle w:val="Prrafodelista"/>
       </w:pPr>
-      <w:r>
-        <w:t xml:space="preserve">                &lt;/</w:t>
-      </w:r>
-      <w:proofErr w:type="spellStart"/>
-      <w:r>
-        <w:t>div</w:t>
-      </w:r>
-      <w:proofErr w:type="spellEnd"/>
-      <w:r>
-        <w:t>&gt;</w:t>
-      </w:r>
-    </w:p>
-    <w:p>
-      <w:pPr>
-        <w:pStyle w:val="Prrafodelista"/>
-      </w:pPr>
-      <w:r>
-        <w:t xml:space="preserve">            &lt;/</w:t>
-      </w:r>
-      <w:proofErr w:type="spellStart"/>
-      <w:r>
-        <w:t>div</w:t>
-      </w:r>
-      <w:proofErr w:type="spellEnd"/>
-      <w:r>
-        <w:t>&gt;</w:t>
-      </w:r>
-    </w:p>
-    <w:p>
-      <w:pPr>
-        <w:pStyle w:val="Prrafodelista"/>
-      </w:pPr>
-    </w:p>
-    <w:p>
-      <w:pPr>
-        <w:pStyle w:val="Prrafodelista"/>
-      </w:pPr>
-      <w:r>
-        <w:t xml:space="preserve">        &lt;% } %&gt;</w:t>
-      </w:r>
-    </w:p>
-    <w:p>
-      <w:pPr>
-        <w:pStyle w:val="Prrafodelista"/>
-      </w:pPr>
-    </w:p>
-    <w:p>
-      <w:pPr>
-        <w:pStyle w:val="Prrafodelista"/>
-      </w:pPr>
-      <w:r>
-        <w:t xml:space="preserve">    &lt;/</w:t>
-      </w:r>
-      <w:proofErr w:type="spellStart"/>
-      <w:r>
-        <w:t>div</w:t>
-      </w:r>
-      <w:proofErr w:type="spellEnd"/>
-      <w:r>
-        <w:t>&gt;</w:t>
-      </w:r>
-    </w:p>
-    <w:p>
-      <w:pPr>
-        <w:pStyle w:val="Prrafodelista"/>
-      </w:pPr>
     </w:p>
     <w:p>
       <w:pPr>
@@ -4411,12 +4490,10 @@
         <w:t>&lt;/</w:t>
       </w:r>
       <w:proofErr w:type="spellStart"/>
-      <w:proofErr w:type="gramStart"/>
       <w:r>
         <w:t>asp:Content</w:t>
       </w:r>
       <w:proofErr w:type="spellEnd"/>
-      <w:proofErr w:type="gramEnd"/>
       <w:r>
         <w:t>&gt;</w:t>
       </w:r>
@@ -4719,7 +4796,6 @@
           <w:b/>
           <w:bCs/>
         </w:rPr>
-        <w:lastRenderedPageBreak/>
         <w:t xml:space="preserve">¿Qué es el </w:t>
       </w:r>
       <w:proofErr w:type="spellStart"/>
@@ -4739,15 +4815,7 @@
         <w:t>?</w:t>
       </w:r>
       <w:r>
-        <w:t xml:space="preserve"> Es la parte de una URL que contiene datos a pasar a la aplicación web. Comienza después del signo de </w:t>
-      </w:r>
-      <w:proofErr w:type="gramStart"/>
-      <w:r>
-        <w:t>interrogación ?</w:t>
-      </w:r>
-      <w:proofErr w:type="gramEnd"/>
-      <w:r>
-        <w:t xml:space="preserve"> y se estructura en formato clave-valor (</w:t>
+        <w:t xml:space="preserve"> Es la parte de una URL que contiene datos a pasar a la aplicación web. Comienza después del signo de interrogación ? y se estructura en formato clave-valor (</w:t>
       </w:r>
       <w:proofErr w:type="spellStart"/>
       <w:r>
@@ -4861,12 +4929,10 @@
         <w:t xml:space="preserve">), por lo que siempre debemos validar esto antes de intentar transformar el dato a número con </w:t>
       </w:r>
       <w:proofErr w:type="spellStart"/>
-      <w:proofErr w:type="gramStart"/>
       <w:r>
         <w:t>int.Parse</w:t>
       </w:r>
       <w:proofErr w:type="spellEnd"/>
-      <w:proofErr w:type="gramEnd"/>
       <w:r>
         <w:t>() para que la aplicación no explote.</w:t>
       </w:r>
@@ -4945,7 +5011,6 @@
           <w:numId w:val="18"/>
         </w:numPr>
       </w:pPr>
-      <w:proofErr w:type="gramStart"/>
       <w:r>
         <w:t xml:space="preserve">Si </w:t>
       </w:r>
@@ -4969,11 +5034,7 @@
       </w:r>
       <w:proofErr w:type="spellStart"/>
       <w:r>
-        <w:t>Detalle.aspx?</w:t>
-      </w:r>
-      <w:proofErr w:type="gramEnd"/>
-      <w:r>
-        <w:t>id</w:t>
+        <w:t>Detalle.aspx?id</w:t>
       </w:r>
       <w:proofErr w:type="spellEnd"/>
       <w:r>
@@ -5057,15 +5118,7 @@
           <w:i/>
           <w:iCs/>
         </w:rPr>
-        <w:t>"</w:t>
-      </w:r>
-      <w:proofErr w:type="gramStart"/>
-      <w:r>
-        <w:rPr>
-          <w:i/>
-          <w:iCs/>
-        </w:rPr>
-        <w:t>Abrir en pestaña nueva"</w:t>
+        <w:t>"Abrir en pestaña nueva"</w:t>
       </w:r>
       <w:r>
         <w:t xml:space="preserve">, y luego </w:t>
@@ -5078,7 +5131,6 @@
       <w:r>
         <w:t xml:space="preserve"> lo mismo con el Apple TV?</w:t>
       </w:r>
-      <w:proofErr w:type="gramEnd"/>
     </w:p>
     <w:p>
       <w:pPr>
@@ -5137,15 +5189,7 @@
         <w:t>URL</w:t>
       </w:r>
       <w:r>
-        <w:t xml:space="preserve">, cada pestaña tiene su propio ID independiente en la barra de direcciones (?id=3 </w:t>
-      </w:r>
-      <w:proofErr w:type="gramStart"/>
-      <w:r>
-        <w:t>y ?id</w:t>
-      </w:r>
-      <w:proofErr w:type="gramEnd"/>
-      <w:r>
-        <w:t>=5). Cero conflictos.</w:t>
+        <w:t>, cada pestaña tiene su propio ID independiente en la barra de direcciones (?id=3 y ?id=5). Cero conflictos.</w:t>
       </w:r>
     </w:p>
     <w:p>
@@ -5160,6 +5204,7 @@
           <w:b/>
           <w:bCs/>
         </w:rPr>
+        <w:lastRenderedPageBreak/>
         <w:t>SEO (Google):</w:t>
       </w:r>
       <w:r>
@@ -5413,7 +5458,6 @@
         <w:t xml:space="preserve">    public partial class </w:t>
       </w:r>
       <w:proofErr w:type="spellStart"/>
-      <w:proofErr w:type="gramStart"/>
       <w:r>
         <w:rPr>
           <w:rFonts w:eastAsia="Times New Roman" w:cs="Times New Roman"/>
@@ -5431,9 +5475,111 @@
           <w:lang w:val="en-US" w:eastAsia="es-AR"/>
           <w14:ligatures w14:val="none"/>
         </w:rPr>
-        <w:t xml:space="preserve"> :</w:t>
-      </w:r>
-      <w:proofErr w:type="gramEnd"/>
+        <w:t xml:space="preserve"> : </w:t>
+      </w:r>
+      <w:proofErr w:type="spellStart"/>
+      <w:r>
+        <w:rPr>
+          <w:rFonts w:eastAsia="Times New Roman" w:cs="Times New Roman"/>
+          <w:kern w:val="0"/>
+          <w:lang w:val="en-US" w:eastAsia="es-AR"/>
+          <w14:ligatures w14:val="none"/>
+        </w:rPr>
+        <w:t>System.Web.UI.Page</w:t>
+      </w:r>
+      <w:proofErr w:type="spellEnd"/>
+    </w:p>
+    <w:p>
+      <w:pPr>
+        <w:pStyle w:val="Prrafodelista"/>
+        <w:spacing w:before="100" w:beforeAutospacing="1" w:after="100" w:afterAutospacing="1" w:line="240" w:lineRule="auto"/>
+        <w:rPr>
+          <w:rFonts w:eastAsia="Times New Roman" w:cs="Times New Roman"/>
+          <w:kern w:val="0"/>
+          <w:lang w:eastAsia="es-AR"/>
+          <w14:ligatures w14:val="none"/>
+        </w:rPr>
+      </w:pPr>
+      <w:r>
+        <w:rPr>
+          <w:rFonts w:eastAsia="Times New Roman" w:cs="Times New Roman"/>
+          <w:kern w:val="0"/>
+          <w:lang w:val="en-US" w:eastAsia="es-AR"/>
+          <w14:ligatures w14:val="none"/>
+        </w:rPr>
+        <w:t xml:space="preserve">    </w:t>
+      </w:r>
+      <w:r>
+        <w:rPr>
+          <w:rFonts w:eastAsia="Times New Roman" w:cs="Times New Roman"/>
+          <w:kern w:val="0"/>
+          <w:lang w:eastAsia="es-AR"/>
+          <w14:ligatures w14:val="none"/>
+        </w:rPr>
+        <w:t>{</w:t>
+      </w:r>
+    </w:p>
+    <w:p>
+      <w:pPr>
+        <w:pStyle w:val="Prrafodelista"/>
+        <w:spacing w:before="100" w:beforeAutospacing="1" w:after="100" w:afterAutospacing="1" w:line="240" w:lineRule="auto"/>
+        <w:rPr>
+          <w:rFonts w:eastAsia="Times New Roman" w:cs="Times New Roman"/>
+          <w:kern w:val="0"/>
+          <w:lang w:eastAsia="es-AR"/>
+          <w14:ligatures w14:val="none"/>
+        </w:rPr>
+      </w:pPr>
+      <w:r>
+        <w:rPr>
+          <w:rFonts w:eastAsia="Times New Roman" w:cs="Times New Roman"/>
+          <w:kern w:val="0"/>
+          <w:lang w:eastAsia="es-AR"/>
+          <w14:ligatures w14:val="none"/>
+        </w:rPr>
+        <w:t xml:space="preserve">        // 1. Creamos una propiedad pública para guardar el artículo y que el HTML lo pueda leer</w:t>
+      </w:r>
+    </w:p>
+    <w:p>
+      <w:pPr>
+        <w:pStyle w:val="Prrafodelista"/>
+        <w:spacing w:before="100" w:beforeAutospacing="1" w:after="100" w:afterAutospacing="1" w:line="240" w:lineRule="auto"/>
+        <w:rPr>
+          <w:rFonts w:eastAsia="Times New Roman" w:cs="Times New Roman"/>
+          <w:kern w:val="0"/>
+          <w:lang w:val="en-US" w:eastAsia="es-AR"/>
+          <w14:ligatures w14:val="none"/>
+        </w:rPr>
+      </w:pPr>
+      <w:r>
+        <w:rPr>
+          <w:rFonts w:eastAsia="Times New Roman" w:cs="Times New Roman"/>
+          <w:kern w:val="0"/>
+          <w:lang w:eastAsia="es-AR"/>
+          <w14:ligatures w14:val="none"/>
+        </w:rPr>
+        <w:t xml:space="preserve">        </w:t>
+      </w:r>
+      <w:r>
+        <w:rPr>
+          <w:rFonts w:eastAsia="Times New Roman" w:cs="Times New Roman"/>
+          <w:kern w:val="0"/>
+          <w:lang w:val="en-US" w:eastAsia="es-AR"/>
+          <w14:ligatures w14:val="none"/>
+        </w:rPr>
+        <w:t xml:space="preserve">public </w:t>
+      </w:r>
+      <w:proofErr w:type="spellStart"/>
+      <w:r>
+        <w:rPr>
+          <w:rFonts w:eastAsia="Times New Roman" w:cs="Times New Roman"/>
+          <w:kern w:val="0"/>
+          <w:lang w:val="en-US" w:eastAsia="es-AR"/>
+          <w14:ligatures w14:val="none"/>
+        </w:rPr>
+        <w:t>Articulo</w:t>
+      </w:r>
+      <w:proofErr w:type="spellEnd"/>
       <w:r>
         <w:rPr>
           <w:rFonts w:eastAsia="Times New Roman" w:cs="Times New Roman"/>
@@ -5451,9 +5597,18 @@
           <w:lang w:val="en-US" w:eastAsia="es-AR"/>
           <w14:ligatures w14:val="none"/>
         </w:rPr>
-        <w:t>System.Web.UI.Page</w:t>
-      </w:r>
-      <w:proofErr w:type="spellEnd"/>
+        <w:t>ArticuloSeleccionado</w:t>
+      </w:r>
+      <w:proofErr w:type="spellEnd"/>
+      <w:r>
+        <w:rPr>
+          <w:rFonts w:eastAsia="Times New Roman" w:cs="Times New Roman"/>
+          <w:kern w:val="0"/>
+          <w:lang w:val="en-US" w:eastAsia="es-AR"/>
+          <w14:ligatures w14:val="none"/>
+        </w:rPr>
+        <w:t xml:space="preserve"> { get; set; }</w:t>
+      </w:r>
     </w:p>
     <w:p>
       <w:pPr>
@@ -5462,18 +5617,91 @@
         <w:rPr>
           <w:rFonts w:eastAsia="Times New Roman" w:cs="Times New Roman"/>
           <w:kern w:val="0"/>
-          <w:lang w:eastAsia="es-AR"/>
-          <w14:ligatures w14:val="none"/>
-        </w:rPr>
-      </w:pPr>
-      <w:r>
-        <w:rPr>
-          <w:rFonts w:eastAsia="Times New Roman" w:cs="Times New Roman"/>
-          <w:kern w:val="0"/>
-          <w:lang w:val="en-US" w:eastAsia="es-AR"/>
-          <w14:ligatures w14:val="none"/>
-        </w:rPr>
-        <w:t xml:space="preserve">    </w:t>
+          <w:lang w:val="en-US" w:eastAsia="es-AR"/>
+          <w14:ligatures w14:val="none"/>
+        </w:rPr>
+      </w:pPr>
+    </w:p>
+    <w:p>
+      <w:pPr>
+        <w:pStyle w:val="Prrafodelista"/>
+        <w:spacing w:before="100" w:beforeAutospacing="1" w:after="100" w:afterAutospacing="1" w:line="240" w:lineRule="auto"/>
+        <w:rPr>
+          <w:rFonts w:eastAsia="Times New Roman" w:cs="Times New Roman"/>
+          <w:kern w:val="0"/>
+          <w:lang w:val="en-US" w:eastAsia="es-AR"/>
+          <w14:ligatures w14:val="none"/>
+        </w:rPr>
+      </w:pPr>
+      <w:r>
+        <w:rPr>
+          <w:rFonts w:eastAsia="Times New Roman" w:cs="Times New Roman"/>
+          <w:kern w:val="0"/>
+          <w:lang w:val="en-US" w:eastAsia="es-AR"/>
+          <w14:ligatures w14:val="none"/>
+        </w:rPr>
+        <w:t xml:space="preserve">        protected void </w:t>
+      </w:r>
+      <w:proofErr w:type="spellStart"/>
+      <w:r>
+        <w:rPr>
+          <w:rFonts w:eastAsia="Times New Roman" w:cs="Times New Roman"/>
+          <w:kern w:val="0"/>
+          <w:lang w:val="en-US" w:eastAsia="es-AR"/>
+          <w14:ligatures w14:val="none"/>
+        </w:rPr>
+        <w:t>Page_Load</w:t>
+      </w:r>
+      <w:proofErr w:type="spellEnd"/>
+      <w:r>
+        <w:rPr>
+          <w:rFonts w:eastAsia="Times New Roman" w:cs="Times New Roman"/>
+          <w:kern w:val="0"/>
+          <w:lang w:val="en-US" w:eastAsia="es-AR"/>
+          <w14:ligatures w14:val="none"/>
+        </w:rPr>
+        <w:t xml:space="preserve">(object sender, </w:t>
+      </w:r>
+      <w:proofErr w:type="spellStart"/>
+      <w:r>
+        <w:rPr>
+          <w:rFonts w:eastAsia="Times New Roman" w:cs="Times New Roman"/>
+          <w:kern w:val="0"/>
+          <w:lang w:val="en-US" w:eastAsia="es-AR"/>
+          <w14:ligatures w14:val="none"/>
+        </w:rPr>
+        <w:t>EventArgs</w:t>
+      </w:r>
+      <w:proofErr w:type="spellEnd"/>
+      <w:r>
+        <w:rPr>
+          <w:rFonts w:eastAsia="Times New Roman" w:cs="Times New Roman"/>
+          <w:kern w:val="0"/>
+          <w:lang w:val="en-US" w:eastAsia="es-AR"/>
+          <w14:ligatures w14:val="none"/>
+        </w:rPr>
+        <w:t xml:space="preserve"> e)</w:t>
+      </w:r>
+    </w:p>
+    <w:p>
+      <w:pPr>
+        <w:pStyle w:val="Prrafodelista"/>
+        <w:spacing w:before="100" w:beforeAutospacing="1" w:after="100" w:afterAutospacing="1" w:line="240" w:lineRule="auto"/>
+        <w:rPr>
+          <w:rFonts w:eastAsia="Times New Roman" w:cs="Times New Roman"/>
+          <w:kern w:val="0"/>
+          <w:lang w:eastAsia="es-AR"/>
+          <w14:ligatures w14:val="none"/>
+        </w:rPr>
+      </w:pPr>
+      <w:r>
+        <w:rPr>
+          <w:rFonts w:eastAsia="Times New Roman" w:cs="Times New Roman"/>
+          <w:kern w:val="0"/>
+          <w:lang w:val="en-US" w:eastAsia="es-AR"/>
+          <w14:ligatures w14:val="none"/>
+        </w:rPr>
+        <w:t xml:space="preserve">        </w:t>
       </w:r>
       <w:r>
         <w:rPr>
@@ -5503,7 +5731,7 @@
           <w:lang w:eastAsia="es-AR"/>
           <w14:ligatures w14:val="none"/>
         </w:rPr>
-        <w:t xml:space="preserve">        // 1. Creamos una propiedad pública para guardar el artículo y que el HTML lo pueda leer</w:t>
+        <w:t xml:space="preserve">            // 2. Revisamos si en la URL viene el famoso parámetro "id"</w:t>
       </w:r>
     </w:p>
     <w:p>
@@ -5524,43 +5752,371 @@
           <w:lang w:eastAsia="es-AR"/>
           <w14:ligatures w14:val="none"/>
         </w:rPr>
-        <w:t xml:space="preserve">        </w:t>
-      </w:r>
-      <w:r>
-        <w:rPr>
-          <w:rFonts w:eastAsia="Times New Roman" w:cs="Times New Roman"/>
-          <w:kern w:val="0"/>
-          <w:lang w:val="en-US" w:eastAsia="es-AR"/>
-          <w14:ligatures w14:val="none"/>
-        </w:rPr>
-        <w:t xml:space="preserve">public </w:t>
-      </w:r>
-      <w:proofErr w:type="spellStart"/>
-      <w:r>
-        <w:rPr>
-          <w:rFonts w:eastAsia="Times New Roman" w:cs="Times New Roman"/>
-          <w:kern w:val="0"/>
-          <w:lang w:val="en-US" w:eastAsia="es-AR"/>
-          <w14:ligatures w14:val="none"/>
-        </w:rPr>
-        <w:t>Articulo</w:t>
-      </w:r>
-      <w:proofErr w:type="spellEnd"/>
-      <w:r>
-        <w:rPr>
-          <w:rFonts w:eastAsia="Times New Roman" w:cs="Times New Roman"/>
-          <w:kern w:val="0"/>
-          <w:lang w:val="en-US" w:eastAsia="es-AR"/>
-          <w14:ligatures w14:val="none"/>
-        </w:rPr>
-        <w:t xml:space="preserve"> </w:t>
-      </w:r>
-      <w:proofErr w:type="spellStart"/>
-      <w:r>
-        <w:rPr>
-          <w:rFonts w:eastAsia="Times New Roman" w:cs="Times New Roman"/>
-          <w:kern w:val="0"/>
-          <w:lang w:val="en-US" w:eastAsia="es-AR"/>
+        <w:t xml:space="preserve">            </w:t>
+      </w:r>
+      <w:r>
+        <w:rPr>
+          <w:rFonts w:eastAsia="Times New Roman" w:cs="Times New Roman"/>
+          <w:kern w:val="0"/>
+          <w:lang w:val="en-US" w:eastAsia="es-AR"/>
+          <w14:ligatures w14:val="none"/>
+        </w:rPr>
+        <w:t>if (</w:t>
+      </w:r>
+      <w:proofErr w:type="spellStart"/>
+      <w:r>
+        <w:rPr>
+          <w:rFonts w:eastAsia="Times New Roman" w:cs="Times New Roman"/>
+          <w:kern w:val="0"/>
+          <w:lang w:val="en-US" w:eastAsia="es-AR"/>
+          <w14:ligatures w14:val="none"/>
+        </w:rPr>
+        <w:t>Request.QueryString</w:t>
+      </w:r>
+      <w:proofErr w:type="spellEnd"/>
+      <w:r>
+        <w:rPr>
+          <w:rFonts w:eastAsia="Times New Roman" w:cs="Times New Roman"/>
+          <w:kern w:val="0"/>
+          <w:lang w:val="en-US" w:eastAsia="es-AR"/>
+          <w14:ligatures w14:val="none"/>
+        </w:rPr>
+        <w:t>["id"] != null)</w:t>
+      </w:r>
+    </w:p>
+    <w:p>
+      <w:pPr>
+        <w:pStyle w:val="Prrafodelista"/>
+        <w:spacing w:before="100" w:beforeAutospacing="1" w:after="100" w:afterAutospacing="1" w:line="240" w:lineRule="auto"/>
+        <w:rPr>
+          <w:rFonts w:eastAsia="Times New Roman" w:cs="Times New Roman"/>
+          <w:kern w:val="0"/>
+          <w:lang w:eastAsia="es-AR"/>
+          <w14:ligatures w14:val="none"/>
+        </w:rPr>
+      </w:pPr>
+      <w:r>
+        <w:rPr>
+          <w:rFonts w:eastAsia="Times New Roman" w:cs="Times New Roman"/>
+          <w:kern w:val="0"/>
+          <w:lang w:val="en-US" w:eastAsia="es-AR"/>
+          <w14:ligatures w14:val="none"/>
+        </w:rPr>
+        <w:t xml:space="preserve">            </w:t>
+      </w:r>
+      <w:r>
+        <w:rPr>
+          <w:rFonts w:eastAsia="Times New Roman" w:cs="Times New Roman"/>
+          <w:kern w:val="0"/>
+          <w:lang w:eastAsia="es-AR"/>
+          <w14:ligatures w14:val="none"/>
+        </w:rPr>
+        <w:t>{</w:t>
+      </w:r>
+    </w:p>
+    <w:p>
+      <w:pPr>
+        <w:pStyle w:val="Prrafodelista"/>
+        <w:spacing w:before="100" w:beforeAutospacing="1" w:after="100" w:afterAutospacing="1" w:line="240" w:lineRule="auto"/>
+        <w:rPr>
+          <w:rFonts w:eastAsia="Times New Roman" w:cs="Times New Roman"/>
+          <w:kern w:val="0"/>
+          <w:lang w:eastAsia="es-AR"/>
+          <w14:ligatures w14:val="none"/>
+        </w:rPr>
+      </w:pPr>
+      <w:r>
+        <w:rPr>
+          <w:rFonts w:eastAsia="Times New Roman" w:cs="Times New Roman"/>
+          <w:kern w:val="0"/>
+          <w:lang w:eastAsia="es-AR"/>
+          <w14:ligatures w14:val="none"/>
+        </w:rPr>
+        <w:t xml:space="preserve">                // 3. Lo extraemos de la URL (viene como texto) y lo convertimos a número entero</w:t>
+      </w:r>
+    </w:p>
+    <w:p>
+      <w:pPr>
+        <w:pStyle w:val="Prrafodelista"/>
+        <w:spacing w:before="100" w:beforeAutospacing="1" w:after="100" w:afterAutospacing="1" w:line="240" w:lineRule="auto"/>
+        <w:rPr>
+          <w:rFonts w:eastAsia="Times New Roman" w:cs="Times New Roman"/>
+          <w:kern w:val="0"/>
+          <w:lang w:val="en-US" w:eastAsia="es-AR"/>
+          <w14:ligatures w14:val="none"/>
+        </w:rPr>
+      </w:pPr>
+      <w:r>
+        <w:rPr>
+          <w:rFonts w:eastAsia="Times New Roman" w:cs="Times New Roman"/>
+          <w:kern w:val="0"/>
+          <w:lang w:eastAsia="es-AR"/>
+          <w14:ligatures w14:val="none"/>
+        </w:rPr>
+        <w:t xml:space="preserve">                </w:t>
+      </w:r>
+      <w:r>
+        <w:rPr>
+          <w:rFonts w:eastAsia="Times New Roman" w:cs="Times New Roman"/>
+          <w:kern w:val="0"/>
+          <w:lang w:val="en-US" w:eastAsia="es-AR"/>
+          <w14:ligatures w14:val="none"/>
+        </w:rPr>
+        <w:t xml:space="preserve">int id = </w:t>
+      </w:r>
+      <w:proofErr w:type="spellStart"/>
+      <w:r>
+        <w:rPr>
+          <w:rFonts w:eastAsia="Times New Roman" w:cs="Times New Roman"/>
+          <w:kern w:val="0"/>
+          <w:lang w:val="en-US" w:eastAsia="es-AR"/>
+          <w14:ligatures w14:val="none"/>
+        </w:rPr>
+        <w:t>int.Parse</w:t>
+      </w:r>
+      <w:proofErr w:type="spellEnd"/>
+      <w:r>
+        <w:rPr>
+          <w:rFonts w:eastAsia="Times New Roman" w:cs="Times New Roman"/>
+          <w:kern w:val="0"/>
+          <w:lang w:val="en-US" w:eastAsia="es-AR"/>
+          <w14:ligatures w14:val="none"/>
+        </w:rPr>
+        <w:t>(</w:t>
+      </w:r>
+      <w:proofErr w:type="spellStart"/>
+      <w:r>
+        <w:rPr>
+          <w:rFonts w:eastAsia="Times New Roman" w:cs="Times New Roman"/>
+          <w:kern w:val="0"/>
+          <w:lang w:val="en-US" w:eastAsia="es-AR"/>
+          <w14:ligatures w14:val="none"/>
+        </w:rPr>
+        <w:t>Request.QueryString</w:t>
+      </w:r>
+      <w:proofErr w:type="spellEnd"/>
+      <w:r>
+        <w:rPr>
+          <w:rFonts w:eastAsia="Times New Roman" w:cs="Times New Roman"/>
+          <w:kern w:val="0"/>
+          <w:lang w:val="en-US" w:eastAsia="es-AR"/>
+          <w14:ligatures w14:val="none"/>
+        </w:rPr>
+        <w:t>["id"]);</w:t>
+      </w:r>
+    </w:p>
+    <w:p>
+      <w:pPr>
+        <w:pStyle w:val="Prrafodelista"/>
+        <w:spacing w:before="100" w:beforeAutospacing="1" w:after="100" w:afterAutospacing="1" w:line="240" w:lineRule="auto"/>
+        <w:rPr>
+          <w:rFonts w:eastAsia="Times New Roman" w:cs="Times New Roman"/>
+          <w:kern w:val="0"/>
+          <w:lang w:val="en-US" w:eastAsia="es-AR"/>
+          <w14:ligatures w14:val="none"/>
+        </w:rPr>
+      </w:pPr>
+    </w:p>
+    <w:p>
+      <w:pPr>
+        <w:pStyle w:val="Prrafodelista"/>
+        <w:spacing w:before="100" w:beforeAutospacing="1" w:after="100" w:afterAutospacing="1" w:line="240" w:lineRule="auto"/>
+        <w:rPr>
+          <w:rFonts w:eastAsia="Times New Roman" w:cs="Times New Roman"/>
+          <w:kern w:val="0"/>
+          <w:lang w:eastAsia="es-AR"/>
+          <w14:ligatures w14:val="none"/>
+        </w:rPr>
+      </w:pPr>
+      <w:r>
+        <w:rPr>
+          <w:rFonts w:eastAsia="Times New Roman" w:cs="Times New Roman"/>
+          <w:kern w:val="0"/>
+          <w:lang w:val="en-US" w:eastAsia="es-AR"/>
+          <w14:ligatures w14:val="none"/>
+        </w:rPr>
+        <w:t xml:space="preserve">                </w:t>
+      </w:r>
+      <w:r>
+        <w:rPr>
+          <w:rFonts w:eastAsia="Times New Roman" w:cs="Times New Roman"/>
+          <w:kern w:val="0"/>
+          <w:lang w:eastAsia="es-AR"/>
+          <w14:ligatures w14:val="none"/>
+        </w:rPr>
+        <w:t>// 4. Instanciamos el negocio para ir a buscar a la base de datos</w:t>
+      </w:r>
+    </w:p>
+    <w:p>
+      <w:pPr>
+        <w:pStyle w:val="Prrafodelista"/>
+        <w:spacing w:before="100" w:beforeAutospacing="1" w:after="100" w:afterAutospacing="1" w:line="240" w:lineRule="auto"/>
+        <w:rPr>
+          <w:rFonts w:eastAsia="Times New Roman" w:cs="Times New Roman"/>
+          <w:kern w:val="0"/>
+          <w:lang w:eastAsia="es-AR"/>
+          <w14:ligatures w14:val="none"/>
+        </w:rPr>
+      </w:pPr>
+      <w:r>
+        <w:rPr>
+          <w:rFonts w:eastAsia="Times New Roman" w:cs="Times New Roman"/>
+          <w:kern w:val="0"/>
+          <w:lang w:eastAsia="es-AR"/>
+          <w14:ligatures w14:val="none"/>
+        </w:rPr>
+        <w:t xml:space="preserve">                </w:t>
+      </w:r>
+      <w:proofErr w:type="spellStart"/>
+      <w:r>
+        <w:rPr>
+          <w:rFonts w:eastAsia="Times New Roman" w:cs="Times New Roman"/>
+          <w:kern w:val="0"/>
+          <w:lang w:eastAsia="es-AR"/>
+          <w14:ligatures w14:val="none"/>
+        </w:rPr>
+        <w:t>ArticuloNegocio</w:t>
+      </w:r>
+      <w:proofErr w:type="spellEnd"/>
+      <w:r>
+        <w:rPr>
+          <w:rFonts w:eastAsia="Times New Roman" w:cs="Times New Roman"/>
+          <w:kern w:val="0"/>
+          <w:lang w:eastAsia="es-AR"/>
+          <w14:ligatures w14:val="none"/>
+        </w:rPr>
+        <w:t xml:space="preserve"> negocio = new </w:t>
+      </w:r>
+      <w:proofErr w:type="spellStart"/>
+      <w:r>
+        <w:rPr>
+          <w:rFonts w:eastAsia="Times New Roman" w:cs="Times New Roman"/>
+          <w:kern w:val="0"/>
+          <w:lang w:eastAsia="es-AR"/>
+          <w14:ligatures w14:val="none"/>
+        </w:rPr>
+        <w:t>ArticuloNegocio</w:t>
+      </w:r>
+      <w:proofErr w:type="spellEnd"/>
+      <w:r>
+        <w:rPr>
+          <w:rFonts w:eastAsia="Times New Roman" w:cs="Times New Roman"/>
+          <w:kern w:val="0"/>
+          <w:lang w:eastAsia="es-AR"/>
+          <w14:ligatures w14:val="none"/>
+        </w:rPr>
+        <w:t>();</w:t>
+      </w:r>
+    </w:p>
+    <w:p>
+      <w:pPr>
+        <w:pStyle w:val="Prrafodelista"/>
+        <w:spacing w:before="100" w:beforeAutospacing="1" w:after="100" w:afterAutospacing="1" w:line="240" w:lineRule="auto"/>
+        <w:rPr>
+          <w:rFonts w:eastAsia="Times New Roman" w:cs="Times New Roman"/>
+          <w:kern w:val="0"/>
+          <w:lang w:eastAsia="es-AR"/>
+          <w14:ligatures w14:val="none"/>
+        </w:rPr>
+      </w:pPr>
+      <w:r>
+        <w:rPr>
+          <w:rFonts w:eastAsia="Times New Roman" w:cs="Times New Roman"/>
+          <w:kern w:val="0"/>
+          <w:lang w:eastAsia="es-AR"/>
+          <w14:ligatures w14:val="none"/>
+        </w:rPr>
+        <w:t xml:space="preserve">                </w:t>
+      </w:r>
+    </w:p>
+    <w:p>
+      <w:pPr>
+        <w:pStyle w:val="Prrafodelista"/>
+        <w:spacing w:before="100" w:beforeAutospacing="1" w:after="100" w:afterAutospacing="1" w:line="240" w:lineRule="auto"/>
+        <w:rPr>
+          <w:rFonts w:eastAsia="Times New Roman" w:cs="Times New Roman"/>
+          <w:kern w:val="0"/>
+          <w:lang w:eastAsia="es-AR"/>
+          <w14:ligatures w14:val="none"/>
+        </w:rPr>
+      </w:pPr>
+      <w:r>
+        <w:rPr>
+          <w:rFonts w:eastAsia="Times New Roman" w:cs="Times New Roman"/>
+          <w:kern w:val="0"/>
+          <w:lang w:eastAsia="es-AR"/>
+          <w14:ligatures w14:val="none"/>
+        </w:rPr>
+        <w:t xml:space="preserve">                // 5. Traemos todos los artículos y usamos el método de C# .</w:t>
+      </w:r>
+      <w:proofErr w:type="spellStart"/>
+      <w:r>
+        <w:rPr>
+          <w:rFonts w:eastAsia="Times New Roman" w:cs="Times New Roman"/>
+          <w:kern w:val="0"/>
+          <w:lang w:eastAsia="es-AR"/>
+          <w14:ligatures w14:val="none"/>
+        </w:rPr>
+        <w:t>Find</w:t>
+      </w:r>
+      <w:proofErr w:type="spellEnd"/>
+      <w:r>
+        <w:rPr>
+          <w:rFonts w:eastAsia="Times New Roman" w:cs="Times New Roman"/>
+          <w:kern w:val="0"/>
+          <w:lang w:eastAsia="es-AR"/>
+          <w14:ligatures w14:val="none"/>
+        </w:rPr>
+        <w:t xml:space="preserve">() para encontrar </w:t>
+      </w:r>
+    </w:p>
+    <w:p>
+      <w:pPr>
+        <w:pStyle w:val="Prrafodelista"/>
+        <w:spacing w:before="100" w:beforeAutospacing="1" w:after="100" w:afterAutospacing="1" w:line="240" w:lineRule="auto"/>
+        <w:rPr>
+          <w:rFonts w:eastAsia="Times New Roman" w:cs="Times New Roman"/>
+          <w:kern w:val="0"/>
+          <w:lang w:eastAsia="es-AR"/>
+          <w14:ligatures w14:val="none"/>
+        </w:rPr>
+      </w:pPr>
+      <w:r>
+        <w:rPr>
+          <w:rFonts w:eastAsia="Times New Roman" w:cs="Times New Roman"/>
+          <w:kern w:val="0"/>
+          <w:lang w:eastAsia="es-AR"/>
+          <w14:ligatures w14:val="none"/>
+        </w:rPr>
+        <w:t xml:space="preserve">                // exactamente el que tenga el Id igual al de la URL (Expresión Lambda).</w:t>
+      </w:r>
+    </w:p>
+    <w:p>
+      <w:pPr>
+        <w:pStyle w:val="Prrafodelista"/>
+        <w:spacing w:before="100" w:beforeAutospacing="1" w:after="100" w:afterAutospacing="1" w:line="240" w:lineRule="auto"/>
+        <w:rPr>
+          <w:rFonts w:eastAsia="Times New Roman" w:cs="Times New Roman"/>
+          <w:kern w:val="0"/>
+          <w:lang w:eastAsia="es-AR"/>
+          <w14:ligatures w14:val="none"/>
+        </w:rPr>
+      </w:pPr>
+      <w:r>
+        <w:rPr>
+          <w:rFonts w:eastAsia="Times New Roman" w:cs="Times New Roman"/>
+          <w:kern w:val="0"/>
+          <w:lang w:eastAsia="es-AR"/>
+          <w14:ligatures w14:val="none"/>
+        </w:rPr>
+        <w:t xml:space="preserve">                </w:t>
+      </w:r>
+      <w:proofErr w:type="spellStart"/>
+      <w:r>
+        <w:rPr>
+          <w:rFonts w:eastAsia="Times New Roman" w:cs="Times New Roman"/>
+          <w:kern w:val="0"/>
+          <w:lang w:eastAsia="es-AR"/>
           <w14:ligatures w14:val="none"/>
         </w:rPr>
         <w:t>ArticuloSeleccionado</w:t>
@@ -5570,619 +6126,12 @@
         <w:rPr>
           <w:rFonts w:eastAsia="Times New Roman" w:cs="Times New Roman"/>
           <w:kern w:val="0"/>
-          <w:lang w:val="en-US" w:eastAsia="es-AR"/>
-          <w14:ligatures w14:val="none"/>
-        </w:rPr>
-        <w:t xml:space="preserve"> </w:t>
-      </w:r>
-      <w:proofErr w:type="gramStart"/>
-      <w:r>
-        <w:rPr>
-          <w:rFonts w:eastAsia="Times New Roman" w:cs="Times New Roman"/>
-          <w:kern w:val="0"/>
-          <w:lang w:val="en-US" w:eastAsia="es-AR"/>
-          <w14:ligatures w14:val="none"/>
-        </w:rPr>
-        <w:t>{ get</w:t>
-      </w:r>
-      <w:proofErr w:type="gramEnd"/>
-      <w:r>
-        <w:rPr>
-          <w:rFonts w:eastAsia="Times New Roman" w:cs="Times New Roman"/>
-          <w:kern w:val="0"/>
-          <w:lang w:val="en-US" w:eastAsia="es-AR"/>
-          <w14:ligatures w14:val="none"/>
-        </w:rPr>
-        <w:t>; set; }</w:t>
-      </w:r>
-    </w:p>
-    <w:p>
-      <w:pPr>
-        <w:pStyle w:val="Prrafodelista"/>
-        <w:spacing w:before="100" w:beforeAutospacing="1" w:after="100" w:afterAutospacing="1" w:line="240" w:lineRule="auto"/>
-        <w:rPr>
-          <w:rFonts w:eastAsia="Times New Roman" w:cs="Times New Roman"/>
-          <w:kern w:val="0"/>
-          <w:lang w:val="en-US" w:eastAsia="es-AR"/>
-          <w14:ligatures w14:val="none"/>
-        </w:rPr>
-      </w:pPr>
-    </w:p>
-    <w:p>
-      <w:pPr>
-        <w:pStyle w:val="Prrafodelista"/>
-        <w:spacing w:before="100" w:beforeAutospacing="1" w:after="100" w:afterAutospacing="1" w:line="240" w:lineRule="auto"/>
-        <w:rPr>
-          <w:rFonts w:eastAsia="Times New Roman" w:cs="Times New Roman"/>
-          <w:kern w:val="0"/>
-          <w:lang w:val="en-US" w:eastAsia="es-AR"/>
-          <w14:ligatures w14:val="none"/>
-        </w:rPr>
-      </w:pPr>
-      <w:r>
-        <w:rPr>
-          <w:rFonts w:eastAsia="Times New Roman" w:cs="Times New Roman"/>
-          <w:kern w:val="0"/>
-          <w:lang w:val="en-US" w:eastAsia="es-AR"/>
-          <w14:ligatures w14:val="none"/>
-        </w:rPr>
-        <w:t xml:space="preserve">        protected void </w:t>
-      </w:r>
-      <w:proofErr w:type="spellStart"/>
-      <w:r>
-        <w:rPr>
-          <w:rFonts w:eastAsia="Times New Roman" w:cs="Times New Roman"/>
-          <w:kern w:val="0"/>
-          <w:lang w:val="en-US" w:eastAsia="es-AR"/>
-          <w14:ligatures w14:val="none"/>
-        </w:rPr>
-        <w:t>Page_</w:t>
-      </w:r>
-      <w:proofErr w:type="gramStart"/>
-      <w:r>
-        <w:rPr>
-          <w:rFonts w:eastAsia="Times New Roman" w:cs="Times New Roman"/>
-          <w:kern w:val="0"/>
-          <w:lang w:val="en-US" w:eastAsia="es-AR"/>
-          <w14:ligatures w14:val="none"/>
-        </w:rPr>
-        <w:t>Load</w:t>
-      </w:r>
-      <w:proofErr w:type="spellEnd"/>
-      <w:r>
-        <w:rPr>
-          <w:rFonts w:eastAsia="Times New Roman" w:cs="Times New Roman"/>
-          <w:kern w:val="0"/>
-          <w:lang w:val="en-US" w:eastAsia="es-AR"/>
-          <w14:ligatures w14:val="none"/>
-        </w:rPr>
-        <w:t>(</w:t>
-      </w:r>
-      <w:proofErr w:type="gramEnd"/>
-      <w:r>
-        <w:rPr>
-          <w:rFonts w:eastAsia="Times New Roman" w:cs="Times New Roman"/>
-          <w:kern w:val="0"/>
-          <w:lang w:val="en-US" w:eastAsia="es-AR"/>
-          <w14:ligatures w14:val="none"/>
-        </w:rPr>
-        <w:t xml:space="preserve">object sender, </w:t>
-      </w:r>
-      <w:proofErr w:type="spellStart"/>
-      <w:r>
-        <w:rPr>
-          <w:rFonts w:eastAsia="Times New Roman" w:cs="Times New Roman"/>
-          <w:kern w:val="0"/>
-          <w:lang w:val="en-US" w:eastAsia="es-AR"/>
-          <w14:ligatures w14:val="none"/>
-        </w:rPr>
-        <w:t>EventArgs</w:t>
-      </w:r>
-      <w:proofErr w:type="spellEnd"/>
-      <w:r>
-        <w:rPr>
-          <w:rFonts w:eastAsia="Times New Roman" w:cs="Times New Roman"/>
-          <w:kern w:val="0"/>
-          <w:lang w:val="en-US" w:eastAsia="es-AR"/>
-          <w14:ligatures w14:val="none"/>
-        </w:rPr>
-        <w:t xml:space="preserve"> e)</w:t>
-      </w:r>
-    </w:p>
-    <w:p>
-      <w:pPr>
-        <w:pStyle w:val="Prrafodelista"/>
-        <w:spacing w:before="100" w:beforeAutospacing="1" w:after="100" w:afterAutospacing="1" w:line="240" w:lineRule="auto"/>
-        <w:rPr>
-          <w:rFonts w:eastAsia="Times New Roman" w:cs="Times New Roman"/>
-          <w:kern w:val="0"/>
-          <w:lang w:eastAsia="es-AR"/>
-          <w14:ligatures w14:val="none"/>
-        </w:rPr>
-      </w:pPr>
-      <w:r>
-        <w:rPr>
-          <w:rFonts w:eastAsia="Times New Roman" w:cs="Times New Roman"/>
-          <w:kern w:val="0"/>
-          <w:lang w:val="en-US" w:eastAsia="es-AR"/>
-          <w14:ligatures w14:val="none"/>
-        </w:rPr>
-        <w:t xml:space="preserve">        </w:t>
-      </w:r>
-      <w:r>
-        <w:rPr>
-          <w:rFonts w:eastAsia="Times New Roman" w:cs="Times New Roman"/>
-          <w:kern w:val="0"/>
-          <w:lang w:eastAsia="es-AR"/>
-          <w14:ligatures w14:val="none"/>
-        </w:rPr>
-        <w:t>{</w:t>
-      </w:r>
-    </w:p>
-    <w:p>
-      <w:pPr>
-        <w:pStyle w:val="Prrafodelista"/>
-        <w:spacing w:before="100" w:beforeAutospacing="1" w:after="100" w:afterAutospacing="1" w:line="240" w:lineRule="auto"/>
-        <w:rPr>
-          <w:rFonts w:eastAsia="Times New Roman" w:cs="Times New Roman"/>
-          <w:kern w:val="0"/>
-          <w:lang w:eastAsia="es-AR"/>
-          <w14:ligatures w14:val="none"/>
-        </w:rPr>
-      </w:pPr>
-      <w:r>
-        <w:rPr>
-          <w:rFonts w:eastAsia="Times New Roman" w:cs="Times New Roman"/>
-          <w:kern w:val="0"/>
-          <w:lang w:eastAsia="es-AR"/>
-          <w14:ligatures w14:val="none"/>
-        </w:rPr>
-        <w:t xml:space="preserve">            // 2. Revisamos si en la URL viene el famoso parámetro "id"</w:t>
-      </w:r>
-    </w:p>
-    <w:p>
-      <w:pPr>
-        <w:pStyle w:val="Prrafodelista"/>
-        <w:spacing w:before="100" w:beforeAutospacing="1" w:after="100" w:afterAutospacing="1" w:line="240" w:lineRule="auto"/>
-        <w:rPr>
-          <w:rFonts w:eastAsia="Times New Roman" w:cs="Times New Roman"/>
-          <w:kern w:val="0"/>
-          <w:lang w:val="en-US" w:eastAsia="es-AR"/>
-          <w14:ligatures w14:val="none"/>
-        </w:rPr>
-      </w:pPr>
-      <w:r>
-        <w:rPr>
-          <w:rFonts w:eastAsia="Times New Roman" w:cs="Times New Roman"/>
-          <w:kern w:val="0"/>
-          <w:lang w:eastAsia="es-AR"/>
-          <w14:ligatures w14:val="none"/>
-        </w:rPr>
-        <w:t xml:space="preserve">            </w:t>
-      </w:r>
-      <w:r>
-        <w:rPr>
-          <w:rFonts w:eastAsia="Times New Roman" w:cs="Times New Roman"/>
-          <w:kern w:val="0"/>
-          <w:lang w:val="en-US" w:eastAsia="es-AR"/>
-          <w14:ligatures w14:val="none"/>
-        </w:rPr>
-        <w:t>if (</w:t>
-      </w:r>
-      <w:proofErr w:type="spellStart"/>
-      <w:r>
-        <w:rPr>
-          <w:rFonts w:eastAsia="Times New Roman" w:cs="Times New Roman"/>
-          <w:kern w:val="0"/>
-          <w:lang w:val="en-US" w:eastAsia="es-AR"/>
-          <w14:ligatures w14:val="none"/>
-        </w:rPr>
-        <w:t>Request.QueryString</w:t>
-      </w:r>
-      <w:proofErr w:type="spellEnd"/>
-      <w:r>
-        <w:rPr>
-          <w:rFonts w:eastAsia="Times New Roman" w:cs="Times New Roman"/>
-          <w:kern w:val="0"/>
-          <w:lang w:val="en-US" w:eastAsia="es-AR"/>
-          <w14:ligatures w14:val="none"/>
-        </w:rPr>
-        <w:t>["id"</w:t>
-      </w:r>
-      <w:proofErr w:type="gramStart"/>
-      <w:r>
-        <w:rPr>
-          <w:rFonts w:eastAsia="Times New Roman" w:cs="Times New Roman"/>
-          <w:kern w:val="0"/>
-          <w:lang w:val="en-US" w:eastAsia="es-AR"/>
-          <w14:ligatures w14:val="none"/>
-        </w:rPr>
-        <w:t>] !</w:t>
-      </w:r>
-      <w:proofErr w:type="gramEnd"/>
-      <w:r>
-        <w:rPr>
-          <w:rFonts w:eastAsia="Times New Roman" w:cs="Times New Roman"/>
-          <w:kern w:val="0"/>
-          <w:lang w:val="en-US" w:eastAsia="es-AR"/>
-          <w14:ligatures w14:val="none"/>
-        </w:rPr>
-        <w:t>= null)</w:t>
-      </w:r>
-    </w:p>
-    <w:p>
-      <w:pPr>
-        <w:pStyle w:val="Prrafodelista"/>
-        <w:spacing w:before="100" w:beforeAutospacing="1" w:after="100" w:afterAutospacing="1" w:line="240" w:lineRule="auto"/>
-        <w:rPr>
-          <w:rFonts w:eastAsia="Times New Roman" w:cs="Times New Roman"/>
-          <w:kern w:val="0"/>
-          <w:lang w:eastAsia="es-AR"/>
-          <w14:ligatures w14:val="none"/>
-        </w:rPr>
-      </w:pPr>
-      <w:r>
-        <w:rPr>
-          <w:rFonts w:eastAsia="Times New Roman" w:cs="Times New Roman"/>
-          <w:kern w:val="0"/>
-          <w:lang w:val="en-US" w:eastAsia="es-AR"/>
-          <w14:ligatures w14:val="none"/>
-        </w:rPr>
-        <w:t xml:space="preserve">            </w:t>
-      </w:r>
-      <w:r>
-        <w:rPr>
-          <w:rFonts w:eastAsia="Times New Roman" w:cs="Times New Roman"/>
-          <w:kern w:val="0"/>
-          <w:lang w:eastAsia="es-AR"/>
-          <w14:ligatures w14:val="none"/>
-        </w:rPr>
-        <w:t>{</w:t>
-      </w:r>
-    </w:p>
-    <w:p>
-      <w:pPr>
-        <w:pStyle w:val="Prrafodelista"/>
-        <w:spacing w:before="100" w:beforeAutospacing="1" w:after="100" w:afterAutospacing="1" w:line="240" w:lineRule="auto"/>
-        <w:rPr>
-          <w:rFonts w:eastAsia="Times New Roman" w:cs="Times New Roman"/>
-          <w:kern w:val="0"/>
-          <w:lang w:eastAsia="es-AR"/>
-          <w14:ligatures w14:val="none"/>
-        </w:rPr>
-      </w:pPr>
-      <w:r>
-        <w:rPr>
-          <w:rFonts w:eastAsia="Times New Roman" w:cs="Times New Roman"/>
-          <w:kern w:val="0"/>
-          <w:lang w:eastAsia="es-AR"/>
-          <w14:ligatures w14:val="none"/>
-        </w:rPr>
-        <w:t xml:space="preserve">                // 3. Lo extraemos de la URL (viene como texto) y lo convertimos a número entero</w:t>
-      </w:r>
-    </w:p>
-    <w:p>
-      <w:pPr>
-        <w:pStyle w:val="Prrafodelista"/>
-        <w:spacing w:before="100" w:beforeAutospacing="1" w:after="100" w:afterAutospacing="1" w:line="240" w:lineRule="auto"/>
-        <w:rPr>
-          <w:rFonts w:eastAsia="Times New Roman" w:cs="Times New Roman"/>
-          <w:kern w:val="0"/>
-          <w:lang w:val="en-US" w:eastAsia="es-AR"/>
-          <w14:ligatures w14:val="none"/>
-        </w:rPr>
-      </w:pPr>
-      <w:r>
-        <w:rPr>
-          <w:rFonts w:eastAsia="Times New Roman" w:cs="Times New Roman"/>
-          <w:kern w:val="0"/>
-          <w:lang w:eastAsia="es-AR"/>
-          <w14:ligatures w14:val="none"/>
-        </w:rPr>
-        <w:t xml:space="preserve">                </w:t>
-      </w:r>
-      <w:r>
-        <w:rPr>
-          <w:rFonts w:eastAsia="Times New Roman" w:cs="Times New Roman"/>
-          <w:kern w:val="0"/>
-          <w:lang w:val="en-US" w:eastAsia="es-AR"/>
-          <w14:ligatures w14:val="none"/>
-        </w:rPr>
-        <w:t xml:space="preserve">int id = </w:t>
-      </w:r>
-      <w:proofErr w:type="spellStart"/>
-      <w:proofErr w:type="gramStart"/>
-      <w:r>
-        <w:rPr>
-          <w:rFonts w:eastAsia="Times New Roman" w:cs="Times New Roman"/>
-          <w:kern w:val="0"/>
-          <w:lang w:val="en-US" w:eastAsia="es-AR"/>
-          <w14:ligatures w14:val="none"/>
-        </w:rPr>
-        <w:t>int.Parse</w:t>
-      </w:r>
-      <w:proofErr w:type="spellEnd"/>
-      <w:proofErr w:type="gramEnd"/>
-      <w:r>
-        <w:rPr>
-          <w:rFonts w:eastAsia="Times New Roman" w:cs="Times New Roman"/>
-          <w:kern w:val="0"/>
-          <w:lang w:val="en-US" w:eastAsia="es-AR"/>
-          <w14:ligatures w14:val="none"/>
-        </w:rPr>
-        <w:t>(</w:t>
-      </w:r>
-      <w:proofErr w:type="spellStart"/>
-      <w:r>
-        <w:rPr>
-          <w:rFonts w:eastAsia="Times New Roman" w:cs="Times New Roman"/>
-          <w:kern w:val="0"/>
-          <w:lang w:val="en-US" w:eastAsia="es-AR"/>
-          <w14:ligatures w14:val="none"/>
-        </w:rPr>
-        <w:t>Request.QueryString</w:t>
-      </w:r>
-      <w:proofErr w:type="spellEnd"/>
-      <w:r>
-        <w:rPr>
-          <w:rFonts w:eastAsia="Times New Roman" w:cs="Times New Roman"/>
-          <w:kern w:val="0"/>
-          <w:lang w:val="en-US" w:eastAsia="es-AR"/>
-          <w14:ligatures w14:val="none"/>
-        </w:rPr>
-        <w:t>["id"]);</w:t>
-      </w:r>
-    </w:p>
-    <w:p>
-      <w:pPr>
-        <w:pStyle w:val="Prrafodelista"/>
-        <w:spacing w:before="100" w:beforeAutospacing="1" w:after="100" w:afterAutospacing="1" w:line="240" w:lineRule="auto"/>
-        <w:rPr>
-          <w:rFonts w:eastAsia="Times New Roman" w:cs="Times New Roman"/>
-          <w:kern w:val="0"/>
-          <w:lang w:val="en-US" w:eastAsia="es-AR"/>
-          <w14:ligatures w14:val="none"/>
-        </w:rPr>
-      </w:pPr>
-    </w:p>
-    <w:p>
-      <w:pPr>
-        <w:pStyle w:val="Prrafodelista"/>
-        <w:spacing w:before="100" w:beforeAutospacing="1" w:after="100" w:afterAutospacing="1" w:line="240" w:lineRule="auto"/>
-        <w:rPr>
-          <w:rFonts w:eastAsia="Times New Roman" w:cs="Times New Roman"/>
-          <w:kern w:val="0"/>
-          <w:lang w:eastAsia="es-AR"/>
-          <w14:ligatures w14:val="none"/>
-        </w:rPr>
-      </w:pPr>
-      <w:r>
-        <w:rPr>
-          <w:rFonts w:eastAsia="Times New Roman" w:cs="Times New Roman"/>
-          <w:kern w:val="0"/>
-          <w:lang w:val="en-US" w:eastAsia="es-AR"/>
-          <w14:ligatures w14:val="none"/>
-        </w:rPr>
-        <w:t xml:space="preserve">                </w:t>
-      </w:r>
-      <w:r>
-        <w:rPr>
-          <w:rFonts w:eastAsia="Times New Roman" w:cs="Times New Roman"/>
-          <w:kern w:val="0"/>
-          <w:lang w:eastAsia="es-AR"/>
-          <w14:ligatures w14:val="none"/>
-        </w:rPr>
-        <w:t>// 4. Instanciamos el negocio para ir a buscar a la base de datos</w:t>
-      </w:r>
-    </w:p>
-    <w:p>
-      <w:pPr>
-        <w:pStyle w:val="Prrafodelista"/>
-        <w:spacing w:before="100" w:beforeAutospacing="1" w:after="100" w:afterAutospacing="1" w:line="240" w:lineRule="auto"/>
-        <w:rPr>
-          <w:rFonts w:eastAsia="Times New Roman" w:cs="Times New Roman"/>
-          <w:kern w:val="0"/>
-          <w:lang w:eastAsia="es-AR"/>
-          <w14:ligatures w14:val="none"/>
-        </w:rPr>
-      </w:pPr>
-      <w:r>
-        <w:rPr>
-          <w:rFonts w:eastAsia="Times New Roman" w:cs="Times New Roman"/>
-          <w:kern w:val="0"/>
-          <w:lang w:eastAsia="es-AR"/>
-          <w14:ligatures w14:val="none"/>
-        </w:rPr>
-        <w:t xml:space="preserve">                </w:t>
-      </w:r>
-      <w:proofErr w:type="spellStart"/>
-      <w:r>
-        <w:rPr>
-          <w:rFonts w:eastAsia="Times New Roman" w:cs="Times New Roman"/>
-          <w:kern w:val="0"/>
-          <w:lang w:eastAsia="es-AR"/>
-          <w14:ligatures w14:val="none"/>
-        </w:rPr>
-        <w:t>ArticuloNegocio</w:t>
-      </w:r>
-      <w:proofErr w:type="spellEnd"/>
-      <w:r>
-        <w:rPr>
-          <w:rFonts w:eastAsia="Times New Roman" w:cs="Times New Roman"/>
-          <w:kern w:val="0"/>
-          <w:lang w:eastAsia="es-AR"/>
-          <w14:ligatures w14:val="none"/>
-        </w:rPr>
-        <w:t xml:space="preserve"> negocio = new </w:t>
-      </w:r>
-      <w:proofErr w:type="spellStart"/>
-      <w:proofErr w:type="gramStart"/>
-      <w:r>
-        <w:rPr>
-          <w:rFonts w:eastAsia="Times New Roman" w:cs="Times New Roman"/>
-          <w:kern w:val="0"/>
-          <w:lang w:eastAsia="es-AR"/>
-          <w14:ligatures w14:val="none"/>
-        </w:rPr>
-        <w:t>ArticuloNegocio</w:t>
-      </w:r>
-      <w:proofErr w:type="spellEnd"/>
-      <w:r>
-        <w:rPr>
-          <w:rFonts w:eastAsia="Times New Roman" w:cs="Times New Roman"/>
-          <w:kern w:val="0"/>
-          <w:lang w:eastAsia="es-AR"/>
-          <w14:ligatures w14:val="none"/>
-        </w:rPr>
-        <w:t>(</w:t>
-      </w:r>
-      <w:proofErr w:type="gramEnd"/>
-      <w:r>
-        <w:rPr>
-          <w:rFonts w:eastAsia="Times New Roman" w:cs="Times New Roman"/>
-          <w:kern w:val="0"/>
-          <w:lang w:eastAsia="es-AR"/>
-          <w14:ligatures w14:val="none"/>
-        </w:rPr>
-        <w:t>);</w:t>
-      </w:r>
-    </w:p>
-    <w:p>
-      <w:pPr>
-        <w:pStyle w:val="Prrafodelista"/>
-        <w:spacing w:before="100" w:beforeAutospacing="1" w:after="100" w:afterAutospacing="1" w:line="240" w:lineRule="auto"/>
-        <w:rPr>
-          <w:rFonts w:eastAsia="Times New Roman" w:cs="Times New Roman"/>
-          <w:kern w:val="0"/>
-          <w:lang w:eastAsia="es-AR"/>
-          <w14:ligatures w14:val="none"/>
-        </w:rPr>
-      </w:pPr>
-      <w:r>
-        <w:rPr>
-          <w:rFonts w:eastAsia="Times New Roman" w:cs="Times New Roman"/>
-          <w:kern w:val="0"/>
-          <w:lang w:eastAsia="es-AR"/>
-          <w14:ligatures w14:val="none"/>
-        </w:rPr>
-        <w:t xml:space="preserve">                </w:t>
-      </w:r>
-    </w:p>
-    <w:p>
-      <w:pPr>
-        <w:pStyle w:val="Prrafodelista"/>
-        <w:spacing w:before="100" w:beforeAutospacing="1" w:after="100" w:afterAutospacing="1" w:line="240" w:lineRule="auto"/>
-        <w:rPr>
-          <w:rFonts w:eastAsia="Times New Roman" w:cs="Times New Roman"/>
-          <w:kern w:val="0"/>
-          <w:lang w:eastAsia="es-AR"/>
-          <w14:ligatures w14:val="none"/>
-        </w:rPr>
-      </w:pPr>
-      <w:r>
-        <w:rPr>
-          <w:rFonts w:eastAsia="Times New Roman" w:cs="Times New Roman"/>
-          <w:kern w:val="0"/>
-          <w:lang w:eastAsia="es-AR"/>
-          <w14:ligatures w14:val="none"/>
-        </w:rPr>
-        <w:t xml:space="preserve">                // 5. Traemos todos los artículos y usamos el método de </w:t>
-      </w:r>
-      <w:proofErr w:type="gramStart"/>
-      <w:r>
-        <w:rPr>
-          <w:rFonts w:eastAsia="Times New Roman" w:cs="Times New Roman"/>
-          <w:kern w:val="0"/>
-          <w:lang w:eastAsia="es-AR"/>
-          <w14:ligatures w14:val="none"/>
-        </w:rPr>
-        <w:t>C# .</w:t>
-      </w:r>
-      <w:proofErr w:type="spellStart"/>
-      <w:r>
-        <w:rPr>
-          <w:rFonts w:eastAsia="Times New Roman" w:cs="Times New Roman"/>
-          <w:kern w:val="0"/>
-          <w:lang w:eastAsia="es-AR"/>
-          <w14:ligatures w14:val="none"/>
-        </w:rPr>
-        <w:t>Find</w:t>
-      </w:r>
-      <w:proofErr w:type="spellEnd"/>
-      <w:proofErr w:type="gramEnd"/>
-      <w:r>
-        <w:rPr>
-          <w:rFonts w:eastAsia="Times New Roman" w:cs="Times New Roman"/>
-          <w:kern w:val="0"/>
-          <w:lang w:eastAsia="es-AR"/>
-          <w14:ligatures w14:val="none"/>
-        </w:rPr>
-        <w:t xml:space="preserve">() para encontrar </w:t>
-      </w:r>
-    </w:p>
-    <w:p>
-      <w:pPr>
-        <w:pStyle w:val="Prrafodelista"/>
-        <w:spacing w:before="100" w:beforeAutospacing="1" w:after="100" w:afterAutospacing="1" w:line="240" w:lineRule="auto"/>
-        <w:rPr>
-          <w:rFonts w:eastAsia="Times New Roman" w:cs="Times New Roman"/>
-          <w:kern w:val="0"/>
-          <w:lang w:eastAsia="es-AR"/>
-          <w14:ligatures w14:val="none"/>
-        </w:rPr>
-      </w:pPr>
-      <w:r>
-        <w:rPr>
-          <w:rFonts w:eastAsia="Times New Roman" w:cs="Times New Roman"/>
-          <w:kern w:val="0"/>
-          <w:lang w:eastAsia="es-AR"/>
-          <w14:ligatures w14:val="none"/>
-        </w:rPr>
-        <w:t xml:space="preserve">                // exactamente el que tenga el Id igual al de la URL (Expresión Lambda).</w:t>
-      </w:r>
-    </w:p>
-    <w:p>
-      <w:pPr>
-        <w:pStyle w:val="Prrafodelista"/>
-        <w:spacing w:before="100" w:beforeAutospacing="1" w:after="100" w:afterAutospacing="1" w:line="240" w:lineRule="auto"/>
-        <w:rPr>
-          <w:rFonts w:eastAsia="Times New Roman" w:cs="Times New Roman"/>
-          <w:kern w:val="0"/>
-          <w:lang w:eastAsia="es-AR"/>
-          <w14:ligatures w14:val="none"/>
-        </w:rPr>
-      </w:pPr>
-      <w:r>
-        <w:rPr>
-          <w:rFonts w:eastAsia="Times New Roman" w:cs="Times New Roman"/>
-          <w:kern w:val="0"/>
-          <w:lang w:eastAsia="es-AR"/>
-          <w14:ligatures w14:val="none"/>
-        </w:rPr>
-        <w:t xml:space="preserve">                </w:t>
-      </w:r>
-      <w:proofErr w:type="spellStart"/>
-      <w:r>
-        <w:rPr>
-          <w:rFonts w:eastAsia="Times New Roman" w:cs="Times New Roman"/>
-          <w:kern w:val="0"/>
-          <w:lang w:eastAsia="es-AR"/>
-          <w14:ligatures w14:val="none"/>
-        </w:rPr>
-        <w:t>ArticuloSeleccionado</w:t>
-      </w:r>
-      <w:proofErr w:type="spellEnd"/>
-      <w:r>
-        <w:rPr>
-          <w:rFonts w:eastAsia="Times New Roman" w:cs="Times New Roman"/>
-          <w:kern w:val="0"/>
           <w:lang w:eastAsia="es-AR"/>
           <w14:ligatures w14:val="none"/>
         </w:rPr>
         <w:t xml:space="preserve"> = </w:t>
       </w:r>
       <w:proofErr w:type="spellStart"/>
-      <w:proofErr w:type="gramStart"/>
       <w:r>
         <w:rPr>
           <w:rFonts w:eastAsia="Times New Roman" w:cs="Times New Roman"/>
@@ -6193,7 +6142,6 @@
         <w:t>negocio.Listar</w:t>
       </w:r>
       <w:proofErr w:type="spellEnd"/>
-      <w:proofErr w:type="gramEnd"/>
       <w:r>
         <w:rPr>
           <w:rFonts w:eastAsia="Times New Roman" w:cs="Times New Roman"/>
@@ -6672,6 +6620,7 @@
           <w:lang w:eastAsia="es-AR"/>
           <w14:ligatures w14:val="none"/>
         </w:rPr>
+        <w:lastRenderedPageBreak/>
         <w:t>Justo debajo de ese &lt;h1&gt; y antes de la grilla de tarjetas (&lt;</w:t>
       </w:r>
       <w:proofErr w:type="spellStart"/>
@@ -6925,7 +6874,6 @@
         <w:t xml:space="preserve">                &lt;</w:t>
       </w:r>
       <w:proofErr w:type="spellStart"/>
-      <w:proofErr w:type="gramStart"/>
       <w:r>
         <w:rPr>
           <w:rFonts w:eastAsia="Times New Roman" w:cs="Times New Roman"/>
@@ -6936,7 +6884,6 @@
         <w:t>asp:TextBox</w:t>
       </w:r>
       <w:proofErr w:type="spellEnd"/>
-      <w:proofErr w:type="gramEnd"/>
       <w:r>
         <w:rPr>
           <w:rFonts w:eastAsia="Times New Roman" w:cs="Times New Roman"/>
@@ -7067,7 +7014,6 @@
         <w:t xml:space="preserve">                &lt;</w:t>
       </w:r>
       <w:proofErr w:type="spellStart"/>
-      <w:proofErr w:type="gramStart"/>
       <w:r>
         <w:rPr>
           <w:rFonts w:eastAsia="Times New Roman" w:cs="Times New Roman"/>
@@ -7078,7 +7024,6 @@
         <w:t>asp:Button</w:t>
       </w:r>
       <w:proofErr w:type="spellEnd"/>
-      <w:proofErr w:type="gramEnd"/>
       <w:r>
         <w:rPr>
           <w:rFonts w:eastAsia="Times New Roman" w:cs="Times New Roman"/>
@@ -7269,7 +7214,6 @@
         <w:t xml:space="preserve">                &lt;</w:t>
       </w:r>
       <w:proofErr w:type="spellStart"/>
-      <w:proofErr w:type="gramStart"/>
       <w:r>
         <w:rPr>
           <w:rFonts w:eastAsia="Times New Roman" w:cs="Times New Roman"/>
@@ -7280,7 +7224,6 @@
         <w:t>asp:Button</w:t>
       </w:r>
       <w:proofErr w:type="spellEnd"/>
-      <w:proofErr w:type="gramEnd"/>
       <w:r>
         <w:rPr>
           <w:rFonts w:eastAsia="Times New Roman" w:cs="Times New Roman"/>
@@ -7557,7 +7500,6 @@
           <w:lang w:eastAsia="es-AR"/>
           <w14:ligatures w14:val="none"/>
         </w:rPr>
-        <w:lastRenderedPageBreak/>
         <w:t xml:space="preserve">    &lt;/</w:t>
       </w:r>
       <w:proofErr w:type="spellStart"/>
@@ -8020,27 +7962,7 @@
           <w:lang w:val="en-US" w:eastAsia="es-AR"/>
           <w14:ligatures w14:val="none"/>
         </w:rPr>
-        <w:t xml:space="preserve">    public partial class </w:t>
-      </w:r>
-      <w:proofErr w:type="gramStart"/>
-      <w:r>
-        <w:rPr>
-          <w:rFonts w:eastAsia="Times New Roman" w:cs="Times New Roman"/>
-          <w:kern w:val="0"/>
-          <w:lang w:val="en-US" w:eastAsia="es-AR"/>
-          <w14:ligatures w14:val="none"/>
-        </w:rPr>
-        <w:t>Default :</w:t>
-      </w:r>
-      <w:proofErr w:type="gramEnd"/>
-      <w:r>
-        <w:rPr>
-          <w:rFonts w:eastAsia="Times New Roman" w:cs="Times New Roman"/>
-          <w:kern w:val="0"/>
-          <w:lang w:val="en-US" w:eastAsia="es-AR"/>
-          <w14:ligatures w14:val="none"/>
-        </w:rPr>
-        <w:t xml:space="preserve"> </w:t>
+        <w:t xml:space="preserve">    public partial class Default : </w:t>
       </w:r>
       <w:proofErr w:type="spellStart"/>
       <w:r>
@@ -8131,27 +8053,7 @@
           <w:lang w:val="en-US" w:eastAsia="es-AR"/>
           <w14:ligatures w14:val="none"/>
         </w:rPr>
-        <w:t xml:space="preserve"> </w:t>
-      </w:r>
-      <w:proofErr w:type="gramStart"/>
-      <w:r>
-        <w:rPr>
-          <w:rFonts w:eastAsia="Times New Roman" w:cs="Times New Roman"/>
-          <w:kern w:val="0"/>
-          <w:lang w:val="en-US" w:eastAsia="es-AR"/>
-          <w14:ligatures w14:val="none"/>
-        </w:rPr>
-        <w:t>{ get</w:t>
-      </w:r>
-      <w:proofErr w:type="gramEnd"/>
-      <w:r>
-        <w:rPr>
-          <w:rFonts w:eastAsia="Times New Roman" w:cs="Times New Roman"/>
-          <w:kern w:val="0"/>
-          <w:lang w:val="en-US" w:eastAsia="es-AR"/>
-          <w14:ligatures w14:val="none"/>
-        </w:rPr>
-        <w:t>; set; }</w:t>
+        <w:t xml:space="preserve"> { get; set; }</w:t>
       </w:r>
     </w:p>
     <w:p>
@@ -8192,37 +8094,17 @@
           <w:lang w:val="en-US" w:eastAsia="es-AR"/>
           <w14:ligatures w14:val="none"/>
         </w:rPr>
-        <w:t>Page_</w:t>
-      </w:r>
-      <w:proofErr w:type="gramStart"/>
-      <w:r>
-        <w:rPr>
-          <w:rFonts w:eastAsia="Times New Roman" w:cs="Times New Roman"/>
-          <w:kern w:val="0"/>
-          <w:lang w:val="en-US" w:eastAsia="es-AR"/>
-          <w14:ligatures w14:val="none"/>
-        </w:rPr>
-        <w:t>Load</w:t>
-      </w:r>
-      <w:proofErr w:type="spellEnd"/>
-      <w:r>
-        <w:rPr>
-          <w:rFonts w:eastAsia="Times New Roman" w:cs="Times New Roman"/>
-          <w:kern w:val="0"/>
-          <w:lang w:val="en-US" w:eastAsia="es-AR"/>
-          <w14:ligatures w14:val="none"/>
-        </w:rPr>
-        <w:t>(</w:t>
-      </w:r>
-      <w:proofErr w:type="gramEnd"/>
-      <w:r>
-        <w:rPr>
-          <w:rFonts w:eastAsia="Times New Roman" w:cs="Times New Roman"/>
-          <w:kern w:val="0"/>
-          <w:lang w:val="en-US" w:eastAsia="es-AR"/>
-          <w14:ligatures w14:val="none"/>
-        </w:rPr>
-        <w:t xml:space="preserve">object sender, </w:t>
+        <w:t>Page_Load</w:t>
+      </w:r>
+      <w:proofErr w:type="spellEnd"/>
+      <w:r>
+        <w:rPr>
+          <w:rFonts w:eastAsia="Times New Roman" w:cs="Times New Roman"/>
+          <w:kern w:val="0"/>
+          <w:lang w:val="en-US" w:eastAsia="es-AR"/>
+          <w14:ligatures w14:val="none"/>
+        </w:rPr>
+        <w:t xml:space="preserve">(object sender, </w:t>
       </w:r>
       <w:proofErr w:type="spellStart"/>
       <w:r>
@@ -8334,7 +8216,6 @@
         <w:t xml:space="preserve"> negocio = new </w:t>
       </w:r>
       <w:proofErr w:type="spellStart"/>
-      <w:proofErr w:type="gramStart"/>
       <w:r>
         <w:rPr>
           <w:rFonts w:eastAsia="Times New Roman" w:cs="Times New Roman"/>
@@ -8352,9 +8233,647 @@
           <w:lang w:eastAsia="es-AR"/>
           <w14:ligatures w14:val="none"/>
         </w:rPr>
-        <w:t>(</w:t>
-      </w:r>
-      <w:proofErr w:type="gramEnd"/>
+        <w:t>();</w:t>
+      </w:r>
+    </w:p>
+    <w:p>
+      <w:pPr>
+        <w:pStyle w:val="Prrafodelista"/>
+        <w:rPr>
+          <w:rFonts w:eastAsia="Times New Roman" w:cs="Times New Roman"/>
+          <w:kern w:val="0"/>
+          <w:lang w:eastAsia="es-AR"/>
+          <w14:ligatures w14:val="none"/>
+        </w:rPr>
+      </w:pPr>
+      <w:r>
+        <w:rPr>
+          <w:rFonts w:eastAsia="Times New Roman" w:cs="Times New Roman"/>
+          <w:kern w:val="0"/>
+          <w:lang w:eastAsia="es-AR"/>
+          <w14:ligatures w14:val="none"/>
+        </w:rPr>
+        <w:t xml:space="preserve">            </w:t>
+      </w:r>
+      <w:proofErr w:type="spellStart"/>
+      <w:r>
+        <w:rPr>
+          <w:rFonts w:eastAsia="Times New Roman" w:cs="Times New Roman"/>
+          <w:kern w:val="0"/>
+          <w:lang w:eastAsia="es-AR"/>
+          <w14:ligatures w14:val="none"/>
+        </w:rPr>
+        <w:t>ListaArticulos</w:t>
+      </w:r>
+      <w:proofErr w:type="spellEnd"/>
+      <w:r>
+        <w:rPr>
+          <w:rFonts w:eastAsia="Times New Roman" w:cs="Times New Roman"/>
+          <w:kern w:val="0"/>
+          <w:lang w:eastAsia="es-AR"/>
+          <w14:ligatures w14:val="none"/>
+        </w:rPr>
+        <w:t xml:space="preserve"> = </w:t>
+      </w:r>
+      <w:proofErr w:type="spellStart"/>
+      <w:r>
+        <w:rPr>
+          <w:rFonts w:eastAsia="Times New Roman" w:cs="Times New Roman"/>
+          <w:kern w:val="0"/>
+          <w:lang w:eastAsia="es-AR"/>
+          <w14:ligatures w14:val="none"/>
+        </w:rPr>
+        <w:t>negocio.listar</w:t>
+      </w:r>
+      <w:proofErr w:type="spellEnd"/>
+      <w:r>
+        <w:rPr>
+          <w:rFonts w:eastAsia="Times New Roman" w:cs="Times New Roman"/>
+          <w:kern w:val="0"/>
+          <w:lang w:eastAsia="es-AR"/>
+          <w14:ligatures w14:val="none"/>
+        </w:rPr>
+        <w:t>();</w:t>
+      </w:r>
+    </w:p>
+    <w:p>
+      <w:pPr>
+        <w:pStyle w:val="Prrafodelista"/>
+        <w:rPr>
+          <w:rFonts w:eastAsia="Times New Roman" w:cs="Times New Roman"/>
+          <w:kern w:val="0"/>
+          <w:lang w:val="en-US" w:eastAsia="es-AR"/>
+          <w14:ligatures w14:val="none"/>
+        </w:rPr>
+      </w:pPr>
+      <w:r>
+        <w:rPr>
+          <w:rFonts w:eastAsia="Times New Roman" w:cs="Times New Roman"/>
+          <w:kern w:val="0"/>
+          <w:lang w:eastAsia="es-AR"/>
+          <w14:ligatures w14:val="none"/>
+        </w:rPr>
+        <w:t xml:space="preserve">        </w:t>
+      </w:r>
+      <w:r>
+        <w:rPr>
+          <w:rFonts w:eastAsia="Times New Roman" w:cs="Times New Roman"/>
+          <w:kern w:val="0"/>
+          <w:lang w:val="en-US" w:eastAsia="es-AR"/>
+          <w14:ligatures w14:val="none"/>
+        </w:rPr>
+        <w:t>}</w:t>
+      </w:r>
+    </w:p>
+    <w:p>
+      <w:pPr>
+        <w:pStyle w:val="Prrafodelista"/>
+        <w:rPr>
+          <w:rFonts w:eastAsia="Times New Roman" w:cs="Times New Roman"/>
+          <w:kern w:val="0"/>
+          <w:lang w:val="en-US" w:eastAsia="es-AR"/>
+          <w14:ligatures w14:val="none"/>
+        </w:rPr>
+      </w:pPr>
+    </w:p>
+    <w:p>
+      <w:pPr>
+        <w:pStyle w:val="Prrafodelista"/>
+        <w:rPr>
+          <w:rFonts w:eastAsia="Times New Roman" w:cs="Times New Roman"/>
+          <w:kern w:val="0"/>
+          <w:lang w:val="en-US" w:eastAsia="es-AR"/>
+          <w14:ligatures w14:val="none"/>
+        </w:rPr>
+      </w:pPr>
+      <w:r>
+        <w:rPr>
+          <w:rFonts w:eastAsia="Times New Roman" w:cs="Times New Roman"/>
+          <w:kern w:val="0"/>
+          <w:lang w:val="en-US" w:eastAsia="es-AR"/>
+          <w14:ligatures w14:val="none"/>
+        </w:rPr>
+        <w:t xml:space="preserve">        protected void </w:t>
+      </w:r>
+      <w:proofErr w:type="spellStart"/>
+      <w:r>
+        <w:rPr>
+          <w:rFonts w:eastAsia="Times New Roman" w:cs="Times New Roman"/>
+          <w:kern w:val="0"/>
+          <w:lang w:val="en-US" w:eastAsia="es-AR"/>
+          <w14:ligatures w14:val="none"/>
+        </w:rPr>
+        <w:t>btnBuscar_Click</w:t>
+      </w:r>
+      <w:proofErr w:type="spellEnd"/>
+      <w:r>
+        <w:rPr>
+          <w:rFonts w:eastAsia="Times New Roman" w:cs="Times New Roman"/>
+          <w:kern w:val="0"/>
+          <w:lang w:val="en-US" w:eastAsia="es-AR"/>
+          <w14:ligatures w14:val="none"/>
+        </w:rPr>
+        <w:t xml:space="preserve">(object sender, </w:t>
+      </w:r>
+      <w:proofErr w:type="spellStart"/>
+      <w:r>
+        <w:rPr>
+          <w:rFonts w:eastAsia="Times New Roman" w:cs="Times New Roman"/>
+          <w:kern w:val="0"/>
+          <w:lang w:val="en-US" w:eastAsia="es-AR"/>
+          <w14:ligatures w14:val="none"/>
+        </w:rPr>
+        <w:t>EventArgs</w:t>
+      </w:r>
+      <w:proofErr w:type="spellEnd"/>
+      <w:r>
+        <w:rPr>
+          <w:rFonts w:eastAsia="Times New Roman" w:cs="Times New Roman"/>
+          <w:kern w:val="0"/>
+          <w:lang w:val="en-US" w:eastAsia="es-AR"/>
+          <w14:ligatures w14:val="none"/>
+        </w:rPr>
+        <w:t xml:space="preserve"> e)</w:t>
+      </w:r>
+    </w:p>
+    <w:p>
+      <w:pPr>
+        <w:pStyle w:val="Prrafodelista"/>
+        <w:rPr>
+          <w:rFonts w:eastAsia="Times New Roman" w:cs="Times New Roman"/>
+          <w:kern w:val="0"/>
+          <w:lang w:eastAsia="es-AR"/>
+          <w14:ligatures w14:val="none"/>
+        </w:rPr>
+      </w:pPr>
+      <w:r>
+        <w:rPr>
+          <w:rFonts w:eastAsia="Times New Roman" w:cs="Times New Roman"/>
+          <w:kern w:val="0"/>
+          <w:lang w:val="en-US" w:eastAsia="es-AR"/>
+          <w14:ligatures w14:val="none"/>
+        </w:rPr>
+        <w:t xml:space="preserve">        </w:t>
+      </w:r>
+      <w:r>
+        <w:rPr>
+          <w:rFonts w:eastAsia="Times New Roman" w:cs="Times New Roman"/>
+          <w:kern w:val="0"/>
+          <w:lang w:eastAsia="es-AR"/>
+          <w14:ligatures w14:val="none"/>
+        </w:rPr>
+        <w:t>{</w:t>
+      </w:r>
+    </w:p>
+    <w:p>
+      <w:pPr>
+        <w:pStyle w:val="Prrafodelista"/>
+        <w:rPr>
+          <w:rFonts w:eastAsia="Times New Roman" w:cs="Times New Roman"/>
+          <w:kern w:val="0"/>
+          <w:lang w:eastAsia="es-AR"/>
+          <w14:ligatures w14:val="none"/>
+        </w:rPr>
+      </w:pPr>
+      <w:r>
+        <w:rPr>
+          <w:rFonts w:eastAsia="Times New Roman" w:cs="Times New Roman"/>
+          <w:kern w:val="0"/>
+          <w:lang w:eastAsia="es-AR"/>
+          <w14:ligatures w14:val="none"/>
+        </w:rPr>
+        <w:t xml:space="preserve">            // 2. Capturamos lo que escribió el usuario y lo pasamos a mayúsculas para evitar problemas de case-sensitive</w:t>
+      </w:r>
+    </w:p>
+    <w:p>
+      <w:pPr>
+        <w:pStyle w:val="Prrafodelista"/>
+        <w:rPr>
+          <w:rFonts w:eastAsia="Times New Roman" w:cs="Times New Roman"/>
+          <w:kern w:val="0"/>
+          <w:lang w:val="en-US" w:eastAsia="es-AR"/>
+          <w14:ligatures w14:val="none"/>
+        </w:rPr>
+      </w:pPr>
+      <w:r>
+        <w:rPr>
+          <w:rFonts w:eastAsia="Times New Roman" w:cs="Times New Roman"/>
+          <w:kern w:val="0"/>
+          <w:lang w:eastAsia="es-AR"/>
+          <w14:ligatures w14:val="none"/>
+        </w:rPr>
+        <w:t xml:space="preserve">            </w:t>
+      </w:r>
+      <w:r>
+        <w:rPr>
+          <w:rFonts w:eastAsia="Times New Roman" w:cs="Times New Roman"/>
+          <w:kern w:val="0"/>
+          <w:lang w:val="en-US" w:eastAsia="es-AR"/>
+          <w14:ligatures w14:val="none"/>
+        </w:rPr>
+        <w:t xml:space="preserve">string </w:t>
+      </w:r>
+      <w:proofErr w:type="spellStart"/>
+      <w:r>
+        <w:rPr>
+          <w:rFonts w:eastAsia="Times New Roman" w:cs="Times New Roman"/>
+          <w:kern w:val="0"/>
+          <w:lang w:val="en-US" w:eastAsia="es-AR"/>
+          <w14:ligatures w14:val="none"/>
+        </w:rPr>
+        <w:t>filtro</w:t>
+      </w:r>
+      <w:proofErr w:type="spellEnd"/>
+      <w:r>
+        <w:rPr>
+          <w:rFonts w:eastAsia="Times New Roman" w:cs="Times New Roman"/>
+          <w:kern w:val="0"/>
+          <w:lang w:val="en-US" w:eastAsia="es-AR"/>
+          <w14:ligatures w14:val="none"/>
+        </w:rPr>
+        <w:t xml:space="preserve"> = </w:t>
+      </w:r>
+      <w:proofErr w:type="spellStart"/>
+      <w:r>
+        <w:rPr>
+          <w:rFonts w:eastAsia="Times New Roman" w:cs="Times New Roman"/>
+          <w:kern w:val="0"/>
+          <w:lang w:val="en-US" w:eastAsia="es-AR"/>
+          <w14:ligatures w14:val="none"/>
+        </w:rPr>
+        <w:t>txtFiltro.Text.ToUpper</w:t>
+      </w:r>
+      <w:proofErr w:type="spellEnd"/>
+      <w:r>
+        <w:rPr>
+          <w:rFonts w:eastAsia="Times New Roman" w:cs="Times New Roman"/>
+          <w:kern w:val="0"/>
+          <w:lang w:val="en-US" w:eastAsia="es-AR"/>
+          <w14:ligatures w14:val="none"/>
+        </w:rPr>
+        <w:t>();</w:t>
+      </w:r>
+    </w:p>
+    <w:p>
+      <w:pPr>
+        <w:pStyle w:val="Prrafodelista"/>
+        <w:rPr>
+          <w:rFonts w:eastAsia="Times New Roman" w:cs="Times New Roman"/>
+          <w:kern w:val="0"/>
+          <w:lang w:val="en-US" w:eastAsia="es-AR"/>
+          <w14:ligatures w14:val="none"/>
+        </w:rPr>
+      </w:pPr>
+    </w:p>
+    <w:p>
+      <w:pPr>
+        <w:pStyle w:val="Prrafodelista"/>
+        <w:rPr>
+          <w:rFonts w:eastAsia="Times New Roman" w:cs="Times New Roman"/>
+          <w:kern w:val="0"/>
+          <w:lang w:eastAsia="es-AR"/>
+          <w14:ligatures w14:val="none"/>
+        </w:rPr>
+      </w:pPr>
+      <w:r>
+        <w:rPr>
+          <w:rFonts w:eastAsia="Times New Roman" w:cs="Times New Roman"/>
+          <w:kern w:val="0"/>
+          <w:lang w:val="en-US" w:eastAsia="es-AR"/>
+          <w14:ligatures w14:val="none"/>
+        </w:rPr>
+        <w:lastRenderedPageBreak/>
+        <w:t xml:space="preserve">            </w:t>
+      </w:r>
+      <w:r>
+        <w:rPr>
+          <w:rFonts w:eastAsia="Times New Roman" w:cs="Times New Roman"/>
+          <w:kern w:val="0"/>
+          <w:lang w:eastAsia="es-AR"/>
+          <w14:ligatures w14:val="none"/>
+        </w:rPr>
+        <w:t>// 3. Usamos una expresión Lambda (.</w:t>
+      </w:r>
+      <w:proofErr w:type="spellStart"/>
+      <w:r>
+        <w:rPr>
+          <w:rFonts w:eastAsia="Times New Roman" w:cs="Times New Roman"/>
+          <w:kern w:val="0"/>
+          <w:lang w:eastAsia="es-AR"/>
+          <w14:ligatures w14:val="none"/>
+        </w:rPr>
+        <w:t>FindAll</w:t>
+      </w:r>
+      <w:proofErr w:type="spellEnd"/>
+      <w:r>
+        <w:rPr>
+          <w:rFonts w:eastAsia="Times New Roman" w:cs="Times New Roman"/>
+          <w:kern w:val="0"/>
+          <w:lang w:eastAsia="es-AR"/>
+          <w14:ligatures w14:val="none"/>
+        </w:rPr>
+        <w:t>) para buscar coincidencias en el Nombre, en la Marca o en la Categoría.</w:t>
+      </w:r>
+    </w:p>
+    <w:p>
+      <w:pPr>
+        <w:pStyle w:val="Prrafodelista"/>
+        <w:rPr>
+          <w:rFonts w:eastAsia="Times New Roman" w:cs="Times New Roman"/>
+          <w:kern w:val="0"/>
+          <w:lang w:eastAsia="es-AR"/>
+          <w14:ligatures w14:val="none"/>
+        </w:rPr>
+      </w:pPr>
+      <w:r>
+        <w:rPr>
+          <w:rFonts w:eastAsia="Times New Roman" w:cs="Times New Roman"/>
+          <w:kern w:val="0"/>
+          <w:lang w:eastAsia="es-AR"/>
+          <w14:ligatures w14:val="none"/>
+        </w:rPr>
+        <w:t xml:space="preserve">            // Si el texto está en cualquiera de esos 3 lugares, el artículo se guarda en nuestra nueva lista filtrada.</w:t>
+      </w:r>
+    </w:p>
+    <w:p>
+      <w:pPr>
+        <w:pStyle w:val="Prrafodelista"/>
+        <w:rPr>
+          <w:rFonts w:eastAsia="Times New Roman" w:cs="Times New Roman"/>
+          <w:kern w:val="0"/>
+          <w:lang w:eastAsia="es-AR"/>
+          <w14:ligatures w14:val="none"/>
+        </w:rPr>
+      </w:pPr>
+      <w:r>
+        <w:rPr>
+          <w:rFonts w:eastAsia="Times New Roman" w:cs="Times New Roman"/>
+          <w:kern w:val="0"/>
+          <w:lang w:eastAsia="es-AR"/>
+          <w14:ligatures w14:val="none"/>
+        </w:rPr>
+        <w:t xml:space="preserve">            </w:t>
+      </w:r>
+      <w:proofErr w:type="spellStart"/>
+      <w:r>
+        <w:rPr>
+          <w:rFonts w:eastAsia="Times New Roman" w:cs="Times New Roman"/>
+          <w:kern w:val="0"/>
+          <w:lang w:eastAsia="es-AR"/>
+          <w14:ligatures w14:val="none"/>
+        </w:rPr>
+        <w:t>List</w:t>
+      </w:r>
+      <w:proofErr w:type="spellEnd"/>
+      <w:r>
+        <w:rPr>
+          <w:rFonts w:eastAsia="Times New Roman" w:cs="Times New Roman"/>
+          <w:kern w:val="0"/>
+          <w:lang w:eastAsia="es-AR"/>
+          <w14:ligatures w14:val="none"/>
+        </w:rPr>
+        <w:t xml:space="preserve">&lt;Articulo&gt; </w:t>
+      </w:r>
+      <w:proofErr w:type="spellStart"/>
+      <w:r>
+        <w:rPr>
+          <w:rFonts w:eastAsia="Times New Roman" w:cs="Times New Roman"/>
+          <w:kern w:val="0"/>
+          <w:lang w:eastAsia="es-AR"/>
+          <w14:ligatures w14:val="none"/>
+        </w:rPr>
+        <w:t>listaFiltrada</w:t>
+      </w:r>
+      <w:proofErr w:type="spellEnd"/>
+      <w:r>
+        <w:rPr>
+          <w:rFonts w:eastAsia="Times New Roman" w:cs="Times New Roman"/>
+          <w:kern w:val="0"/>
+          <w:lang w:eastAsia="es-AR"/>
+          <w14:ligatures w14:val="none"/>
+        </w:rPr>
+        <w:t xml:space="preserve"> = </w:t>
+      </w:r>
+      <w:proofErr w:type="spellStart"/>
+      <w:r>
+        <w:rPr>
+          <w:rFonts w:eastAsia="Times New Roman" w:cs="Times New Roman"/>
+          <w:kern w:val="0"/>
+          <w:lang w:eastAsia="es-AR"/>
+          <w14:ligatures w14:val="none"/>
+        </w:rPr>
+        <w:t>ListaArticulos.FindAll</w:t>
+      </w:r>
+      <w:proofErr w:type="spellEnd"/>
+      <w:r>
+        <w:rPr>
+          <w:rFonts w:eastAsia="Times New Roman" w:cs="Times New Roman"/>
+          <w:kern w:val="0"/>
+          <w:lang w:eastAsia="es-AR"/>
+          <w14:ligatures w14:val="none"/>
+        </w:rPr>
+        <w:t xml:space="preserve">(x =&gt; </w:t>
+      </w:r>
+    </w:p>
+    <w:p>
+      <w:pPr>
+        <w:pStyle w:val="Prrafodelista"/>
+        <w:rPr>
+          <w:rFonts w:eastAsia="Times New Roman" w:cs="Times New Roman"/>
+          <w:kern w:val="0"/>
+          <w:lang w:val="en-US" w:eastAsia="es-AR"/>
+          <w14:ligatures w14:val="none"/>
+        </w:rPr>
+      </w:pPr>
+      <w:r>
+        <w:rPr>
+          <w:rFonts w:eastAsia="Times New Roman" w:cs="Times New Roman"/>
+          <w:kern w:val="0"/>
+          <w:lang w:eastAsia="es-AR"/>
+          <w14:ligatures w14:val="none"/>
+        </w:rPr>
+        <w:t xml:space="preserve">                </w:t>
+      </w:r>
+      <w:proofErr w:type="spellStart"/>
+      <w:r>
+        <w:rPr>
+          <w:rFonts w:eastAsia="Times New Roman" w:cs="Times New Roman"/>
+          <w:kern w:val="0"/>
+          <w:lang w:val="en-US" w:eastAsia="es-AR"/>
+          <w14:ligatures w14:val="none"/>
+        </w:rPr>
+        <w:t>x.Nombre.ToUpper</w:t>
+      </w:r>
+      <w:proofErr w:type="spellEnd"/>
+      <w:r>
+        <w:rPr>
+          <w:rFonts w:eastAsia="Times New Roman" w:cs="Times New Roman"/>
+          <w:kern w:val="0"/>
+          <w:lang w:val="en-US" w:eastAsia="es-AR"/>
+          <w14:ligatures w14:val="none"/>
+        </w:rPr>
+        <w:t>().Contains(</w:t>
+      </w:r>
+      <w:proofErr w:type="spellStart"/>
+      <w:r>
+        <w:rPr>
+          <w:rFonts w:eastAsia="Times New Roman" w:cs="Times New Roman"/>
+          <w:kern w:val="0"/>
+          <w:lang w:val="en-US" w:eastAsia="es-AR"/>
+          <w14:ligatures w14:val="none"/>
+        </w:rPr>
+        <w:t>filtro</w:t>
+      </w:r>
+      <w:proofErr w:type="spellEnd"/>
+      <w:r>
+        <w:rPr>
+          <w:rFonts w:eastAsia="Times New Roman" w:cs="Times New Roman"/>
+          <w:kern w:val="0"/>
+          <w:lang w:val="en-US" w:eastAsia="es-AR"/>
+          <w14:ligatures w14:val="none"/>
+        </w:rPr>
+        <w:t xml:space="preserve">) || </w:t>
+      </w:r>
+    </w:p>
+    <w:p>
+      <w:pPr>
+        <w:pStyle w:val="Prrafodelista"/>
+        <w:rPr>
+          <w:rFonts w:eastAsia="Times New Roman" w:cs="Times New Roman"/>
+          <w:kern w:val="0"/>
+          <w:lang w:val="en-US" w:eastAsia="es-AR"/>
+          <w14:ligatures w14:val="none"/>
+        </w:rPr>
+      </w:pPr>
+      <w:r>
+        <w:rPr>
+          <w:rFonts w:eastAsia="Times New Roman" w:cs="Times New Roman"/>
+          <w:kern w:val="0"/>
+          <w:lang w:val="en-US" w:eastAsia="es-AR"/>
+          <w14:ligatures w14:val="none"/>
+        </w:rPr>
+        <w:t xml:space="preserve">                </w:t>
+      </w:r>
+      <w:proofErr w:type="spellStart"/>
+      <w:r>
+        <w:rPr>
+          <w:rFonts w:eastAsia="Times New Roman" w:cs="Times New Roman"/>
+          <w:kern w:val="0"/>
+          <w:lang w:val="en-US" w:eastAsia="es-AR"/>
+          <w14:ligatures w14:val="none"/>
+        </w:rPr>
+        <w:t>x.Marca.Descripcion.ToUpper</w:t>
+      </w:r>
+      <w:proofErr w:type="spellEnd"/>
+      <w:r>
+        <w:rPr>
+          <w:rFonts w:eastAsia="Times New Roman" w:cs="Times New Roman"/>
+          <w:kern w:val="0"/>
+          <w:lang w:val="en-US" w:eastAsia="es-AR"/>
+          <w14:ligatures w14:val="none"/>
+        </w:rPr>
+        <w:t>().Contains(</w:t>
+      </w:r>
+      <w:proofErr w:type="spellStart"/>
+      <w:r>
+        <w:rPr>
+          <w:rFonts w:eastAsia="Times New Roman" w:cs="Times New Roman"/>
+          <w:kern w:val="0"/>
+          <w:lang w:val="en-US" w:eastAsia="es-AR"/>
+          <w14:ligatures w14:val="none"/>
+        </w:rPr>
+        <w:t>filtro</w:t>
+      </w:r>
+      <w:proofErr w:type="spellEnd"/>
+      <w:r>
+        <w:rPr>
+          <w:rFonts w:eastAsia="Times New Roman" w:cs="Times New Roman"/>
+          <w:kern w:val="0"/>
+          <w:lang w:val="en-US" w:eastAsia="es-AR"/>
+          <w14:ligatures w14:val="none"/>
+        </w:rPr>
+        <w:t xml:space="preserve">) || </w:t>
+      </w:r>
+    </w:p>
+    <w:p>
+      <w:pPr>
+        <w:pStyle w:val="Prrafodelista"/>
+        <w:rPr>
+          <w:rFonts w:eastAsia="Times New Roman" w:cs="Times New Roman"/>
+          <w:kern w:val="0"/>
+          <w:lang w:val="en-US" w:eastAsia="es-AR"/>
+          <w14:ligatures w14:val="none"/>
+        </w:rPr>
+      </w:pPr>
+      <w:r>
+        <w:rPr>
+          <w:rFonts w:eastAsia="Times New Roman" w:cs="Times New Roman"/>
+          <w:kern w:val="0"/>
+          <w:lang w:val="en-US" w:eastAsia="es-AR"/>
+          <w14:ligatures w14:val="none"/>
+        </w:rPr>
+        <w:t xml:space="preserve">                </w:t>
+      </w:r>
+      <w:proofErr w:type="spellStart"/>
+      <w:r>
+        <w:rPr>
+          <w:rFonts w:eastAsia="Times New Roman" w:cs="Times New Roman"/>
+          <w:kern w:val="0"/>
+          <w:lang w:val="en-US" w:eastAsia="es-AR"/>
+          <w14:ligatures w14:val="none"/>
+        </w:rPr>
+        <w:t>x.Categoria.Descripcion.ToUpper</w:t>
+      </w:r>
+      <w:proofErr w:type="spellEnd"/>
+      <w:r>
+        <w:rPr>
+          <w:rFonts w:eastAsia="Times New Roman" w:cs="Times New Roman"/>
+          <w:kern w:val="0"/>
+          <w:lang w:val="en-US" w:eastAsia="es-AR"/>
+          <w14:ligatures w14:val="none"/>
+        </w:rPr>
+        <w:t>().Contains(</w:t>
+      </w:r>
+      <w:proofErr w:type="spellStart"/>
+      <w:r>
+        <w:rPr>
+          <w:rFonts w:eastAsia="Times New Roman" w:cs="Times New Roman"/>
+          <w:kern w:val="0"/>
+          <w:lang w:val="en-US" w:eastAsia="es-AR"/>
+          <w14:ligatures w14:val="none"/>
+        </w:rPr>
+        <w:t>filtro</w:t>
+      </w:r>
+      <w:proofErr w:type="spellEnd"/>
+      <w:r>
+        <w:rPr>
+          <w:rFonts w:eastAsia="Times New Roman" w:cs="Times New Roman"/>
+          <w:kern w:val="0"/>
+          <w:lang w:val="en-US" w:eastAsia="es-AR"/>
+          <w14:ligatures w14:val="none"/>
+        </w:rPr>
+        <w:t>)</w:t>
+      </w:r>
+    </w:p>
+    <w:p>
+      <w:pPr>
+        <w:pStyle w:val="Prrafodelista"/>
+        <w:rPr>
+          <w:rFonts w:eastAsia="Times New Roman" w:cs="Times New Roman"/>
+          <w:kern w:val="0"/>
+          <w:lang w:eastAsia="es-AR"/>
+          <w14:ligatures w14:val="none"/>
+        </w:rPr>
+      </w:pPr>
+      <w:r>
+        <w:rPr>
+          <w:rFonts w:eastAsia="Times New Roman" w:cs="Times New Roman"/>
+          <w:kern w:val="0"/>
+          <w:lang w:val="en-US" w:eastAsia="es-AR"/>
+          <w14:ligatures w14:val="none"/>
+        </w:rPr>
+        <w:t xml:space="preserve">            </w:t>
+      </w:r>
       <w:r>
         <w:rPr>
           <w:rFonts w:eastAsia="Times New Roman" w:cs="Times New Roman"/>
@@ -8375,6 +8894,57 @@
           <w14:ligatures w14:val="none"/>
         </w:rPr>
       </w:pPr>
+    </w:p>
+    <w:p>
+      <w:pPr>
+        <w:pStyle w:val="Prrafodelista"/>
+        <w:rPr>
+          <w:rFonts w:eastAsia="Times New Roman" w:cs="Times New Roman"/>
+          <w:kern w:val="0"/>
+          <w:lang w:eastAsia="es-AR"/>
+          <w14:ligatures w14:val="none"/>
+        </w:rPr>
+      </w:pPr>
+      <w:r>
+        <w:rPr>
+          <w:rFonts w:eastAsia="Times New Roman" w:cs="Times New Roman"/>
+          <w:kern w:val="0"/>
+          <w:lang w:eastAsia="es-AR"/>
+          <w14:ligatures w14:val="none"/>
+        </w:rPr>
+        <w:t xml:space="preserve">            // 4. Reemplazamos la lista original por la filtrada. </w:t>
+      </w:r>
+    </w:p>
+    <w:p>
+      <w:pPr>
+        <w:pStyle w:val="Prrafodelista"/>
+        <w:rPr>
+          <w:rFonts w:eastAsia="Times New Roman" w:cs="Times New Roman"/>
+          <w:kern w:val="0"/>
+          <w:lang w:eastAsia="es-AR"/>
+          <w14:ligatures w14:val="none"/>
+        </w:rPr>
+      </w:pPr>
+      <w:r>
+        <w:rPr>
+          <w:rFonts w:eastAsia="Times New Roman" w:cs="Times New Roman"/>
+          <w:kern w:val="0"/>
+          <w:lang w:eastAsia="es-AR"/>
+          <w14:ligatures w14:val="none"/>
+        </w:rPr>
+        <w:t xml:space="preserve">            // Cuando la página HTML se dibuje, solo va a recorrer los artículos que pasaron el filtro.</w:t>
+      </w:r>
+    </w:p>
+    <w:p>
+      <w:pPr>
+        <w:pStyle w:val="Prrafodelista"/>
+        <w:rPr>
+          <w:rFonts w:eastAsia="Times New Roman" w:cs="Times New Roman"/>
+          <w:kern w:val="0"/>
+          <w:lang w:eastAsia="es-AR"/>
+          <w14:ligatures w14:val="none"/>
+        </w:rPr>
+      </w:pPr>
       <w:r>
         <w:rPr>
           <w:rFonts w:eastAsia="Times New Roman" w:cs="Times New Roman"/>
@@ -8405,27 +8975,56 @@
         <w:t xml:space="preserve"> = </w:t>
       </w:r>
       <w:proofErr w:type="spellStart"/>
-      <w:proofErr w:type="gramStart"/>
-      <w:r>
-        <w:rPr>
-          <w:rFonts w:eastAsia="Times New Roman" w:cs="Times New Roman"/>
-          <w:kern w:val="0"/>
-          <w:lang w:eastAsia="es-AR"/>
-          <w14:ligatures w14:val="none"/>
-        </w:rPr>
-        <w:t>negocio.listar</w:t>
-      </w:r>
-      <w:proofErr w:type="spellEnd"/>
-      <w:proofErr w:type="gramEnd"/>
-      <w:r>
-        <w:rPr>
-          <w:rFonts w:eastAsia="Times New Roman" w:cs="Times New Roman"/>
-          <w:kern w:val="0"/>
-          <w:lang w:eastAsia="es-AR"/>
-          <w14:ligatures w14:val="none"/>
-        </w:rPr>
-        <w:t>();</w:t>
-      </w:r>
+      <w:r>
+        <w:rPr>
+          <w:rFonts w:eastAsia="Times New Roman" w:cs="Times New Roman"/>
+          <w:kern w:val="0"/>
+          <w:lang w:eastAsia="es-AR"/>
+          <w14:ligatures w14:val="none"/>
+        </w:rPr>
+        <w:t>listaFiltrada</w:t>
+      </w:r>
+      <w:proofErr w:type="spellEnd"/>
+      <w:r>
+        <w:rPr>
+          <w:rFonts w:eastAsia="Times New Roman" w:cs="Times New Roman"/>
+          <w:kern w:val="0"/>
+          <w:lang w:eastAsia="es-AR"/>
+          <w14:ligatures w14:val="none"/>
+        </w:rPr>
+        <w:t>;</w:t>
+      </w:r>
+    </w:p>
+    <w:p>
+      <w:pPr>
+        <w:pStyle w:val="Prrafodelista"/>
+        <w:rPr>
+          <w:rFonts w:eastAsia="Times New Roman" w:cs="Times New Roman"/>
+          <w:kern w:val="0"/>
+          <w:lang w:eastAsia="es-AR"/>
+          <w14:ligatures w14:val="none"/>
+        </w:rPr>
+      </w:pPr>
+      <w:r>
+        <w:rPr>
+          <w:rFonts w:eastAsia="Times New Roman" w:cs="Times New Roman"/>
+          <w:kern w:val="0"/>
+          <w:lang w:eastAsia="es-AR"/>
+          <w14:ligatures w14:val="none"/>
+        </w:rPr>
+        <w:t xml:space="preserve">        }</w:t>
+      </w:r>
+    </w:p>
+    <w:p>
+      <w:pPr>
+        <w:pStyle w:val="Prrafodelista"/>
+        <w:rPr>
+          <w:rFonts w:eastAsia="Times New Roman" w:cs="Times New Roman"/>
+          <w:kern w:val="0"/>
+          <w:lang w:eastAsia="es-AR"/>
+          <w14:ligatures w14:val="none"/>
+        </w:rPr>
+      </w:pPr>
     </w:p>
     <w:p>
       <w:pPr>
@@ -8453,6 +9052,235 @@
           <w:lang w:val="en-US" w:eastAsia="es-AR"/>
           <w14:ligatures w14:val="none"/>
         </w:rPr>
+        <w:t xml:space="preserve">protected void </w:t>
+      </w:r>
+      <w:proofErr w:type="spellStart"/>
+      <w:r>
+        <w:rPr>
+          <w:rFonts w:eastAsia="Times New Roman" w:cs="Times New Roman"/>
+          <w:kern w:val="0"/>
+          <w:lang w:val="en-US" w:eastAsia="es-AR"/>
+          <w14:ligatures w14:val="none"/>
+        </w:rPr>
+        <w:t>btnLimpiar_Click</w:t>
+      </w:r>
+      <w:proofErr w:type="spellEnd"/>
+      <w:r>
+        <w:rPr>
+          <w:rFonts w:eastAsia="Times New Roman" w:cs="Times New Roman"/>
+          <w:kern w:val="0"/>
+          <w:lang w:val="en-US" w:eastAsia="es-AR"/>
+          <w14:ligatures w14:val="none"/>
+        </w:rPr>
+        <w:t xml:space="preserve">(object sender, </w:t>
+      </w:r>
+      <w:proofErr w:type="spellStart"/>
+      <w:r>
+        <w:rPr>
+          <w:rFonts w:eastAsia="Times New Roman" w:cs="Times New Roman"/>
+          <w:kern w:val="0"/>
+          <w:lang w:val="en-US" w:eastAsia="es-AR"/>
+          <w14:ligatures w14:val="none"/>
+        </w:rPr>
+        <w:t>EventArgs</w:t>
+      </w:r>
+      <w:proofErr w:type="spellEnd"/>
+      <w:r>
+        <w:rPr>
+          <w:rFonts w:eastAsia="Times New Roman" w:cs="Times New Roman"/>
+          <w:kern w:val="0"/>
+          <w:lang w:val="en-US" w:eastAsia="es-AR"/>
+          <w14:ligatures w14:val="none"/>
+        </w:rPr>
+        <w:t xml:space="preserve"> e)</w:t>
+      </w:r>
+    </w:p>
+    <w:p>
+      <w:pPr>
+        <w:pStyle w:val="Prrafodelista"/>
+        <w:rPr>
+          <w:rFonts w:eastAsia="Times New Roman" w:cs="Times New Roman"/>
+          <w:kern w:val="0"/>
+          <w:lang w:eastAsia="es-AR"/>
+          <w14:ligatures w14:val="none"/>
+        </w:rPr>
+      </w:pPr>
+      <w:r>
+        <w:rPr>
+          <w:rFonts w:eastAsia="Times New Roman" w:cs="Times New Roman"/>
+          <w:kern w:val="0"/>
+          <w:lang w:val="en-US" w:eastAsia="es-AR"/>
+          <w14:ligatures w14:val="none"/>
+        </w:rPr>
+        <w:t xml:space="preserve">        </w:t>
+      </w:r>
+      <w:r>
+        <w:rPr>
+          <w:rFonts w:eastAsia="Times New Roman" w:cs="Times New Roman"/>
+          <w:kern w:val="0"/>
+          <w:lang w:eastAsia="es-AR"/>
+          <w14:ligatures w14:val="none"/>
+        </w:rPr>
+        <w:t>{</w:t>
+      </w:r>
+    </w:p>
+    <w:p>
+      <w:pPr>
+        <w:pStyle w:val="Prrafodelista"/>
+        <w:rPr>
+          <w:rFonts w:eastAsia="Times New Roman" w:cs="Times New Roman"/>
+          <w:kern w:val="0"/>
+          <w:lang w:eastAsia="es-AR"/>
+          <w14:ligatures w14:val="none"/>
+        </w:rPr>
+      </w:pPr>
+      <w:r>
+        <w:rPr>
+          <w:rFonts w:eastAsia="Times New Roman" w:cs="Times New Roman"/>
+          <w:kern w:val="0"/>
+          <w:lang w:eastAsia="es-AR"/>
+          <w14:ligatures w14:val="none"/>
+        </w:rPr>
+        <w:t xml:space="preserve">            // 5. Borramos el texto del buscador. </w:t>
+      </w:r>
+    </w:p>
+    <w:p>
+      <w:pPr>
+        <w:pStyle w:val="Prrafodelista"/>
+        <w:rPr>
+          <w:rFonts w:eastAsia="Times New Roman" w:cs="Times New Roman"/>
+          <w:kern w:val="0"/>
+          <w:lang w:eastAsia="es-AR"/>
+          <w14:ligatures w14:val="none"/>
+        </w:rPr>
+      </w:pPr>
+      <w:r>
+        <w:rPr>
+          <w:rFonts w:eastAsia="Times New Roman" w:cs="Times New Roman"/>
+          <w:kern w:val="0"/>
+          <w:lang w:eastAsia="es-AR"/>
+          <w14:ligatures w14:val="none"/>
+        </w:rPr>
+        <w:t xml:space="preserve">            // Como la página hace un viaje al servidor, el </w:t>
+      </w:r>
+      <w:proofErr w:type="spellStart"/>
+      <w:r>
+        <w:rPr>
+          <w:rFonts w:eastAsia="Times New Roman" w:cs="Times New Roman"/>
+          <w:kern w:val="0"/>
+          <w:lang w:eastAsia="es-AR"/>
+          <w14:ligatures w14:val="none"/>
+        </w:rPr>
+        <w:t>Page_Load</w:t>
+      </w:r>
+      <w:proofErr w:type="spellEnd"/>
+      <w:r>
+        <w:rPr>
+          <w:rFonts w:eastAsia="Times New Roman" w:cs="Times New Roman"/>
+          <w:kern w:val="0"/>
+          <w:lang w:eastAsia="es-AR"/>
+          <w14:ligatures w14:val="none"/>
+        </w:rPr>
+        <w:t xml:space="preserve"> volverá a traer todos los artículos intactos.</w:t>
+      </w:r>
+    </w:p>
+    <w:p>
+      <w:pPr>
+        <w:pStyle w:val="Prrafodelista"/>
+        <w:rPr>
+          <w:rFonts w:eastAsia="Times New Roman" w:cs="Times New Roman"/>
+          <w:kern w:val="0"/>
+          <w:lang w:eastAsia="es-AR"/>
+          <w14:ligatures w14:val="none"/>
+        </w:rPr>
+      </w:pPr>
+      <w:r>
+        <w:rPr>
+          <w:rFonts w:eastAsia="Times New Roman" w:cs="Times New Roman"/>
+          <w:kern w:val="0"/>
+          <w:lang w:eastAsia="es-AR"/>
+          <w14:ligatures w14:val="none"/>
+        </w:rPr>
+        <w:t xml:space="preserve">            </w:t>
+      </w:r>
+      <w:proofErr w:type="spellStart"/>
+      <w:r>
+        <w:rPr>
+          <w:rFonts w:eastAsia="Times New Roman" w:cs="Times New Roman"/>
+          <w:kern w:val="0"/>
+          <w:lang w:eastAsia="es-AR"/>
+          <w14:ligatures w14:val="none"/>
+        </w:rPr>
+        <w:t>txtFiltro.Text</w:t>
+      </w:r>
+      <w:proofErr w:type="spellEnd"/>
+      <w:r>
+        <w:rPr>
+          <w:rFonts w:eastAsia="Times New Roman" w:cs="Times New Roman"/>
+          <w:kern w:val="0"/>
+          <w:lang w:eastAsia="es-AR"/>
+          <w14:ligatures w14:val="none"/>
+        </w:rPr>
+        <w:t xml:space="preserve"> = "";</w:t>
+      </w:r>
+    </w:p>
+    <w:p>
+      <w:pPr>
+        <w:pStyle w:val="Prrafodelista"/>
+        <w:rPr>
+          <w:rFonts w:eastAsia="Times New Roman" w:cs="Times New Roman"/>
+          <w:kern w:val="0"/>
+          <w:lang w:eastAsia="es-AR"/>
+          <w14:ligatures w14:val="none"/>
+        </w:rPr>
+      </w:pPr>
+      <w:r>
+        <w:rPr>
+          <w:rFonts w:eastAsia="Times New Roman" w:cs="Times New Roman"/>
+          <w:kern w:val="0"/>
+          <w:lang w:eastAsia="es-AR"/>
+          <w14:ligatures w14:val="none"/>
+        </w:rPr>
+        <w:t xml:space="preserve">        }</w:t>
+      </w:r>
+    </w:p>
+    <w:p>
+      <w:pPr>
+        <w:pStyle w:val="Prrafodelista"/>
+        <w:rPr>
+          <w:rFonts w:eastAsia="Times New Roman" w:cs="Times New Roman"/>
+          <w:kern w:val="0"/>
+          <w:lang w:eastAsia="es-AR"/>
+          <w14:ligatures w14:val="none"/>
+        </w:rPr>
+      </w:pPr>
+      <w:r>
+        <w:rPr>
+          <w:rFonts w:eastAsia="Times New Roman" w:cs="Times New Roman"/>
+          <w:kern w:val="0"/>
+          <w:lang w:eastAsia="es-AR"/>
+          <w14:ligatures w14:val="none"/>
+        </w:rPr>
+        <w:t xml:space="preserve">    }</w:t>
+      </w:r>
+    </w:p>
+    <w:p>
+      <w:pPr>
+        <w:pStyle w:val="Prrafodelista"/>
+        <w:rPr>
+          <w:rFonts w:eastAsia="Times New Roman" w:cs="Times New Roman"/>
+          <w:kern w:val="0"/>
+          <w:lang w:eastAsia="es-AR"/>
+          <w14:ligatures w14:val="none"/>
+        </w:rPr>
+      </w:pPr>
+      <w:r>
+        <w:rPr>
+          <w:rFonts w:eastAsia="Times New Roman" w:cs="Times New Roman"/>
+          <w:kern w:val="0"/>
+          <w:lang w:eastAsia="es-AR"/>
+          <w14:ligatures w14:val="none"/>
+        </w:rPr>
         <w:t>}</w:t>
       </w:r>
     </w:p>
@@ -8461,99 +9289,1036 @@
         <w:pStyle w:val="Prrafodelista"/>
         <w:rPr>
           <w:rFonts w:eastAsia="Times New Roman" w:cs="Times New Roman"/>
-          <w:kern w:val="0"/>
-          <w:lang w:val="en-US" w:eastAsia="es-AR"/>
-          <w14:ligatures w14:val="none"/>
-        </w:rPr>
-      </w:pPr>
-    </w:p>
-    <w:p>
-      <w:pPr>
-        <w:pStyle w:val="Prrafodelista"/>
-        <w:rPr>
-          <w:rFonts w:eastAsia="Times New Roman" w:cs="Times New Roman"/>
-          <w:kern w:val="0"/>
-          <w:lang w:val="en-US" w:eastAsia="es-AR"/>
-          <w14:ligatures w14:val="none"/>
-        </w:rPr>
-      </w:pPr>
-      <w:r>
-        <w:rPr>
-          <w:rFonts w:eastAsia="Times New Roman" w:cs="Times New Roman"/>
-          <w:kern w:val="0"/>
-          <w:lang w:val="en-US" w:eastAsia="es-AR"/>
-          <w14:ligatures w14:val="none"/>
-        </w:rPr>
-        <w:t xml:space="preserve">        protected void </w:t>
-      </w:r>
-      <w:proofErr w:type="spellStart"/>
-      <w:r>
-        <w:rPr>
-          <w:rFonts w:eastAsia="Times New Roman" w:cs="Times New Roman"/>
-          <w:kern w:val="0"/>
-          <w:lang w:val="en-US" w:eastAsia="es-AR"/>
-          <w14:ligatures w14:val="none"/>
-        </w:rPr>
-        <w:t>btnBuscar_</w:t>
-      </w:r>
-      <w:proofErr w:type="gramStart"/>
-      <w:r>
-        <w:rPr>
-          <w:rFonts w:eastAsia="Times New Roman" w:cs="Times New Roman"/>
-          <w:kern w:val="0"/>
-          <w:lang w:val="en-US" w:eastAsia="es-AR"/>
-          <w14:ligatures w14:val="none"/>
-        </w:rPr>
-        <w:t>Click</w:t>
-      </w:r>
-      <w:proofErr w:type="spellEnd"/>
-      <w:r>
-        <w:rPr>
-          <w:rFonts w:eastAsia="Times New Roman" w:cs="Times New Roman"/>
-          <w:kern w:val="0"/>
-          <w:lang w:val="en-US" w:eastAsia="es-AR"/>
-          <w14:ligatures w14:val="none"/>
-        </w:rPr>
-        <w:t>(</w:t>
-      </w:r>
-      <w:proofErr w:type="gramEnd"/>
-      <w:r>
-        <w:rPr>
-          <w:rFonts w:eastAsia="Times New Roman" w:cs="Times New Roman"/>
-          <w:kern w:val="0"/>
-          <w:lang w:val="en-US" w:eastAsia="es-AR"/>
-          <w14:ligatures w14:val="none"/>
-        </w:rPr>
-        <w:t xml:space="preserve">object sender, </w:t>
-      </w:r>
-      <w:proofErr w:type="spellStart"/>
-      <w:r>
-        <w:rPr>
-          <w:rFonts w:eastAsia="Times New Roman" w:cs="Times New Roman"/>
-          <w:kern w:val="0"/>
-          <w:lang w:val="en-US" w:eastAsia="es-AR"/>
-          <w14:ligatures w14:val="none"/>
-        </w:rPr>
-        <w:t>EventArgs</w:t>
-      </w:r>
-      <w:proofErr w:type="spellEnd"/>
-      <w:r>
-        <w:rPr>
-          <w:rFonts w:eastAsia="Times New Roman" w:cs="Times New Roman"/>
-          <w:kern w:val="0"/>
-          <w:lang w:val="en-US" w:eastAsia="es-AR"/>
-          <w14:ligatures w14:val="none"/>
-        </w:rPr>
-        <w:t xml:space="preserve"> e)</w:t>
-      </w:r>
-    </w:p>
-    <w:p>
-      <w:pPr>
-        <w:pStyle w:val="Prrafodelista"/>
-        <w:rPr>
-          <w:rFonts w:eastAsia="Times New Roman" w:cs="Times New Roman"/>
-          <w:kern w:val="0"/>
-          <w:lang w:eastAsia="es-AR"/>
+          <w:b/>
+          <w:bCs/>
+          <w:kern w:val="0"/>
+          <w:lang w:eastAsia="es-AR"/>
+          <w14:ligatures w14:val="none"/>
+        </w:rPr>
+      </w:pPr>
+      <w:r>
+        <w:rPr>
+          <w:rFonts w:ascii="Segoe UI Symbol" w:eastAsia="Times New Roman" w:hAnsi="Segoe UI Symbol" w:cs="Segoe UI Symbol"/>
+          <w:b/>
+          <w:bCs/>
+          <w:kern w:val="0"/>
+          <w:lang w:eastAsia="es-AR"/>
+          <w14:ligatures w14:val="none"/>
+        </w:rPr>
+        <w:t>🛡</w:t>
+      </w:r>
+      <w:r>
+        <w:rPr>
+          <w:rFonts w:eastAsia="Times New Roman" w:cs="Times New Roman"/>
+          <w:b/>
+          <w:bCs/>
+          <w:kern w:val="0"/>
+          <w:lang w:eastAsia="es-AR"/>
+          <w14:ligatures w14:val="none"/>
+        </w:rPr>
+        <w:t>️ Entrando a la Fase 4: Seguridad y Back-Office</w:t>
+      </w:r>
+    </w:p>
+    <w:p>
+      <w:pPr>
+        <w:pStyle w:val="Prrafodelista"/>
+        <w:rPr>
+          <w:rFonts w:eastAsia="Times New Roman" w:cs="Times New Roman"/>
+          <w:kern w:val="0"/>
+          <w:lang w:eastAsia="es-AR"/>
+          <w14:ligatures w14:val="none"/>
+        </w:rPr>
+      </w:pPr>
+      <w:r>
+        <w:rPr>
+          <w:rFonts w:eastAsia="Times New Roman" w:cs="Times New Roman"/>
+          <w:kern w:val="0"/>
+          <w:lang w:eastAsia="es-AR"/>
+          <w14:ligatures w14:val="none"/>
+        </w:rPr>
+        <w:t xml:space="preserve">Con el catálogo público terminado, ahora tenemos que cumplir con el siguiente requisito obligatorio del TP del profe Maxi: </w:t>
+      </w:r>
+      <w:r>
+        <w:rPr>
+          <w:rFonts w:eastAsia="Times New Roman" w:cs="Times New Roman"/>
+          <w:b/>
+          <w:bCs/>
+          <w:kern w:val="0"/>
+          <w:lang w:eastAsia="es-AR"/>
+          <w14:ligatures w14:val="none"/>
+        </w:rPr>
+        <w:t xml:space="preserve">El portal debe contar con un </w:t>
+      </w:r>
+      <w:proofErr w:type="spellStart"/>
+      <w:r>
+        <w:rPr>
+          <w:rFonts w:eastAsia="Times New Roman" w:cs="Times New Roman"/>
+          <w:b/>
+          <w:bCs/>
+          <w:kern w:val="0"/>
+          <w:lang w:eastAsia="es-AR"/>
+          <w14:ligatures w14:val="none"/>
+        </w:rPr>
+        <w:t>login</w:t>
+      </w:r>
+      <w:proofErr w:type="spellEnd"/>
+      <w:r>
+        <w:rPr>
+          <w:rFonts w:eastAsia="Times New Roman" w:cs="Times New Roman"/>
+          <w:b/>
+          <w:bCs/>
+          <w:kern w:val="0"/>
+          <w:lang w:eastAsia="es-AR"/>
+          <w14:ligatures w14:val="none"/>
+        </w:rPr>
+        <w:t xml:space="preserve"> que permita acceder a un área de administración de productos (solo para administradores).</w:t>
+      </w:r>
+    </w:p>
+    <w:p>
+      <w:pPr>
+        <w:pStyle w:val="Prrafodelista"/>
+        <w:rPr>
+          <w:rFonts w:eastAsia="Times New Roman" w:cs="Times New Roman"/>
+          <w:kern w:val="0"/>
+          <w:lang w:eastAsia="es-AR"/>
+          <w14:ligatures w14:val="none"/>
+        </w:rPr>
+      </w:pPr>
+      <w:r>
+        <w:rPr>
+          <w:rFonts w:eastAsia="Times New Roman" w:cs="Times New Roman"/>
+          <w:kern w:val="0"/>
+          <w:lang w:eastAsia="es-AR"/>
+          <w14:ligatures w14:val="none"/>
+        </w:rPr>
+        <w:t>Para lograr esto, vamos a dividir el trabajo en tres pasos lógicos:</w:t>
+      </w:r>
+    </w:p>
+    <w:p>
+      <w:pPr>
+        <w:pStyle w:val="Prrafodelista"/>
+        <w:numPr>
+          <w:ilvl w:val="0"/>
+          <w:numId w:val="21"/>
+        </w:numPr>
+        <w:rPr>
+          <w:rFonts w:eastAsia="Times New Roman" w:cs="Times New Roman"/>
+          <w:kern w:val="0"/>
+          <w:lang w:eastAsia="es-AR"/>
+          <w14:ligatures w14:val="none"/>
+        </w:rPr>
+      </w:pPr>
+      <w:r>
+        <w:rPr>
+          <w:rFonts w:eastAsia="Times New Roman" w:cs="Times New Roman"/>
+          <w:b/>
+          <w:bCs/>
+          <w:kern w:val="0"/>
+          <w:lang w:eastAsia="es-AR"/>
+          <w14:ligatures w14:val="none"/>
+        </w:rPr>
+        <w:t>La Puerta:</w:t>
+      </w:r>
+      <w:r>
+        <w:rPr>
+          <w:rFonts w:eastAsia="Times New Roman" w:cs="Times New Roman"/>
+          <w:kern w:val="0"/>
+          <w:lang w:eastAsia="es-AR"/>
+          <w14:ligatures w14:val="none"/>
+        </w:rPr>
+        <w:t xml:space="preserve"> Crear la pantalla visual de </w:t>
+      </w:r>
+      <w:proofErr w:type="spellStart"/>
+      <w:r>
+        <w:rPr>
+          <w:rFonts w:eastAsia="Times New Roman" w:cs="Times New Roman"/>
+          <w:kern w:val="0"/>
+          <w:lang w:eastAsia="es-AR"/>
+          <w14:ligatures w14:val="none"/>
+        </w:rPr>
+        <w:t>Login</w:t>
+      </w:r>
+      <w:proofErr w:type="spellEnd"/>
+      <w:r>
+        <w:rPr>
+          <w:rFonts w:eastAsia="Times New Roman" w:cs="Times New Roman"/>
+          <w:kern w:val="0"/>
+          <w:lang w:eastAsia="es-AR"/>
+          <w14:ligatures w14:val="none"/>
+        </w:rPr>
+        <w:t xml:space="preserve"> (Login.aspx).</w:t>
+      </w:r>
+    </w:p>
+    <w:p>
+      <w:pPr>
+        <w:pStyle w:val="Prrafodelista"/>
+        <w:numPr>
+          <w:ilvl w:val="0"/>
+          <w:numId w:val="21"/>
+        </w:numPr>
+        <w:rPr>
+          <w:rFonts w:eastAsia="Times New Roman" w:cs="Times New Roman"/>
+          <w:kern w:val="0"/>
+          <w:lang w:eastAsia="es-AR"/>
+          <w14:ligatures w14:val="none"/>
+        </w:rPr>
+      </w:pPr>
+      <w:r>
+        <w:rPr>
+          <w:rFonts w:eastAsia="Times New Roman" w:cs="Times New Roman"/>
+          <w:b/>
+          <w:bCs/>
+          <w:kern w:val="0"/>
+          <w:lang w:eastAsia="es-AR"/>
+          <w14:ligatures w14:val="none"/>
+        </w:rPr>
+        <w:t>El Guardia (C#):</w:t>
+      </w:r>
+      <w:r>
+        <w:rPr>
+          <w:rFonts w:eastAsia="Times New Roman" w:cs="Times New Roman"/>
+          <w:kern w:val="0"/>
+          <w:lang w:eastAsia="es-AR"/>
+          <w14:ligatures w14:val="none"/>
+        </w:rPr>
+        <w:t xml:space="preserve"> Ir a la base de datos a verificar si el usuario y contraseña existen en la tabla USERS.</w:t>
+      </w:r>
+    </w:p>
+    <w:p>
+      <w:pPr>
+        <w:pStyle w:val="Prrafodelista"/>
+        <w:numPr>
+          <w:ilvl w:val="0"/>
+          <w:numId w:val="21"/>
+        </w:numPr>
+        <w:rPr>
+          <w:rFonts w:eastAsia="Times New Roman" w:cs="Times New Roman"/>
+          <w:kern w:val="0"/>
+          <w:lang w:eastAsia="es-AR"/>
+          <w14:ligatures w14:val="none"/>
+        </w:rPr>
+      </w:pPr>
+      <w:r>
+        <w:rPr>
+          <w:rFonts w:eastAsia="Times New Roman" w:cs="Times New Roman"/>
+          <w:b/>
+          <w:bCs/>
+          <w:kern w:val="0"/>
+          <w:lang w:eastAsia="es-AR"/>
+          <w14:ligatures w14:val="none"/>
+        </w:rPr>
+        <w:t>La Credencial (</w:t>
+      </w:r>
+      <w:proofErr w:type="spellStart"/>
+      <w:r>
+        <w:rPr>
+          <w:rFonts w:eastAsia="Times New Roman" w:cs="Times New Roman"/>
+          <w:b/>
+          <w:bCs/>
+          <w:kern w:val="0"/>
+          <w:lang w:eastAsia="es-AR"/>
+          <w14:ligatures w14:val="none"/>
+        </w:rPr>
+        <w:t>Session</w:t>
+      </w:r>
+      <w:proofErr w:type="spellEnd"/>
+      <w:r>
+        <w:rPr>
+          <w:rFonts w:eastAsia="Times New Roman" w:cs="Times New Roman"/>
+          <w:b/>
+          <w:bCs/>
+          <w:kern w:val="0"/>
+          <w:lang w:eastAsia="es-AR"/>
+          <w14:ligatures w14:val="none"/>
+        </w:rPr>
+        <w:t>):</w:t>
+      </w:r>
+      <w:r>
+        <w:rPr>
+          <w:rFonts w:eastAsia="Times New Roman" w:cs="Times New Roman"/>
+          <w:kern w:val="0"/>
+          <w:lang w:eastAsia="es-AR"/>
+          <w14:ligatures w14:val="none"/>
+        </w:rPr>
+        <w:t xml:space="preserve"> Si el usuario es válido, le damos una credencial temporal (usando la memoria </w:t>
+      </w:r>
+      <w:proofErr w:type="spellStart"/>
+      <w:r>
+        <w:rPr>
+          <w:rFonts w:eastAsia="Times New Roman" w:cs="Times New Roman"/>
+          <w:kern w:val="0"/>
+          <w:lang w:eastAsia="es-AR"/>
+          <w14:ligatures w14:val="none"/>
+        </w:rPr>
+        <w:t>Session</w:t>
+      </w:r>
+      <w:proofErr w:type="spellEnd"/>
+      <w:r>
+        <w:rPr>
+          <w:rFonts w:eastAsia="Times New Roman" w:cs="Times New Roman"/>
+          <w:kern w:val="0"/>
+          <w:lang w:eastAsia="es-AR"/>
+          <w14:ligatures w14:val="none"/>
+        </w:rPr>
+        <w:t xml:space="preserve"> del servidor) para que pueda pasearse por las pantallas privadas.</w:t>
+      </w:r>
+    </w:p>
+    <w:p>
+      <w:pPr>
+        <w:pStyle w:val="Prrafodelista"/>
+        <w:rPr>
+          <w:rFonts w:eastAsia="Times New Roman" w:cs="Times New Roman"/>
+          <w:kern w:val="0"/>
+          <w:lang w:eastAsia="es-AR"/>
+          <w14:ligatures w14:val="none"/>
+        </w:rPr>
+      </w:pPr>
+      <w:r>
+        <w:rPr>
+          <w:rFonts w:eastAsia="Times New Roman" w:cs="Times New Roman"/>
+          <w:kern w:val="0"/>
+          <w:lang w:eastAsia="es-AR"/>
+          <w14:ligatures w14:val="none"/>
+        </w:rPr>
+        <w:t xml:space="preserve">1.- PASO 1 COMPLETADO, SOLAMENTE ERA CREAR EL LOGIN.ASPX  y agregar el evento </w:t>
+      </w:r>
+      <w:proofErr w:type="spellStart"/>
+      <w:r>
+        <w:rPr>
+          <w:rFonts w:eastAsia="Times New Roman" w:cs="Times New Roman"/>
+          <w:kern w:val="0"/>
+          <w:lang w:eastAsia="es-AR"/>
+          <w14:ligatures w14:val="none"/>
+        </w:rPr>
+        <w:t>btnClick</w:t>
+      </w:r>
+      <w:proofErr w:type="spellEnd"/>
+      <w:r>
+        <w:rPr>
+          <w:rFonts w:eastAsia="Times New Roman" w:cs="Times New Roman"/>
+          <w:kern w:val="0"/>
+          <w:lang w:eastAsia="es-AR"/>
+          <w14:ligatures w14:val="none"/>
+        </w:rPr>
+        <w:t xml:space="preserve"> al LOGIN.ASPX.CS</w:t>
+      </w:r>
+    </w:p>
+    <w:p>
+      <w:pPr>
+        <w:pStyle w:val="Prrafodelista"/>
+        <w:rPr>
+          <w:rFonts w:eastAsia="Times New Roman" w:cs="Times New Roman"/>
+          <w:kern w:val="0"/>
+          <w:lang w:eastAsia="es-AR"/>
+          <w14:ligatures w14:val="none"/>
+        </w:rPr>
+      </w:pPr>
+    </w:p>
+    <w:p>
+      <w:pPr>
+        <w:pStyle w:val="Prrafodelista"/>
+        <w:rPr>
+          <w:rFonts w:eastAsia="Times New Roman" w:cs="Times New Roman"/>
+          <w:kern w:val="0"/>
+          <w:lang w:eastAsia="es-AR"/>
+          <w14:ligatures w14:val="none"/>
+        </w:rPr>
+      </w:pPr>
+      <w:proofErr w:type="spellStart"/>
+      <w:r>
+        <w:rPr>
+          <w:rFonts w:eastAsia="Times New Roman" w:cs="Times New Roman"/>
+          <w:kern w:val="0"/>
+          <w:lang w:eastAsia="es-AR"/>
+          <w14:ligatures w14:val="none"/>
+        </w:rPr>
+        <w:t>Backend</w:t>
+      </w:r>
+      <w:proofErr w:type="spellEnd"/>
+      <w:r>
+        <w:rPr>
+          <w:rFonts w:eastAsia="Times New Roman" w:cs="Times New Roman"/>
+          <w:kern w:val="0"/>
+          <w:lang w:eastAsia="es-AR"/>
+          <w14:ligatures w14:val="none"/>
+        </w:rPr>
+        <w:t xml:space="preserve"> de la parte 1:</w:t>
+      </w:r>
+    </w:p>
+    <w:p>
+      <w:pPr>
+        <w:pStyle w:val="Prrafodelista"/>
+        <w:rPr>
+          <w:rFonts w:eastAsia="Times New Roman" w:cs="Times New Roman"/>
+          <w:b/>
+          <w:bCs/>
+          <w:kern w:val="0"/>
+          <w:lang w:eastAsia="es-AR"/>
+          <w14:ligatures w14:val="none"/>
+        </w:rPr>
+      </w:pPr>
+      <w:r>
+        <w:rPr>
+          <w:rFonts w:ascii="Segoe UI Emoji" w:eastAsia="Times New Roman" w:hAnsi="Segoe UI Emoji" w:cs="Segoe UI Emoji"/>
+          <w:b/>
+          <w:bCs/>
+          <w:kern w:val="0"/>
+          <w:lang w:eastAsia="es-AR"/>
+          <w14:ligatures w14:val="none"/>
+        </w:rPr>
+        <w:t>🧱</w:t>
+      </w:r>
+      <w:r>
+        <w:rPr>
+          <w:rFonts w:eastAsia="Times New Roman" w:cs="Times New Roman"/>
+          <w:b/>
+          <w:bCs/>
+          <w:kern w:val="0"/>
+          <w:lang w:eastAsia="es-AR"/>
+          <w14:ligatures w14:val="none"/>
+        </w:rPr>
+        <w:t xml:space="preserve"> Paso 1: La clase Usuario (Capa Dominio)</w:t>
+      </w:r>
+    </w:p>
+    <w:p>
+      <w:pPr>
+        <w:pStyle w:val="Prrafodelista"/>
+        <w:rPr>
+          <w:rFonts w:eastAsia="Times New Roman" w:cs="Times New Roman"/>
+          <w:kern w:val="0"/>
+          <w:lang w:eastAsia="es-AR"/>
+          <w14:ligatures w14:val="none"/>
+        </w:rPr>
+      </w:pPr>
+      <w:r>
+        <w:rPr>
+          <w:rFonts w:eastAsia="Times New Roman" w:cs="Times New Roman"/>
+          <w:kern w:val="0"/>
+          <w:lang w:eastAsia="es-AR"/>
+          <w14:ligatures w14:val="none"/>
+        </w:rPr>
+        <w:t>Primero necesitamos el "molde" para guardar los datos de la persona que intenta entrar.</w:t>
+      </w:r>
+    </w:p>
+    <w:p>
+      <w:pPr>
+        <w:pStyle w:val="Prrafodelista"/>
+        <w:numPr>
+          <w:ilvl w:val="0"/>
+          <w:numId w:val="22"/>
+        </w:numPr>
+        <w:rPr>
+          <w:rFonts w:eastAsia="Times New Roman" w:cs="Times New Roman"/>
+          <w:kern w:val="0"/>
+          <w:lang w:eastAsia="es-AR"/>
+          <w14:ligatures w14:val="none"/>
+        </w:rPr>
+      </w:pPr>
+      <w:r>
+        <w:rPr>
+          <w:rFonts w:eastAsia="Times New Roman" w:cs="Times New Roman"/>
+          <w:kern w:val="0"/>
+          <w:lang w:eastAsia="es-AR"/>
+          <w14:ligatures w14:val="none"/>
+        </w:rPr>
+        <w:t xml:space="preserve">En tu Explorador de Soluciones, </w:t>
+      </w:r>
+      <w:proofErr w:type="spellStart"/>
+      <w:r>
+        <w:rPr>
+          <w:rFonts w:eastAsia="Times New Roman" w:cs="Times New Roman"/>
+          <w:kern w:val="0"/>
+          <w:lang w:eastAsia="es-AR"/>
+          <w14:ligatures w14:val="none"/>
+        </w:rPr>
+        <w:t>andá</w:t>
+      </w:r>
+      <w:proofErr w:type="spellEnd"/>
+      <w:r>
+        <w:rPr>
+          <w:rFonts w:eastAsia="Times New Roman" w:cs="Times New Roman"/>
+          <w:kern w:val="0"/>
+          <w:lang w:eastAsia="es-AR"/>
+          <w14:ligatures w14:val="none"/>
+        </w:rPr>
+        <w:t xml:space="preserve"> al proyecto </w:t>
+      </w:r>
+      <w:r>
+        <w:rPr>
+          <w:rFonts w:eastAsia="Times New Roman" w:cs="Times New Roman"/>
+          <w:b/>
+          <w:bCs/>
+          <w:kern w:val="0"/>
+          <w:lang w:eastAsia="es-AR"/>
+          <w14:ligatures w14:val="none"/>
+        </w:rPr>
+        <w:t>Dominio</w:t>
+      </w:r>
+      <w:r>
+        <w:rPr>
+          <w:rFonts w:eastAsia="Times New Roman" w:cs="Times New Roman"/>
+          <w:kern w:val="0"/>
+          <w:lang w:eastAsia="es-AR"/>
+          <w14:ligatures w14:val="none"/>
+        </w:rPr>
+        <w:t>.</w:t>
+      </w:r>
+    </w:p>
+    <w:p>
+      <w:pPr>
+        <w:pStyle w:val="Prrafodelista"/>
+        <w:numPr>
+          <w:ilvl w:val="0"/>
+          <w:numId w:val="22"/>
+        </w:numPr>
+        <w:rPr>
+          <w:rFonts w:eastAsia="Times New Roman" w:cs="Times New Roman"/>
+          <w:kern w:val="0"/>
+          <w:lang w:eastAsia="es-AR"/>
+          <w14:ligatures w14:val="none"/>
+        </w:rPr>
+      </w:pPr>
+      <w:proofErr w:type="spellStart"/>
+      <w:r>
+        <w:rPr>
+          <w:rFonts w:eastAsia="Times New Roman" w:cs="Times New Roman"/>
+          <w:kern w:val="0"/>
+          <w:lang w:eastAsia="es-AR"/>
+          <w14:ligatures w14:val="none"/>
+        </w:rPr>
+        <w:t>Hacé</w:t>
+      </w:r>
+      <w:proofErr w:type="spellEnd"/>
+      <w:r>
+        <w:rPr>
+          <w:rFonts w:eastAsia="Times New Roman" w:cs="Times New Roman"/>
+          <w:kern w:val="0"/>
+          <w:lang w:eastAsia="es-AR"/>
+          <w14:ligatures w14:val="none"/>
+        </w:rPr>
+        <w:t xml:space="preserve"> clic derecho -&gt; </w:t>
+      </w:r>
+      <w:r>
+        <w:rPr>
+          <w:rFonts w:eastAsia="Times New Roman" w:cs="Times New Roman"/>
+          <w:b/>
+          <w:bCs/>
+          <w:kern w:val="0"/>
+          <w:lang w:eastAsia="es-AR"/>
+          <w14:ligatures w14:val="none"/>
+        </w:rPr>
+        <w:t>Agregar -&gt; Clase...</w:t>
+      </w:r>
+    </w:p>
+    <w:p>
+      <w:pPr>
+        <w:pStyle w:val="Prrafodelista"/>
+        <w:numPr>
+          <w:ilvl w:val="0"/>
+          <w:numId w:val="22"/>
+        </w:numPr>
+        <w:rPr>
+          <w:rFonts w:eastAsia="Times New Roman" w:cs="Times New Roman"/>
+          <w:kern w:val="0"/>
+          <w:lang w:eastAsia="es-AR"/>
+          <w14:ligatures w14:val="none"/>
+        </w:rPr>
+      </w:pPr>
+      <w:proofErr w:type="spellStart"/>
+      <w:r>
+        <w:rPr>
+          <w:rFonts w:eastAsia="Times New Roman" w:cs="Times New Roman"/>
+          <w:kern w:val="0"/>
+          <w:lang w:eastAsia="es-AR"/>
+          <w14:ligatures w14:val="none"/>
+        </w:rPr>
+        <w:t>Ponele</w:t>
+      </w:r>
+      <w:proofErr w:type="spellEnd"/>
+      <w:r>
+        <w:rPr>
+          <w:rFonts w:eastAsia="Times New Roman" w:cs="Times New Roman"/>
+          <w:kern w:val="0"/>
+          <w:lang w:eastAsia="es-AR"/>
+          <w14:ligatures w14:val="none"/>
+        </w:rPr>
+        <w:t xml:space="preserve"> de nombre </w:t>
+      </w:r>
+      <w:proofErr w:type="spellStart"/>
+      <w:r>
+        <w:rPr>
+          <w:rFonts w:eastAsia="Times New Roman" w:cs="Times New Roman"/>
+          <w:b/>
+          <w:bCs/>
+          <w:kern w:val="0"/>
+          <w:lang w:eastAsia="es-AR"/>
+          <w14:ligatures w14:val="none"/>
+        </w:rPr>
+        <w:t>Usuario.cs</w:t>
+      </w:r>
+      <w:proofErr w:type="spellEnd"/>
+      <w:r>
+        <w:rPr>
+          <w:rFonts w:eastAsia="Times New Roman" w:cs="Times New Roman"/>
+          <w:kern w:val="0"/>
+          <w:lang w:eastAsia="es-AR"/>
+          <w14:ligatures w14:val="none"/>
+        </w:rPr>
+        <w:t>.</w:t>
+      </w:r>
+    </w:p>
+    <w:p>
+      <w:pPr>
+        <w:pStyle w:val="Prrafodelista"/>
+        <w:rPr>
+          <w:rFonts w:eastAsia="Times New Roman" w:cs="Times New Roman"/>
+          <w:kern w:val="0"/>
+          <w:lang w:eastAsia="es-AR"/>
+          <w14:ligatures w14:val="none"/>
+        </w:rPr>
+      </w:pPr>
+    </w:p>
+    <w:p>
+      <w:pPr>
+        <w:pStyle w:val="Prrafodelista"/>
+        <w:rPr>
+          <w:rFonts w:eastAsia="Times New Roman" w:cs="Times New Roman"/>
+          <w:kern w:val="0"/>
+          <w:lang w:eastAsia="es-AR"/>
+          <w14:ligatures w14:val="none"/>
+        </w:rPr>
+      </w:pPr>
+    </w:p>
+    <w:p>
+      <w:pPr>
+        <w:pStyle w:val="Prrafodelista"/>
+        <w:rPr>
+          <w:rFonts w:eastAsia="Times New Roman" w:cs="Times New Roman"/>
+          <w:kern w:val="0"/>
+          <w:lang w:val="en-US" w:eastAsia="es-AR"/>
+          <w14:ligatures w14:val="none"/>
+        </w:rPr>
+      </w:pPr>
+      <w:r>
+        <w:rPr>
+          <w:rFonts w:eastAsia="Times New Roman" w:cs="Times New Roman"/>
+          <w:kern w:val="0"/>
+          <w:lang w:val="en-US" w:eastAsia="es-AR"/>
+          <w14:ligatures w14:val="none"/>
+        </w:rPr>
+        <w:t>using System;</w:t>
+      </w:r>
+    </w:p>
+    <w:p>
+      <w:pPr>
+        <w:pStyle w:val="Prrafodelista"/>
+        <w:rPr>
+          <w:rFonts w:eastAsia="Times New Roman" w:cs="Times New Roman"/>
+          <w:kern w:val="0"/>
+          <w:lang w:val="en-US" w:eastAsia="es-AR"/>
+          <w14:ligatures w14:val="none"/>
+        </w:rPr>
+      </w:pPr>
+      <w:r>
+        <w:rPr>
+          <w:rFonts w:eastAsia="Times New Roman" w:cs="Times New Roman"/>
+          <w:kern w:val="0"/>
+          <w:lang w:val="en-US" w:eastAsia="es-AR"/>
+          <w14:ligatures w14:val="none"/>
+        </w:rPr>
+        <w:t xml:space="preserve">using </w:t>
+      </w:r>
+      <w:proofErr w:type="spellStart"/>
+      <w:r>
+        <w:rPr>
+          <w:rFonts w:eastAsia="Times New Roman" w:cs="Times New Roman"/>
+          <w:kern w:val="0"/>
+          <w:lang w:val="en-US" w:eastAsia="es-AR"/>
+          <w14:ligatures w14:val="none"/>
+        </w:rPr>
+        <w:t>System.Collections.Generic</w:t>
+      </w:r>
+      <w:proofErr w:type="spellEnd"/>
+      <w:r>
+        <w:rPr>
+          <w:rFonts w:eastAsia="Times New Roman" w:cs="Times New Roman"/>
+          <w:kern w:val="0"/>
+          <w:lang w:val="en-US" w:eastAsia="es-AR"/>
+          <w14:ligatures w14:val="none"/>
+        </w:rPr>
+        <w:t>;</w:t>
+      </w:r>
+    </w:p>
+    <w:p>
+      <w:pPr>
+        <w:pStyle w:val="Prrafodelista"/>
+        <w:rPr>
+          <w:rFonts w:eastAsia="Times New Roman" w:cs="Times New Roman"/>
+          <w:kern w:val="0"/>
+          <w:lang w:val="en-US" w:eastAsia="es-AR"/>
+          <w14:ligatures w14:val="none"/>
+        </w:rPr>
+      </w:pPr>
+      <w:r>
+        <w:rPr>
+          <w:rFonts w:eastAsia="Times New Roman" w:cs="Times New Roman"/>
+          <w:kern w:val="0"/>
+          <w:lang w:val="en-US" w:eastAsia="es-AR"/>
+          <w14:ligatures w14:val="none"/>
+        </w:rPr>
+        <w:lastRenderedPageBreak/>
+        <w:t xml:space="preserve">using </w:t>
+      </w:r>
+      <w:proofErr w:type="spellStart"/>
+      <w:r>
+        <w:rPr>
+          <w:rFonts w:eastAsia="Times New Roman" w:cs="Times New Roman"/>
+          <w:kern w:val="0"/>
+          <w:lang w:val="en-US" w:eastAsia="es-AR"/>
+          <w14:ligatures w14:val="none"/>
+        </w:rPr>
+        <w:t>System.Linq</w:t>
+      </w:r>
+      <w:proofErr w:type="spellEnd"/>
+      <w:r>
+        <w:rPr>
+          <w:rFonts w:eastAsia="Times New Roman" w:cs="Times New Roman"/>
+          <w:kern w:val="0"/>
+          <w:lang w:val="en-US" w:eastAsia="es-AR"/>
+          <w14:ligatures w14:val="none"/>
+        </w:rPr>
+        <w:t>;</w:t>
+      </w:r>
+    </w:p>
+    <w:p>
+      <w:pPr>
+        <w:pStyle w:val="Prrafodelista"/>
+        <w:rPr>
+          <w:rFonts w:eastAsia="Times New Roman" w:cs="Times New Roman"/>
+          <w:kern w:val="0"/>
+          <w:lang w:val="en-US" w:eastAsia="es-AR"/>
+          <w14:ligatures w14:val="none"/>
+        </w:rPr>
+      </w:pPr>
+      <w:r>
+        <w:rPr>
+          <w:rFonts w:eastAsia="Times New Roman" w:cs="Times New Roman"/>
+          <w:kern w:val="0"/>
+          <w:lang w:val="en-US" w:eastAsia="es-AR"/>
+          <w14:ligatures w14:val="none"/>
+        </w:rPr>
+        <w:t xml:space="preserve">using </w:t>
+      </w:r>
+      <w:proofErr w:type="spellStart"/>
+      <w:r>
+        <w:rPr>
+          <w:rFonts w:eastAsia="Times New Roman" w:cs="Times New Roman"/>
+          <w:kern w:val="0"/>
+          <w:lang w:val="en-US" w:eastAsia="es-AR"/>
+          <w14:ligatures w14:val="none"/>
+        </w:rPr>
+        <w:t>System.Text</w:t>
+      </w:r>
+      <w:proofErr w:type="spellEnd"/>
+      <w:r>
+        <w:rPr>
+          <w:rFonts w:eastAsia="Times New Roman" w:cs="Times New Roman"/>
+          <w:kern w:val="0"/>
+          <w:lang w:val="en-US" w:eastAsia="es-AR"/>
+          <w14:ligatures w14:val="none"/>
+        </w:rPr>
+        <w:t>;</w:t>
+      </w:r>
+    </w:p>
+    <w:p>
+      <w:pPr>
+        <w:pStyle w:val="Prrafodelista"/>
+        <w:rPr>
+          <w:rFonts w:eastAsia="Times New Roman" w:cs="Times New Roman"/>
+          <w:kern w:val="0"/>
+          <w:lang w:val="en-US" w:eastAsia="es-AR"/>
+          <w14:ligatures w14:val="none"/>
+        </w:rPr>
+      </w:pPr>
+      <w:r>
+        <w:rPr>
+          <w:rFonts w:eastAsia="Times New Roman" w:cs="Times New Roman"/>
+          <w:kern w:val="0"/>
+          <w:lang w:val="en-US" w:eastAsia="es-AR"/>
+          <w14:ligatures w14:val="none"/>
+        </w:rPr>
+        <w:t xml:space="preserve">using </w:t>
+      </w:r>
+      <w:proofErr w:type="spellStart"/>
+      <w:r>
+        <w:rPr>
+          <w:rFonts w:eastAsia="Times New Roman" w:cs="Times New Roman"/>
+          <w:kern w:val="0"/>
+          <w:lang w:val="en-US" w:eastAsia="es-AR"/>
+          <w14:ligatures w14:val="none"/>
+        </w:rPr>
+        <w:t>System.Threading.Tasks</w:t>
+      </w:r>
+      <w:proofErr w:type="spellEnd"/>
+      <w:r>
+        <w:rPr>
+          <w:rFonts w:eastAsia="Times New Roman" w:cs="Times New Roman"/>
+          <w:kern w:val="0"/>
+          <w:lang w:val="en-US" w:eastAsia="es-AR"/>
+          <w14:ligatures w14:val="none"/>
+        </w:rPr>
+        <w:t>;</w:t>
+      </w:r>
+    </w:p>
+    <w:p>
+      <w:pPr>
+        <w:pStyle w:val="Prrafodelista"/>
+        <w:rPr>
+          <w:rFonts w:eastAsia="Times New Roman" w:cs="Times New Roman"/>
+          <w:kern w:val="0"/>
+          <w:lang w:val="en-US" w:eastAsia="es-AR"/>
+          <w14:ligatures w14:val="none"/>
+        </w:rPr>
+      </w:pPr>
+    </w:p>
+    <w:p>
+      <w:pPr>
+        <w:pStyle w:val="Prrafodelista"/>
+        <w:rPr>
+          <w:rFonts w:eastAsia="Times New Roman" w:cs="Times New Roman"/>
+          <w:kern w:val="0"/>
+          <w:lang w:val="en-US" w:eastAsia="es-AR"/>
+          <w14:ligatures w14:val="none"/>
+        </w:rPr>
+      </w:pPr>
+      <w:r>
+        <w:rPr>
+          <w:rFonts w:eastAsia="Times New Roman" w:cs="Times New Roman"/>
+          <w:kern w:val="0"/>
+          <w:lang w:val="en-US" w:eastAsia="es-AR"/>
+          <w14:ligatures w14:val="none"/>
+        </w:rPr>
+        <w:t xml:space="preserve">namespace </w:t>
+      </w:r>
+      <w:proofErr w:type="spellStart"/>
+      <w:r>
+        <w:rPr>
+          <w:rFonts w:eastAsia="Times New Roman" w:cs="Times New Roman"/>
+          <w:kern w:val="0"/>
+          <w:lang w:val="en-US" w:eastAsia="es-AR"/>
+          <w14:ligatures w14:val="none"/>
+        </w:rPr>
+        <w:t>Dominio</w:t>
+      </w:r>
+      <w:proofErr w:type="spellEnd"/>
+    </w:p>
+    <w:p>
+      <w:pPr>
+        <w:pStyle w:val="Prrafodelista"/>
+        <w:rPr>
+          <w:rFonts w:eastAsia="Times New Roman" w:cs="Times New Roman"/>
+          <w:kern w:val="0"/>
+          <w:lang w:eastAsia="es-AR"/>
+          <w14:ligatures w14:val="none"/>
+        </w:rPr>
+      </w:pPr>
+      <w:r>
+        <w:rPr>
+          <w:rFonts w:eastAsia="Times New Roman" w:cs="Times New Roman"/>
+          <w:kern w:val="0"/>
+          <w:lang w:eastAsia="es-AR"/>
+          <w14:ligatures w14:val="none"/>
+        </w:rPr>
+        <w:t>{</w:t>
+      </w:r>
+    </w:p>
+    <w:p>
+      <w:pPr>
+        <w:pStyle w:val="Prrafodelista"/>
+        <w:rPr>
+          <w:rFonts w:eastAsia="Times New Roman" w:cs="Times New Roman"/>
+          <w:kern w:val="0"/>
+          <w:lang w:eastAsia="es-AR"/>
+          <w14:ligatures w14:val="none"/>
+        </w:rPr>
+      </w:pPr>
+      <w:r>
+        <w:rPr>
+          <w:rFonts w:eastAsia="Times New Roman" w:cs="Times New Roman"/>
+          <w:kern w:val="0"/>
+          <w:lang w:eastAsia="es-AR"/>
+          <w14:ligatures w14:val="none"/>
+        </w:rPr>
+        <w:t xml:space="preserve">    // </w:t>
+      </w:r>
+      <w:proofErr w:type="spellStart"/>
+      <w:r>
+        <w:rPr>
+          <w:rFonts w:eastAsia="Times New Roman" w:cs="Times New Roman"/>
+          <w:kern w:val="0"/>
+          <w:lang w:eastAsia="es-AR"/>
+          <w14:ligatures w14:val="none"/>
+        </w:rPr>
+        <w:t>Recordá</w:t>
+      </w:r>
+      <w:proofErr w:type="spellEnd"/>
+      <w:r>
+        <w:rPr>
+          <w:rFonts w:eastAsia="Times New Roman" w:cs="Times New Roman"/>
+          <w:kern w:val="0"/>
+          <w:lang w:eastAsia="es-AR"/>
+          <w14:ligatures w14:val="none"/>
+        </w:rPr>
+        <w:t xml:space="preserve"> ponerla '</w:t>
+      </w:r>
+      <w:proofErr w:type="spellStart"/>
+      <w:r>
+        <w:rPr>
+          <w:rFonts w:eastAsia="Times New Roman" w:cs="Times New Roman"/>
+          <w:kern w:val="0"/>
+          <w:lang w:eastAsia="es-AR"/>
+          <w14:ligatures w14:val="none"/>
+        </w:rPr>
+        <w:t>public</w:t>
+      </w:r>
+      <w:proofErr w:type="spellEnd"/>
+      <w:r>
+        <w:rPr>
+          <w:rFonts w:eastAsia="Times New Roman" w:cs="Times New Roman"/>
+          <w:kern w:val="0"/>
+          <w:lang w:eastAsia="es-AR"/>
+          <w14:ligatures w14:val="none"/>
+        </w:rPr>
+        <w:t>' para que las otras capas la puedan ver</w:t>
+      </w:r>
+    </w:p>
+    <w:p>
+      <w:pPr>
+        <w:pStyle w:val="Prrafodelista"/>
+        <w:rPr>
+          <w:rFonts w:eastAsia="Times New Roman" w:cs="Times New Roman"/>
+          <w:kern w:val="0"/>
+          <w:lang w:val="en-US" w:eastAsia="es-AR"/>
+          <w14:ligatures w14:val="none"/>
+        </w:rPr>
+      </w:pPr>
+      <w:r>
+        <w:rPr>
+          <w:rFonts w:eastAsia="Times New Roman" w:cs="Times New Roman"/>
+          <w:kern w:val="0"/>
+          <w:lang w:eastAsia="es-AR"/>
+          <w14:ligatures w14:val="none"/>
+        </w:rPr>
+        <w:t xml:space="preserve">    </w:t>
+      </w:r>
+      <w:r>
+        <w:rPr>
+          <w:rFonts w:eastAsia="Times New Roman" w:cs="Times New Roman"/>
+          <w:kern w:val="0"/>
+          <w:lang w:val="en-US" w:eastAsia="es-AR"/>
+          <w14:ligatures w14:val="none"/>
+        </w:rPr>
+        <w:t xml:space="preserve">public class </w:t>
+      </w:r>
+      <w:proofErr w:type="spellStart"/>
+      <w:r>
+        <w:rPr>
+          <w:rFonts w:eastAsia="Times New Roman" w:cs="Times New Roman"/>
+          <w:kern w:val="0"/>
+          <w:lang w:val="en-US" w:eastAsia="es-AR"/>
+          <w14:ligatures w14:val="none"/>
+        </w:rPr>
+        <w:t>Usuario</w:t>
+      </w:r>
+      <w:proofErr w:type="spellEnd"/>
+    </w:p>
+    <w:p>
+      <w:pPr>
+        <w:pStyle w:val="Prrafodelista"/>
+        <w:rPr>
+          <w:rFonts w:eastAsia="Times New Roman" w:cs="Times New Roman"/>
+          <w:kern w:val="0"/>
+          <w:lang w:val="en-US" w:eastAsia="es-AR"/>
+          <w14:ligatures w14:val="none"/>
+        </w:rPr>
+      </w:pPr>
+      <w:r>
+        <w:rPr>
+          <w:rFonts w:eastAsia="Times New Roman" w:cs="Times New Roman"/>
+          <w:kern w:val="0"/>
+          <w:lang w:val="en-US" w:eastAsia="es-AR"/>
+          <w14:ligatures w14:val="none"/>
+        </w:rPr>
+        <w:t xml:space="preserve">    {</w:t>
+      </w:r>
+    </w:p>
+    <w:p>
+      <w:pPr>
+        <w:pStyle w:val="Prrafodelista"/>
+        <w:rPr>
+          <w:rFonts w:eastAsia="Times New Roman" w:cs="Times New Roman"/>
+          <w:kern w:val="0"/>
+          <w:lang w:val="en-US" w:eastAsia="es-AR"/>
+          <w14:ligatures w14:val="none"/>
+        </w:rPr>
+      </w:pPr>
+      <w:r>
+        <w:rPr>
+          <w:rFonts w:eastAsia="Times New Roman" w:cs="Times New Roman"/>
+          <w:kern w:val="0"/>
+          <w:lang w:val="en-US" w:eastAsia="es-AR"/>
+          <w14:ligatures w14:val="none"/>
+        </w:rPr>
+        <w:t xml:space="preserve">        public int Id { get; set; }</w:t>
+      </w:r>
+    </w:p>
+    <w:p>
+      <w:pPr>
+        <w:pStyle w:val="Prrafodelista"/>
+        <w:rPr>
+          <w:rFonts w:eastAsia="Times New Roman" w:cs="Times New Roman"/>
+          <w:kern w:val="0"/>
+          <w:lang w:val="en-US" w:eastAsia="es-AR"/>
+          <w14:ligatures w14:val="none"/>
+        </w:rPr>
+      </w:pPr>
+      <w:r>
+        <w:rPr>
+          <w:rFonts w:eastAsia="Times New Roman" w:cs="Times New Roman"/>
+          <w:kern w:val="0"/>
+          <w:lang w:val="en-US" w:eastAsia="es-AR"/>
+          <w14:ligatures w14:val="none"/>
+        </w:rPr>
+        <w:t xml:space="preserve">        public string Email { get; set; }</w:t>
+      </w:r>
+    </w:p>
+    <w:p>
+      <w:pPr>
+        <w:pStyle w:val="Prrafodelista"/>
+        <w:rPr>
+          <w:rFonts w:eastAsia="Times New Roman" w:cs="Times New Roman"/>
+          <w:kern w:val="0"/>
+          <w:lang w:val="en-US" w:eastAsia="es-AR"/>
+          <w14:ligatures w14:val="none"/>
+        </w:rPr>
+      </w:pPr>
+      <w:r>
+        <w:rPr>
+          <w:rFonts w:eastAsia="Times New Roman" w:cs="Times New Roman"/>
+          <w:kern w:val="0"/>
+          <w:lang w:val="en-US" w:eastAsia="es-AR"/>
+          <w14:ligatures w14:val="none"/>
+        </w:rPr>
+        <w:t xml:space="preserve">        public string Pass { get; set; }</w:t>
+      </w:r>
+    </w:p>
+    <w:p>
+      <w:pPr>
+        <w:pStyle w:val="Prrafodelista"/>
+        <w:rPr>
+          <w:rFonts w:eastAsia="Times New Roman" w:cs="Times New Roman"/>
+          <w:kern w:val="0"/>
+          <w:lang w:val="en-US" w:eastAsia="es-AR"/>
           <w14:ligatures w14:val="none"/>
         </w:rPr>
       </w:pPr>
@@ -8566,992 +10331,244 @@
         </w:rPr>
         <w:t xml:space="preserve">        </w:t>
       </w:r>
-      <w:r>
-        <w:rPr>
-          <w:rFonts w:eastAsia="Times New Roman" w:cs="Times New Roman"/>
-          <w:kern w:val="0"/>
-          <w:lang w:eastAsia="es-AR"/>
-          <w14:ligatures w14:val="none"/>
-        </w:rPr>
-        <w:t>{</w:t>
-      </w:r>
-    </w:p>
-    <w:p>
-      <w:pPr>
-        <w:pStyle w:val="Prrafodelista"/>
-        <w:rPr>
-          <w:rFonts w:eastAsia="Times New Roman" w:cs="Times New Roman"/>
-          <w:kern w:val="0"/>
-          <w:lang w:eastAsia="es-AR"/>
-          <w14:ligatures w14:val="none"/>
-        </w:rPr>
-      </w:pPr>
-      <w:r>
-        <w:rPr>
-          <w:rFonts w:eastAsia="Times New Roman" w:cs="Times New Roman"/>
-          <w:kern w:val="0"/>
-          <w:lang w:eastAsia="es-AR"/>
-          <w14:ligatures w14:val="none"/>
-        </w:rPr>
-        <w:t xml:space="preserve">            // 2. Capturamos lo que escribió el usuario y lo pasamos a mayúsculas para evitar problemas de case-sensitive</w:t>
-      </w:r>
-    </w:p>
-    <w:p>
-      <w:pPr>
-        <w:pStyle w:val="Prrafodelista"/>
-        <w:rPr>
-          <w:rFonts w:eastAsia="Times New Roman" w:cs="Times New Roman"/>
-          <w:kern w:val="0"/>
-          <w:lang w:val="en-US" w:eastAsia="es-AR"/>
-          <w14:ligatures w14:val="none"/>
-        </w:rPr>
-      </w:pPr>
-      <w:r>
-        <w:rPr>
-          <w:rFonts w:eastAsia="Times New Roman" w:cs="Times New Roman"/>
-          <w:kern w:val="0"/>
-          <w:lang w:eastAsia="es-AR"/>
-          <w14:ligatures w14:val="none"/>
-        </w:rPr>
-        <w:t xml:space="preserve">            </w:t>
-      </w:r>
-      <w:r>
-        <w:rPr>
-          <w:rFonts w:eastAsia="Times New Roman" w:cs="Times New Roman"/>
-          <w:kern w:val="0"/>
-          <w:lang w:val="en-US" w:eastAsia="es-AR"/>
-          <w14:ligatures w14:val="none"/>
-        </w:rPr>
-        <w:t xml:space="preserve">string </w:t>
-      </w:r>
-      <w:proofErr w:type="spellStart"/>
-      <w:r>
-        <w:rPr>
-          <w:rFonts w:eastAsia="Times New Roman" w:cs="Times New Roman"/>
-          <w:kern w:val="0"/>
-          <w:lang w:val="en-US" w:eastAsia="es-AR"/>
-          <w14:ligatures w14:val="none"/>
-        </w:rPr>
-        <w:t>filtro</w:t>
-      </w:r>
-      <w:proofErr w:type="spellEnd"/>
-      <w:r>
-        <w:rPr>
-          <w:rFonts w:eastAsia="Times New Roman" w:cs="Times New Roman"/>
-          <w:kern w:val="0"/>
-          <w:lang w:val="en-US" w:eastAsia="es-AR"/>
-          <w14:ligatures w14:val="none"/>
-        </w:rPr>
-        <w:t xml:space="preserve"> = </w:t>
-      </w:r>
-      <w:proofErr w:type="spellStart"/>
-      <w:proofErr w:type="gramStart"/>
-      <w:r>
-        <w:rPr>
-          <w:rFonts w:eastAsia="Times New Roman" w:cs="Times New Roman"/>
-          <w:kern w:val="0"/>
-          <w:lang w:val="en-US" w:eastAsia="es-AR"/>
-          <w14:ligatures w14:val="none"/>
-        </w:rPr>
-        <w:t>txtFiltro.Text.ToUpper</w:t>
-      </w:r>
-      <w:proofErr w:type="spellEnd"/>
-      <w:proofErr w:type="gramEnd"/>
-      <w:r>
-        <w:rPr>
-          <w:rFonts w:eastAsia="Times New Roman" w:cs="Times New Roman"/>
-          <w:kern w:val="0"/>
-          <w:lang w:val="en-US" w:eastAsia="es-AR"/>
-          <w14:ligatures w14:val="none"/>
-        </w:rPr>
-        <w:t>();</w:t>
-      </w:r>
-    </w:p>
-    <w:p>
-      <w:pPr>
-        <w:pStyle w:val="Prrafodelista"/>
-        <w:rPr>
-          <w:rFonts w:eastAsia="Times New Roman" w:cs="Times New Roman"/>
-          <w:kern w:val="0"/>
-          <w:lang w:val="en-US" w:eastAsia="es-AR"/>
-          <w14:ligatures w14:val="none"/>
-        </w:rPr>
-      </w:pPr>
-    </w:p>
-    <w:p>
-      <w:pPr>
-        <w:pStyle w:val="Prrafodelista"/>
-        <w:rPr>
-          <w:rFonts w:eastAsia="Times New Roman" w:cs="Times New Roman"/>
-          <w:kern w:val="0"/>
-          <w:lang w:eastAsia="es-AR"/>
-          <w14:ligatures w14:val="none"/>
-        </w:rPr>
-      </w:pPr>
-      <w:r>
-        <w:rPr>
-          <w:rFonts w:eastAsia="Times New Roman" w:cs="Times New Roman"/>
-          <w:kern w:val="0"/>
-          <w:lang w:val="en-US" w:eastAsia="es-AR"/>
-          <w14:ligatures w14:val="none"/>
-        </w:rPr>
-        <w:t xml:space="preserve">            </w:t>
-      </w:r>
-      <w:r>
-        <w:rPr>
-          <w:rFonts w:eastAsia="Times New Roman" w:cs="Times New Roman"/>
-          <w:kern w:val="0"/>
-          <w:lang w:eastAsia="es-AR"/>
-          <w14:ligatures w14:val="none"/>
-        </w:rPr>
-        <w:t xml:space="preserve">// 3. Usamos una expresión Lambda </w:t>
-      </w:r>
-      <w:proofErr w:type="gramStart"/>
-      <w:r>
-        <w:rPr>
-          <w:rFonts w:eastAsia="Times New Roman" w:cs="Times New Roman"/>
-          <w:kern w:val="0"/>
-          <w:lang w:eastAsia="es-AR"/>
-          <w14:ligatures w14:val="none"/>
-        </w:rPr>
-        <w:t>(.</w:t>
-      </w:r>
-      <w:proofErr w:type="spellStart"/>
-      <w:r>
-        <w:rPr>
-          <w:rFonts w:eastAsia="Times New Roman" w:cs="Times New Roman"/>
-          <w:kern w:val="0"/>
-          <w:lang w:eastAsia="es-AR"/>
-          <w14:ligatures w14:val="none"/>
-        </w:rPr>
-        <w:t>FindAll</w:t>
-      </w:r>
-      <w:proofErr w:type="spellEnd"/>
-      <w:proofErr w:type="gramEnd"/>
-      <w:r>
-        <w:rPr>
-          <w:rFonts w:eastAsia="Times New Roman" w:cs="Times New Roman"/>
-          <w:kern w:val="0"/>
-          <w:lang w:eastAsia="es-AR"/>
-          <w14:ligatures w14:val="none"/>
-        </w:rPr>
-        <w:t>) para buscar coincidencias en el Nombre, en la Marca o en la Categoría.</w:t>
-      </w:r>
-    </w:p>
-    <w:p>
-      <w:pPr>
-        <w:pStyle w:val="Prrafodelista"/>
-        <w:rPr>
-          <w:rFonts w:eastAsia="Times New Roman" w:cs="Times New Roman"/>
-          <w:kern w:val="0"/>
-          <w:lang w:eastAsia="es-AR"/>
-          <w14:ligatures w14:val="none"/>
-        </w:rPr>
-      </w:pPr>
-      <w:r>
-        <w:rPr>
-          <w:rFonts w:eastAsia="Times New Roman" w:cs="Times New Roman"/>
-          <w:kern w:val="0"/>
-          <w:lang w:eastAsia="es-AR"/>
-          <w14:ligatures w14:val="none"/>
-        </w:rPr>
-        <w:t xml:space="preserve">            // Si el texto está en cualquiera de esos 3 lugares, el artículo se guarda en nuestra nueva lista filtrada.</w:t>
-      </w:r>
-    </w:p>
-    <w:p>
-      <w:pPr>
-        <w:pStyle w:val="Prrafodelista"/>
-        <w:rPr>
-          <w:rFonts w:eastAsia="Times New Roman" w:cs="Times New Roman"/>
-          <w:kern w:val="0"/>
-          <w:lang w:eastAsia="es-AR"/>
-          <w14:ligatures w14:val="none"/>
-        </w:rPr>
-      </w:pPr>
-      <w:r>
-        <w:rPr>
-          <w:rFonts w:eastAsia="Times New Roman" w:cs="Times New Roman"/>
-          <w:kern w:val="0"/>
-          <w:lang w:eastAsia="es-AR"/>
-          <w14:ligatures w14:val="none"/>
-        </w:rPr>
-        <w:t xml:space="preserve">            </w:t>
-      </w:r>
-      <w:proofErr w:type="spellStart"/>
-      <w:r>
-        <w:rPr>
-          <w:rFonts w:eastAsia="Times New Roman" w:cs="Times New Roman"/>
-          <w:kern w:val="0"/>
-          <w:lang w:eastAsia="es-AR"/>
-          <w14:ligatures w14:val="none"/>
-        </w:rPr>
-        <w:t>List</w:t>
-      </w:r>
-      <w:proofErr w:type="spellEnd"/>
-      <w:r>
-        <w:rPr>
-          <w:rFonts w:eastAsia="Times New Roman" w:cs="Times New Roman"/>
-          <w:kern w:val="0"/>
-          <w:lang w:eastAsia="es-AR"/>
-          <w14:ligatures w14:val="none"/>
-        </w:rPr>
-        <w:t xml:space="preserve">&lt;Articulo&gt; </w:t>
-      </w:r>
-      <w:proofErr w:type="spellStart"/>
-      <w:r>
-        <w:rPr>
-          <w:rFonts w:eastAsia="Times New Roman" w:cs="Times New Roman"/>
-          <w:kern w:val="0"/>
-          <w:lang w:eastAsia="es-AR"/>
-          <w14:ligatures w14:val="none"/>
-        </w:rPr>
-        <w:t>listaFiltrada</w:t>
-      </w:r>
-      <w:proofErr w:type="spellEnd"/>
-      <w:r>
-        <w:rPr>
-          <w:rFonts w:eastAsia="Times New Roman" w:cs="Times New Roman"/>
-          <w:kern w:val="0"/>
-          <w:lang w:eastAsia="es-AR"/>
-          <w14:ligatures w14:val="none"/>
-        </w:rPr>
-        <w:t xml:space="preserve"> = </w:t>
-      </w:r>
-      <w:proofErr w:type="spellStart"/>
-      <w:r>
-        <w:rPr>
-          <w:rFonts w:eastAsia="Times New Roman" w:cs="Times New Roman"/>
-          <w:kern w:val="0"/>
-          <w:lang w:eastAsia="es-AR"/>
-          <w14:ligatures w14:val="none"/>
-        </w:rPr>
-        <w:t>ListaArticulos.FindAll</w:t>
-      </w:r>
-      <w:proofErr w:type="spellEnd"/>
-      <w:r>
-        <w:rPr>
-          <w:rFonts w:eastAsia="Times New Roman" w:cs="Times New Roman"/>
-          <w:kern w:val="0"/>
-          <w:lang w:eastAsia="es-AR"/>
-          <w14:ligatures w14:val="none"/>
-        </w:rPr>
-        <w:t xml:space="preserve">(x =&gt; </w:t>
-      </w:r>
-    </w:p>
-    <w:p>
-      <w:pPr>
-        <w:pStyle w:val="Prrafodelista"/>
-        <w:rPr>
-          <w:rFonts w:eastAsia="Times New Roman" w:cs="Times New Roman"/>
-          <w:kern w:val="0"/>
-          <w:lang w:val="en-US" w:eastAsia="es-AR"/>
-          <w14:ligatures w14:val="none"/>
-        </w:rPr>
-      </w:pPr>
-      <w:r>
-        <w:rPr>
-          <w:rFonts w:eastAsia="Times New Roman" w:cs="Times New Roman"/>
-          <w:kern w:val="0"/>
-          <w:lang w:eastAsia="es-AR"/>
-          <w14:ligatures w14:val="none"/>
-        </w:rPr>
-        <w:t xml:space="preserve">                </w:t>
-      </w:r>
-      <w:proofErr w:type="spellStart"/>
-      <w:r>
-        <w:rPr>
-          <w:rFonts w:eastAsia="Times New Roman" w:cs="Times New Roman"/>
-          <w:kern w:val="0"/>
-          <w:lang w:val="en-US" w:eastAsia="es-AR"/>
-          <w14:ligatures w14:val="none"/>
-        </w:rPr>
-        <w:t>x.Nombre.ToUpper</w:t>
-      </w:r>
-      <w:proofErr w:type="spellEnd"/>
-      <w:r>
-        <w:rPr>
-          <w:rFonts w:eastAsia="Times New Roman" w:cs="Times New Roman"/>
-          <w:kern w:val="0"/>
-          <w:lang w:val="en-US" w:eastAsia="es-AR"/>
-          <w14:ligatures w14:val="none"/>
-        </w:rPr>
-        <w:t>(</w:t>
-      </w:r>
-      <w:proofErr w:type="gramStart"/>
-      <w:r>
-        <w:rPr>
-          <w:rFonts w:eastAsia="Times New Roman" w:cs="Times New Roman"/>
-          <w:kern w:val="0"/>
-          <w:lang w:val="en-US" w:eastAsia="es-AR"/>
-          <w14:ligatures w14:val="none"/>
-        </w:rPr>
-        <w:t>).Contains</w:t>
-      </w:r>
-      <w:proofErr w:type="gramEnd"/>
-      <w:r>
-        <w:rPr>
-          <w:rFonts w:eastAsia="Times New Roman" w:cs="Times New Roman"/>
-          <w:kern w:val="0"/>
-          <w:lang w:val="en-US" w:eastAsia="es-AR"/>
-          <w14:ligatures w14:val="none"/>
-        </w:rPr>
-        <w:t>(</w:t>
-      </w:r>
-      <w:proofErr w:type="spellStart"/>
-      <w:r>
-        <w:rPr>
-          <w:rFonts w:eastAsia="Times New Roman" w:cs="Times New Roman"/>
-          <w:kern w:val="0"/>
-          <w:lang w:val="en-US" w:eastAsia="es-AR"/>
-          <w14:ligatures w14:val="none"/>
-        </w:rPr>
-        <w:t>filtro</w:t>
-      </w:r>
-      <w:proofErr w:type="spellEnd"/>
-      <w:r>
-        <w:rPr>
-          <w:rFonts w:eastAsia="Times New Roman" w:cs="Times New Roman"/>
-          <w:kern w:val="0"/>
-          <w:lang w:val="en-US" w:eastAsia="es-AR"/>
-          <w14:ligatures w14:val="none"/>
-        </w:rPr>
-        <w:t xml:space="preserve">) || </w:t>
-      </w:r>
-    </w:p>
-    <w:p>
-      <w:pPr>
-        <w:pStyle w:val="Prrafodelista"/>
-        <w:rPr>
-          <w:rFonts w:eastAsia="Times New Roman" w:cs="Times New Roman"/>
-          <w:kern w:val="0"/>
-          <w:lang w:val="en-US" w:eastAsia="es-AR"/>
-          <w14:ligatures w14:val="none"/>
-        </w:rPr>
-      </w:pPr>
-      <w:r>
-        <w:rPr>
-          <w:rFonts w:eastAsia="Times New Roman" w:cs="Times New Roman"/>
-          <w:kern w:val="0"/>
-          <w:lang w:val="en-US" w:eastAsia="es-AR"/>
-          <w14:ligatures w14:val="none"/>
-        </w:rPr>
-        <w:t xml:space="preserve">                </w:t>
-      </w:r>
-      <w:proofErr w:type="spellStart"/>
-      <w:r>
-        <w:rPr>
-          <w:rFonts w:eastAsia="Times New Roman" w:cs="Times New Roman"/>
-          <w:kern w:val="0"/>
-          <w:lang w:val="en-US" w:eastAsia="es-AR"/>
-          <w14:ligatures w14:val="none"/>
-        </w:rPr>
-        <w:t>x.</w:t>
-      </w:r>
-      <w:proofErr w:type="gramStart"/>
-      <w:r>
-        <w:rPr>
-          <w:rFonts w:eastAsia="Times New Roman" w:cs="Times New Roman"/>
-          <w:kern w:val="0"/>
-          <w:lang w:val="en-US" w:eastAsia="es-AR"/>
-          <w14:ligatures w14:val="none"/>
-        </w:rPr>
-        <w:t>Marca.Descripcion.ToUpper</w:t>
-      </w:r>
-      <w:proofErr w:type="spellEnd"/>
-      <w:proofErr w:type="gramEnd"/>
-      <w:r>
-        <w:rPr>
-          <w:rFonts w:eastAsia="Times New Roman" w:cs="Times New Roman"/>
-          <w:kern w:val="0"/>
-          <w:lang w:val="en-US" w:eastAsia="es-AR"/>
-          <w14:ligatures w14:val="none"/>
-        </w:rPr>
-        <w:t>().Contains(</w:t>
-      </w:r>
-      <w:proofErr w:type="spellStart"/>
-      <w:r>
-        <w:rPr>
-          <w:rFonts w:eastAsia="Times New Roman" w:cs="Times New Roman"/>
-          <w:kern w:val="0"/>
-          <w:lang w:val="en-US" w:eastAsia="es-AR"/>
-          <w14:ligatures w14:val="none"/>
-        </w:rPr>
-        <w:t>filtro</w:t>
-      </w:r>
-      <w:proofErr w:type="spellEnd"/>
-      <w:r>
-        <w:rPr>
-          <w:rFonts w:eastAsia="Times New Roman" w:cs="Times New Roman"/>
-          <w:kern w:val="0"/>
-          <w:lang w:val="en-US" w:eastAsia="es-AR"/>
-          <w14:ligatures w14:val="none"/>
-        </w:rPr>
-        <w:t xml:space="preserve">) || </w:t>
-      </w:r>
-    </w:p>
-    <w:p>
-      <w:pPr>
-        <w:pStyle w:val="Prrafodelista"/>
-        <w:rPr>
-          <w:rFonts w:eastAsia="Times New Roman" w:cs="Times New Roman"/>
-          <w:kern w:val="0"/>
-          <w:lang w:val="en-US" w:eastAsia="es-AR"/>
-          <w14:ligatures w14:val="none"/>
-        </w:rPr>
-      </w:pPr>
-      <w:r>
-        <w:rPr>
-          <w:rFonts w:eastAsia="Times New Roman" w:cs="Times New Roman"/>
-          <w:kern w:val="0"/>
-          <w:lang w:val="en-US" w:eastAsia="es-AR"/>
-          <w14:ligatures w14:val="none"/>
-        </w:rPr>
-        <w:t xml:space="preserve">                </w:t>
-      </w:r>
-      <w:proofErr w:type="spellStart"/>
-      <w:r>
-        <w:rPr>
-          <w:rFonts w:eastAsia="Times New Roman" w:cs="Times New Roman"/>
-          <w:kern w:val="0"/>
-          <w:lang w:val="en-US" w:eastAsia="es-AR"/>
-          <w14:ligatures w14:val="none"/>
-        </w:rPr>
-        <w:t>x.</w:t>
-      </w:r>
-      <w:proofErr w:type="gramStart"/>
-      <w:r>
-        <w:rPr>
-          <w:rFonts w:eastAsia="Times New Roman" w:cs="Times New Roman"/>
-          <w:kern w:val="0"/>
-          <w:lang w:val="en-US" w:eastAsia="es-AR"/>
-          <w14:ligatures w14:val="none"/>
-        </w:rPr>
-        <w:t>Categoria.Descripcion.ToUpper</w:t>
-      </w:r>
-      <w:proofErr w:type="spellEnd"/>
-      <w:proofErr w:type="gramEnd"/>
-      <w:r>
-        <w:rPr>
-          <w:rFonts w:eastAsia="Times New Roman" w:cs="Times New Roman"/>
-          <w:kern w:val="0"/>
-          <w:lang w:val="en-US" w:eastAsia="es-AR"/>
-          <w14:ligatures w14:val="none"/>
-        </w:rPr>
-        <w:t>().Contains(</w:t>
-      </w:r>
-      <w:proofErr w:type="spellStart"/>
-      <w:r>
-        <w:rPr>
-          <w:rFonts w:eastAsia="Times New Roman" w:cs="Times New Roman"/>
-          <w:kern w:val="0"/>
-          <w:lang w:val="en-US" w:eastAsia="es-AR"/>
-          <w14:ligatures w14:val="none"/>
-        </w:rPr>
-        <w:t>filtro</w:t>
-      </w:r>
-      <w:proofErr w:type="spellEnd"/>
-      <w:r>
-        <w:rPr>
-          <w:rFonts w:eastAsia="Times New Roman" w:cs="Times New Roman"/>
-          <w:kern w:val="0"/>
-          <w:lang w:val="en-US" w:eastAsia="es-AR"/>
-          <w14:ligatures w14:val="none"/>
-        </w:rPr>
-        <w:t>)</w:t>
-      </w:r>
-    </w:p>
-    <w:p>
-      <w:pPr>
-        <w:pStyle w:val="Prrafodelista"/>
-        <w:rPr>
-          <w:rFonts w:eastAsia="Times New Roman" w:cs="Times New Roman"/>
-          <w:kern w:val="0"/>
-          <w:lang w:eastAsia="es-AR"/>
-          <w14:ligatures w14:val="none"/>
-        </w:rPr>
-      </w:pPr>
-      <w:r>
-        <w:rPr>
-          <w:rFonts w:eastAsia="Times New Roman" w:cs="Times New Roman"/>
-          <w:kern w:val="0"/>
-          <w:lang w:val="en-US" w:eastAsia="es-AR"/>
-          <w14:ligatures w14:val="none"/>
-        </w:rPr>
-        <w:t xml:space="preserve">            </w:t>
-      </w:r>
-      <w:r>
-        <w:rPr>
-          <w:rFonts w:eastAsia="Times New Roman" w:cs="Times New Roman"/>
-          <w:kern w:val="0"/>
-          <w:lang w:eastAsia="es-AR"/>
-          <w14:ligatures w14:val="none"/>
-        </w:rPr>
-        <w:t>);</w:t>
-      </w:r>
-    </w:p>
-    <w:p>
-      <w:pPr>
-        <w:pStyle w:val="Prrafodelista"/>
-        <w:rPr>
-          <w:rFonts w:eastAsia="Times New Roman" w:cs="Times New Roman"/>
-          <w:kern w:val="0"/>
-          <w:lang w:eastAsia="es-AR"/>
-          <w14:ligatures w14:val="none"/>
-        </w:rPr>
-      </w:pPr>
-    </w:p>
-    <w:p>
-      <w:pPr>
-        <w:pStyle w:val="Prrafodelista"/>
-        <w:rPr>
-          <w:rFonts w:eastAsia="Times New Roman" w:cs="Times New Roman"/>
-          <w:kern w:val="0"/>
-          <w:lang w:eastAsia="es-AR"/>
-          <w14:ligatures w14:val="none"/>
-        </w:rPr>
-      </w:pPr>
-      <w:r>
-        <w:rPr>
-          <w:rFonts w:eastAsia="Times New Roman" w:cs="Times New Roman"/>
-          <w:kern w:val="0"/>
-          <w:lang w:eastAsia="es-AR"/>
-          <w14:ligatures w14:val="none"/>
-        </w:rPr>
-        <w:t xml:space="preserve">            // 4. Reemplazamos la lista original por la filtrada. </w:t>
-      </w:r>
-    </w:p>
-    <w:p>
-      <w:pPr>
-        <w:pStyle w:val="Prrafodelista"/>
-        <w:rPr>
-          <w:rFonts w:eastAsia="Times New Roman" w:cs="Times New Roman"/>
-          <w:kern w:val="0"/>
-          <w:lang w:eastAsia="es-AR"/>
-          <w14:ligatures w14:val="none"/>
-        </w:rPr>
-      </w:pPr>
-      <w:r>
-        <w:rPr>
-          <w:rFonts w:eastAsia="Times New Roman" w:cs="Times New Roman"/>
-          <w:kern w:val="0"/>
-          <w:lang w:eastAsia="es-AR"/>
-          <w14:ligatures w14:val="none"/>
-        </w:rPr>
-        <w:t xml:space="preserve">            // Cuando la página HTML se dibuje, solo va a recorrer los artículos que pasaron el filtro.</w:t>
-      </w:r>
-    </w:p>
-    <w:p>
-      <w:pPr>
-        <w:pStyle w:val="Prrafodelista"/>
-        <w:rPr>
-          <w:rFonts w:eastAsia="Times New Roman" w:cs="Times New Roman"/>
-          <w:kern w:val="0"/>
-          <w:lang w:eastAsia="es-AR"/>
-          <w14:ligatures w14:val="none"/>
-        </w:rPr>
-      </w:pPr>
-      <w:r>
-        <w:rPr>
-          <w:rFonts w:eastAsia="Times New Roman" w:cs="Times New Roman"/>
-          <w:kern w:val="0"/>
-          <w:lang w:eastAsia="es-AR"/>
-          <w14:ligatures w14:val="none"/>
-        </w:rPr>
-        <w:t xml:space="preserve">            </w:t>
-      </w:r>
-      <w:proofErr w:type="spellStart"/>
-      <w:r>
-        <w:rPr>
-          <w:rFonts w:eastAsia="Times New Roman" w:cs="Times New Roman"/>
-          <w:kern w:val="0"/>
-          <w:lang w:eastAsia="es-AR"/>
-          <w14:ligatures w14:val="none"/>
-        </w:rPr>
-        <w:t>ListaArticulos</w:t>
-      </w:r>
-      <w:proofErr w:type="spellEnd"/>
-      <w:r>
-        <w:rPr>
-          <w:rFonts w:eastAsia="Times New Roman" w:cs="Times New Roman"/>
-          <w:kern w:val="0"/>
-          <w:lang w:eastAsia="es-AR"/>
-          <w14:ligatures w14:val="none"/>
-        </w:rPr>
-        <w:t xml:space="preserve"> = </w:t>
-      </w:r>
-      <w:proofErr w:type="spellStart"/>
-      <w:r>
-        <w:rPr>
-          <w:rFonts w:eastAsia="Times New Roman" w:cs="Times New Roman"/>
-          <w:kern w:val="0"/>
-          <w:lang w:eastAsia="es-AR"/>
-          <w14:ligatures w14:val="none"/>
-        </w:rPr>
-        <w:t>listaFiltrada</w:t>
-      </w:r>
-      <w:proofErr w:type="spellEnd"/>
-      <w:r>
-        <w:rPr>
-          <w:rFonts w:eastAsia="Times New Roman" w:cs="Times New Roman"/>
-          <w:kern w:val="0"/>
-          <w:lang w:eastAsia="es-AR"/>
-          <w14:ligatures w14:val="none"/>
-        </w:rPr>
-        <w:t>;</w:t>
-      </w:r>
-    </w:p>
-    <w:p>
-      <w:pPr>
-        <w:pStyle w:val="Prrafodelista"/>
-        <w:rPr>
-          <w:rFonts w:eastAsia="Times New Roman" w:cs="Times New Roman"/>
-          <w:kern w:val="0"/>
-          <w:lang w:eastAsia="es-AR"/>
-          <w14:ligatures w14:val="none"/>
-        </w:rPr>
-      </w:pPr>
-      <w:r>
-        <w:rPr>
-          <w:rFonts w:eastAsia="Times New Roman" w:cs="Times New Roman"/>
-          <w:kern w:val="0"/>
-          <w:lang w:eastAsia="es-AR"/>
-          <w14:ligatures w14:val="none"/>
-        </w:rPr>
-        <w:t xml:space="preserve">        }</w:t>
-      </w:r>
-    </w:p>
-    <w:p>
-      <w:pPr>
-        <w:pStyle w:val="Prrafodelista"/>
-        <w:rPr>
-          <w:rFonts w:eastAsia="Times New Roman" w:cs="Times New Roman"/>
-          <w:kern w:val="0"/>
-          <w:lang w:eastAsia="es-AR"/>
-          <w14:ligatures w14:val="none"/>
-        </w:rPr>
-      </w:pPr>
-    </w:p>
-    <w:p>
-      <w:pPr>
-        <w:pStyle w:val="Prrafodelista"/>
-        <w:rPr>
-          <w:rFonts w:eastAsia="Times New Roman" w:cs="Times New Roman"/>
-          <w:kern w:val="0"/>
-          <w:lang w:eastAsia="es-AR"/>
-          <w14:ligatures w14:val="none"/>
-        </w:rPr>
-      </w:pPr>
-      <w:r>
-        <w:rPr>
-          <w:rFonts w:eastAsia="Times New Roman" w:cs="Times New Roman"/>
-          <w:kern w:val="0"/>
-          <w:lang w:eastAsia="es-AR"/>
+    </w:p>
+    <w:p>
+      <w:pPr>
+        <w:pStyle w:val="Prrafodelista"/>
+        <w:rPr>
+          <w:rFonts w:eastAsia="Times New Roman" w:cs="Times New Roman"/>
+          <w:kern w:val="0"/>
+          <w:lang w:eastAsia="es-AR"/>
+          <w14:ligatures w14:val="none"/>
+        </w:rPr>
+      </w:pPr>
+      <w:r>
+        <w:rPr>
+          <w:rFonts w:eastAsia="Times New Roman" w:cs="Times New Roman"/>
+          <w:kern w:val="0"/>
+          <w:lang w:val="en-US" w:eastAsia="es-AR"/>
           <w14:ligatures w14:val="none"/>
         </w:rPr>
         <w:t xml:space="preserve">        </w:t>
       </w:r>
-      <w:proofErr w:type="spellStart"/>
-      <w:r>
-        <w:rPr>
-          <w:rFonts w:eastAsia="Times New Roman" w:cs="Times New Roman"/>
-          <w:kern w:val="0"/>
-          <w:lang w:eastAsia="es-AR"/>
-          <w14:ligatures w14:val="none"/>
-        </w:rPr>
-        <w:t>protected</w:t>
-      </w:r>
-      <w:proofErr w:type="spellEnd"/>
-      <w:r>
-        <w:rPr>
-          <w:rFonts w:eastAsia="Times New Roman" w:cs="Times New Roman"/>
-          <w:kern w:val="0"/>
-          <w:lang w:eastAsia="es-AR"/>
-          <w14:ligatures w14:val="none"/>
-        </w:rPr>
-        <w:t xml:space="preserve"> </w:t>
-      </w:r>
-      <w:proofErr w:type="spellStart"/>
-      <w:r>
-        <w:rPr>
-          <w:rFonts w:eastAsia="Times New Roman" w:cs="Times New Roman"/>
-          <w:kern w:val="0"/>
-          <w:lang w:eastAsia="es-AR"/>
-          <w14:ligatures w14:val="none"/>
-        </w:rPr>
-        <w:t>void</w:t>
-      </w:r>
-      <w:proofErr w:type="spellEnd"/>
-      <w:r>
-        <w:rPr>
-          <w:rFonts w:eastAsia="Times New Roman" w:cs="Times New Roman"/>
-          <w:kern w:val="0"/>
-          <w:lang w:eastAsia="es-AR"/>
-          <w14:ligatures w14:val="none"/>
-        </w:rPr>
-        <w:t xml:space="preserve"> </w:t>
-      </w:r>
-      <w:proofErr w:type="spellStart"/>
-      <w:r>
-        <w:rPr>
-          <w:rFonts w:eastAsia="Times New Roman" w:cs="Times New Roman"/>
-          <w:kern w:val="0"/>
-          <w:lang w:eastAsia="es-AR"/>
-          <w14:ligatures w14:val="none"/>
-        </w:rPr>
-        <w:t>btnLimpiar_</w:t>
-      </w:r>
-      <w:proofErr w:type="gramStart"/>
-      <w:r>
-        <w:rPr>
-          <w:rFonts w:eastAsia="Times New Roman" w:cs="Times New Roman"/>
-          <w:kern w:val="0"/>
-          <w:lang w:eastAsia="es-AR"/>
-          <w14:ligatures w14:val="none"/>
-        </w:rPr>
-        <w:t>Click</w:t>
-      </w:r>
-      <w:proofErr w:type="spellEnd"/>
-      <w:r>
-        <w:rPr>
-          <w:rFonts w:eastAsia="Times New Roman" w:cs="Times New Roman"/>
-          <w:kern w:val="0"/>
-          <w:lang w:eastAsia="es-AR"/>
-          <w14:ligatures w14:val="none"/>
-        </w:rPr>
-        <w:t>(</w:t>
-      </w:r>
-      <w:proofErr w:type="spellStart"/>
-      <w:proofErr w:type="gramEnd"/>
-      <w:r>
-        <w:rPr>
-          <w:rFonts w:eastAsia="Times New Roman" w:cs="Times New Roman"/>
-          <w:kern w:val="0"/>
-          <w:lang w:eastAsia="es-AR"/>
-          <w14:ligatures w14:val="none"/>
-        </w:rPr>
-        <w:t>object</w:t>
-      </w:r>
-      <w:proofErr w:type="spellEnd"/>
-      <w:r>
-        <w:rPr>
-          <w:rFonts w:eastAsia="Times New Roman" w:cs="Times New Roman"/>
-          <w:kern w:val="0"/>
-          <w:lang w:eastAsia="es-AR"/>
-          <w14:ligatures w14:val="none"/>
-        </w:rPr>
-        <w:t xml:space="preserve"> </w:t>
-      </w:r>
-      <w:proofErr w:type="spellStart"/>
-      <w:r>
-        <w:rPr>
-          <w:rFonts w:eastAsia="Times New Roman" w:cs="Times New Roman"/>
-          <w:kern w:val="0"/>
-          <w:lang w:eastAsia="es-AR"/>
-          <w14:ligatures w14:val="none"/>
-        </w:rPr>
-        <w:t>sender</w:t>
-      </w:r>
-      <w:proofErr w:type="spellEnd"/>
-      <w:r>
-        <w:rPr>
-          <w:rFonts w:eastAsia="Times New Roman" w:cs="Times New Roman"/>
-          <w:kern w:val="0"/>
-          <w:lang w:eastAsia="es-AR"/>
-          <w14:ligatures w14:val="none"/>
-        </w:rPr>
-        <w:t xml:space="preserve">, </w:t>
-      </w:r>
-      <w:proofErr w:type="spellStart"/>
-      <w:r>
-        <w:rPr>
-          <w:rFonts w:eastAsia="Times New Roman" w:cs="Times New Roman"/>
-          <w:kern w:val="0"/>
-          <w:lang w:eastAsia="es-AR"/>
-          <w14:ligatures w14:val="none"/>
-        </w:rPr>
-        <w:t>EventArgs</w:t>
-      </w:r>
-      <w:proofErr w:type="spellEnd"/>
-      <w:r>
-        <w:rPr>
-          <w:rFonts w:eastAsia="Times New Roman" w:cs="Times New Roman"/>
-          <w:kern w:val="0"/>
-          <w:lang w:eastAsia="es-AR"/>
-          <w14:ligatures w14:val="none"/>
-        </w:rPr>
-        <w:t xml:space="preserve"> e)</w:t>
-      </w:r>
-    </w:p>
-    <w:p>
-      <w:pPr>
-        <w:pStyle w:val="Prrafodelista"/>
-        <w:rPr>
-          <w:rFonts w:eastAsia="Times New Roman" w:cs="Times New Roman"/>
-          <w:kern w:val="0"/>
-          <w:lang w:eastAsia="es-AR"/>
-          <w14:ligatures w14:val="none"/>
-        </w:rPr>
-      </w:pPr>
-      <w:r>
-        <w:rPr>
-          <w:rFonts w:eastAsia="Times New Roman" w:cs="Times New Roman"/>
-          <w:kern w:val="0"/>
-          <w:lang w:eastAsia="es-AR"/>
-          <w14:ligatures w14:val="none"/>
-        </w:rPr>
-        <w:t xml:space="preserve">        {</w:t>
-      </w:r>
-    </w:p>
-    <w:p>
-      <w:pPr>
-        <w:pStyle w:val="Prrafodelista"/>
-        <w:rPr>
-          <w:rFonts w:eastAsia="Times New Roman" w:cs="Times New Roman"/>
-          <w:kern w:val="0"/>
-          <w:lang w:eastAsia="es-AR"/>
-          <w14:ligatures w14:val="none"/>
-        </w:rPr>
-      </w:pPr>
-      <w:r>
-        <w:rPr>
-          <w:rFonts w:eastAsia="Times New Roman" w:cs="Times New Roman"/>
-          <w:kern w:val="0"/>
-          <w:lang w:eastAsia="es-AR"/>
-          <w14:ligatures w14:val="none"/>
-        </w:rPr>
-        <w:t xml:space="preserve">            // 5. Borramos el texto del buscador. </w:t>
-      </w:r>
-    </w:p>
-    <w:p>
-      <w:pPr>
-        <w:pStyle w:val="Prrafodelista"/>
-        <w:rPr>
-          <w:rFonts w:eastAsia="Times New Roman" w:cs="Times New Roman"/>
-          <w:kern w:val="0"/>
-          <w:lang w:eastAsia="es-AR"/>
-          <w14:ligatures w14:val="none"/>
-        </w:rPr>
-      </w:pPr>
-      <w:r>
-        <w:rPr>
-          <w:rFonts w:eastAsia="Times New Roman" w:cs="Times New Roman"/>
-          <w:kern w:val="0"/>
-          <w:lang w:eastAsia="es-AR"/>
-          <w14:ligatures w14:val="none"/>
-        </w:rPr>
-        <w:t xml:space="preserve">            // Como la página hace un viaje al servidor, el </w:t>
-      </w:r>
-      <w:proofErr w:type="spellStart"/>
-      <w:r>
-        <w:rPr>
-          <w:rFonts w:eastAsia="Times New Roman" w:cs="Times New Roman"/>
-          <w:kern w:val="0"/>
-          <w:lang w:eastAsia="es-AR"/>
-          <w14:ligatures w14:val="none"/>
-        </w:rPr>
-        <w:t>Page_Load</w:t>
-      </w:r>
-      <w:proofErr w:type="spellEnd"/>
-      <w:r>
-        <w:rPr>
-          <w:rFonts w:eastAsia="Times New Roman" w:cs="Times New Roman"/>
-          <w:kern w:val="0"/>
-          <w:lang w:eastAsia="es-AR"/>
-          <w14:ligatures w14:val="none"/>
-        </w:rPr>
-        <w:t xml:space="preserve"> volverá a traer todos los artículos intactos.</w:t>
-      </w:r>
-    </w:p>
-    <w:p>
-      <w:pPr>
-        <w:pStyle w:val="Prrafodelista"/>
-        <w:rPr>
-          <w:rFonts w:eastAsia="Times New Roman" w:cs="Times New Roman"/>
-          <w:kern w:val="0"/>
-          <w:lang w:eastAsia="es-AR"/>
-          <w14:ligatures w14:val="none"/>
-        </w:rPr>
-      </w:pPr>
-      <w:r>
-        <w:rPr>
-          <w:rFonts w:eastAsia="Times New Roman" w:cs="Times New Roman"/>
-          <w:kern w:val="0"/>
-          <w:lang w:eastAsia="es-AR"/>
-          <w14:ligatures w14:val="none"/>
-        </w:rPr>
-        <w:t xml:space="preserve">            </w:t>
-      </w:r>
-      <w:proofErr w:type="spellStart"/>
-      <w:r>
-        <w:rPr>
-          <w:rFonts w:eastAsia="Times New Roman" w:cs="Times New Roman"/>
-          <w:kern w:val="0"/>
-          <w:lang w:eastAsia="es-AR"/>
-          <w14:ligatures w14:val="none"/>
-        </w:rPr>
-        <w:t>txtFiltro.Text</w:t>
-      </w:r>
-      <w:proofErr w:type="spellEnd"/>
-      <w:r>
-        <w:rPr>
-          <w:rFonts w:eastAsia="Times New Roman" w:cs="Times New Roman"/>
-          <w:kern w:val="0"/>
-          <w:lang w:eastAsia="es-AR"/>
-          <w14:ligatures w14:val="none"/>
-        </w:rPr>
-        <w:t xml:space="preserve"> = "";</w:t>
-      </w:r>
-    </w:p>
-    <w:p>
-      <w:pPr>
-        <w:pStyle w:val="Prrafodelista"/>
-        <w:rPr>
-          <w:rFonts w:eastAsia="Times New Roman" w:cs="Times New Roman"/>
-          <w:kern w:val="0"/>
-          <w:lang w:eastAsia="es-AR"/>
-          <w14:ligatures w14:val="none"/>
-        </w:rPr>
-      </w:pPr>
-      <w:r>
-        <w:rPr>
-          <w:rFonts w:eastAsia="Times New Roman" w:cs="Times New Roman"/>
-          <w:kern w:val="0"/>
-          <w:lang w:eastAsia="es-AR"/>
-          <w14:ligatures w14:val="none"/>
-        </w:rPr>
-        <w:t xml:space="preserve">        }</w:t>
-      </w:r>
-    </w:p>
-    <w:p>
-      <w:pPr>
-        <w:pStyle w:val="Prrafodelista"/>
-        <w:rPr>
-          <w:rFonts w:eastAsia="Times New Roman" w:cs="Times New Roman"/>
-          <w:kern w:val="0"/>
-          <w:lang w:eastAsia="es-AR"/>
-          <w14:ligatures w14:val="none"/>
-        </w:rPr>
-      </w:pPr>
-      <w:r>
-        <w:rPr>
-          <w:rFonts w:eastAsia="Times New Roman" w:cs="Times New Roman"/>
-          <w:kern w:val="0"/>
-          <w:lang w:eastAsia="es-AR"/>
-          <w14:ligatures w14:val="none"/>
-        </w:rPr>
-        <w:t xml:space="preserve">    }</w:t>
-      </w:r>
-    </w:p>
-    <w:p>
-      <w:pPr>
-        <w:pStyle w:val="Prrafodelista"/>
-        <w:rPr>
-          <w:rFonts w:eastAsia="Times New Roman" w:cs="Times New Roman"/>
-          <w:kern w:val="0"/>
-          <w:lang w:eastAsia="es-AR"/>
-          <w14:ligatures w14:val="none"/>
-        </w:rPr>
-      </w:pPr>
+      <w:r>
+        <w:rPr>
+          <w:rFonts w:eastAsia="Times New Roman" w:cs="Times New Roman"/>
+          <w:kern w:val="0"/>
+          <w:lang w:eastAsia="es-AR"/>
+          <w14:ligatures w14:val="none"/>
+        </w:rPr>
+        <w:t>// Esta propiedad es clave para saber si le mostramos el ABM de artículos o no</w:t>
+      </w:r>
+    </w:p>
+    <w:p>
+      <w:pPr>
+        <w:pStyle w:val="Prrafodelista"/>
+        <w:rPr>
+          <w:rFonts w:eastAsia="Times New Roman" w:cs="Times New Roman"/>
+          <w:kern w:val="0"/>
+          <w:lang w:eastAsia="es-AR"/>
+          <w14:ligatures w14:val="none"/>
+        </w:rPr>
+      </w:pPr>
+      <w:r>
+        <w:rPr>
+          <w:rFonts w:eastAsia="Times New Roman" w:cs="Times New Roman"/>
+          <w:kern w:val="0"/>
+          <w:lang w:eastAsia="es-AR"/>
+          <w14:ligatures w14:val="none"/>
+        </w:rPr>
+        <w:t xml:space="preserve">        // Por defecto en el curso solemos usar un </w:t>
+      </w:r>
+      <w:proofErr w:type="spellStart"/>
+      <w:r>
+        <w:rPr>
+          <w:rFonts w:eastAsia="Times New Roman" w:cs="Times New Roman"/>
+          <w:kern w:val="0"/>
+          <w:lang w:eastAsia="es-AR"/>
+          <w14:ligatures w14:val="none"/>
+        </w:rPr>
+        <w:t>bool</w:t>
+      </w:r>
+      <w:proofErr w:type="spellEnd"/>
+      <w:r>
+        <w:rPr>
+          <w:rFonts w:eastAsia="Times New Roman" w:cs="Times New Roman"/>
+          <w:kern w:val="0"/>
+          <w:lang w:eastAsia="es-AR"/>
+          <w14:ligatures w14:val="none"/>
+        </w:rPr>
+        <w:t xml:space="preserve"> (true = </w:t>
+      </w:r>
+      <w:proofErr w:type="spellStart"/>
+      <w:r>
+        <w:rPr>
+          <w:rFonts w:eastAsia="Times New Roman" w:cs="Times New Roman"/>
+          <w:kern w:val="0"/>
+          <w:lang w:eastAsia="es-AR"/>
+          <w14:ligatures w14:val="none"/>
+        </w:rPr>
+        <w:t>Admin</w:t>
+      </w:r>
+      <w:proofErr w:type="spellEnd"/>
+      <w:r>
+        <w:rPr>
+          <w:rFonts w:eastAsia="Times New Roman" w:cs="Times New Roman"/>
+          <w:kern w:val="0"/>
+          <w:lang w:eastAsia="es-AR"/>
+          <w14:ligatures w14:val="none"/>
+        </w:rPr>
+        <w:t xml:space="preserve">, false = Normal) </w:t>
+      </w:r>
+    </w:p>
+    <w:p>
+      <w:pPr>
+        <w:pStyle w:val="Prrafodelista"/>
+        <w:rPr>
+          <w:rFonts w:eastAsia="Times New Roman" w:cs="Times New Roman"/>
+          <w:kern w:val="0"/>
+          <w:lang w:eastAsia="es-AR"/>
+          <w14:ligatures w14:val="none"/>
+        </w:rPr>
+      </w:pPr>
+      <w:r>
+        <w:rPr>
+          <w:rFonts w:eastAsia="Times New Roman" w:cs="Times New Roman"/>
+          <w:kern w:val="0"/>
+          <w:lang w:eastAsia="es-AR"/>
+          <w14:ligatures w14:val="none"/>
+        </w:rPr>
+        <w:t xml:space="preserve">        // o un </w:t>
+      </w:r>
+      <w:proofErr w:type="spellStart"/>
+      <w:r>
+        <w:rPr>
+          <w:rFonts w:eastAsia="Times New Roman" w:cs="Times New Roman"/>
+          <w:kern w:val="0"/>
+          <w:lang w:eastAsia="es-AR"/>
+          <w14:ligatures w14:val="none"/>
+        </w:rPr>
+        <w:t>int</w:t>
+      </w:r>
+      <w:proofErr w:type="spellEnd"/>
+      <w:r>
+        <w:rPr>
+          <w:rFonts w:eastAsia="Times New Roman" w:cs="Times New Roman"/>
+          <w:kern w:val="0"/>
+          <w:lang w:eastAsia="es-AR"/>
+          <w14:ligatures w14:val="none"/>
+        </w:rPr>
+        <w:t xml:space="preserve"> (1 = Normal, 2 = </w:t>
+      </w:r>
+      <w:proofErr w:type="spellStart"/>
+      <w:r>
+        <w:rPr>
+          <w:rFonts w:eastAsia="Times New Roman" w:cs="Times New Roman"/>
+          <w:kern w:val="0"/>
+          <w:lang w:eastAsia="es-AR"/>
+          <w14:ligatures w14:val="none"/>
+        </w:rPr>
+        <w:t>Admin</w:t>
+      </w:r>
+      <w:proofErr w:type="spellEnd"/>
+      <w:r>
+        <w:rPr>
+          <w:rFonts w:eastAsia="Times New Roman" w:cs="Times New Roman"/>
+          <w:kern w:val="0"/>
+          <w:lang w:eastAsia="es-AR"/>
+          <w14:ligatures w14:val="none"/>
+        </w:rPr>
+        <w:t xml:space="preserve">). Usemos un </w:t>
+      </w:r>
+      <w:proofErr w:type="spellStart"/>
+      <w:r>
+        <w:rPr>
+          <w:rFonts w:eastAsia="Times New Roman" w:cs="Times New Roman"/>
+          <w:kern w:val="0"/>
+          <w:lang w:eastAsia="es-AR"/>
+          <w14:ligatures w14:val="none"/>
+        </w:rPr>
+        <w:t>bool</w:t>
+      </w:r>
+      <w:proofErr w:type="spellEnd"/>
+      <w:r>
+        <w:rPr>
+          <w:rFonts w:eastAsia="Times New Roman" w:cs="Times New Roman"/>
+          <w:kern w:val="0"/>
+          <w:lang w:eastAsia="es-AR"/>
+          <w14:ligatures w14:val="none"/>
+        </w:rPr>
+        <w:t xml:space="preserve"> por ahora que es más simple:</w:t>
+      </w:r>
+    </w:p>
+    <w:p>
+      <w:pPr>
+        <w:pStyle w:val="Prrafodelista"/>
+        <w:rPr>
+          <w:rFonts w:eastAsia="Times New Roman" w:cs="Times New Roman"/>
+          <w:kern w:val="0"/>
+          <w:lang w:val="en-US" w:eastAsia="es-AR"/>
+          <w14:ligatures w14:val="none"/>
+        </w:rPr>
+      </w:pPr>
+      <w:r>
+        <w:rPr>
+          <w:rFonts w:eastAsia="Times New Roman" w:cs="Times New Roman"/>
+          <w:kern w:val="0"/>
+          <w:lang w:eastAsia="es-AR"/>
+          <w14:ligatures w14:val="none"/>
+        </w:rPr>
+        <w:t xml:space="preserve">        </w:t>
+      </w:r>
+      <w:r>
+        <w:rPr>
+          <w:rFonts w:eastAsia="Times New Roman" w:cs="Times New Roman"/>
+          <w:kern w:val="0"/>
+          <w:lang w:val="en-US" w:eastAsia="es-AR"/>
+          <w14:ligatures w14:val="none"/>
+        </w:rPr>
+        <w:t xml:space="preserve">public bool </w:t>
+      </w:r>
+      <w:proofErr w:type="spellStart"/>
+      <w:r>
+        <w:rPr>
+          <w:rFonts w:eastAsia="Times New Roman" w:cs="Times New Roman"/>
+          <w:kern w:val="0"/>
+          <w:lang w:val="en-US" w:eastAsia="es-AR"/>
+          <w14:ligatures w14:val="none"/>
+        </w:rPr>
+        <w:t>TipoUsuario</w:t>
+      </w:r>
+      <w:proofErr w:type="spellEnd"/>
+      <w:r>
+        <w:rPr>
+          <w:rFonts w:eastAsia="Times New Roman" w:cs="Times New Roman"/>
+          <w:kern w:val="0"/>
+          <w:lang w:val="en-US" w:eastAsia="es-AR"/>
+          <w14:ligatures w14:val="none"/>
+        </w:rPr>
+        <w:t xml:space="preserve"> { get; set; } </w:t>
+      </w:r>
+    </w:p>
+    <w:p>
+      <w:pPr>
+        <w:pStyle w:val="Prrafodelista"/>
+        <w:rPr>
+          <w:rFonts w:eastAsia="Times New Roman" w:cs="Times New Roman"/>
+          <w:kern w:val="0"/>
+          <w:lang w:eastAsia="es-AR"/>
+          <w14:ligatures w14:val="none"/>
+        </w:rPr>
+      </w:pPr>
+      <w:r>
+        <w:rPr>
+          <w:rFonts w:eastAsia="Times New Roman" w:cs="Times New Roman"/>
+          <w:kern w:val="0"/>
+          <w:lang w:val="en-US" w:eastAsia="es-AR"/>
+          <w14:ligatures w14:val="none"/>
+        </w:rPr>
+        <w:t xml:space="preserve">    </w:t>
+      </w:r>
       <w:r>
         <w:rPr>
           <w:rFonts w:eastAsia="Times New Roman" w:cs="Times New Roman"/>
@@ -9572,28 +10589,24 @@
           <w14:ligatures w14:val="none"/>
         </w:rPr>
       </w:pPr>
-    </w:p>
-    <w:p>
-      <w:pPr>
-        <w:pStyle w:val="Prrafodelista"/>
-        <w:rPr>
-          <w:rFonts w:eastAsia="Times New Roman" w:cs="Times New Roman"/>
-          <w:kern w:val="0"/>
-          <w:lang w:eastAsia="es-AR"/>
-          <w14:ligatures w14:val="none"/>
-        </w:rPr>
-      </w:pPr>
-    </w:p>
-    <w:p>
-      <w:pPr>
-        <w:pStyle w:val="Prrafodelista"/>
-        <w:rPr>
-          <w:rFonts w:eastAsia="Times New Roman" w:cs="Times New Roman"/>
-          <w:kern w:val="0"/>
-          <w:lang w:eastAsia="es-AR"/>
-          <w14:ligatures w14:val="none"/>
-        </w:rPr>
-      </w:pPr>
+      <w:r>
+        <w:rPr>
+          <w:rFonts w:eastAsia="Times New Roman" w:cs="Times New Roman"/>
+          <w:kern w:val="0"/>
+          <w:lang w:eastAsia="es-AR"/>
+          <w14:ligatures w14:val="none"/>
+        </w:rPr>
+        <w:t>}</w:t>
+      </w:r>
+      <w:r>
+        <w:rPr>
+          <w:rFonts w:eastAsia="Times New Roman" w:cs="Times New Roman"/>
+          <w:kern w:val="0"/>
+          <w:lang w:eastAsia="es-AR"/>
+          <w14:ligatures w14:val="none"/>
+        </w:rPr>
+        <w:br/>
+      </w:r>
     </w:p>
     <w:p>
       <w:pPr>
@@ -10151,6 +11164,119 @@
     </w:lvl>
   </w:abstractNum>
   <w:abstractNum w:abstractNumId="4" w15:restartNumberingAfterBreak="0">
+    <w:nsid w:val="1A5B46DF"/>
+    <w:multiLevelType w:val="multilevel"/>
+    <w:tmpl w:val="5E0C8550"/>
+    <w:lvl w:ilvl="0">
+      <w:start w:val="1"/>
+      <w:numFmt w:val="decimal"/>
+      <w:lvlText w:val="%1."/>
+      <w:lvlJc w:val="left"/>
+      <w:pPr>
+        <w:tabs>
+          <w:tab w:val="num" w:pos="720"/>
+        </w:tabs>
+        <w:ind w:left="720" w:hanging="360"/>
+      </w:pPr>
+    </w:lvl>
+    <w:lvl w:ilvl="1" w:tentative="1">
+      <w:start w:val="1"/>
+      <w:numFmt w:val="decimal"/>
+      <w:lvlText w:val="%2."/>
+      <w:lvlJc w:val="left"/>
+      <w:pPr>
+        <w:tabs>
+          <w:tab w:val="num" w:pos="1440"/>
+        </w:tabs>
+        <w:ind w:left="1440" w:hanging="360"/>
+      </w:pPr>
+    </w:lvl>
+    <w:lvl w:ilvl="2" w:tentative="1">
+      <w:start w:val="1"/>
+      <w:numFmt w:val="decimal"/>
+      <w:lvlText w:val="%3."/>
+      <w:lvlJc w:val="left"/>
+      <w:pPr>
+        <w:tabs>
+          <w:tab w:val="num" w:pos="2160"/>
+        </w:tabs>
+        <w:ind w:left="2160" w:hanging="360"/>
+      </w:pPr>
+    </w:lvl>
+    <w:lvl w:ilvl="3" w:tentative="1">
+      <w:start w:val="1"/>
+      <w:numFmt w:val="decimal"/>
+      <w:lvlText w:val="%4."/>
+      <w:lvlJc w:val="left"/>
+      <w:pPr>
+        <w:tabs>
+          <w:tab w:val="num" w:pos="2880"/>
+        </w:tabs>
+        <w:ind w:left="2880" w:hanging="360"/>
+      </w:pPr>
+    </w:lvl>
+    <w:lvl w:ilvl="4" w:tentative="1">
+      <w:start w:val="1"/>
+      <w:numFmt w:val="decimal"/>
+      <w:lvlText w:val="%5."/>
+      <w:lvlJc w:val="left"/>
+      <w:pPr>
+        <w:tabs>
+          <w:tab w:val="num" w:pos="3600"/>
+        </w:tabs>
+        <w:ind w:left="3600" w:hanging="360"/>
+      </w:pPr>
+    </w:lvl>
+    <w:lvl w:ilvl="5" w:tentative="1">
+      <w:start w:val="1"/>
+      <w:numFmt w:val="decimal"/>
+      <w:lvlText w:val="%6."/>
+      <w:lvlJc w:val="left"/>
+      <w:pPr>
+        <w:tabs>
+          <w:tab w:val="num" w:pos="4320"/>
+        </w:tabs>
+        <w:ind w:left="4320" w:hanging="360"/>
+      </w:pPr>
+    </w:lvl>
+    <w:lvl w:ilvl="6" w:tentative="1">
+      <w:start w:val="1"/>
+      <w:numFmt w:val="decimal"/>
+      <w:lvlText w:val="%7."/>
+      <w:lvlJc w:val="left"/>
+      <w:pPr>
+        <w:tabs>
+          <w:tab w:val="num" w:pos="5040"/>
+        </w:tabs>
+        <w:ind w:left="5040" w:hanging="360"/>
+      </w:pPr>
+    </w:lvl>
+    <w:lvl w:ilvl="7" w:tentative="1">
+      <w:start w:val="1"/>
+      <w:numFmt w:val="decimal"/>
+      <w:lvlText w:val="%8."/>
+      <w:lvlJc w:val="left"/>
+      <w:pPr>
+        <w:tabs>
+          <w:tab w:val="num" w:pos="5760"/>
+        </w:tabs>
+        <w:ind w:left="5760" w:hanging="360"/>
+      </w:pPr>
+    </w:lvl>
+    <w:lvl w:ilvl="8" w:tentative="1">
+      <w:start w:val="1"/>
+      <w:numFmt w:val="decimal"/>
+      <w:lvlText w:val="%9."/>
+      <w:lvlJc w:val="left"/>
+      <w:pPr>
+        <w:tabs>
+          <w:tab w:val="num" w:pos="6480"/>
+        </w:tabs>
+        <w:ind w:left="6480" w:hanging="360"/>
+      </w:pPr>
+    </w:lvl>
+  </w:abstractNum>
+  <w:abstractNum w:abstractNumId="5" w15:restartNumberingAfterBreak="0">
     <w:nsid w:val="1C441FC6"/>
     <w:multiLevelType w:val="multilevel"/>
     <w:tmpl w:val="3138A190"/>
@@ -10299,7 +11425,7 @@
       </w:rPr>
     </w:lvl>
   </w:abstractNum>
-  <w:abstractNum w:abstractNumId="5" w15:restartNumberingAfterBreak="0">
+  <w:abstractNum w:abstractNumId="6" w15:restartNumberingAfterBreak="0">
     <w:nsid w:val="228B648B"/>
     <w:multiLevelType w:val="multilevel"/>
     <w:tmpl w:val="C422098E"/>
@@ -10448,7 +11574,7 @@
       </w:rPr>
     </w:lvl>
   </w:abstractNum>
-  <w:abstractNum w:abstractNumId="6" w15:restartNumberingAfterBreak="0">
+  <w:abstractNum w:abstractNumId="7" w15:restartNumberingAfterBreak="0">
     <w:nsid w:val="23B22E91"/>
     <w:multiLevelType w:val="multilevel"/>
     <w:tmpl w:val="4F8E66A0"/>
@@ -10565,7 +11691,7 @@
       </w:pPr>
     </w:lvl>
   </w:abstractNum>
-  <w:abstractNum w:abstractNumId="7" w15:restartNumberingAfterBreak="0">
+  <w:abstractNum w:abstractNumId="8" w15:restartNumberingAfterBreak="0">
     <w:nsid w:val="28464458"/>
     <w:multiLevelType w:val="multilevel"/>
     <w:tmpl w:val="3E824E50"/>
@@ -10678,7 +11804,7 @@
       </w:pPr>
     </w:lvl>
   </w:abstractNum>
-  <w:abstractNum w:abstractNumId="8" w15:restartNumberingAfterBreak="0">
+  <w:abstractNum w:abstractNumId="9" w15:restartNumberingAfterBreak="0">
     <w:nsid w:val="30A43877"/>
     <w:multiLevelType w:val="multilevel"/>
     <w:tmpl w:val="B2F4EBF4"/>
@@ -10791,7 +11917,7 @@
       </w:pPr>
     </w:lvl>
   </w:abstractNum>
-  <w:abstractNum w:abstractNumId="9" w15:restartNumberingAfterBreak="0">
+  <w:abstractNum w:abstractNumId="10" w15:restartNumberingAfterBreak="0">
     <w:nsid w:val="36F92BF7"/>
     <w:multiLevelType w:val="multilevel"/>
     <w:tmpl w:val="D744EEC0"/>
@@ -10904,7 +12030,120 @@
       </w:pPr>
     </w:lvl>
   </w:abstractNum>
-  <w:abstractNum w:abstractNumId="10" w15:restartNumberingAfterBreak="0">
+  <w:abstractNum w:abstractNumId="11" w15:restartNumberingAfterBreak="0">
+    <w:nsid w:val="3DB5138A"/>
+    <w:multiLevelType w:val="multilevel"/>
+    <w:tmpl w:val="92C2CABE"/>
+    <w:lvl w:ilvl="0">
+      <w:start w:val="1"/>
+      <w:numFmt w:val="decimal"/>
+      <w:lvlText w:val="%1."/>
+      <w:lvlJc w:val="left"/>
+      <w:pPr>
+        <w:tabs>
+          <w:tab w:val="num" w:pos="720"/>
+        </w:tabs>
+        <w:ind w:left="720" w:hanging="360"/>
+      </w:pPr>
+    </w:lvl>
+    <w:lvl w:ilvl="1" w:tentative="1">
+      <w:start w:val="1"/>
+      <w:numFmt w:val="decimal"/>
+      <w:lvlText w:val="%2."/>
+      <w:lvlJc w:val="left"/>
+      <w:pPr>
+        <w:tabs>
+          <w:tab w:val="num" w:pos="1440"/>
+        </w:tabs>
+        <w:ind w:left="1440" w:hanging="360"/>
+      </w:pPr>
+    </w:lvl>
+    <w:lvl w:ilvl="2" w:tentative="1">
+      <w:start w:val="1"/>
+      <w:numFmt w:val="decimal"/>
+      <w:lvlText w:val="%3."/>
+      <w:lvlJc w:val="left"/>
+      <w:pPr>
+        <w:tabs>
+          <w:tab w:val="num" w:pos="2160"/>
+        </w:tabs>
+        <w:ind w:left="2160" w:hanging="360"/>
+      </w:pPr>
+    </w:lvl>
+    <w:lvl w:ilvl="3" w:tentative="1">
+      <w:start w:val="1"/>
+      <w:numFmt w:val="decimal"/>
+      <w:lvlText w:val="%4."/>
+      <w:lvlJc w:val="left"/>
+      <w:pPr>
+        <w:tabs>
+          <w:tab w:val="num" w:pos="2880"/>
+        </w:tabs>
+        <w:ind w:left="2880" w:hanging="360"/>
+      </w:pPr>
+    </w:lvl>
+    <w:lvl w:ilvl="4" w:tentative="1">
+      <w:start w:val="1"/>
+      <w:numFmt w:val="decimal"/>
+      <w:lvlText w:val="%5."/>
+      <w:lvlJc w:val="left"/>
+      <w:pPr>
+        <w:tabs>
+          <w:tab w:val="num" w:pos="3600"/>
+        </w:tabs>
+        <w:ind w:left="3600" w:hanging="360"/>
+      </w:pPr>
+    </w:lvl>
+    <w:lvl w:ilvl="5" w:tentative="1">
+      <w:start w:val="1"/>
+      <w:numFmt w:val="decimal"/>
+      <w:lvlText w:val="%6."/>
+      <w:lvlJc w:val="left"/>
+      <w:pPr>
+        <w:tabs>
+          <w:tab w:val="num" w:pos="4320"/>
+        </w:tabs>
+        <w:ind w:left="4320" w:hanging="360"/>
+      </w:pPr>
+    </w:lvl>
+    <w:lvl w:ilvl="6" w:tentative="1">
+      <w:start w:val="1"/>
+      <w:numFmt w:val="decimal"/>
+      <w:lvlText w:val="%7."/>
+      <w:lvlJc w:val="left"/>
+      <w:pPr>
+        <w:tabs>
+          <w:tab w:val="num" w:pos="5040"/>
+        </w:tabs>
+        <w:ind w:left="5040" w:hanging="360"/>
+      </w:pPr>
+    </w:lvl>
+    <w:lvl w:ilvl="7" w:tentative="1">
+      <w:start w:val="1"/>
+      <w:numFmt w:val="decimal"/>
+      <w:lvlText w:val="%8."/>
+      <w:lvlJc w:val="left"/>
+      <w:pPr>
+        <w:tabs>
+          <w:tab w:val="num" w:pos="5760"/>
+        </w:tabs>
+        <w:ind w:left="5760" w:hanging="360"/>
+      </w:pPr>
+    </w:lvl>
+    <w:lvl w:ilvl="8" w:tentative="1">
+      <w:start w:val="1"/>
+      <w:numFmt w:val="decimal"/>
+      <w:lvlText w:val="%9."/>
+      <w:lvlJc w:val="left"/>
+      <w:pPr>
+        <w:tabs>
+          <w:tab w:val="num" w:pos="6480"/>
+        </w:tabs>
+        <w:ind w:left="6480" w:hanging="360"/>
+      </w:pPr>
+    </w:lvl>
+  </w:abstractNum>
+  <w:abstractNum w:abstractNumId="12" w15:restartNumberingAfterBreak="0">
     <w:nsid w:val="3FFF5BF2"/>
     <w:multiLevelType w:val="multilevel"/>
     <w:tmpl w:val="35F09196"/>
@@ -11017,7 +12256,7 @@
       </w:pPr>
     </w:lvl>
   </w:abstractNum>
-  <w:abstractNum w:abstractNumId="11" w15:restartNumberingAfterBreak="0">
+  <w:abstractNum w:abstractNumId="13" w15:restartNumberingAfterBreak="0">
     <w:nsid w:val="41297B1F"/>
     <w:multiLevelType w:val="multilevel"/>
     <w:tmpl w:val="32F8B298"/>
@@ -11130,7 +12369,7 @@
       </w:pPr>
     </w:lvl>
   </w:abstractNum>
-  <w:abstractNum w:abstractNumId="12" w15:restartNumberingAfterBreak="0">
+  <w:abstractNum w:abstractNumId="14" w15:restartNumberingAfterBreak="0">
     <w:nsid w:val="543B2945"/>
     <w:multiLevelType w:val="multilevel"/>
     <w:tmpl w:val="FC4C8AB6"/>
@@ -11243,7 +12482,7 @@
       </w:pPr>
     </w:lvl>
   </w:abstractNum>
-  <w:abstractNum w:abstractNumId="13" w15:restartNumberingAfterBreak="0">
+  <w:abstractNum w:abstractNumId="15" w15:restartNumberingAfterBreak="0">
     <w:nsid w:val="5B156D54"/>
     <w:multiLevelType w:val="multilevel"/>
     <w:tmpl w:val="233C2D02"/>
@@ -11356,7 +12595,7 @@
       </w:pPr>
     </w:lvl>
   </w:abstractNum>
-  <w:abstractNum w:abstractNumId="14" w15:restartNumberingAfterBreak="0">
+  <w:abstractNum w:abstractNumId="16" w15:restartNumberingAfterBreak="0">
     <w:nsid w:val="5C707315"/>
     <w:multiLevelType w:val="multilevel"/>
     <w:tmpl w:val="940AF25C"/>
@@ -11473,7 +12712,120 @@
       </w:pPr>
     </w:lvl>
   </w:abstractNum>
-  <w:abstractNum w:abstractNumId="15" w15:restartNumberingAfterBreak="0">
+  <w:abstractNum w:abstractNumId="17" w15:restartNumberingAfterBreak="0">
+    <w:nsid w:val="60781B61"/>
+    <w:multiLevelType w:val="multilevel"/>
+    <w:tmpl w:val="211EEE4A"/>
+    <w:lvl w:ilvl="0">
+      <w:start w:val="1"/>
+      <w:numFmt w:val="decimal"/>
+      <w:lvlText w:val="%1."/>
+      <w:lvlJc w:val="left"/>
+      <w:pPr>
+        <w:tabs>
+          <w:tab w:val="num" w:pos="720"/>
+        </w:tabs>
+        <w:ind w:left="720" w:hanging="360"/>
+      </w:pPr>
+    </w:lvl>
+    <w:lvl w:ilvl="1" w:tentative="1">
+      <w:start w:val="1"/>
+      <w:numFmt w:val="decimal"/>
+      <w:lvlText w:val="%2."/>
+      <w:lvlJc w:val="left"/>
+      <w:pPr>
+        <w:tabs>
+          <w:tab w:val="num" w:pos="1440"/>
+        </w:tabs>
+        <w:ind w:left="1440" w:hanging="360"/>
+      </w:pPr>
+    </w:lvl>
+    <w:lvl w:ilvl="2" w:tentative="1">
+      <w:start w:val="1"/>
+      <w:numFmt w:val="decimal"/>
+      <w:lvlText w:val="%3."/>
+      <w:lvlJc w:val="left"/>
+      <w:pPr>
+        <w:tabs>
+          <w:tab w:val="num" w:pos="2160"/>
+        </w:tabs>
+        <w:ind w:left="2160" w:hanging="360"/>
+      </w:pPr>
+    </w:lvl>
+    <w:lvl w:ilvl="3" w:tentative="1">
+      <w:start w:val="1"/>
+      <w:numFmt w:val="decimal"/>
+      <w:lvlText w:val="%4."/>
+      <w:lvlJc w:val="left"/>
+      <w:pPr>
+        <w:tabs>
+          <w:tab w:val="num" w:pos="2880"/>
+        </w:tabs>
+        <w:ind w:left="2880" w:hanging="360"/>
+      </w:pPr>
+    </w:lvl>
+    <w:lvl w:ilvl="4" w:tentative="1">
+      <w:start w:val="1"/>
+      <w:numFmt w:val="decimal"/>
+      <w:lvlText w:val="%5."/>
+      <w:lvlJc w:val="left"/>
+      <w:pPr>
+        <w:tabs>
+          <w:tab w:val="num" w:pos="3600"/>
+        </w:tabs>
+        <w:ind w:left="3600" w:hanging="360"/>
+      </w:pPr>
+    </w:lvl>
+    <w:lvl w:ilvl="5" w:tentative="1">
+      <w:start w:val="1"/>
+      <w:numFmt w:val="decimal"/>
+      <w:lvlText w:val="%6."/>
+      <w:lvlJc w:val="left"/>
+      <w:pPr>
+        <w:tabs>
+          <w:tab w:val="num" w:pos="4320"/>
+        </w:tabs>
+        <w:ind w:left="4320" w:hanging="360"/>
+      </w:pPr>
+    </w:lvl>
+    <w:lvl w:ilvl="6" w:tentative="1">
+      <w:start w:val="1"/>
+      <w:numFmt w:val="decimal"/>
+      <w:lvlText w:val="%7."/>
+      <w:lvlJc w:val="left"/>
+      <w:pPr>
+        <w:tabs>
+          <w:tab w:val="num" w:pos="5040"/>
+        </w:tabs>
+        <w:ind w:left="5040" w:hanging="360"/>
+      </w:pPr>
+    </w:lvl>
+    <w:lvl w:ilvl="7" w:tentative="1">
+      <w:start w:val="1"/>
+      <w:numFmt w:val="decimal"/>
+      <w:lvlText w:val="%8."/>
+      <w:lvlJc w:val="left"/>
+      <w:pPr>
+        <w:tabs>
+          <w:tab w:val="num" w:pos="5760"/>
+        </w:tabs>
+        <w:ind w:left="5760" w:hanging="360"/>
+      </w:pPr>
+    </w:lvl>
+    <w:lvl w:ilvl="8" w:tentative="1">
+      <w:start w:val="1"/>
+      <w:numFmt w:val="decimal"/>
+      <w:lvlText w:val="%9."/>
+      <w:lvlJc w:val="left"/>
+      <w:pPr>
+        <w:tabs>
+          <w:tab w:val="num" w:pos="6480"/>
+        </w:tabs>
+        <w:ind w:left="6480" w:hanging="360"/>
+      </w:pPr>
+    </w:lvl>
+  </w:abstractNum>
+  <w:abstractNum w:abstractNumId="18" w15:restartNumberingAfterBreak="0">
     <w:nsid w:val="68D04A78"/>
     <w:multiLevelType w:val="multilevel"/>
     <w:tmpl w:val="361A074E"/>
@@ -11586,7 +12938,7 @@
       </w:pPr>
     </w:lvl>
   </w:abstractNum>
-  <w:abstractNum w:abstractNumId="16" w15:restartNumberingAfterBreak="0">
+  <w:abstractNum w:abstractNumId="19" w15:restartNumberingAfterBreak="0">
     <w:nsid w:val="690D65AF"/>
     <w:multiLevelType w:val="multilevel"/>
     <w:tmpl w:val="580E7FCE"/>
@@ -11699,7 +13051,7 @@
       </w:pPr>
     </w:lvl>
   </w:abstractNum>
-  <w:abstractNum w:abstractNumId="17" w15:restartNumberingAfterBreak="0">
+  <w:abstractNum w:abstractNumId="20" w15:restartNumberingAfterBreak="0">
     <w:nsid w:val="6CF300B4"/>
     <w:multiLevelType w:val="multilevel"/>
     <w:tmpl w:val="45424236"/>
@@ -11812,7 +13164,7 @@
       </w:pPr>
     </w:lvl>
   </w:abstractNum>
-  <w:abstractNum w:abstractNumId="18" w15:restartNumberingAfterBreak="0">
+  <w:abstractNum w:abstractNumId="21" w15:restartNumberingAfterBreak="0">
     <w:nsid w:val="76322DC1"/>
     <w:multiLevelType w:val="multilevel"/>
     <w:tmpl w:val="2786C7E4"/>
@@ -11925,7 +13277,7 @@
       </w:pPr>
     </w:lvl>
   </w:abstractNum>
-  <w:abstractNum w:abstractNumId="19" w15:restartNumberingAfterBreak="0">
+  <w:abstractNum w:abstractNumId="22" w15:restartNumberingAfterBreak="0">
     <w:nsid w:val="78356829"/>
     <w:multiLevelType w:val="multilevel"/>
     <w:tmpl w:val="4EFEBD48"/>
@@ -12042,61 +13394,70 @@
     <w:abstractNumId w:val="1"/>
   </w:num>
   <w:num w:numId="2" w16cid:durableId="2145997930">
-    <w:abstractNumId w:val="18"/>
+    <w:abstractNumId w:val="21"/>
   </w:num>
   <w:num w:numId="3" w16cid:durableId="2117168069">
-    <w:abstractNumId w:val="11"/>
+    <w:abstractNumId w:val="13"/>
   </w:num>
   <w:num w:numId="4" w16cid:durableId="1348411223">
-    <w:abstractNumId w:val="7"/>
+    <w:abstractNumId w:val="8"/>
   </w:num>
   <w:num w:numId="5" w16cid:durableId="1518350167">
     <w:abstractNumId w:val="3"/>
   </w:num>
   <w:num w:numId="6" w16cid:durableId="2083327884">
-    <w:abstractNumId w:val="13"/>
+    <w:abstractNumId w:val="15"/>
   </w:num>
   <w:num w:numId="7" w16cid:durableId="902758567">
+    <w:abstractNumId w:val="16"/>
+  </w:num>
+  <w:num w:numId="8" w16cid:durableId="981883762">
+    <w:abstractNumId w:val="7"/>
+  </w:num>
+  <w:num w:numId="9" w16cid:durableId="1405031395">
+    <w:abstractNumId w:val="19"/>
+  </w:num>
+  <w:num w:numId="10" w16cid:durableId="110052222">
     <w:abstractNumId w:val="14"/>
   </w:num>
-  <w:num w:numId="8" w16cid:durableId="981883762">
-    <w:abstractNumId w:val="6"/>
+  <w:num w:numId="11" w16cid:durableId="1464351474">
+    <w:abstractNumId w:val="18"/>
   </w:num>
-  <w:num w:numId="9" w16cid:durableId="1405031395">
-    <w:abstractNumId w:val="16"/>
+  <w:num w:numId="12" w16cid:durableId="1373191211">
+    <w:abstractNumId w:val="5"/>
   </w:num>
-  <w:num w:numId="10" w16cid:durableId="110052222">
+  <w:num w:numId="13" w16cid:durableId="780151543">
+    <w:abstractNumId w:val="20"/>
+  </w:num>
+  <w:num w:numId="14" w16cid:durableId="1349329982">
     <w:abstractNumId w:val="12"/>
   </w:num>
-  <w:num w:numId="11" w16cid:durableId="1464351474">
-    <w:abstractNumId w:val="15"/>
-  </w:num>
-  <w:num w:numId="12" w16cid:durableId="1373191211">
-    <w:abstractNumId w:val="4"/>
-  </w:num>
-  <w:num w:numId="13" w16cid:durableId="780151543">
-    <w:abstractNumId w:val="17"/>
-  </w:num>
-  <w:num w:numId="14" w16cid:durableId="1349329982">
-    <w:abstractNumId w:val="10"/>
-  </w:num>
   <w:num w:numId="15" w16cid:durableId="1046835972">
-    <w:abstractNumId w:val="8"/>
+    <w:abstractNumId w:val="9"/>
   </w:num>
   <w:num w:numId="16" w16cid:durableId="256596019">
     <w:abstractNumId w:val="2"/>
   </w:num>
   <w:num w:numId="17" w16cid:durableId="1872717459">
-    <w:abstractNumId w:val="5"/>
+    <w:abstractNumId w:val="6"/>
   </w:num>
   <w:num w:numId="18" w16cid:durableId="1426683210">
     <w:abstractNumId w:val="0"/>
   </w:num>
   <w:num w:numId="19" w16cid:durableId="1874615847">
-    <w:abstractNumId w:val="9"/>
+    <w:abstractNumId w:val="10"/>
   </w:num>
   <w:num w:numId="20" w16cid:durableId="2068723704">
-    <w:abstractNumId w:val="19"/>
+    <w:abstractNumId w:val="22"/>
+  </w:num>
+  <w:num w:numId="21" w16cid:durableId="1816993715">
+    <w:abstractNumId w:val="4"/>
+  </w:num>
+  <w:num w:numId="22" w16cid:durableId="1182891083">
+    <w:abstractNumId w:val="11"/>
+  </w:num>
+  <w:num w:numId="23" w16cid:durableId="613482580">
+    <w:abstractNumId w:val="17"/>
   </w:num>
 </w:numbering>
 </file>
